--- a/discoverer-neo/docs/user-guide/manual/Discoverer-Neo-MANAGER-Guide-Quick-pt-PT.docx
+++ b/discoverer-neo/docs/user-guide/manual/Discoverer-Neo-MANAGER-Guide-Quick-pt-PT.docx
@@ -54,7 +54,7 @@
           <w:sz w:val="22"/>
           <w:szCs w:val="22"/>
         </w:rPr>
-        <w:t>Versão 2.0.0</w:t>
+        <w:t>Versão 2.0.1</w:t>
       </w:r>
     </w:p>
     <w:p>
@@ -74,7 +74,7 @@
     <w:sdt>
       <w:sdtPr>
         <w:alias w:val="Índice"/>
-        <w:id w:val="344052436"/>
+        <w:id w:val="789088994"/>
       </w:sdtPr>
       <w:sdtEndPr/>
       <w:sdtContent>
@@ -102,7 +102,7 @@
           <w:r>
             <w:fldChar w:fldCharType="separate"/>
           </w:r>
-          <w:hyperlink w:anchor="_Toc241668865" w:history="1">
+          <w:hyperlink w:anchor="_Toc241671396" w:history="1">
             <w:r>
               <w:rPr>
                 <w:rStyle w:val="Hiperligao"/>
@@ -126,7 +126,7 @@
               <w:rPr>
                 <w:noProof/>
               </w:rPr>
-              <w:instrText xml:space="preserve"> PAGEREF _Toc241668865 \h </w:instrText>
+              <w:instrText xml:space="preserve"> PAGEREF _Toc241671396 \h </w:instrText>
             </w:r>
             <w:r>
               <w:rPr>
@@ -168,7 +168,7 @@
               <w14:ligatures w14:val="standardContextual"/>
             </w:rPr>
           </w:pPr>
-          <w:hyperlink w:anchor="_Toc241668866" w:history="1">
+          <w:hyperlink w:anchor="_Toc241671397" w:history="1">
             <w:r>
               <w:rPr>
                 <w:rStyle w:val="Hiperligao"/>
@@ -192,7 +192,7 @@
               <w:rPr>
                 <w:noProof/>
               </w:rPr>
-              <w:instrText xml:space="preserve"> PAGEREF _Toc241668866 \h </w:instrText>
+              <w:instrText xml:space="preserve"> PAGEREF _Toc241671397 \h </w:instrText>
             </w:r>
             <w:r>
               <w:rPr>
@@ -234,7 +234,7 @@
               <w14:ligatures w14:val="standardContextual"/>
             </w:rPr>
           </w:pPr>
-          <w:hyperlink w:anchor="_Toc241668867" w:history="1">
+          <w:hyperlink w:anchor="_Toc241671398" w:history="1">
             <w:r>
               <w:rPr>
                 <w:rStyle w:val="Hiperligao"/>
@@ -258,7 +258,7 @@
               <w:rPr>
                 <w:noProof/>
               </w:rPr>
-              <w:instrText xml:space="preserve"> PAGEREF _Toc241668867 \h </w:instrText>
+              <w:instrText xml:space="preserve"> PAGEREF _Toc241671398 \h </w:instrText>
             </w:r>
             <w:r>
               <w:rPr>
@@ -300,7 +300,7 @@
               <w14:ligatures w14:val="standardContextual"/>
             </w:rPr>
           </w:pPr>
-          <w:hyperlink w:anchor="_Toc241668868" w:history="1">
+          <w:hyperlink w:anchor="_Toc241671399" w:history="1">
             <w:r>
               <w:rPr>
                 <w:rStyle w:val="Hiperligao"/>
@@ -324,7 +324,7 @@
               <w:rPr>
                 <w:noProof/>
               </w:rPr>
-              <w:instrText xml:space="preserve"> PAGEREF _Toc241668868 \h </w:instrText>
+              <w:instrText xml:space="preserve"> PAGEREF _Toc241671399 \h </w:instrText>
             </w:r>
             <w:r>
               <w:rPr>
@@ -366,7 +366,7 @@
               <w14:ligatures w14:val="standardContextual"/>
             </w:rPr>
           </w:pPr>
-          <w:hyperlink w:anchor="_Toc241668869" w:history="1">
+          <w:hyperlink w:anchor="_Toc241671400" w:history="1">
             <w:r>
               <w:rPr>
                 <w:rStyle w:val="Hiperligao"/>
@@ -390,7 +390,7 @@
               <w:rPr>
                 <w:noProof/>
               </w:rPr>
-              <w:instrText xml:space="preserve"> PAGEREF _Toc241668869 \h </w:instrText>
+              <w:instrText xml:space="preserve"> PAGEREF _Toc241671400 \h </w:instrText>
             </w:r>
             <w:r>
               <w:rPr>
@@ -432,7 +432,7 @@
               <w14:ligatures w14:val="standardContextual"/>
             </w:rPr>
           </w:pPr>
-          <w:hyperlink w:anchor="_Toc241668870" w:history="1">
+          <w:hyperlink w:anchor="_Toc241671401" w:history="1">
             <w:r>
               <w:rPr>
                 <w:rStyle w:val="Hiperligao"/>
@@ -456,7 +456,7 @@
               <w:rPr>
                 <w:noProof/>
               </w:rPr>
-              <w:instrText xml:space="preserve"> PAGEREF _Toc241668870 \h </w:instrText>
+              <w:instrText xml:space="preserve"> PAGEREF _Toc241671401 \h </w:instrText>
             </w:r>
             <w:r>
               <w:rPr>
@@ -498,7 +498,7 @@
               <w14:ligatures w14:val="standardContextual"/>
             </w:rPr>
           </w:pPr>
-          <w:hyperlink w:anchor="_Toc241668871" w:history="1">
+          <w:hyperlink w:anchor="_Toc241671402" w:history="1">
             <w:r>
               <w:rPr>
                 <w:rStyle w:val="Hiperligao"/>
@@ -522,7 +522,7 @@
               <w:rPr>
                 <w:noProof/>
               </w:rPr>
-              <w:instrText xml:space="preserve"> PAGEREF _Toc241668871 \h </w:instrText>
+              <w:instrText xml:space="preserve"> PAGEREF _Toc241671402 \h </w:instrText>
             </w:r>
             <w:r>
               <w:rPr>
@@ -564,7 +564,7 @@
               <w14:ligatures w14:val="standardContextual"/>
             </w:rPr>
           </w:pPr>
-          <w:hyperlink w:anchor="_Toc241668872" w:history="1">
+          <w:hyperlink w:anchor="_Toc241671403" w:history="1">
             <w:r>
               <w:rPr>
                 <w:rStyle w:val="Hiperligao"/>
@@ -588,7 +588,7 @@
               <w:rPr>
                 <w:noProof/>
               </w:rPr>
-              <w:instrText xml:space="preserve"> PAGEREF _Toc241668872 \h </w:instrText>
+              <w:instrText xml:space="preserve"> PAGEREF _Toc241671403 \h </w:instrText>
             </w:r>
             <w:r>
               <w:rPr>
@@ -630,7 +630,7 @@
               <w14:ligatures w14:val="standardContextual"/>
             </w:rPr>
           </w:pPr>
-          <w:hyperlink w:anchor="_Toc241668873" w:history="1">
+          <w:hyperlink w:anchor="_Toc241671404" w:history="1">
             <w:r>
               <w:rPr>
                 <w:rStyle w:val="Hiperligao"/>
@@ -654,7 +654,7 @@
               <w:rPr>
                 <w:noProof/>
               </w:rPr>
-              <w:instrText xml:space="preserve"> PAGEREF _Toc241668873 \h </w:instrText>
+              <w:instrText xml:space="preserve"> PAGEREF _Toc241671404 \h </w:instrText>
             </w:r>
             <w:r>
               <w:rPr>
@@ -696,7 +696,7 @@
               <w14:ligatures w14:val="standardContextual"/>
             </w:rPr>
           </w:pPr>
-          <w:hyperlink w:anchor="_Toc241668874" w:history="1">
+          <w:hyperlink w:anchor="_Toc241671405" w:history="1">
             <w:r>
               <w:rPr>
                 <w:rStyle w:val="Hiperligao"/>
@@ -720,7 +720,7 @@
               <w:rPr>
                 <w:noProof/>
               </w:rPr>
-              <w:instrText xml:space="preserve"> PAGEREF _Toc241668874 \h </w:instrText>
+              <w:instrText xml:space="preserve"> PAGEREF _Toc241671405 \h </w:instrText>
             </w:r>
             <w:r>
               <w:rPr>
@@ -762,7 +762,7 @@
               <w14:ligatures w14:val="standardContextual"/>
             </w:rPr>
           </w:pPr>
-          <w:hyperlink w:anchor="_Toc241668875" w:history="1">
+          <w:hyperlink w:anchor="_Toc241671406" w:history="1">
             <w:r>
               <w:rPr>
                 <w:rStyle w:val="Hiperligao"/>
@@ -786,7 +786,7 @@
               <w:rPr>
                 <w:noProof/>
               </w:rPr>
-              <w:instrText xml:space="preserve"> PAGEREF _Toc241668875 \h </w:instrText>
+              <w:instrText xml:space="preserve"> PAGEREF _Toc241671406 \h </w:instrText>
             </w:r>
             <w:r>
               <w:rPr>
@@ -834,7 +834,7 @@
       <w:pPr>
         <w:pStyle w:val="Ttulo1"/>
       </w:pPr>
-      <w:bookmarkStart w:id="0" w:name="_Toc241668865"/>
+      <w:bookmarkStart w:id="0" w:name="_Toc241671396"/>
       <w:r>
         <w:lastRenderedPageBreak/>
         <w:t>A sua função numa página</w:t>
@@ -1454,7 +1454,7 @@
         <w:pStyle w:val="Ttulo1"/>
         <w:pageBreakBefore/>
       </w:pPr>
-      <w:bookmarkStart w:id="1" w:name="_Toc241668866"/>
+      <w:bookmarkStart w:id="1" w:name="_Toc241671397"/>
       <w:r>
         <w:lastRenderedPageBreak/>
         <w:t>Mapas</w:t>
@@ -1487,7 +1487,7 @@
           <w:noProof/>
         </w:rPr>
         <w:drawing>
-          <wp:inline distT="0" distB="0" distL="0" distR="0" wp14:anchorId="4820F599" wp14:editId="337AD54F">
+          <wp:inline distT="0" distB="0" distL="0" distR="0" wp14:anchorId="076201C7" wp14:editId="55EAD775">
             <wp:extent cx="5715000" cy="3429000"/>
             <wp:effectExtent l="0" t="0" r="0" b="0"/>
             <wp:docPr id="287" name="02-maps-all.png" descr="A lista de Mapas, separador Todos, com os ícones Copiar, Partilhar, Agendar e Exportar em cada linha." title="A lista de Mapas, separador Todos, com os ícones Copiar, Partilhar, Agendar e Exportar em cada linha."/>
@@ -1951,7 +1951,7 @@
         <w:pStyle w:val="Ttulo1"/>
         <w:pageBreakBefore/>
       </w:pPr>
-      <w:bookmarkStart w:id="2" w:name="_Toc241668867"/>
+      <w:bookmarkStart w:id="2" w:name="_Toc241671398"/>
       <w:r>
         <w:lastRenderedPageBreak/>
         <w:t>Partilhar um mapa</w:t>
@@ -1974,7 +1974,7 @@
           <w:noProof/>
         </w:rPr>
         <w:drawing>
-          <wp:inline distT="0" distB="0" distL="0" distR="0" wp14:anchorId="0A5612AA" wp14:editId="2316CADE">
+          <wp:inline distT="0" distB="0" distL="0" distR="0" wp14:anchorId="2D587BC3" wp14:editId="3690B158">
             <wp:extent cx="3743325" cy="3895725"/>
             <wp:effectExtent l="0" t="0" r="0" b="0"/>
             <wp:docPr id="288" name="03-share-dialog.png" descr="A caixa de diálogo Partilhar mapa com uma caixa de pesquisa e os botões Pode ver, Pode exportar e Pode editar." title="A caixa de diálogo Partilhar mapa com uma caixa de pesquisa e os botões Pode ver, Pode exportar e Pode editar."/>
@@ -2377,7 +2377,7 @@
         <w:pStyle w:val="Ttulo1"/>
         <w:pageBreakBefore/>
       </w:pPr>
-      <w:bookmarkStart w:id="3" w:name="_Toc241668868"/>
+      <w:bookmarkStart w:id="3" w:name="_Toc241671399"/>
       <w:r>
         <w:lastRenderedPageBreak/>
         <w:t>Ver, executar e exportar</w:t>
@@ -2400,7 +2400,7 @@
           <w:noProof/>
         </w:rPr>
         <w:drawing>
-          <wp:inline distT="0" distB="0" distL="0" distR="0" wp14:anchorId="3C716896" wp14:editId="65C61656">
+          <wp:inline distT="0" distB="0" distL="0" distR="0" wp14:anchorId="67F05E13" wp14:editId="0B55E854">
             <wp:extent cx="5715000" cy="3571875"/>
             <wp:effectExtent l="0" t="0" r="0" b="0"/>
             <wp:docPr id="289" name="06-viewer-results.png" descr="Uma execução concluída com os botões Excel, CSV e PDF por cima da grelha de resultados." title="Uma execução concluída com os botões Excel, CSV e PDF por cima da grelha de resultados."/>
@@ -2598,7 +2598,7 @@
         <w:pStyle w:val="Ttulo1"/>
         <w:pageBreakBefore/>
       </w:pPr>
-      <w:bookmarkStart w:id="4" w:name="_Toc241668869"/>
+      <w:bookmarkStart w:id="4" w:name="_Toc241671400"/>
       <w:r>
         <w:lastRenderedPageBreak/>
         <w:t>Construtor de mapas</w:t>
@@ -2631,7 +2631,7 @@
           <w:noProof/>
         </w:rPr>
         <w:drawing>
-          <wp:inline distT="0" distB="0" distL="0" distR="0" wp14:anchorId="7B53C4E5" wp14:editId="57B5755C">
+          <wp:inline distT="0" distB="0" distL="0" distR="0" wp14:anchorId="79BEA7CB" wp14:editId="22380950">
             <wp:extent cx="5715000" cy="3571875"/>
             <wp:effectExtent l="0" t="0" r="0" b="0"/>
             <wp:docPr id="290" name="05-builder-overview.png" descr="O construtor de mapas com a árvore Áreas de Negócio, a área de Colunas e o painel Propriedades." title="O construtor de mapas com a árvore Áreas de Negócio, a área de Colunas e o painel Propriedades."/>
@@ -2869,7 +2869,7 @@
         <w:pStyle w:val="Ttulo1"/>
         <w:pageBreakBefore/>
       </w:pPr>
-      <w:bookmarkStart w:id="5" w:name="_Toc241668870"/>
+      <w:bookmarkStart w:id="5" w:name="_Toc241671401"/>
       <w:r>
         <w:lastRenderedPageBreak/>
         <w:t>Agendamentos</w:t>
@@ -2892,7 +2892,7 @@
           <w:noProof/>
         </w:rPr>
         <w:drawing>
-          <wp:inline distT="0" distB="0" distL="0" distR="0" wp14:anchorId="6764211D" wp14:editId="07573572">
+          <wp:inline distT="0" distB="0" distL="0" distR="0" wp14:anchorId="5ACA118F" wp14:editId="15109071">
             <wp:extent cx="5715000" cy="3571875"/>
             <wp:effectExtent l="0" t="0" r="0" b="0"/>
             <wp:docPr id="291" name="38-schedules-list.png" descr="A página Agendamentos com um agendamento em pausa e os respetivos ícones de ação." title="A página Agendamentos com um agendamento em pausa e os respetivos ícones de ação."/>
@@ -3428,7 +3428,7 @@
         <w:pStyle w:val="Ttulo1"/>
         <w:pageBreakBefore/>
       </w:pPr>
-      <w:bookmarkStart w:id="6" w:name="_Toc241668871"/>
+      <w:bookmarkStart w:id="6" w:name="_Toc241671402"/>
       <w:r>
         <w:lastRenderedPageBreak/>
         <w:t>Execuções e Exportações</w:t>
@@ -3468,7 +3468,7 @@
           <w:noProof/>
         </w:rPr>
         <w:drawing>
-          <wp:inline distT="0" distB="0" distL="0" distR="0" wp14:anchorId="37AA1D13" wp14:editId="142A2065">
+          <wp:inline distT="0" distB="0" distL="0" distR="0" wp14:anchorId="3781EB56" wp14:editId="0E2E0322">
             <wp:extent cx="5715000" cy="3571875"/>
             <wp:effectExtent l="0" t="0" r="0" b="0"/>
             <wp:docPr id="292" name="11-runs.png" descr="A página Execuções com os filtros Mapa, Estado e Tipo e a lista de execuções." title="A página Execuções com os filtros Mapa, Estado e Tipo e a lista de execuções."/>
@@ -3643,7 +3643,7 @@
         <w:pStyle w:val="Ttulo1"/>
         <w:pageBreakBefore/>
       </w:pPr>
-      <w:bookmarkStart w:id="7" w:name="_Toc241668872"/>
+      <w:bookmarkStart w:id="7" w:name="_Toc241671403"/>
       <w:r>
         <w:lastRenderedPageBreak/>
         <w:t>Utilizadores</w:t>
@@ -3676,7 +3676,7 @@
           <w:noProof/>
         </w:rPr>
         <w:drawing>
-          <wp:inline distT="0" distB="0" distL="0" distR="0" wp14:anchorId="2F2988E7" wp14:editId="6775C0F6">
+          <wp:inline distT="0" distB="0" distL="0" distR="0" wp14:anchorId="163AEE5E" wp14:editId="6DD75CC5">
             <wp:extent cx="4362450" cy="2190750"/>
             <wp:effectExtent l="0" t="0" r="0" b="0"/>
             <wp:docPr id="293" name="12-users-maps-dialog.png" descr="A caixa de diálogo Mapas de um utilizador, com listas de nível de partilha e ícones de proprietário e remover." title="A caixa de diálogo Mapas de um utilizador, com listas de nível de partilha e ícones de proprietário e remover."/>
@@ -3831,7 +3831,7 @@
         <w:pStyle w:val="Ttulo1"/>
         <w:pageBreakBefore/>
       </w:pPr>
-      <w:bookmarkStart w:id="8" w:name="_Toc241668873"/>
+      <w:bookmarkStart w:id="8" w:name="_Toc241671404"/>
       <w:r>
         <w:lastRenderedPageBreak/>
         <w:t>Modelação de dados</w:t>
@@ -3904,7 +3904,7 @@
           <w:noProof/>
         </w:rPr>
         <w:drawing>
-          <wp:inline distT="0" distB="0" distL="0" distR="0" wp14:anchorId="2B787C4E" wp14:editId="48457522">
+          <wp:inline distT="0" distB="0" distL="0" distR="0" wp14:anchorId="7A0EDC7C" wp14:editId="272D890B">
             <wp:extent cx="5715000" cy="3571875"/>
             <wp:effectExtent l="0" t="0" r="0" b="0"/>
             <wp:docPr id="294" name="11-folders.png" descr="A página Pastas com uma área de negócio escolhida e as respetivas pastas listadas." title="A página Pastas com uma área de negócio escolhida e as respetivas pastas listadas."/>
@@ -4462,7 +4462,7 @@
         <w:pStyle w:val="Ttulo1"/>
         <w:pageBreakBefore/>
       </w:pPr>
-      <w:bookmarkStart w:id="9" w:name="_Toc241668874"/>
+      <w:bookmarkStart w:id="9" w:name="_Toc241671405"/>
       <w:r>
         <w:lastRenderedPageBreak/>
         <w:t>Funções Personalizadas e Origens de Dados</w:t>
@@ -4505,7 +4505,7 @@
           <w:noProof/>
         </w:rPr>
         <w:drawing>
-          <wp:inline distT="0" distB="0" distL="0" distR="0" wp14:anchorId="2BAB670E" wp14:editId="699D456C">
+          <wp:inline distT="0" distB="0" distL="0" distR="0" wp14:anchorId="18EF388D" wp14:editId="2C592CA0">
             <wp:extent cx="5715000" cy="3571875"/>
             <wp:effectExtent l="0" t="0" r="0" b="0"/>
             <wp:docPr id="295" name="09-custom-functions.png" descr="A página Funções Personalizadas com a lista, Atualizar tudo e Nova Função." title="A página Funções Personalizadas com a lista, Atualizar tudo e Nova Função."/>
@@ -4760,7 +4760,7 @@
         <w:pStyle w:val="Ttulo1"/>
         <w:pageBreakBefore/>
       </w:pPr>
-      <w:bookmarkStart w:id="10" w:name="_Toc241668875"/>
+      <w:bookmarkStart w:id="10" w:name="_Toc241671406"/>
       <w:r>
         <w:lastRenderedPageBreak/>
         <w:t>Definições</w:t>
@@ -4793,7 +4793,7 @@
           <w:noProof/>
         </w:rPr>
         <w:drawing>
-          <wp:inline distT="0" distB="0" distL="0" distR="0" wp14:anchorId="517D290F" wp14:editId="499D02B5">
+          <wp:inline distT="0" distB="0" distL="0" distR="0" wp14:anchorId="7411C0D3" wp14:editId="681F6286">
             <wp:extent cx="5715000" cy="3571875"/>
             <wp:effectExtent l="0" t="0" r="0" b="0"/>
             <wp:docPr id="296" name="04-settings.png" descr="A página Definições com os cartões Idioma de exibição, Aparência e Paleta." title="A página Definições com os cartões Idioma de exibição, Aparência e Paleta."/>
@@ -5062,7 +5062,7 @@
         <w:sz w:val="16"/>
         <w:szCs w:val="16"/>
       </w:rPr>
-      <w:t>Discoverer Neo 2.0.0 · Guia rápido · MANAGER</w:t>
+      <w:t>Discoverer Neo 2.0.1 · Guia rápido · MANAGER</w:t>
     </w:r>
   </w:p>
 </w:hdr>
@@ -5071,10 +5071,10 @@
 <file path=word/numbering.xml><?xml version="1.0" encoding="utf-8"?>
 <w:numbering xmlns:wpc="http://schemas.microsoft.com/office/word/2010/wordprocessingCanvas" xmlns:cx="http://schemas.microsoft.com/office/drawing/2014/chartex" xmlns:cx1="http://schemas.microsoft.com/office/drawing/2015/9/8/chartex" xmlns:cx2="http://schemas.microsoft.com/office/drawing/2015/10/21/chartex" xmlns:cx3="http://schemas.microsoft.com/office/drawing/2016/5/9/chartex" xmlns:cx4="http://schemas.microsoft.com/office/drawing/2016/5/10/chartex" xmlns:cx5="http://schemas.microsoft.com/office/drawing/2016/5/11/chartex" xmlns:cx6="http://schemas.microsoft.com/office/drawing/2016/5/12/chartex" xmlns:cx7="http://schemas.microsoft.com/office/drawing/2016/5/13/chartex" xmlns:cx8="http://schemas.microsoft.com/office/drawing/2016/5/14/chartex" xmlns:mc="http://schemas.openxmlformats.org/markup-compatibility/2006" xmlns:aink="http://schemas.microsoft.com/office/drawing/2016/ink" xmlns:am3d="http://schemas.microsoft.com/office/drawing/2017/model3d" xmlns:o="urn:schemas-microsoft-com:office:office" xmlns:oel="http://schemas.microsoft.com/office/2019/extlst" xmlns:r="http://schemas.openxmlformats.org/officeDocument/2006/relationships" xmlns:m="http://schemas.openxmlformats.org/officeDocument/2006/math" xmlns:v="urn:schemas-microsoft-com:vml" xmlns:wp14="http://schemas.microsoft.com/office/word/2010/wordprocessingDrawing" xmlns:wp="http://schemas.openxmlformats.org/drawingml/2006/wordprocessingDrawing" xmlns:w10="urn:schemas-microsoft-com:office:word" xmlns:w="http://schemas.openxmlformats.org/wordprocessingml/2006/main" xmlns:w14="http://schemas.microsoft.com/office/word/2010/wordml" xmlns:w15="http://schemas.microsoft.com/office/word/2012/wordml" xmlns:w16cex="http://schemas.microsoft.com/office/word/2018/wordml/cex" xmlns:w16cid="http://schemas.microsoft.com/office/word/2016/wordml/cid" xmlns:w16="http://schemas.microsoft.com/office/word/2018/wordml" xmlns:w16sdtdh="http://schemas.microsoft.com/office/word/2020/wordml/sdtdatahash" xmlns:w16se="http://schemas.microsoft.com/office/word/2015/wordml/symex" xmlns:wpg="http://schemas.microsoft.com/office/word/2010/wordprocessingGroup" xmlns:wpi="http://schemas.microsoft.com/office/word/2010/wordprocessingInk" xmlns:wne="http://schemas.microsoft.com/office/word/2006/wordml" xmlns:wps="http://schemas.microsoft.com/office/word/2010/wordprocessingShape" mc:Ignorable="w14 w15 w16se w16cid w16 w16cex w16sdtdh wp14">
   <w:abstractNum w:abstractNumId="0" w15:restartNumberingAfterBreak="0">
-    <w:nsid w:val="066E480A"/>
+    <w:nsid w:val="00E211AB"/>
     <w:multiLevelType w:val="hybridMultilevel"/>
-    <w:tmpl w:val="E99ECF8A"/>
-    <w:lvl w:ilvl="0" w:tplc="8EC80D84">
+    <w:tmpl w:val="199824FE"/>
+    <w:lvl w:ilvl="0" w:tplc="AB5A395A">
       <w:start w:val="1"/>
       <w:numFmt w:val="decimal"/>
       <w:lvlText w:val="%1."/>
@@ -5083,7 +5083,7 @@
         <w:ind w:left="360" w:hanging="300"/>
       </w:pPr>
     </w:lvl>
-    <w:lvl w:ilvl="1" w:tplc="F418F2F4" w:tentative="1">
+    <w:lvl w:ilvl="1" w:tplc="AD2CEDC8" w:tentative="1">
       <w:start w:val="1"/>
       <w:numFmt w:val="lowerLetter"/>
       <w:lvlText w:val="%2."/>
@@ -5092,47 +5092,47 @@
         <w:ind w:left="720" w:hanging="300"/>
       </w:pPr>
     </w:lvl>
-    <w:lvl w:ilvl="2" w:tplc="12DCF022">
-      <w:numFmt w:val="decimal"/>
-      <w:lvlText w:val=""/>
-      <w:lvlJc w:val="left"/>
-    </w:lvl>
-    <w:lvl w:ilvl="3" w:tplc="D0F86F66">
-      <w:numFmt w:val="decimal"/>
-      <w:lvlText w:val=""/>
-      <w:lvlJc w:val="left"/>
-    </w:lvl>
-    <w:lvl w:ilvl="4" w:tplc="3EA8371A">
-      <w:numFmt w:val="decimal"/>
-      <w:lvlText w:val=""/>
-      <w:lvlJc w:val="left"/>
-    </w:lvl>
-    <w:lvl w:ilvl="5" w:tplc="323C9BC8">
-      <w:numFmt w:val="decimal"/>
-      <w:lvlText w:val=""/>
-      <w:lvlJc w:val="left"/>
-    </w:lvl>
-    <w:lvl w:ilvl="6" w:tplc="D7624C7A">
-      <w:numFmt w:val="decimal"/>
-      <w:lvlText w:val=""/>
-      <w:lvlJc w:val="left"/>
-    </w:lvl>
-    <w:lvl w:ilvl="7" w:tplc="609CDEC4">
-      <w:numFmt w:val="decimal"/>
-      <w:lvlText w:val=""/>
-      <w:lvlJc w:val="left"/>
-    </w:lvl>
-    <w:lvl w:ilvl="8" w:tplc="95F2D2A4">
+    <w:lvl w:ilvl="2" w:tplc="BF5CA6DA">
+      <w:numFmt w:val="decimal"/>
+      <w:lvlText w:val=""/>
+      <w:lvlJc w:val="left"/>
+    </w:lvl>
+    <w:lvl w:ilvl="3" w:tplc="775475E2">
+      <w:numFmt w:val="decimal"/>
+      <w:lvlText w:val=""/>
+      <w:lvlJc w:val="left"/>
+    </w:lvl>
+    <w:lvl w:ilvl="4" w:tplc="E8165436">
+      <w:numFmt w:val="decimal"/>
+      <w:lvlText w:val=""/>
+      <w:lvlJc w:val="left"/>
+    </w:lvl>
+    <w:lvl w:ilvl="5" w:tplc="0ED206F0">
+      <w:numFmt w:val="decimal"/>
+      <w:lvlText w:val=""/>
+      <w:lvlJc w:val="left"/>
+    </w:lvl>
+    <w:lvl w:ilvl="6" w:tplc="6374DDF4">
+      <w:numFmt w:val="decimal"/>
+      <w:lvlText w:val=""/>
+      <w:lvlJc w:val="left"/>
+    </w:lvl>
+    <w:lvl w:ilvl="7" w:tplc="56DCB798">
+      <w:numFmt w:val="decimal"/>
+      <w:lvlText w:val=""/>
+      <w:lvlJc w:val="left"/>
+    </w:lvl>
+    <w:lvl w:ilvl="8" w:tplc="F906EAA4">
       <w:numFmt w:val="decimal"/>
       <w:lvlText w:val=""/>
       <w:lvlJc w:val="left"/>
     </w:lvl>
   </w:abstractNum>
   <w:abstractNum w:abstractNumId="1" w15:restartNumberingAfterBreak="0">
-    <w:nsid w:val="0FDB6CD0"/>
+    <w:nsid w:val="0D372D4A"/>
     <w:multiLevelType w:val="hybridMultilevel"/>
-    <w:tmpl w:val="7E7A7F92"/>
-    <w:lvl w:ilvl="0" w:tplc="96F4B8EA">
+    <w:tmpl w:val="3C0635B2"/>
+    <w:lvl w:ilvl="0" w:tplc="6F5807B6">
       <w:start w:val="1"/>
       <w:numFmt w:val="decimal"/>
       <w:lvlText w:val="%1."/>
@@ -5141,7 +5141,7 @@
         <w:ind w:left="360" w:hanging="300"/>
       </w:pPr>
     </w:lvl>
-    <w:lvl w:ilvl="1" w:tplc="82D82092" w:tentative="1">
+    <w:lvl w:ilvl="1" w:tplc="15CEC2A8" w:tentative="1">
       <w:start w:val="1"/>
       <w:numFmt w:val="lowerLetter"/>
       <w:lvlText w:val="%2."/>
@@ -5150,47 +5150,105 @@
         <w:ind w:left="720" w:hanging="300"/>
       </w:pPr>
     </w:lvl>
-    <w:lvl w:ilvl="2" w:tplc="E42ACC80">
-      <w:numFmt w:val="decimal"/>
-      <w:lvlText w:val=""/>
-      <w:lvlJc w:val="left"/>
-    </w:lvl>
-    <w:lvl w:ilvl="3" w:tplc="FEEC2DAE">
-      <w:numFmt w:val="decimal"/>
-      <w:lvlText w:val=""/>
-      <w:lvlJc w:val="left"/>
-    </w:lvl>
-    <w:lvl w:ilvl="4" w:tplc="BDCE3010">
-      <w:numFmt w:val="decimal"/>
-      <w:lvlText w:val=""/>
-      <w:lvlJc w:val="left"/>
-    </w:lvl>
-    <w:lvl w:ilvl="5" w:tplc="207A3FD8">
-      <w:numFmt w:val="decimal"/>
-      <w:lvlText w:val=""/>
-      <w:lvlJc w:val="left"/>
-    </w:lvl>
-    <w:lvl w:ilvl="6" w:tplc="B4465600">
-      <w:numFmt w:val="decimal"/>
-      <w:lvlText w:val=""/>
-      <w:lvlJc w:val="left"/>
-    </w:lvl>
-    <w:lvl w:ilvl="7" w:tplc="ABA209A8">
-      <w:numFmt w:val="decimal"/>
-      <w:lvlText w:val=""/>
-      <w:lvlJc w:val="left"/>
-    </w:lvl>
-    <w:lvl w:ilvl="8" w:tplc="F66640F6">
+    <w:lvl w:ilvl="2" w:tplc="3E70D1C4">
+      <w:numFmt w:val="decimal"/>
+      <w:lvlText w:val=""/>
+      <w:lvlJc w:val="left"/>
+    </w:lvl>
+    <w:lvl w:ilvl="3" w:tplc="075E082C">
+      <w:numFmt w:val="decimal"/>
+      <w:lvlText w:val=""/>
+      <w:lvlJc w:val="left"/>
+    </w:lvl>
+    <w:lvl w:ilvl="4" w:tplc="C81EAB98">
+      <w:numFmt w:val="decimal"/>
+      <w:lvlText w:val=""/>
+      <w:lvlJc w:val="left"/>
+    </w:lvl>
+    <w:lvl w:ilvl="5" w:tplc="5F420432">
+      <w:numFmt w:val="decimal"/>
+      <w:lvlText w:val=""/>
+      <w:lvlJc w:val="left"/>
+    </w:lvl>
+    <w:lvl w:ilvl="6" w:tplc="425E9BAA">
+      <w:numFmt w:val="decimal"/>
+      <w:lvlText w:val=""/>
+      <w:lvlJc w:val="left"/>
+    </w:lvl>
+    <w:lvl w:ilvl="7" w:tplc="5FFCA004">
+      <w:numFmt w:val="decimal"/>
+      <w:lvlText w:val=""/>
+      <w:lvlJc w:val="left"/>
+    </w:lvl>
+    <w:lvl w:ilvl="8" w:tplc="28967BA6">
       <w:numFmt w:val="decimal"/>
       <w:lvlText w:val=""/>
       <w:lvlJc w:val="left"/>
     </w:lvl>
   </w:abstractNum>
   <w:abstractNum w:abstractNumId="2" w15:restartNumberingAfterBreak="0">
-    <w:nsid w:val="15B164B0"/>
+    <w:nsid w:val="10EE1FD4"/>
     <w:multiLevelType w:val="hybridMultilevel"/>
-    <w:tmpl w:val="DF0A10FC"/>
-    <w:lvl w:ilvl="0" w:tplc="FC8C4CCC" w:tentative="1">
+    <w:tmpl w:val="5B0AEE12"/>
+    <w:lvl w:ilvl="0" w:tplc="C1F0C7EE">
+      <w:start w:val="1"/>
+      <w:numFmt w:val="decimal"/>
+      <w:lvlText w:val="%1."/>
+      <w:lvlJc w:val="left"/>
+      <w:pPr>
+        <w:ind w:left="360" w:hanging="300"/>
+      </w:pPr>
+    </w:lvl>
+    <w:lvl w:ilvl="1" w:tplc="9F8437CA" w:tentative="1">
+      <w:start w:val="1"/>
+      <w:numFmt w:val="lowerLetter"/>
+      <w:lvlText w:val="%2."/>
+      <w:lvlJc w:val="left"/>
+      <w:pPr>
+        <w:ind w:left="720" w:hanging="300"/>
+      </w:pPr>
+    </w:lvl>
+    <w:lvl w:ilvl="2" w:tplc="90E6516A">
+      <w:numFmt w:val="decimal"/>
+      <w:lvlText w:val=""/>
+      <w:lvlJc w:val="left"/>
+    </w:lvl>
+    <w:lvl w:ilvl="3" w:tplc="AD004ED8">
+      <w:numFmt w:val="decimal"/>
+      <w:lvlText w:val=""/>
+      <w:lvlJc w:val="left"/>
+    </w:lvl>
+    <w:lvl w:ilvl="4" w:tplc="2AAA4082">
+      <w:numFmt w:val="decimal"/>
+      <w:lvlText w:val=""/>
+      <w:lvlJc w:val="left"/>
+    </w:lvl>
+    <w:lvl w:ilvl="5" w:tplc="236C60B2">
+      <w:numFmt w:val="decimal"/>
+      <w:lvlText w:val=""/>
+      <w:lvlJc w:val="left"/>
+    </w:lvl>
+    <w:lvl w:ilvl="6" w:tplc="F22C450A">
+      <w:numFmt w:val="decimal"/>
+      <w:lvlText w:val=""/>
+      <w:lvlJc w:val="left"/>
+    </w:lvl>
+    <w:lvl w:ilvl="7" w:tplc="EB5AA228">
+      <w:numFmt w:val="decimal"/>
+      <w:lvlText w:val=""/>
+      <w:lvlJc w:val="left"/>
+    </w:lvl>
+    <w:lvl w:ilvl="8" w:tplc="8B5024A4">
+      <w:numFmt w:val="decimal"/>
+      <w:lvlText w:val=""/>
+      <w:lvlJc w:val="left"/>
+    </w:lvl>
+  </w:abstractNum>
+  <w:abstractNum w:abstractNumId="3" w15:restartNumberingAfterBreak="0">
+    <w:nsid w:val="12EA5B02"/>
+    <w:multiLevelType w:val="hybridMultilevel"/>
+    <w:tmpl w:val="2CE6ECA2"/>
+    <w:lvl w:ilvl="0" w:tplc="BE22B6F4" w:tentative="1">
       <w:start w:val="1"/>
       <w:numFmt w:val="bullet"/>
       <w:lvlText w:val="●"/>
@@ -5199,7 +5257,7 @@
         <w:ind w:left="720" w:hanging="360"/>
       </w:pPr>
     </w:lvl>
-    <w:lvl w:ilvl="1" w:tplc="C5749C5A" w:tentative="1">
+    <w:lvl w:ilvl="1" w:tplc="39862E52" w:tentative="1">
       <w:start w:val="1"/>
       <w:numFmt w:val="bullet"/>
       <w:lvlText w:val="○"/>
@@ -5208,7 +5266,7 @@
         <w:ind w:left="1440" w:hanging="360"/>
       </w:pPr>
     </w:lvl>
-    <w:lvl w:ilvl="2" w:tplc="B016C608" w:tentative="1">
+    <w:lvl w:ilvl="2" w:tplc="7DFA74D2" w:tentative="1">
       <w:start w:val="1"/>
       <w:numFmt w:val="bullet"/>
       <w:lvlText w:val="■"/>
@@ -5217,7 +5275,7 @@
         <w:ind w:left="2160" w:hanging="360"/>
       </w:pPr>
     </w:lvl>
-    <w:lvl w:ilvl="3" w:tplc="A336B8E0" w:tentative="1">
+    <w:lvl w:ilvl="3" w:tplc="3984D00A" w:tentative="1">
       <w:start w:val="1"/>
       <w:numFmt w:val="bullet"/>
       <w:lvlText w:val="●"/>
@@ -5226,7 +5284,7 @@
         <w:ind w:left="2880" w:hanging="360"/>
       </w:pPr>
     </w:lvl>
-    <w:lvl w:ilvl="4" w:tplc="F26A7F72" w:tentative="1">
+    <w:lvl w:ilvl="4" w:tplc="A19A4210" w:tentative="1">
       <w:start w:val="1"/>
       <w:numFmt w:val="bullet"/>
       <w:lvlText w:val="○"/>
@@ -5235,7 +5293,7 @@
         <w:ind w:left="3600" w:hanging="360"/>
       </w:pPr>
     </w:lvl>
-    <w:lvl w:ilvl="5" w:tplc="D904EA94" w:tentative="1">
+    <w:lvl w:ilvl="5" w:tplc="E1FAE6EC" w:tentative="1">
       <w:start w:val="1"/>
       <w:numFmt w:val="bullet"/>
       <w:lvlText w:val="■"/>
@@ -5244,7 +5302,7 @@
         <w:ind w:left="4320" w:hanging="360"/>
       </w:pPr>
     </w:lvl>
-    <w:lvl w:ilvl="6" w:tplc="ED9ADCF0" w:tentative="1">
+    <w:lvl w:ilvl="6" w:tplc="8C1EF482" w:tentative="1">
       <w:start w:val="1"/>
       <w:numFmt w:val="bullet"/>
       <w:lvlText w:val="●"/>
@@ -5253,7 +5311,7 @@
         <w:ind w:left="5040" w:hanging="360"/>
       </w:pPr>
     </w:lvl>
-    <w:lvl w:ilvl="7" w:tplc="86E0A8CC" w:tentative="1">
+    <w:lvl w:ilvl="7" w:tplc="C35C2D9E" w:tentative="1">
       <w:start w:val="1"/>
       <w:numFmt w:val="bullet"/>
       <w:lvlText w:val="●"/>
@@ -5262,7 +5320,7 @@
         <w:ind w:left="5760" w:hanging="360"/>
       </w:pPr>
     </w:lvl>
-    <w:lvl w:ilvl="8" w:tplc="16F88152" w:tentative="1">
+    <w:lvl w:ilvl="8" w:tplc="58344CE8" w:tentative="1">
       <w:start w:val="1"/>
       <w:numFmt w:val="bullet"/>
       <w:lvlText w:val="●"/>
@@ -5272,12 +5330,70 @@
       </w:pPr>
     </w:lvl>
   </w:abstractNum>
-  <w:abstractNum w:abstractNumId="3" w15:restartNumberingAfterBreak="0">
-    <w:nsid w:val="1C3A21B1"/>
+  <w:abstractNum w:abstractNumId="4" w15:restartNumberingAfterBreak="0">
+    <w:nsid w:val="15D67A2F"/>
     <w:multiLevelType w:val="hybridMultilevel"/>
-    <w:tmpl w:val="78CE1404"/>
-    <w:lvl w:ilvl="0" w:tplc="370076C6">
+    <w:tmpl w:val="64FC7974"/>
+    <w:lvl w:ilvl="0" w:tplc="B310F7C6" w:tentative="1">
       <w:start w:val="1"/>
+      <w:numFmt w:val="bullet"/>
+      <w:lvlText w:val="•"/>
+      <w:lvlJc w:val="left"/>
+      <w:pPr>
+        <w:ind w:left="360" w:hanging="260"/>
+      </w:pPr>
+    </w:lvl>
+    <w:lvl w:ilvl="1" w:tplc="260278BE" w:tentative="1">
+      <w:start w:val="1"/>
+      <w:numFmt w:val="bullet"/>
+      <w:lvlText w:val="–"/>
+      <w:lvlJc w:val="left"/>
+      <w:pPr>
+        <w:ind w:left="720" w:hanging="260"/>
+      </w:pPr>
+    </w:lvl>
+    <w:lvl w:ilvl="2" w:tplc="A442F3B4">
+      <w:numFmt w:val="decimal"/>
+      <w:lvlText w:val=""/>
+      <w:lvlJc w:val="left"/>
+    </w:lvl>
+    <w:lvl w:ilvl="3" w:tplc="EFCE3988">
+      <w:numFmt w:val="decimal"/>
+      <w:lvlText w:val=""/>
+      <w:lvlJc w:val="left"/>
+    </w:lvl>
+    <w:lvl w:ilvl="4" w:tplc="6AF812BE">
+      <w:numFmt w:val="decimal"/>
+      <w:lvlText w:val=""/>
+      <w:lvlJc w:val="left"/>
+    </w:lvl>
+    <w:lvl w:ilvl="5" w:tplc="55201E08">
+      <w:numFmt w:val="decimal"/>
+      <w:lvlText w:val=""/>
+      <w:lvlJc w:val="left"/>
+    </w:lvl>
+    <w:lvl w:ilvl="6" w:tplc="7A16F98C">
+      <w:numFmt w:val="decimal"/>
+      <w:lvlText w:val=""/>
+      <w:lvlJc w:val="left"/>
+    </w:lvl>
+    <w:lvl w:ilvl="7" w:tplc="232A850E">
+      <w:numFmt w:val="decimal"/>
+      <w:lvlText w:val=""/>
+      <w:lvlJc w:val="left"/>
+    </w:lvl>
+    <w:lvl w:ilvl="8" w:tplc="E062AB2C">
+      <w:numFmt w:val="decimal"/>
+      <w:lvlText w:val=""/>
+      <w:lvlJc w:val="left"/>
+    </w:lvl>
+  </w:abstractNum>
+  <w:abstractNum w:abstractNumId="5" w15:restartNumberingAfterBreak="0">
+    <w:nsid w:val="23AA5FA5"/>
+    <w:multiLevelType w:val="hybridMultilevel"/>
+    <w:tmpl w:val="2A3CC344"/>
+    <w:lvl w:ilvl="0" w:tplc="80C0CE56">
+      <w:start w:val="1"/>
       <w:numFmt w:val="decimal"/>
       <w:lvlText w:val="%1."/>
       <w:lvlJc w:val="left"/>
@@ -5285,7 +5401,7 @@
         <w:ind w:left="360" w:hanging="300"/>
       </w:pPr>
     </w:lvl>
-    <w:lvl w:ilvl="1" w:tplc="1C74FC6E" w:tentative="1">
+    <w:lvl w:ilvl="1" w:tplc="2EE68064" w:tentative="1">
       <w:start w:val="1"/>
       <w:numFmt w:val="lowerLetter"/>
       <w:lvlText w:val="%2."/>
@@ -5294,47 +5410,47 @@
         <w:ind w:left="720" w:hanging="300"/>
       </w:pPr>
     </w:lvl>
-    <w:lvl w:ilvl="2" w:tplc="B6D45F24">
-      <w:numFmt w:val="decimal"/>
-      <w:lvlText w:val=""/>
-      <w:lvlJc w:val="left"/>
-    </w:lvl>
-    <w:lvl w:ilvl="3" w:tplc="72BE4844">
-      <w:numFmt w:val="decimal"/>
-      <w:lvlText w:val=""/>
-      <w:lvlJc w:val="left"/>
-    </w:lvl>
-    <w:lvl w:ilvl="4" w:tplc="DBD4D4DC">
-      <w:numFmt w:val="decimal"/>
-      <w:lvlText w:val=""/>
-      <w:lvlJc w:val="left"/>
-    </w:lvl>
-    <w:lvl w:ilvl="5" w:tplc="B5DC65F2">
-      <w:numFmt w:val="decimal"/>
-      <w:lvlText w:val=""/>
-      <w:lvlJc w:val="left"/>
-    </w:lvl>
-    <w:lvl w:ilvl="6" w:tplc="65D4EA90">
-      <w:numFmt w:val="decimal"/>
-      <w:lvlText w:val=""/>
-      <w:lvlJc w:val="left"/>
-    </w:lvl>
-    <w:lvl w:ilvl="7" w:tplc="4C2A7BFC">
-      <w:numFmt w:val="decimal"/>
-      <w:lvlText w:val=""/>
-      <w:lvlJc w:val="left"/>
-    </w:lvl>
-    <w:lvl w:ilvl="8" w:tplc="CFB2873C">
+    <w:lvl w:ilvl="2" w:tplc="F520949C">
+      <w:numFmt w:val="decimal"/>
+      <w:lvlText w:val=""/>
+      <w:lvlJc w:val="left"/>
+    </w:lvl>
+    <w:lvl w:ilvl="3" w:tplc="B1C673BA">
+      <w:numFmt w:val="decimal"/>
+      <w:lvlText w:val=""/>
+      <w:lvlJc w:val="left"/>
+    </w:lvl>
+    <w:lvl w:ilvl="4" w:tplc="0D48F04C">
+      <w:numFmt w:val="decimal"/>
+      <w:lvlText w:val=""/>
+      <w:lvlJc w:val="left"/>
+    </w:lvl>
+    <w:lvl w:ilvl="5" w:tplc="2836FA26">
+      <w:numFmt w:val="decimal"/>
+      <w:lvlText w:val=""/>
+      <w:lvlJc w:val="left"/>
+    </w:lvl>
+    <w:lvl w:ilvl="6" w:tplc="4BFC995A">
+      <w:numFmt w:val="decimal"/>
+      <w:lvlText w:val=""/>
+      <w:lvlJc w:val="left"/>
+    </w:lvl>
+    <w:lvl w:ilvl="7" w:tplc="79D0AC66">
+      <w:numFmt w:val="decimal"/>
+      <w:lvlText w:val=""/>
+      <w:lvlJc w:val="left"/>
+    </w:lvl>
+    <w:lvl w:ilvl="8" w:tplc="6D3E5126">
       <w:numFmt w:val="decimal"/>
       <w:lvlText w:val=""/>
       <w:lvlJc w:val="left"/>
     </w:lvl>
   </w:abstractNum>
-  <w:abstractNum w:abstractNumId="4" w15:restartNumberingAfterBreak="0">
-    <w:nsid w:val="25D215BE"/>
+  <w:abstractNum w:abstractNumId="6" w15:restartNumberingAfterBreak="0">
+    <w:nsid w:val="249F2DC6"/>
     <w:multiLevelType w:val="hybridMultilevel"/>
-    <w:tmpl w:val="99C0EF6C"/>
-    <w:lvl w:ilvl="0" w:tplc="B4AE1820">
+    <w:tmpl w:val="711CDF92"/>
+    <w:lvl w:ilvl="0" w:tplc="8C10DA52">
       <w:start w:val="1"/>
       <w:numFmt w:val="decimal"/>
       <w:lvlText w:val="%1."/>
@@ -5343,7 +5459,7 @@
         <w:ind w:left="360" w:hanging="300"/>
       </w:pPr>
     </w:lvl>
-    <w:lvl w:ilvl="1" w:tplc="EB188970" w:tentative="1">
+    <w:lvl w:ilvl="1" w:tplc="0CDA716E" w:tentative="1">
       <w:start w:val="1"/>
       <w:numFmt w:val="lowerLetter"/>
       <w:lvlText w:val="%2."/>
@@ -5352,47 +5468,47 @@
         <w:ind w:left="720" w:hanging="300"/>
       </w:pPr>
     </w:lvl>
-    <w:lvl w:ilvl="2" w:tplc="19227280">
-      <w:numFmt w:val="decimal"/>
-      <w:lvlText w:val=""/>
-      <w:lvlJc w:val="left"/>
-    </w:lvl>
-    <w:lvl w:ilvl="3" w:tplc="2E9C77D0">
-      <w:numFmt w:val="decimal"/>
-      <w:lvlText w:val=""/>
-      <w:lvlJc w:val="left"/>
-    </w:lvl>
-    <w:lvl w:ilvl="4" w:tplc="0728FF9C">
-      <w:numFmt w:val="decimal"/>
-      <w:lvlText w:val=""/>
-      <w:lvlJc w:val="left"/>
-    </w:lvl>
-    <w:lvl w:ilvl="5" w:tplc="A3C07A0E">
-      <w:numFmt w:val="decimal"/>
-      <w:lvlText w:val=""/>
-      <w:lvlJc w:val="left"/>
-    </w:lvl>
-    <w:lvl w:ilvl="6" w:tplc="E5105BF4">
-      <w:numFmt w:val="decimal"/>
-      <w:lvlText w:val=""/>
-      <w:lvlJc w:val="left"/>
-    </w:lvl>
-    <w:lvl w:ilvl="7" w:tplc="280A784E">
-      <w:numFmt w:val="decimal"/>
-      <w:lvlText w:val=""/>
-      <w:lvlJc w:val="left"/>
-    </w:lvl>
-    <w:lvl w:ilvl="8" w:tplc="EAA45338">
+    <w:lvl w:ilvl="2" w:tplc="0FBC0D80">
+      <w:numFmt w:val="decimal"/>
+      <w:lvlText w:val=""/>
+      <w:lvlJc w:val="left"/>
+    </w:lvl>
+    <w:lvl w:ilvl="3" w:tplc="5EAA24A2">
+      <w:numFmt w:val="decimal"/>
+      <w:lvlText w:val=""/>
+      <w:lvlJc w:val="left"/>
+    </w:lvl>
+    <w:lvl w:ilvl="4" w:tplc="C108EB4E">
+      <w:numFmt w:val="decimal"/>
+      <w:lvlText w:val=""/>
+      <w:lvlJc w:val="left"/>
+    </w:lvl>
+    <w:lvl w:ilvl="5" w:tplc="A0428BBC">
+      <w:numFmt w:val="decimal"/>
+      <w:lvlText w:val=""/>
+      <w:lvlJc w:val="left"/>
+    </w:lvl>
+    <w:lvl w:ilvl="6" w:tplc="510C95AE">
+      <w:numFmt w:val="decimal"/>
+      <w:lvlText w:val=""/>
+      <w:lvlJc w:val="left"/>
+    </w:lvl>
+    <w:lvl w:ilvl="7" w:tplc="9E663B3C">
+      <w:numFmt w:val="decimal"/>
+      <w:lvlText w:val=""/>
+      <w:lvlJc w:val="left"/>
+    </w:lvl>
+    <w:lvl w:ilvl="8" w:tplc="BD085F60">
       <w:numFmt w:val="decimal"/>
       <w:lvlText w:val=""/>
       <w:lvlJc w:val="left"/>
     </w:lvl>
   </w:abstractNum>
-  <w:abstractNum w:abstractNumId="5" w15:restartNumberingAfterBreak="0">
-    <w:nsid w:val="2AC04926"/>
+  <w:abstractNum w:abstractNumId="7" w15:restartNumberingAfterBreak="0">
+    <w:nsid w:val="257B1A00"/>
     <w:multiLevelType w:val="hybridMultilevel"/>
-    <w:tmpl w:val="EC3C76F0"/>
-    <w:lvl w:ilvl="0" w:tplc="6452F314">
+    <w:tmpl w:val="2D20ACAE"/>
+    <w:lvl w:ilvl="0" w:tplc="2C8A349C">
       <w:start w:val="1"/>
       <w:numFmt w:val="decimal"/>
       <w:lvlText w:val="%1."/>
@@ -5401,7 +5517,7 @@
         <w:ind w:left="360" w:hanging="300"/>
       </w:pPr>
     </w:lvl>
-    <w:lvl w:ilvl="1" w:tplc="C6AC2F18" w:tentative="1">
+    <w:lvl w:ilvl="1" w:tplc="8F005B9C" w:tentative="1">
       <w:start w:val="1"/>
       <w:numFmt w:val="lowerLetter"/>
       <w:lvlText w:val="%2."/>
@@ -5410,47 +5526,47 @@
         <w:ind w:left="720" w:hanging="300"/>
       </w:pPr>
     </w:lvl>
-    <w:lvl w:ilvl="2" w:tplc="FF029550">
-      <w:numFmt w:val="decimal"/>
-      <w:lvlText w:val=""/>
-      <w:lvlJc w:val="left"/>
-    </w:lvl>
-    <w:lvl w:ilvl="3" w:tplc="AD424BBE">
-      <w:numFmt w:val="decimal"/>
-      <w:lvlText w:val=""/>
-      <w:lvlJc w:val="left"/>
-    </w:lvl>
-    <w:lvl w:ilvl="4" w:tplc="0A56D100">
-      <w:numFmt w:val="decimal"/>
-      <w:lvlText w:val=""/>
-      <w:lvlJc w:val="left"/>
-    </w:lvl>
-    <w:lvl w:ilvl="5" w:tplc="8754395C">
-      <w:numFmt w:val="decimal"/>
-      <w:lvlText w:val=""/>
-      <w:lvlJc w:val="left"/>
-    </w:lvl>
-    <w:lvl w:ilvl="6" w:tplc="0A747D8C">
-      <w:numFmt w:val="decimal"/>
-      <w:lvlText w:val=""/>
-      <w:lvlJc w:val="left"/>
-    </w:lvl>
-    <w:lvl w:ilvl="7" w:tplc="F05C837E">
-      <w:numFmt w:val="decimal"/>
-      <w:lvlText w:val=""/>
-      <w:lvlJc w:val="left"/>
-    </w:lvl>
-    <w:lvl w:ilvl="8" w:tplc="F71C9F3A">
+    <w:lvl w:ilvl="2" w:tplc="DF488A3A">
+      <w:numFmt w:val="decimal"/>
+      <w:lvlText w:val=""/>
+      <w:lvlJc w:val="left"/>
+    </w:lvl>
+    <w:lvl w:ilvl="3" w:tplc="61660F44">
+      <w:numFmt w:val="decimal"/>
+      <w:lvlText w:val=""/>
+      <w:lvlJc w:val="left"/>
+    </w:lvl>
+    <w:lvl w:ilvl="4" w:tplc="F2F8D304">
+      <w:numFmt w:val="decimal"/>
+      <w:lvlText w:val=""/>
+      <w:lvlJc w:val="left"/>
+    </w:lvl>
+    <w:lvl w:ilvl="5" w:tplc="CB40D750">
+      <w:numFmt w:val="decimal"/>
+      <w:lvlText w:val=""/>
+      <w:lvlJc w:val="left"/>
+    </w:lvl>
+    <w:lvl w:ilvl="6" w:tplc="94120BC8">
+      <w:numFmt w:val="decimal"/>
+      <w:lvlText w:val=""/>
+      <w:lvlJc w:val="left"/>
+    </w:lvl>
+    <w:lvl w:ilvl="7" w:tplc="5566C3E4">
+      <w:numFmt w:val="decimal"/>
+      <w:lvlText w:val=""/>
+      <w:lvlJc w:val="left"/>
+    </w:lvl>
+    <w:lvl w:ilvl="8" w:tplc="880497D4">
       <w:numFmt w:val="decimal"/>
       <w:lvlText w:val=""/>
       <w:lvlJc w:val="left"/>
     </w:lvl>
   </w:abstractNum>
-  <w:abstractNum w:abstractNumId="6" w15:restartNumberingAfterBreak="0">
-    <w:nsid w:val="3672624A"/>
+  <w:abstractNum w:abstractNumId="8" w15:restartNumberingAfterBreak="0">
+    <w:nsid w:val="322C0CC6"/>
     <w:multiLevelType w:val="hybridMultilevel"/>
-    <w:tmpl w:val="13609F4A"/>
-    <w:lvl w:ilvl="0" w:tplc="71AC7326">
+    <w:tmpl w:val="4FEC805E"/>
+    <w:lvl w:ilvl="0" w:tplc="1CC4138C">
       <w:start w:val="1"/>
       <w:numFmt w:val="decimal"/>
       <w:lvlText w:val="%1."/>
@@ -5459,7 +5575,7 @@
         <w:ind w:left="360" w:hanging="300"/>
       </w:pPr>
     </w:lvl>
-    <w:lvl w:ilvl="1" w:tplc="E9CCC49C" w:tentative="1">
+    <w:lvl w:ilvl="1" w:tplc="53CC392C" w:tentative="1">
       <w:start w:val="1"/>
       <w:numFmt w:val="lowerLetter"/>
       <w:lvlText w:val="%2."/>
@@ -5468,47 +5584,47 @@
         <w:ind w:left="720" w:hanging="300"/>
       </w:pPr>
     </w:lvl>
-    <w:lvl w:ilvl="2" w:tplc="284A2586">
-      <w:numFmt w:val="decimal"/>
-      <w:lvlText w:val=""/>
-      <w:lvlJc w:val="left"/>
-    </w:lvl>
-    <w:lvl w:ilvl="3" w:tplc="D97AA2C0">
-      <w:numFmt w:val="decimal"/>
-      <w:lvlText w:val=""/>
-      <w:lvlJc w:val="left"/>
-    </w:lvl>
-    <w:lvl w:ilvl="4" w:tplc="14C404C8">
-      <w:numFmt w:val="decimal"/>
-      <w:lvlText w:val=""/>
-      <w:lvlJc w:val="left"/>
-    </w:lvl>
-    <w:lvl w:ilvl="5" w:tplc="B1AECEF0">
-      <w:numFmt w:val="decimal"/>
-      <w:lvlText w:val=""/>
-      <w:lvlJc w:val="left"/>
-    </w:lvl>
-    <w:lvl w:ilvl="6" w:tplc="719A83B4">
-      <w:numFmt w:val="decimal"/>
-      <w:lvlText w:val=""/>
-      <w:lvlJc w:val="left"/>
-    </w:lvl>
-    <w:lvl w:ilvl="7" w:tplc="FA9AADE8">
-      <w:numFmt w:val="decimal"/>
-      <w:lvlText w:val=""/>
-      <w:lvlJc w:val="left"/>
-    </w:lvl>
-    <w:lvl w:ilvl="8" w:tplc="1220CE66">
+    <w:lvl w:ilvl="2" w:tplc="A3C2C318">
+      <w:numFmt w:val="decimal"/>
+      <w:lvlText w:val=""/>
+      <w:lvlJc w:val="left"/>
+    </w:lvl>
+    <w:lvl w:ilvl="3" w:tplc="21120EF8">
+      <w:numFmt w:val="decimal"/>
+      <w:lvlText w:val=""/>
+      <w:lvlJc w:val="left"/>
+    </w:lvl>
+    <w:lvl w:ilvl="4" w:tplc="B030BABA">
+      <w:numFmt w:val="decimal"/>
+      <w:lvlText w:val=""/>
+      <w:lvlJc w:val="left"/>
+    </w:lvl>
+    <w:lvl w:ilvl="5" w:tplc="1666878C">
+      <w:numFmt w:val="decimal"/>
+      <w:lvlText w:val=""/>
+      <w:lvlJc w:val="left"/>
+    </w:lvl>
+    <w:lvl w:ilvl="6" w:tplc="7362E97A">
+      <w:numFmt w:val="decimal"/>
+      <w:lvlText w:val=""/>
+      <w:lvlJc w:val="left"/>
+    </w:lvl>
+    <w:lvl w:ilvl="7" w:tplc="A2C26DD0">
+      <w:numFmt w:val="decimal"/>
+      <w:lvlText w:val=""/>
+      <w:lvlJc w:val="left"/>
+    </w:lvl>
+    <w:lvl w:ilvl="8" w:tplc="5E38E9BE">
       <w:numFmt w:val="decimal"/>
       <w:lvlText w:val=""/>
       <w:lvlJc w:val="left"/>
     </w:lvl>
   </w:abstractNum>
-  <w:abstractNum w:abstractNumId="7" w15:restartNumberingAfterBreak="0">
-    <w:nsid w:val="509C4918"/>
+  <w:abstractNum w:abstractNumId="9" w15:restartNumberingAfterBreak="0">
+    <w:nsid w:val="53911B44"/>
     <w:multiLevelType w:val="hybridMultilevel"/>
-    <w:tmpl w:val="BE927E60"/>
-    <w:lvl w:ilvl="0" w:tplc="BDD88998">
+    <w:tmpl w:val="54129A34"/>
+    <w:lvl w:ilvl="0" w:tplc="227EAE72">
       <w:start w:val="1"/>
       <w:numFmt w:val="decimal"/>
       <w:lvlText w:val="%1."/>
@@ -5517,7 +5633,7 @@
         <w:ind w:left="360" w:hanging="300"/>
       </w:pPr>
     </w:lvl>
-    <w:lvl w:ilvl="1" w:tplc="104EC5A2" w:tentative="1">
+    <w:lvl w:ilvl="1" w:tplc="D3E210FE" w:tentative="1">
       <w:start w:val="1"/>
       <w:numFmt w:val="lowerLetter"/>
       <w:lvlText w:val="%2."/>
@@ -5526,47 +5642,47 @@
         <w:ind w:left="720" w:hanging="300"/>
       </w:pPr>
     </w:lvl>
-    <w:lvl w:ilvl="2" w:tplc="5B7E51A8">
-      <w:numFmt w:val="decimal"/>
-      <w:lvlText w:val=""/>
-      <w:lvlJc w:val="left"/>
-    </w:lvl>
-    <w:lvl w:ilvl="3" w:tplc="F82A18DA">
-      <w:numFmt w:val="decimal"/>
-      <w:lvlText w:val=""/>
-      <w:lvlJc w:val="left"/>
-    </w:lvl>
-    <w:lvl w:ilvl="4" w:tplc="DC044910">
-      <w:numFmt w:val="decimal"/>
-      <w:lvlText w:val=""/>
-      <w:lvlJc w:val="left"/>
-    </w:lvl>
-    <w:lvl w:ilvl="5" w:tplc="7B667ACE">
-      <w:numFmt w:val="decimal"/>
-      <w:lvlText w:val=""/>
-      <w:lvlJc w:val="left"/>
-    </w:lvl>
-    <w:lvl w:ilvl="6" w:tplc="ACCEFE54">
-      <w:numFmt w:val="decimal"/>
-      <w:lvlText w:val=""/>
-      <w:lvlJc w:val="left"/>
-    </w:lvl>
-    <w:lvl w:ilvl="7" w:tplc="9EB044F4">
-      <w:numFmt w:val="decimal"/>
-      <w:lvlText w:val=""/>
-      <w:lvlJc w:val="left"/>
-    </w:lvl>
-    <w:lvl w:ilvl="8" w:tplc="A8FC69D8">
+    <w:lvl w:ilvl="2" w:tplc="2110E328">
+      <w:numFmt w:val="decimal"/>
+      <w:lvlText w:val=""/>
+      <w:lvlJc w:val="left"/>
+    </w:lvl>
+    <w:lvl w:ilvl="3" w:tplc="04523F66">
+      <w:numFmt w:val="decimal"/>
+      <w:lvlText w:val=""/>
+      <w:lvlJc w:val="left"/>
+    </w:lvl>
+    <w:lvl w:ilvl="4" w:tplc="8BA829D4">
+      <w:numFmt w:val="decimal"/>
+      <w:lvlText w:val=""/>
+      <w:lvlJc w:val="left"/>
+    </w:lvl>
+    <w:lvl w:ilvl="5" w:tplc="F19694BA">
+      <w:numFmt w:val="decimal"/>
+      <w:lvlText w:val=""/>
+      <w:lvlJc w:val="left"/>
+    </w:lvl>
+    <w:lvl w:ilvl="6" w:tplc="19227952">
+      <w:numFmt w:val="decimal"/>
+      <w:lvlText w:val=""/>
+      <w:lvlJc w:val="left"/>
+    </w:lvl>
+    <w:lvl w:ilvl="7" w:tplc="B6EE8050">
+      <w:numFmt w:val="decimal"/>
+      <w:lvlText w:val=""/>
+      <w:lvlJc w:val="left"/>
+    </w:lvl>
+    <w:lvl w:ilvl="8" w:tplc="E19E1C36">
       <w:numFmt w:val="decimal"/>
       <w:lvlText w:val=""/>
       <w:lvlJc w:val="left"/>
     </w:lvl>
   </w:abstractNum>
-  <w:abstractNum w:abstractNumId="8" w15:restartNumberingAfterBreak="0">
-    <w:nsid w:val="57A35A5A"/>
+  <w:abstractNum w:abstractNumId="10" w15:restartNumberingAfterBreak="0">
+    <w:nsid w:val="65303E54"/>
     <w:multiLevelType w:val="hybridMultilevel"/>
-    <w:tmpl w:val="02B63FCE"/>
-    <w:lvl w:ilvl="0" w:tplc="31B2C444">
+    <w:tmpl w:val="9886D9E2"/>
+    <w:lvl w:ilvl="0" w:tplc="45AAE064">
       <w:start w:val="1"/>
       <w:numFmt w:val="decimal"/>
       <w:lvlText w:val="%1."/>
@@ -5575,7 +5691,7 @@
         <w:ind w:left="360" w:hanging="300"/>
       </w:pPr>
     </w:lvl>
-    <w:lvl w:ilvl="1" w:tplc="FDA07490" w:tentative="1">
+    <w:lvl w:ilvl="1" w:tplc="FBDE2652" w:tentative="1">
       <w:start w:val="1"/>
       <w:numFmt w:val="lowerLetter"/>
       <w:lvlText w:val="%2."/>
@@ -5584,106 +5700,48 @@
         <w:ind w:left="720" w:hanging="300"/>
       </w:pPr>
     </w:lvl>
-    <w:lvl w:ilvl="2" w:tplc="1ECE2442">
-      <w:numFmt w:val="decimal"/>
-      <w:lvlText w:val=""/>
-      <w:lvlJc w:val="left"/>
-    </w:lvl>
-    <w:lvl w:ilvl="3" w:tplc="4A56135A">
-      <w:numFmt w:val="decimal"/>
-      <w:lvlText w:val=""/>
-      <w:lvlJc w:val="left"/>
-    </w:lvl>
-    <w:lvl w:ilvl="4" w:tplc="B84EFD2E">
-      <w:numFmt w:val="decimal"/>
-      <w:lvlText w:val=""/>
-      <w:lvlJc w:val="left"/>
-    </w:lvl>
-    <w:lvl w:ilvl="5" w:tplc="5F14EF52">
-      <w:numFmt w:val="decimal"/>
-      <w:lvlText w:val=""/>
-      <w:lvlJc w:val="left"/>
-    </w:lvl>
-    <w:lvl w:ilvl="6" w:tplc="A3686E52">
-      <w:numFmt w:val="decimal"/>
-      <w:lvlText w:val=""/>
-      <w:lvlJc w:val="left"/>
-    </w:lvl>
-    <w:lvl w:ilvl="7" w:tplc="BFC8E34E">
-      <w:numFmt w:val="decimal"/>
-      <w:lvlText w:val=""/>
-      <w:lvlJc w:val="left"/>
-    </w:lvl>
-    <w:lvl w:ilvl="8" w:tplc="A5867950">
+    <w:lvl w:ilvl="2" w:tplc="93301FC6">
+      <w:numFmt w:val="decimal"/>
+      <w:lvlText w:val=""/>
+      <w:lvlJc w:val="left"/>
+    </w:lvl>
+    <w:lvl w:ilvl="3" w:tplc="5B44A540">
+      <w:numFmt w:val="decimal"/>
+      <w:lvlText w:val=""/>
+      <w:lvlJc w:val="left"/>
+    </w:lvl>
+    <w:lvl w:ilvl="4" w:tplc="0628A7E6">
+      <w:numFmt w:val="decimal"/>
+      <w:lvlText w:val=""/>
+      <w:lvlJc w:val="left"/>
+    </w:lvl>
+    <w:lvl w:ilvl="5" w:tplc="C67C0CFA">
+      <w:numFmt w:val="decimal"/>
+      <w:lvlText w:val=""/>
+      <w:lvlJc w:val="left"/>
+    </w:lvl>
+    <w:lvl w:ilvl="6" w:tplc="312E2374">
+      <w:numFmt w:val="decimal"/>
+      <w:lvlText w:val=""/>
+      <w:lvlJc w:val="left"/>
+    </w:lvl>
+    <w:lvl w:ilvl="7" w:tplc="8FDC53BA">
+      <w:numFmt w:val="decimal"/>
+      <w:lvlText w:val=""/>
+      <w:lvlJc w:val="left"/>
+    </w:lvl>
+    <w:lvl w:ilvl="8" w:tplc="941EE72A">
       <w:numFmt w:val="decimal"/>
       <w:lvlText w:val=""/>
       <w:lvlJc w:val="left"/>
     </w:lvl>
   </w:abstractNum>
-  <w:abstractNum w:abstractNumId="9" w15:restartNumberingAfterBreak="0">
-    <w:nsid w:val="634A5665"/>
+  <w:abstractNum w:abstractNumId="11" w15:restartNumberingAfterBreak="0">
+    <w:nsid w:val="6D965240"/>
     <w:multiLevelType w:val="hybridMultilevel"/>
-    <w:tmpl w:val="6D049576"/>
-    <w:lvl w:ilvl="0" w:tplc="5AAABCE0" w:tentative="1">
+    <w:tmpl w:val="2B2492A2"/>
+    <w:lvl w:ilvl="0" w:tplc="B988101A">
       <w:start w:val="1"/>
-      <w:numFmt w:val="bullet"/>
-      <w:lvlText w:val="•"/>
-      <w:lvlJc w:val="left"/>
-      <w:pPr>
-        <w:ind w:left="360" w:hanging="260"/>
-      </w:pPr>
-    </w:lvl>
-    <w:lvl w:ilvl="1" w:tplc="6DA01522" w:tentative="1">
-      <w:start w:val="1"/>
-      <w:numFmt w:val="bullet"/>
-      <w:lvlText w:val="–"/>
-      <w:lvlJc w:val="left"/>
-      <w:pPr>
-        <w:ind w:left="720" w:hanging="260"/>
-      </w:pPr>
-    </w:lvl>
-    <w:lvl w:ilvl="2" w:tplc="175EEFB2">
-      <w:numFmt w:val="decimal"/>
-      <w:lvlText w:val=""/>
-      <w:lvlJc w:val="left"/>
-    </w:lvl>
-    <w:lvl w:ilvl="3" w:tplc="28B04DD6">
-      <w:numFmt w:val="decimal"/>
-      <w:lvlText w:val=""/>
-      <w:lvlJc w:val="left"/>
-    </w:lvl>
-    <w:lvl w:ilvl="4" w:tplc="68DAD54A">
-      <w:numFmt w:val="decimal"/>
-      <w:lvlText w:val=""/>
-      <w:lvlJc w:val="left"/>
-    </w:lvl>
-    <w:lvl w:ilvl="5" w:tplc="F508C4E8">
-      <w:numFmt w:val="decimal"/>
-      <w:lvlText w:val=""/>
-      <w:lvlJc w:val="left"/>
-    </w:lvl>
-    <w:lvl w:ilvl="6" w:tplc="8DA0DD74">
-      <w:numFmt w:val="decimal"/>
-      <w:lvlText w:val=""/>
-      <w:lvlJc w:val="left"/>
-    </w:lvl>
-    <w:lvl w:ilvl="7" w:tplc="2578CE78">
-      <w:numFmt w:val="decimal"/>
-      <w:lvlText w:val=""/>
-      <w:lvlJc w:val="left"/>
-    </w:lvl>
-    <w:lvl w:ilvl="8" w:tplc="8ED02382">
-      <w:numFmt w:val="decimal"/>
-      <w:lvlText w:val=""/>
-      <w:lvlJc w:val="left"/>
-    </w:lvl>
-  </w:abstractNum>
-  <w:abstractNum w:abstractNumId="10" w15:restartNumberingAfterBreak="0">
-    <w:nsid w:val="670B564B"/>
-    <w:multiLevelType w:val="hybridMultilevel"/>
-    <w:tmpl w:val="7A76A7E0"/>
-    <w:lvl w:ilvl="0" w:tplc="BB8EB08C">
-      <w:start w:val="1"/>
       <w:numFmt w:val="decimal"/>
       <w:lvlText w:val="%1."/>
       <w:lvlJc w:val="left"/>
@@ -5691,7 +5749,7 @@
         <w:ind w:left="360" w:hanging="300"/>
       </w:pPr>
     </w:lvl>
-    <w:lvl w:ilvl="1" w:tplc="5A94680E" w:tentative="1">
+    <w:lvl w:ilvl="1" w:tplc="FE9C62D4" w:tentative="1">
       <w:start w:val="1"/>
       <w:numFmt w:val="lowerLetter"/>
       <w:lvlText w:val="%2."/>
@@ -5700,162 +5758,104 @@
         <w:ind w:left="720" w:hanging="300"/>
       </w:pPr>
     </w:lvl>
-    <w:lvl w:ilvl="2" w:tplc="5E08DF6E">
-      <w:numFmt w:val="decimal"/>
-      <w:lvlText w:val=""/>
-      <w:lvlJc w:val="left"/>
-    </w:lvl>
-    <w:lvl w:ilvl="3" w:tplc="300CA832">
-      <w:numFmt w:val="decimal"/>
-      <w:lvlText w:val=""/>
-      <w:lvlJc w:val="left"/>
-    </w:lvl>
-    <w:lvl w:ilvl="4" w:tplc="EEF48F58">
-      <w:numFmt w:val="decimal"/>
-      <w:lvlText w:val=""/>
-      <w:lvlJc w:val="left"/>
-    </w:lvl>
-    <w:lvl w:ilvl="5" w:tplc="AF249F98">
-      <w:numFmt w:val="decimal"/>
-      <w:lvlText w:val=""/>
-      <w:lvlJc w:val="left"/>
-    </w:lvl>
-    <w:lvl w:ilvl="6" w:tplc="0EA89BC6">
-      <w:numFmt w:val="decimal"/>
-      <w:lvlText w:val=""/>
-      <w:lvlJc w:val="left"/>
-    </w:lvl>
-    <w:lvl w:ilvl="7" w:tplc="931C198E">
-      <w:numFmt w:val="decimal"/>
-      <w:lvlText w:val=""/>
-      <w:lvlJc w:val="left"/>
-    </w:lvl>
-    <w:lvl w:ilvl="8" w:tplc="BC9E91C6">
+    <w:lvl w:ilvl="2" w:tplc="EEC24DE6">
+      <w:numFmt w:val="decimal"/>
+      <w:lvlText w:val=""/>
+      <w:lvlJc w:val="left"/>
+    </w:lvl>
+    <w:lvl w:ilvl="3" w:tplc="E572C4C4">
+      <w:numFmt w:val="decimal"/>
+      <w:lvlText w:val=""/>
+      <w:lvlJc w:val="left"/>
+    </w:lvl>
+    <w:lvl w:ilvl="4" w:tplc="228A4F9A">
+      <w:numFmt w:val="decimal"/>
+      <w:lvlText w:val=""/>
+      <w:lvlJc w:val="left"/>
+    </w:lvl>
+    <w:lvl w:ilvl="5" w:tplc="1C040756">
+      <w:numFmt w:val="decimal"/>
+      <w:lvlText w:val=""/>
+      <w:lvlJc w:val="left"/>
+    </w:lvl>
+    <w:lvl w:ilvl="6" w:tplc="DE0E5FB6">
+      <w:numFmt w:val="decimal"/>
+      <w:lvlText w:val=""/>
+      <w:lvlJc w:val="left"/>
+    </w:lvl>
+    <w:lvl w:ilvl="7" w:tplc="621C542E">
+      <w:numFmt w:val="decimal"/>
+      <w:lvlText w:val=""/>
+      <w:lvlJc w:val="left"/>
+    </w:lvl>
+    <w:lvl w:ilvl="8" w:tplc="CE7E53EE">
       <w:numFmt w:val="decimal"/>
       <w:lvlText w:val=""/>
       <w:lvlJc w:val="left"/>
     </w:lvl>
   </w:abstractNum>
-  <w:abstractNum w:abstractNumId="11" w15:restartNumberingAfterBreak="0">
-    <w:nsid w:val="6D866E4A"/>
-    <w:multiLevelType w:val="hybridMultilevel"/>
-    <w:tmpl w:val="9462F9FE"/>
-    <w:lvl w:ilvl="0" w:tplc="0E146DC6">
-      <w:start w:val="1"/>
-      <w:numFmt w:val="decimal"/>
-      <w:lvlText w:val="%1."/>
-      <w:lvlJc w:val="left"/>
-      <w:pPr>
-        <w:ind w:left="360" w:hanging="300"/>
-      </w:pPr>
-    </w:lvl>
-    <w:lvl w:ilvl="1" w:tplc="BA806220" w:tentative="1">
-      <w:start w:val="1"/>
-      <w:numFmt w:val="lowerLetter"/>
-      <w:lvlText w:val="%2."/>
-      <w:lvlJc w:val="left"/>
-      <w:pPr>
-        <w:ind w:left="720" w:hanging="300"/>
-      </w:pPr>
-    </w:lvl>
-    <w:lvl w:ilvl="2" w:tplc="01FED836">
-      <w:numFmt w:val="decimal"/>
-      <w:lvlText w:val=""/>
-      <w:lvlJc w:val="left"/>
-    </w:lvl>
-    <w:lvl w:ilvl="3" w:tplc="14020F5A">
-      <w:numFmt w:val="decimal"/>
-      <w:lvlText w:val=""/>
-      <w:lvlJc w:val="left"/>
-    </w:lvl>
-    <w:lvl w:ilvl="4" w:tplc="4880D2FE">
-      <w:numFmt w:val="decimal"/>
-      <w:lvlText w:val=""/>
-      <w:lvlJc w:val="left"/>
-    </w:lvl>
-    <w:lvl w:ilvl="5" w:tplc="F2CE6CB2">
-      <w:numFmt w:val="decimal"/>
-      <w:lvlText w:val=""/>
-      <w:lvlJc w:val="left"/>
-    </w:lvl>
-    <w:lvl w:ilvl="6" w:tplc="7B1C661A">
-      <w:numFmt w:val="decimal"/>
-      <w:lvlText w:val=""/>
-      <w:lvlJc w:val="left"/>
-    </w:lvl>
-    <w:lvl w:ilvl="7" w:tplc="7C02BC18">
-      <w:numFmt w:val="decimal"/>
-      <w:lvlText w:val=""/>
-      <w:lvlJc w:val="left"/>
-    </w:lvl>
-    <w:lvl w:ilvl="8" w:tplc="64C65548">
-      <w:numFmt w:val="decimal"/>
-      <w:lvlText w:val=""/>
-      <w:lvlJc w:val="left"/>
-    </w:lvl>
-  </w:abstractNum>
-  <w:num w:numId="1" w16cid:durableId="716389685">
+  <w:num w:numId="1" w16cid:durableId="1818454277">
+    <w:abstractNumId w:val="3"/>
+    <w:lvlOverride w:ilvl="0">
+      <w:startOverride w:val="1"/>
+    </w:lvlOverride>
+  </w:num>
+  <w:num w:numId="2" w16cid:durableId="17507972">
+    <w:abstractNumId w:val="5"/>
+    <w:lvlOverride w:ilvl="0">
+      <w:startOverride w:val="1"/>
+    </w:lvlOverride>
+  </w:num>
+  <w:num w:numId="3" w16cid:durableId="469128604">
+    <w:abstractNumId w:val="11"/>
+    <w:lvlOverride w:ilvl="0">
+      <w:startOverride w:val="1"/>
+    </w:lvlOverride>
+  </w:num>
+  <w:num w:numId="4" w16cid:durableId="1902054342">
+    <w:abstractNumId w:val="10"/>
+    <w:lvlOverride w:ilvl="0">
+      <w:startOverride w:val="1"/>
+    </w:lvlOverride>
+  </w:num>
+  <w:num w:numId="5" w16cid:durableId="385690628">
+    <w:abstractNumId w:val="8"/>
+    <w:lvlOverride w:ilvl="0">
+      <w:startOverride w:val="1"/>
+    </w:lvlOverride>
+  </w:num>
+  <w:num w:numId="6" w16cid:durableId="337736637">
+    <w:abstractNumId w:val="7"/>
+    <w:lvlOverride w:ilvl="0">
+      <w:startOverride w:val="1"/>
+    </w:lvlOverride>
+  </w:num>
+  <w:num w:numId="7" w16cid:durableId="2021738380">
     <w:abstractNumId w:val="2"/>
     <w:lvlOverride w:ilvl="0">
       <w:startOverride w:val="1"/>
     </w:lvlOverride>
   </w:num>
-  <w:num w:numId="2" w16cid:durableId="1033765884">
-    <w:abstractNumId w:val="8"/>
-    <w:lvlOverride w:ilvl="0">
-      <w:startOverride w:val="1"/>
-    </w:lvlOverride>
-  </w:num>
-  <w:num w:numId="3" w16cid:durableId="1195001364">
-    <w:abstractNumId w:val="4"/>
-    <w:lvlOverride w:ilvl="0">
-      <w:startOverride w:val="1"/>
-    </w:lvlOverride>
-  </w:num>
-  <w:num w:numId="4" w16cid:durableId="1862207879">
-    <w:abstractNumId w:val="11"/>
-    <w:lvlOverride w:ilvl="0">
-      <w:startOverride w:val="1"/>
-    </w:lvlOverride>
-  </w:num>
-  <w:num w:numId="5" w16cid:durableId="765659416">
-    <w:abstractNumId w:val="3"/>
-    <w:lvlOverride w:ilvl="0">
-      <w:startOverride w:val="1"/>
-    </w:lvlOverride>
-  </w:num>
-  <w:num w:numId="6" w16cid:durableId="1068307713">
-    <w:abstractNumId w:val="10"/>
-    <w:lvlOverride w:ilvl="0">
-      <w:startOverride w:val="1"/>
-    </w:lvlOverride>
-  </w:num>
-  <w:num w:numId="7" w16cid:durableId="1126390750">
-    <w:abstractNumId w:val="7"/>
-    <w:lvlOverride w:ilvl="0">
-      <w:startOverride w:val="1"/>
-    </w:lvlOverride>
-  </w:num>
-  <w:num w:numId="8" w16cid:durableId="1771504468">
-    <w:abstractNumId w:val="1"/>
-    <w:lvlOverride w:ilvl="0">
-      <w:startOverride w:val="1"/>
-    </w:lvlOverride>
-  </w:num>
-  <w:num w:numId="9" w16cid:durableId="596912345">
-    <w:abstractNumId w:val="5"/>
-    <w:lvlOverride w:ilvl="0">
-      <w:startOverride w:val="1"/>
-    </w:lvlOverride>
-  </w:num>
-  <w:num w:numId="10" w16cid:durableId="1408528777">
+  <w:num w:numId="8" w16cid:durableId="111874038">
     <w:abstractNumId w:val="0"/>
     <w:lvlOverride w:ilvl="0">
       <w:startOverride w:val="1"/>
     </w:lvlOverride>
   </w:num>
-  <w:num w:numId="11" w16cid:durableId="1908613282">
+  <w:num w:numId="9" w16cid:durableId="1601911586">
+    <w:abstractNumId w:val="9"/>
+    <w:lvlOverride w:ilvl="0">
+      <w:startOverride w:val="1"/>
+    </w:lvlOverride>
+  </w:num>
+  <w:num w:numId="10" w16cid:durableId="1841776341">
     <w:abstractNumId w:val="6"/>
+    <w:lvlOverride w:ilvl="0">
+      <w:startOverride w:val="1"/>
+    </w:lvlOverride>
+  </w:num>
+  <w:num w:numId="11" w16cid:durableId="1114406099">
+    <w:abstractNumId w:val="1"/>
     <w:lvlOverride w:ilvl="0">
       <w:startOverride w:val="1"/>
     </w:lvlOverride>
@@ -6536,7 +6536,7 @@
     <w:autoRedefine/>
     <w:uiPriority w:val="39"/>
     <w:unhideWhenUsed/>
-    <w:rsid w:val="009926A9"/>
+    <w:rsid w:val="000A164B"/>
     <w:pPr>
       <w:spacing w:after="100"/>
     </w:pPr>

--- a/discoverer-neo/docs/user-guide/manual/Discoverer-Neo-MANAGER-Guide-Quick-pt-PT.docx
+++ b/discoverer-neo/docs/user-guide/manual/Discoverer-Neo-MANAGER-Guide-Quick-pt-PT.docx
@@ -74,7 +74,7 @@
     <w:sdt>
       <w:sdtPr>
         <w:alias w:val="Índice"/>
-        <w:id w:val="789088994"/>
+        <w:id w:val="1398553190"/>
       </w:sdtPr>
       <w:sdtEndPr/>
       <w:sdtContent>
@@ -102,7 +102,7 @@
           <w:r>
             <w:fldChar w:fldCharType="separate"/>
           </w:r>
-          <w:hyperlink w:anchor="_Toc241671396" w:history="1">
+          <w:hyperlink w:anchor="_Toc241692289" w:history="1">
             <w:r>
               <w:rPr>
                 <w:rStyle w:val="Hiperligao"/>
@@ -126,7 +126,7 @@
               <w:rPr>
                 <w:noProof/>
               </w:rPr>
-              <w:instrText xml:space="preserve"> PAGEREF _Toc241671396 \h </w:instrText>
+              <w:instrText xml:space="preserve"> PAGEREF _Toc241692289 \h </w:instrText>
             </w:r>
             <w:r>
               <w:rPr>
@@ -168,7 +168,7 @@
               <w14:ligatures w14:val="standardContextual"/>
             </w:rPr>
           </w:pPr>
-          <w:hyperlink w:anchor="_Toc241671397" w:history="1">
+          <w:hyperlink w:anchor="_Toc241692290" w:history="1">
             <w:r>
               <w:rPr>
                 <w:rStyle w:val="Hiperligao"/>
@@ -192,7 +192,7 @@
               <w:rPr>
                 <w:noProof/>
               </w:rPr>
-              <w:instrText xml:space="preserve"> PAGEREF _Toc241671397 \h </w:instrText>
+              <w:instrText xml:space="preserve"> PAGEREF _Toc241692290 \h </w:instrText>
             </w:r>
             <w:r>
               <w:rPr>
@@ -234,7 +234,7 @@
               <w14:ligatures w14:val="standardContextual"/>
             </w:rPr>
           </w:pPr>
-          <w:hyperlink w:anchor="_Toc241671398" w:history="1">
+          <w:hyperlink w:anchor="_Toc241692291" w:history="1">
             <w:r>
               <w:rPr>
                 <w:rStyle w:val="Hiperligao"/>
@@ -258,7 +258,7 @@
               <w:rPr>
                 <w:noProof/>
               </w:rPr>
-              <w:instrText xml:space="preserve"> PAGEREF _Toc241671398 \h </w:instrText>
+              <w:instrText xml:space="preserve"> PAGEREF _Toc241692291 \h </w:instrText>
             </w:r>
             <w:r>
               <w:rPr>
@@ -300,7 +300,7 @@
               <w14:ligatures w14:val="standardContextual"/>
             </w:rPr>
           </w:pPr>
-          <w:hyperlink w:anchor="_Toc241671399" w:history="1">
+          <w:hyperlink w:anchor="_Toc241692292" w:history="1">
             <w:r>
               <w:rPr>
                 <w:rStyle w:val="Hiperligao"/>
@@ -324,7 +324,7 @@
               <w:rPr>
                 <w:noProof/>
               </w:rPr>
-              <w:instrText xml:space="preserve"> PAGEREF _Toc241671399 \h </w:instrText>
+              <w:instrText xml:space="preserve"> PAGEREF _Toc241692292 \h </w:instrText>
             </w:r>
             <w:r>
               <w:rPr>
@@ -366,7 +366,7 @@
               <w14:ligatures w14:val="standardContextual"/>
             </w:rPr>
           </w:pPr>
-          <w:hyperlink w:anchor="_Toc241671400" w:history="1">
+          <w:hyperlink w:anchor="_Toc241692293" w:history="1">
             <w:r>
               <w:rPr>
                 <w:rStyle w:val="Hiperligao"/>
@@ -390,7 +390,7 @@
               <w:rPr>
                 <w:noProof/>
               </w:rPr>
-              <w:instrText xml:space="preserve"> PAGEREF _Toc241671400 \h </w:instrText>
+              <w:instrText xml:space="preserve"> PAGEREF _Toc241692293 \h </w:instrText>
             </w:r>
             <w:r>
               <w:rPr>
@@ -432,7 +432,7 @@
               <w14:ligatures w14:val="standardContextual"/>
             </w:rPr>
           </w:pPr>
-          <w:hyperlink w:anchor="_Toc241671401" w:history="1">
+          <w:hyperlink w:anchor="_Toc241692294" w:history="1">
             <w:r>
               <w:rPr>
                 <w:rStyle w:val="Hiperligao"/>
@@ -456,7 +456,7 @@
               <w:rPr>
                 <w:noProof/>
               </w:rPr>
-              <w:instrText xml:space="preserve"> PAGEREF _Toc241671401 \h </w:instrText>
+              <w:instrText xml:space="preserve"> PAGEREF _Toc241692294 \h </w:instrText>
             </w:r>
             <w:r>
               <w:rPr>
@@ -498,7 +498,7 @@
               <w14:ligatures w14:val="standardContextual"/>
             </w:rPr>
           </w:pPr>
-          <w:hyperlink w:anchor="_Toc241671402" w:history="1">
+          <w:hyperlink w:anchor="_Toc241692295" w:history="1">
             <w:r>
               <w:rPr>
                 <w:rStyle w:val="Hiperligao"/>
@@ -522,7 +522,7 @@
               <w:rPr>
                 <w:noProof/>
               </w:rPr>
-              <w:instrText xml:space="preserve"> PAGEREF _Toc241671402 \h </w:instrText>
+              <w:instrText xml:space="preserve"> PAGEREF _Toc241692295 \h </w:instrText>
             </w:r>
             <w:r>
               <w:rPr>
@@ -564,7 +564,7 @@
               <w14:ligatures w14:val="standardContextual"/>
             </w:rPr>
           </w:pPr>
-          <w:hyperlink w:anchor="_Toc241671403" w:history="1">
+          <w:hyperlink w:anchor="_Toc241692296" w:history="1">
             <w:r>
               <w:rPr>
                 <w:rStyle w:val="Hiperligao"/>
@@ -588,7 +588,7 @@
               <w:rPr>
                 <w:noProof/>
               </w:rPr>
-              <w:instrText xml:space="preserve"> PAGEREF _Toc241671403 \h </w:instrText>
+              <w:instrText xml:space="preserve"> PAGEREF _Toc241692296 \h </w:instrText>
             </w:r>
             <w:r>
               <w:rPr>
@@ -630,13 +630,13 @@
               <w14:ligatures w14:val="standardContextual"/>
             </w:rPr>
           </w:pPr>
-          <w:hyperlink w:anchor="_Toc241671404" w:history="1">
+          <w:hyperlink w:anchor="_Toc241692297" w:history="1">
             <w:r>
               <w:rPr>
                 <w:rStyle w:val="Hiperligao"/>
                 <w:noProof/>
               </w:rPr>
-              <w:t>Modelação de dados</w:t>
+              <w:t>Funções Personalizadas e Origens de Dados</w:t>
             </w:r>
             <w:r>
               <w:rPr>
@@ -654,7 +654,7 @@
               <w:rPr>
                 <w:noProof/>
               </w:rPr>
-              <w:instrText xml:space="preserve"> PAGEREF _Toc241671404 \h </w:instrText>
+              <w:instrText xml:space="preserve"> PAGEREF _Toc241692297 \h </w:instrText>
             </w:r>
             <w:r>
               <w:rPr>
@@ -696,13 +696,13 @@
               <w14:ligatures w14:val="standardContextual"/>
             </w:rPr>
           </w:pPr>
-          <w:hyperlink w:anchor="_Toc241671405" w:history="1">
+          <w:hyperlink w:anchor="_Toc241692298" w:history="1">
             <w:r>
               <w:rPr>
                 <w:rStyle w:val="Hiperligao"/>
                 <w:noProof/>
               </w:rPr>
-              <w:t>Funções Personalizadas e Origens de Dados</w:t>
+              <w:t>Definições</w:t>
             </w:r>
             <w:r>
               <w:rPr>
@@ -720,7 +720,7 @@
               <w:rPr>
                 <w:noProof/>
               </w:rPr>
-              <w:instrText xml:space="preserve"> PAGEREF _Toc241671405 \h </w:instrText>
+              <w:instrText xml:space="preserve"> PAGEREF _Toc241692298 \h </w:instrText>
             </w:r>
             <w:r>
               <w:rPr>
@@ -738,72 +738,6 @@
                 <w:noProof/>
               </w:rPr>
               <w:t>10</w:t>
-            </w:r>
-            <w:r>
-              <w:rPr>
-                <w:noProof/>
-              </w:rPr>
-              <w:fldChar w:fldCharType="end"/>
-            </w:r>
-          </w:hyperlink>
-        </w:p>
-        <w:p>
-          <w:pPr>
-            <w:pStyle w:val="ndice1"/>
-            <w:tabs>
-              <w:tab w:val="right" w:leader="dot" w:pos="9016"/>
-            </w:tabs>
-            <w:rPr>
-              <w:rFonts w:asciiTheme="minorHAnsi" w:eastAsiaTheme="minorEastAsia" w:hAnsiTheme="minorHAnsi" w:cstheme="minorBidi"/>
-              <w:noProof/>
-              <w:kern w:val="2"/>
-              <w:sz w:val="24"/>
-              <w:szCs w:val="24"/>
-              <w14:ligatures w14:val="standardContextual"/>
-            </w:rPr>
-          </w:pPr>
-          <w:hyperlink w:anchor="_Toc241671406" w:history="1">
-            <w:r>
-              <w:rPr>
-                <w:rStyle w:val="Hiperligao"/>
-                <w:noProof/>
-              </w:rPr>
-              <w:t>Definições</w:t>
-            </w:r>
-            <w:r>
-              <w:rPr>
-                <w:noProof/>
-              </w:rPr>
-              <w:tab/>
-            </w:r>
-            <w:r>
-              <w:rPr>
-                <w:noProof/>
-              </w:rPr>
-              <w:fldChar w:fldCharType="begin"/>
-            </w:r>
-            <w:r>
-              <w:rPr>
-                <w:noProof/>
-              </w:rPr>
-              <w:instrText xml:space="preserve"> PAGEREF _Toc241671406 \h </w:instrText>
-            </w:r>
-            <w:r>
-              <w:rPr>
-                <w:noProof/>
-              </w:rPr>
-            </w:r>
-            <w:r>
-              <w:rPr>
-                <w:noProof/>
-              </w:rPr>
-              <w:fldChar w:fldCharType="separate"/>
-            </w:r>
-            <w:r>
-              <w:rPr>
-                <w:noProof/>
-              </w:rPr>
-              <w:t>11</w:t>
             </w:r>
             <w:r>
               <w:rPr>
@@ -834,7 +768,7 @@
       <w:pPr>
         <w:pStyle w:val="Ttulo1"/>
       </w:pPr>
-      <w:bookmarkStart w:id="0" w:name="_Toc241671396"/>
+      <w:bookmarkStart w:id="0" w:name="_Toc241692289"/>
       <w:r>
         <w:lastRenderedPageBreak/>
         <w:t>A sua função numa página</w:t>
@@ -853,7 +787,7 @@
         <w:t>Manager</w:t>
       </w:r>
       <w:r>
-        <w:t>. Vê, executa, exporta, agenda e partilha todos os mapas. A modelação de dados está limitada às áreas de negócio em que um administrador lhe concedeu uma permissão.</w:t>
+        <w:t>. Vê, executa, exporta, agenda e partilha todos os mapas. Não altera o modelo de dados. Isso é trabalho de um administrador.</w:t>
       </w:r>
     </w:p>
     <w:tbl>
@@ -1333,6 +1267,67 @@
           </w:p>
         </w:tc>
       </w:tr>
+      <w:tr>
+        <w:tblPrEx>
+          <w:tblCellMar>
+            <w:top w:w="0" w:type="dxa"/>
+            <w:bottom w:w="0" w:type="dxa"/>
+          </w:tblCellMar>
+        </w:tblPrEx>
+        <w:trPr>
+          <w:cantSplit/>
+        </w:trPr>
+        <w:tc>
+          <w:tcPr>
+            <w:tcW w:w="4513" w:type="dxa"/>
+            <w:tcBorders>
+              <w:top w:val="single" w:sz="4" w:space="0" w:color="BFC7D1"/>
+              <w:left w:val="single" w:sz="4" w:space="0" w:color="BFC7D1"/>
+              <w:bottom w:val="single" w:sz="4" w:space="0" w:color="BFC7D1"/>
+              <w:right w:val="single" w:sz="4" w:space="0" w:color="BFC7D1"/>
+            </w:tcBorders>
+            <w:tcMar>
+              <w:top w:w="60" w:type="dxa"/>
+              <w:left w:w="100" w:type="dxa"/>
+              <w:bottom w:w="60" w:type="dxa"/>
+              <w:right w:w="100" w:type="dxa"/>
+            </w:tcMar>
+          </w:tcPr>
+          <w:p>
+            <w:pPr>
+              <w:spacing w:after="0"/>
+            </w:pPr>
+            <w:r>
+              <w:t>Criar mapas nas áreas de negócio em que tem uma permissão</w:t>
+            </w:r>
+          </w:p>
+        </w:tc>
+        <w:tc>
+          <w:tcPr>
+            <w:tcW w:w="4513" w:type="dxa"/>
+            <w:tcBorders>
+              <w:top w:val="single" w:sz="4" w:space="0" w:color="BFC7D1"/>
+              <w:left w:val="single" w:sz="4" w:space="0" w:color="BFC7D1"/>
+              <w:bottom w:val="single" w:sz="4" w:space="0" w:color="BFC7D1"/>
+              <w:right w:val="single" w:sz="4" w:space="0" w:color="BFC7D1"/>
+            </w:tcBorders>
+            <w:tcMar>
+              <w:top w:w="60" w:type="dxa"/>
+              <w:left w:w="100" w:type="dxa"/>
+              <w:bottom w:w="60" w:type="dxa"/>
+              <w:right w:w="100" w:type="dxa"/>
+            </w:tcMar>
+          </w:tcPr>
+          <w:p>
+            <w:pPr>
+              <w:spacing w:after="0"/>
+            </w:pPr>
+            <w:r>
+              <w:t>Alterar áreas de negócio, pastas, itens, junções ou hierarquias</w:t>
+            </w:r>
+          </w:p>
+        </w:tc>
+      </w:tr>
     </w:tbl>
     <w:p>
       <w:pPr>
@@ -1363,6 +1358,56 @@
           <w:b/>
           <w:bCs/>
         </w:rPr>
+        <w:t>Áreas de Negócio</w:t>
+      </w:r>
+      <w:r>
+        <w:t xml:space="preserve">, </w:t>
+      </w:r>
+      <w:r>
+        <w:rPr>
+          <w:b/>
+          <w:bCs/>
+        </w:rPr>
+        <w:t>Pastas</w:t>
+      </w:r>
+      <w:r>
+        <w:t xml:space="preserve">, </w:t>
+      </w:r>
+      <w:r>
+        <w:rPr>
+          <w:b/>
+          <w:bCs/>
+        </w:rPr>
+        <w:t>Itens</w:t>
+      </w:r>
+      <w:r>
+        <w:t xml:space="preserve">, </w:t>
+      </w:r>
+      <w:r>
+        <w:rPr>
+          <w:b/>
+          <w:bCs/>
+        </w:rPr>
+        <w:t>Junções</w:t>
+      </w:r>
+      <w:r>
+        <w:t xml:space="preserve">, </w:t>
+      </w:r>
+      <w:r>
+        <w:rPr>
+          <w:b/>
+          <w:bCs/>
+        </w:rPr>
+        <w:t>Hierarquias</w:t>
+      </w:r>
+      <w:r>
+        <w:t xml:space="preserve">, </w:t>
+      </w:r>
+      <w:r>
+        <w:rPr>
+          <w:b/>
+          <w:bCs/>
+        </w:rPr>
         <w:t>Segurança</w:t>
       </w:r>
       <w:r>
@@ -1454,7 +1499,7 @@
         <w:pStyle w:val="Ttulo1"/>
         <w:pageBreakBefore/>
       </w:pPr>
-      <w:bookmarkStart w:id="1" w:name="_Toc241671397"/>
+      <w:bookmarkStart w:id="1" w:name="_Toc241692290"/>
       <w:r>
         <w:lastRenderedPageBreak/>
         <w:t>Mapas</w:t>
@@ -1487,10 +1532,10 @@
           <w:noProof/>
         </w:rPr>
         <w:drawing>
-          <wp:inline distT="0" distB="0" distL="0" distR="0" wp14:anchorId="076201C7" wp14:editId="55EAD775">
+          <wp:inline distT="0" distB="0" distL="0" distR="0" wp14:anchorId="5C7DE627" wp14:editId="64F3495F">
             <wp:extent cx="5715000" cy="3429000"/>
             <wp:effectExtent l="0" t="0" r="0" b="0"/>
-            <wp:docPr id="287" name="02-maps-all.png" descr="A lista de Mapas, separador Todos, com os ícones Copiar, Partilhar, Agendar e Exportar em cada linha." title="A lista de Mapas, separador Todos, com os ícones Copiar, Partilhar, Agendar e Exportar em cada linha."/>
+            <wp:docPr id="266" name="02-maps-all.png" descr="A lista de Mapas, separador Todos, com os ícones Copiar, Partilhar, Agendar e Exportar em cada linha." title="A lista de Mapas, separador Todos, com os ícones Copiar, Partilhar, Agendar e Exportar em cada linha."/>
             <wp:cNvGraphicFramePr>
               <a:graphicFrameLocks xmlns:a="http://schemas.openxmlformats.org/drawingml/2006/main" noChangeAspect="1"/>
             </wp:cNvGraphicFramePr>
@@ -1951,7 +1996,7 @@
         <w:pStyle w:val="Ttulo1"/>
         <w:pageBreakBefore/>
       </w:pPr>
-      <w:bookmarkStart w:id="2" w:name="_Toc241671398"/>
+      <w:bookmarkStart w:id="2" w:name="_Toc241692291"/>
       <w:r>
         <w:lastRenderedPageBreak/>
         <w:t>Partilhar um mapa</w:t>
@@ -1974,10 +2019,10 @@
           <w:noProof/>
         </w:rPr>
         <w:drawing>
-          <wp:inline distT="0" distB="0" distL="0" distR="0" wp14:anchorId="2D587BC3" wp14:editId="3690B158">
+          <wp:inline distT="0" distB="0" distL="0" distR="0" wp14:anchorId="6452AE3B" wp14:editId="52F2FCC7">
             <wp:extent cx="3743325" cy="3895725"/>
             <wp:effectExtent l="0" t="0" r="0" b="0"/>
-            <wp:docPr id="288" name="03-share-dialog.png" descr="A caixa de diálogo Partilhar mapa com uma caixa de pesquisa e os botões Pode ver, Pode exportar e Pode editar." title="A caixa de diálogo Partilhar mapa com uma caixa de pesquisa e os botões Pode ver, Pode exportar e Pode editar."/>
+            <wp:docPr id="267" name="03-share-dialog.png" descr="A caixa de diálogo Partilhar mapa com uma caixa de pesquisa e os botões Pode ver, Pode exportar e Pode editar." title="A caixa de diálogo Partilhar mapa com uma caixa de pesquisa e os botões Pode ver, Pode exportar e Pode editar."/>
             <wp:cNvGraphicFramePr>
               <a:graphicFrameLocks xmlns:a="http://schemas.openxmlformats.org/drawingml/2006/main" noChangeAspect="1"/>
             </wp:cNvGraphicFramePr>
@@ -2377,7 +2422,7 @@
         <w:pStyle w:val="Ttulo1"/>
         <w:pageBreakBefore/>
       </w:pPr>
-      <w:bookmarkStart w:id="3" w:name="_Toc241671399"/>
+      <w:bookmarkStart w:id="3" w:name="_Toc241692292"/>
       <w:r>
         <w:lastRenderedPageBreak/>
         <w:t>Ver, executar e exportar</w:t>
@@ -2400,10 +2445,10 @@
           <w:noProof/>
         </w:rPr>
         <w:drawing>
-          <wp:inline distT="0" distB="0" distL="0" distR="0" wp14:anchorId="67F05E13" wp14:editId="0B55E854">
+          <wp:inline distT="0" distB="0" distL="0" distR="0" wp14:anchorId="4ED834FC" wp14:editId="57758774">
             <wp:extent cx="5715000" cy="3571875"/>
             <wp:effectExtent l="0" t="0" r="0" b="0"/>
-            <wp:docPr id="289" name="06-viewer-results.png" descr="Uma execução concluída com os botões Excel, CSV e PDF por cima da grelha de resultados." title="Uma execução concluída com os botões Excel, CSV e PDF por cima da grelha de resultados."/>
+            <wp:docPr id="268" name="06-viewer-results.png" descr="Uma execução concluída com os botões Excel, CSV e PDF por cima da grelha de resultados." title="Uma execução concluída com os botões Excel, CSV e PDF por cima da grelha de resultados."/>
             <wp:cNvGraphicFramePr>
               <a:graphicFrameLocks xmlns:a="http://schemas.openxmlformats.org/drawingml/2006/main" noChangeAspect="1"/>
             </wp:cNvGraphicFramePr>
@@ -2598,7 +2643,7 @@
         <w:pStyle w:val="Ttulo1"/>
         <w:pageBreakBefore/>
       </w:pPr>
-      <w:bookmarkStart w:id="4" w:name="_Toc241671400"/>
+      <w:bookmarkStart w:id="4" w:name="_Toc241692293"/>
       <w:r>
         <w:lastRenderedPageBreak/>
         <w:t>Construtor de mapas</w:t>
@@ -2631,10 +2676,10 @@
           <w:noProof/>
         </w:rPr>
         <w:drawing>
-          <wp:inline distT="0" distB="0" distL="0" distR="0" wp14:anchorId="79BEA7CB" wp14:editId="22380950">
+          <wp:inline distT="0" distB="0" distL="0" distR="0" wp14:anchorId="52DA5A29" wp14:editId="1DC1BBC0">
             <wp:extent cx="5715000" cy="3571875"/>
             <wp:effectExtent l="0" t="0" r="0" b="0"/>
-            <wp:docPr id="290" name="05-builder-overview.png" descr="O construtor de mapas com a árvore Áreas de Negócio, a área de Colunas e o painel Propriedades." title="O construtor de mapas com a árvore Áreas de Negócio, a área de Colunas e o painel Propriedades."/>
+            <wp:docPr id="269" name="05-builder-overview.png" descr="O construtor de mapas com a árvore Áreas de Negócio, a área de Colunas e o painel Propriedades." title="O construtor de mapas com a árvore Áreas de Negócio, a área de Colunas e o painel Propriedades."/>
             <wp:cNvGraphicFramePr>
               <a:graphicFrameLocks xmlns:a="http://schemas.openxmlformats.org/drawingml/2006/main" noChangeAspect="1"/>
             </wp:cNvGraphicFramePr>
@@ -2869,7 +2914,7 @@
         <w:pStyle w:val="Ttulo1"/>
         <w:pageBreakBefore/>
       </w:pPr>
-      <w:bookmarkStart w:id="5" w:name="_Toc241671401"/>
+      <w:bookmarkStart w:id="5" w:name="_Toc241692294"/>
       <w:r>
         <w:lastRenderedPageBreak/>
         <w:t>Agendamentos</w:t>
@@ -2892,10 +2937,10 @@
           <w:noProof/>
         </w:rPr>
         <w:drawing>
-          <wp:inline distT="0" distB="0" distL="0" distR="0" wp14:anchorId="5ACA118F" wp14:editId="15109071">
+          <wp:inline distT="0" distB="0" distL="0" distR="0" wp14:anchorId="2C4C7AF6" wp14:editId="0D15EA6A">
             <wp:extent cx="5715000" cy="3571875"/>
             <wp:effectExtent l="0" t="0" r="0" b="0"/>
-            <wp:docPr id="291" name="38-schedules-list.png" descr="A página Agendamentos com um agendamento em pausa e os respetivos ícones de ação." title="A página Agendamentos com um agendamento em pausa e os respetivos ícones de ação."/>
+            <wp:docPr id="270" name="38-schedules-list.png" descr="A página Agendamentos com um agendamento em pausa e os respetivos ícones de ação." title="A página Agendamentos com um agendamento em pausa e os respetivos ícones de ação."/>
             <wp:cNvGraphicFramePr>
               <a:graphicFrameLocks xmlns:a="http://schemas.openxmlformats.org/drawingml/2006/main" noChangeAspect="1"/>
             </wp:cNvGraphicFramePr>
@@ -3428,7 +3473,7 @@
         <w:pStyle w:val="Ttulo1"/>
         <w:pageBreakBefore/>
       </w:pPr>
-      <w:bookmarkStart w:id="6" w:name="_Toc241671402"/>
+      <w:bookmarkStart w:id="6" w:name="_Toc241692295"/>
       <w:r>
         <w:lastRenderedPageBreak/>
         <w:t>Execuções e Exportações</w:t>
@@ -3468,10 +3513,10 @@
           <w:noProof/>
         </w:rPr>
         <w:drawing>
-          <wp:inline distT="0" distB="0" distL="0" distR="0" wp14:anchorId="3781EB56" wp14:editId="0E2E0322">
+          <wp:inline distT="0" distB="0" distL="0" distR="0" wp14:anchorId="1CCE9D15" wp14:editId="3D6CE76D">
             <wp:extent cx="5715000" cy="3571875"/>
             <wp:effectExtent l="0" t="0" r="0" b="0"/>
-            <wp:docPr id="292" name="11-runs.png" descr="A página Execuções com os filtros Mapa, Estado e Tipo e a lista de execuções." title="A página Execuções com os filtros Mapa, Estado e Tipo e a lista de execuções."/>
+            <wp:docPr id="271" name="10-runs.png" descr="A página Execuções com os filtros Mapa, Estado e Tipo e a lista de execuções." title="A página Execuções com os filtros Mapa, Estado e Tipo e a lista de execuções."/>
             <wp:cNvGraphicFramePr>
               <a:graphicFrameLocks xmlns:a="http://schemas.openxmlformats.org/drawingml/2006/main" noChangeAspect="1"/>
             </wp:cNvGraphicFramePr>
@@ -3643,7 +3688,7 @@
         <w:pStyle w:val="Ttulo1"/>
         <w:pageBreakBefore/>
       </w:pPr>
-      <w:bookmarkStart w:id="7" w:name="_Toc241671403"/>
+      <w:bookmarkStart w:id="7" w:name="_Toc241692296"/>
       <w:r>
         <w:lastRenderedPageBreak/>
         <w:t>Utilizadores</w:t>
@@ -3676,10 +3721,10 @@
           <w:noProof/>
         </w:rPr>
         <w:drawing>
-          <wp:inline distT="0" distB="0" distL="0" distR="0" wp14:anchorId="163AEE5E" wp14:editId="6DD75CC5">
+          <wp:inline distT="0" distB="0" distL="0" distR="0" wp14:anchorId="15F70E4D" wp14:editId="41EC614F">
             <wp:extent cx="4362450" cy="2190750"/>
             <wp:effectExtent l="0" t="0" r="0" b="0"/>
-            <wp:docPr id="293" name="12-users-maps-dialog.png" descr="A caixa de diálogo Mapas de um utilizador, com listas de nível de partilha e ícones de proprietário e remover." title="A caixa de diálogo Mapas de um utilizador, com listas de nível de partilha e ícones de proprietário e remover."/>
+            <wp:docPr id="272" name="11-users-maps-dialog.png" descr="A caixa de diálogo Mapas de um utilizador, com listas de nível de partilha e ícones de proprietário e remover." title="A caixa de diálogo Mapas de um utilizador, com listas de nível de partilha e ícones de proprietário e remover."/>
             <wp:cNvGraphicFramePr>
               <a:graphicFrameLocks xmlns:a="http://schemas.openxmlformats.org/drawingml/2006/main" noChangeAspect="1"/>
             </wp:cNvGraphicFramePr>
@@ -3831,66 +3876,36 @@
         <w:pStyle w:val="Ttulo1"/>
         <w:pageBreakBefore/>
       </w:pPr>
-      <w:bookmarkStart w:id="8" w:name="_Toc241671404"/>
+      <w:bookmarkStart w:id="8" w:name="_Toc241692297"/>
       <w:r>
         <w:lastRenderedPageBreak/>
-        <w:t>Modelação de dados</w:t>
+        <w:t>Funções Personalizadas e Origens de Dados</w:t>
       </w:r>
       <w:bookmarkEnd w:id="8"/>
     </w:p>
     <w:p>
       <w:r>
-        <w:t xml:space="preserve">As páginas </w:t>
-      </w:r>
-      <w:r>
-        <w:rPr>
-          <w:b/>
-          <w:bCs/>
-        </w:rPr>
-        <w:t>Áreas de Negócio</w:t>
-      </w:r>
-      <w:r>
-        <w:t xml:space="preserve">, </w:t>
-      </w:r>
-      <w:r>
-        <w:rPr>
-          <w:b/>
-          <w:bCs/>
-        </w:rPr>
-        <w:t>Pastas</w:t>
-      </w:r>
-      <w:r>
-        <w:t xml:space="preserve">, </w:t>
-      </w:r>
-      <w:r>
-        <w:rPr>
-          <w:b/>
-          <w:bCs/>
-        </w:rPr>
-        <w:t>Itens</w:t>
-      </w:r>
-      <w:r>
-        <w:t xml:space="preserve">, </w:t>
-      </w:r>
-      <w:r>
-        <w:rPr>
-          <w:b/>
-          <w:bCs/>
-        </w:rPr>
-        <w:t>Junções</w:t>
-      </w:r>
-      <w:r>
-        <w:t xml:space="preserve"> e </w:t>
-      </w:r>
-      <w:r>
-        <w:rPr>
-          <w:b/>
-          <w:bCs/>
-        </w:rPr>
-        <w:t>Hierarquias</w:t>
-      </w:r>
-      <w:r>
-        <w:t xml:space="preserve"> listam apenas as áreas de negócio em que tem uma permissão. O nível da permissão define o que pode fazer.</w:t>
+        <w:t xml:space="preserve">As </w:t>
+      </w:r>
+      <w:r>
+        <w:rPr>
+          <w:b/>
+          <w:bCs/>
+        </w:rPr>
+        <w:t>Funções Personalizadas</w:t>
+      </w:r>
+      <w:r>
+        <w:t xml:space="preserve"> são funções da base de dados que os itens calculados podem chamar. Tem todos os direitos sobre elas. As </w:t>
+      </w:r>
+      <w:r>
+        <w:rPr>
+          <w:b/>
+          <w:bCs/>
+        </w:rPr>
+        <w:t>Origens de Dados</w:t>
+      </w:r>
+      <w:r>
+        <w:t xml:space="preserve"> são ligações guardadas a bases de dados. Só pode consultá-las e testá-las.</w:t>
       </w:r>
     </w:p>
     <w:p>
@@ -3904,10 +3919,10 @@
           <w:noProof/>
         </w:rPr>
         <w:drawing>
-          <wp:inline distT="0" distB="0" distL="0" distR="0" wp14:anchorId="7A0EDC7C" wp14:editId="272D890B">
+          <wp:inline distT="0" distB="0" distL="0" distR="0" wp14:anchorId="245DFC87" wp14:editId="44AD7EF1">
             <wp:extent cx="5715000" cy="3571875"/>
             <wp:effectExtent l="0" t="0" r="0" b="0"/>
-            <wp:docPr id="294" name="11-folders.png" descr="A página Pastas com uma área de negócio escolhida e as respetivas pastas listadas." title="A página Pastas com uma área de negócio escolhida e as respetivas pastas listadas."/>
+            <wp:docPr id="273" name="08-custom-functions.png" descr="A página Funções Personalizadas com a lista, Atualizar tudo e Nova Função." title="A página Funções Personalizadas com a lista, Atualizar tudo e Nova Função."/>
             <wp:cNvGraphicFramePr>
               <a:graphicFrameLocks xmlns:a="http://schemas.openxmlformats.org/drawingml/2006/main" noChangeAspect="1"/>
             </wp:cNvGraphicFramePr>
@@ -3949,357 +3964,8 @@
         <w:jc w:val="center"/>
       </w:pPr>
       <w:r>
-        <w:t>A página Pastas com uma área de negócio escolhida e as respetivas pastas listadas.</w:t>
-      </w:r>
-    </w:p>
-    <w:tbl>
-      <w:tblPr>
-        <w:tblW w:w="9026" w:type="dxa"/>
-        <w:tblBorders>
-          <w:top w:val="single" w:sz="4" w:space="0" w:color="auto"/>
-          <w:left w:val="single" w:sz="4" w:space="0" w:color="auto"/>
-          <w:bottom w:val="single" w:sz="4" w:space="0" w:color="auto"/>
-          <w:right w:val="single" w:sz="4" w:space="0" w:color="auto"/>
-          <w:insideH w:val="single" w:sz="4" w:space="0" w:color="auto"/>
-          <w:insideV w:val="single" w:sz="4" w:space="0" w:color="auto"/>
-        </w:tblBorders>
-        <w:tblCellMar>
-          <w:left w:w="10" w:type="dxa"/>
-          <w:right w:w="10" w:type="dxa"/>
-        </w:tblCellMar>
-        <w:tblLook w:val="04A0" w:firstRow="1" w:lastRow="0" w:firstColumn="1" w:lastColumn="0" w:noHBand="0" w:noVBand="1"/>
-      </w:tblPr>
-      <w:tblGrid>
-        <w:gridCol w:w="3008"/>
-        <w:gridCol w:w="6018"/>
-      </w:tblGrid>
-      <w:tr>
-        <w:tblPrEx>
-          <w:tblCellMar>
-            <w:top w:w="0" w:type="dxa"/>
-            <w:bottom w:w="0" w:type="dxa"/>
-          </w:tblCellMar>
-        </w:tblPrEx>
-        <w:trPr>
-          <w:cantSplit/>
-          <w:tblHeader/>
-        </w:trPr>
-        <w:tc>
-          <w:tcPr>
-            <w:tcW w:w="3008" w:type="dxa"/>
-            <w:tcBorders>
-              <w:top w:val="single" w:sz="4" w:space="0" w:color="BFC7D1"/>
-              <w:left w:val="single" w:sz="4" w:space="0" w:color="BFC7D1"/>
-              <w:bottom w:val="single" w:sz="4" w:space="0" w:color="BFC7D1"/>
-              <w:right w:val="single" w:sz="4" w:space="0" w:color="BFC7D1"/>
-            </w:tcBorders>
-            <w:shd w:val="clear" w:color="auto" w:fill="1F3A5F"/>
-            <w:tcMar>
-              <w:top w:w="60" w:type="dxa"/>
-              <w:left w:w="100" w:type="dxa"/>
-              <w:bottom w:w="60" w:type="dxa"/>
-              <w:right w:w="100" w:type="dxa"/>
-            </w:tcMar>
-          </w:tcPr>
-          <w:p>
-            <w:pPr>
-              <w:spacing w:after="0"/>
-            </w:pPr>
-            <w:r>
-              <w:rPr>
-                <w:b/>
-                <w:bCs/>
-                <w:color w:val="FFFFFF"/>
-              </w:rPr>
-              <w:t>Permissão</w:t>
-            </w:r>
-          </w:p>
-        </w:tc>
-        <w:tc>
-          <w:tcPr>
-            <w:tcW w:w="6018" w:type="dxa"/>
-            <w:tcBorders>
-              <w:top w:val="single" w:sz="4" w:space="0" w:color="BFC7D1"/>
-              <w:left w:val="single" w:sz="4" w:space="0" w:color="BFC7D1"/>
-              <w:bottom w:val="single" w:sz="4" w:space="0" w:color="BFC7D1"/>
-              <w:right w:val="single" w:sz="4" w:space="0" w:color="BFC7D1"/>
-            </w:tcBorders>
-            <w:shd w:val="clear" w:color="auto" w:fill="1F3A5F"/>
-            <w:tcMar>
-              <w:top w:w="60" w:type="dxa"/>
-              <w:left w:w="100" w:type="dxa"/>
-              <w:bottom w:w="60" w:type="dxa"/>
-              <w:right w:w="100" w:type="dxa"/>
-            </w:tcMar>
-          </w:tcPr>
-          <w:p>
-            <w:pPr>
-              <w:spacing w:after="0"/>
-            </w:pPr>
-            <w:r>
-              <w:rPr>
-                <w:b/>
-                <w:bCs/>
-                <w:color w:val="FFFFFF"/>
-              </w:rPr>
-              <w:t>O que pode fazer</w:t>
-            </w:r>
-          </w:p>
-        </w:tc>
-      </w:tr>
-      <w:tr>
-        <w:tblPrEx>
-          <w:tblCellMar>
-            <w:top w:w="0" w:type="dxa"/>
-            <w:bottom w:w="0" w:type="dxa"/>
-          </w:tblCellMar>
-        </w:tblPrEx>
-        <w:trPr>
-          <w:cantSplit/>
-        </w:trPr>
-        <w:tc>
-          <w:tcPr>
-            <w:tcW w:w="3008" w:type="dxa"/>
-            <w:tcBorders>
-              <w:top w:val="single" w:sz="4" w:space="0" w:color="BFC7D1"/>
-              <w:left w:val="single" w:sz="4" w:space="0" w:color="BFC7D1"/>
-              <w:bottom w:val="single" w:sz="4" w:space="0" w:color="BFC7D1"/>
-              <w:right w:val="single" w:sz="4" w:space="0" w:color="BFC7D1"/>
-            </w:tcBorders>
-            <w:tcMar>
-              <w:top w:w="60" w:type="dxa"/>
-              <w:left w:w="100" w:type="dxa"/>
-              <w:bottom w:w="60" w:type="dxa"/>
-              <w:right w:w="100" w:type="dxa"/>
-            </w:tcMar>
-          </w:tcPr>
-          <w:p>
-            <w:pPr>
-              <w:spacing w:after="0"/>
-            </w:pPr>
-            <w:r>
-              <w:t>VIEW, EXPORT, SCHEDULE</w:t>
-            </w:r>
-          </w:p>
-        </w:tc>
-        <w:tc>
-          <w:tcPr>
-            <w:tcW w:w="6018" w:type="dxa"/>
-            <w:tcBorders>
-              <w:top w:val="single" w:sz="4" w:space="0" w:color="BFC7D1"/>
-              <w:left w:val="single" w:sz="4" w:space="0" w:color="BFC7D1"/>
-              <w:bottom w:val="single" w:sz="4" w:space="0" w:color="BFC7D1"/>
-              <w:right w:val="single" w:sz="4" w:space="0" w:color="BFC7D1"/>
-            </w:tcBorders>
-            <w:tcMar>
-              <w:top w:w="60" w:type="dxa"/>
-              <w:left w:w="100" w:type="dxa"/>
-              <w:bottom w:w="60" w:type="dxa"/>
-              <w:right w:w="100" w:type="dxa"/>
-            </w:tcMar>
-          </w:tcPr>
-          <w:p>
-            <w:pPr>
-              <w:spacing w:after="0"/>
-            </w:pPr>
-            <w:r>
-              <w:t>Ler pastas, itens, junções e hierarquias.</w:t>
-            </w:r>
-          </w:p>
-        </w:tc>
-      </w:tr>
-      <w:tr>
-        <w:tblPrEx>
-          <w:tblCellMar>
-            <w:top w:w="0" w:type="dxa"/>
-            <w:bottom w:w="0" w:type="dxa"/>
-          </w:tblCellMar>
-        </w:tblPrEx>
-        <w:trPr>
-          <w:cantSplit/>
-        </w:trPr>
-        <w:tc>
-          <w:tcPr>
-            <w:tcW w:w="3008" w:type="dxa"/>
-            <w:tcBorders>
-              <w:top w:val="single" w:sz="4" w:space="0" w:color="BFC7D1"/>
-              <w:left w:val="single" w:sz="4" w:space="0" w:color="BFC7D1"/>
-              <w:bottom w:val="single" w:sz="4" w:space="0" w:color="BFC7D1"/>
-              <w:right w:val="single" w:sz="4" w:space="0" w:color="BFC7D1"/>
-            </w:tcBorders>
-            <w:shd w:val="clear" w:color="auto" w:fill="F3F6F9"/>
-            <w:tcMar>
-              <w:top w:w="60" w:type="dxa"/>
-              <w:left w:w="100" w:type="dxa"/>
-              <w:bottom w:w="60" w:type="dxa"/>
-              <w:right w:w="100" w:type="dxa"/>
-            </w:tcMar>
-          </w:tcPr>
-          <w:p>
-            <w:pPr>
-              <w:spacing w:after="0"/>
-            </w:pPr>
-            <w:r>
-              <w:t>CREATE</w:t>
-            </w:r>
-          </w:p>
-        </w:tc>
-        <w:tc>
-          <w:tcPr>
-            <w:tcW w:w="6018" w:type="dxa"/>
-            <w:tcBorders>
-              <w:top w:val="single" w:sz="4" w:space="0" w:color="BFC7D1"/>
-              <w:left w:val="single" w:sz="4" w:space="0" w:color="BFC7D1"/>
-              <w:bottom w:val="single" w:sz="4" w:space="0" w:color="BFC7D1"/>
-              <w:right w:val="single" w:sz="4" w:space="0" w:color="BFC7D1"/>
-            </w:tcBorders>
-            <w:shd w:val="clear" w:color="auto" w:fill="F3F6F9"/>
-            <w:tcMar>
-              <w:top w:w="60" w:type="dxa"/>
-              <w:left w:w="100" w:type="dxa"/>
-              <w:bottom w:w="60" w:type="dxa"/>
-              <w:right w:w="100" w:type="dxa"/>
-            </w:tcMar>
-          </w:tcPr>
-          <w:p>
-            <w:pPr>
-              <w:spacing w:after="0"/>
-            </w:pPr>
-            <w:r>
-              <w:t>Também adicionar pastas, itens, junções e hierarquias.</w:t>
-            </w:r>
-          </w:p>
-        </w:tc>
-      </w:tr>
-      <w:tr>
-        <w:tblPrEx>
-          <w:tblCellMar>
-            <w:top w:w="0" w:type="dxa"/>
-            <w:bottom w:w="0" w:type="dxa"/>
-          </w:tblCellMar>
-        </w:tblPrEx>
-        <w:trPr>
-          <w:cantSplit/>
-        </w:trPr>
-        <w:tc>
-          <w:tcPr>
-            <w:tcW w:w="3008" w:type="dxa"/>
-            <w:tcBorders>
-              <w:top w:val="single" w:sz="4" w:space="0" w:color="BFC7D1"/>
-              <w:left w:val="single" w:sz="4" w:space="0" w:color="BFC7D1"/>
-              <w:bottom w:val="single" w:sz="4" w:space="0" w:color="BFC7D1"/>
-              <w:right w:val="single" w:sz="4" w:space="0" w:color="BFC7D1"/>
-            </w:tcBorders>
-            <w:tcMar>
-              <w:top w:w="60" w:type="dxa"/>
-              <w:left w:w="100" w:type="dxa"/>
-              <w:bottom w:w="60" w:type="dxa"/>
-              <w:right w:w="100" w:type="dxa"/>
-            </w:tcMar>
-          </w:tcPr>
-          <w:p>
-            <w:pPr>
-              <w:spacing w:after="0"/>
-            </w:pPr>
-            <w:r>
-              <w:t>EDIT</w:t>
-            </w:r>
-          </w:p>
-        </w:tc>
-        <w:tc>
-          <w:tcPr>
-            <w:tcW w:w="6018" w:type="dxa"/>
-            <w:tcBorders>
-              <w:top w:val="single" w:sz="4" w:space="0" w:color="BFC7D1"/>
-              <w:left w:val="single" w:sz="4" w:space="0" w:color="BFC7D1"/>
-              <w:bottom w:val="single" w:sz="4" w:space="0" w:color="BFC7D1"/>
-              <w:right w:val="single" w:sz="4" w:space="0" w:color="BFC7D1"/>
-            </w:tcBorders>
-            <w:tcMar>
-              <w:top w:w="60" w:type="dxa"/>
-              <w:left w:w="100" w:type="dxa"/>
-              <w:bottom w:w="60" w:type="dxa"/>
-              <w:right w:w="100" w:type="dxa"/>
-            </w:tcMar>
-          </w:tcPr>
-          <w:p>
-            <w:pPr>
-              <w:spacing w:after="0"/>
-            </w:pPr>
-            <w:r>
-              <w:t>Também alterá-los e atualizar pastas a partir da base de dados.</w:t>
-            </w:r>
-          </w:p>
-        </w:tc>
-      </w:tr>
-      <w:tr>
-        <w:tblPrEx>
-          <w:tblCellMar>
-            <w:top w:w="0" w:type="dxa"/>
-            <w:bottom w:w="0" w:type="dxa"/>
-          </w:tblCellMar>
-        </w:tblPrEx>
-        <w:trPr>
-          <w:cantSplit/>
-        </w:trPr>
-        <w:tc>
-          <w:tcPr>
-            <w:tcW w:w="3008" w:type="dxa"/>
-            <w:tcBorders>
-              <w:top w:val="single" w:sz="4" w:space="0" w:color="BFC7D1"/>
-              <w:left w:val="single" w:sz="4" w:space="0" w:color="BFC7D1"/>
-              <w:bottom w:val="single" w:sz="4" w:space="0" w:color="BFC7D1"/>
-              <w:right w:val="single" w:sz="4" w:space="0" w:color="BFC7D1"/>
-            </w:tcBorders>
-            <w:shd w:val="clear" w:color="auto" w:fill="F3F6F9"/>
-            <w:tcMar>
-              <w:top w:w="60" w:type="dxa"/>
-              <w:left w:w="100" w:type="dxa"/>
-              <w:bottom w:w="60" w:type="dxa"/>
-              <w:right w:w="100" w:type="dxa"/>
-            </w:tcMar>
-          </w:tcPr>
-          <w:p>
-            <w:pPr>
-              <w:spacing w:after="0"/>
-            </w:pPr>
-            <w:r>
-              <w:t>DELETE</w:t>
-            </w:r>
-          </w:p>
-        </w:tc>
-        <w:tc>
-          <w:tcPr>
-            <w:tcW w:w="6018" w:type="dxa"/>
-            <w:tcBorders>
-              <w:top w:val="single" w:sz="4" w:space="0" w:color="BFC7D1"/>
-              <w:left w:val="single" w:sz="4" w:space="0" w:color="BFC7D1"/>
-              <w:bottom w:val="single" w:sz="4" w:space="0" w:color="BFC7D1"/>
-              <w:right w:val="single" w:sz="4" w:space="0" w:color="BFC7D1"/>
-            </w:tcBorders>
-            <w:shd w:val="clear" w:color="auto" w:fill="F3F6F9"/>
-            <w:tcMar>
-              <w:top w:w="60" w:type="dxa"/>
-              <w:left w:w="100" w:type="dxa"/>
-              <w:bottom w:w="60" w:type="dxa"/>
-              <w:right w:w="100" w:type="dxa"/>
-            </w:tcMar>
-          </w:tcPr>
-          <w:p>
-            <w:pPr>
-              <w:spacing w:after="0"/>
-            </w:pPr>
-            <w:r>
-              <w:t>Também eliminá-los.</w:t>
-            </w:r>
-          </w:p>
-        </w:tc>
-      </w:tr>
-    </w:tbl>
-    <w:p>
-      <w:pPr>
-        <w:spacing w:after="60"/>
-      </w:pPr>
+        <w:t>A página Funções Personalizadas com a lista, Atualizar tudo e Nova Função.</w:t>
+      </w:r>
     </w:p>
     <w:p>
       <w:pPr>
@@ -4311,17 +3977,27 @@
         <w:spacing w:after="60"/>
       </w:pPr>
       <w:r>
-        <w:t xml:space="preserve">Escolha uma </w:t>
-      </w:r>
-      <w:r>
-        <w:rPr>
-          <w:b/>
-          <w:bCs/>
-        </w:rPr>
-        <w:t>Área de Negócio</w:t>
-      </w:r>
-      <w:r>
-        <w:t>. Se a lista estiver vazia, peça uma permissão a um administrador.</w:t>
+        <w:t xml:space="preserve">Em </w:t>
+      </w:r>
+      <w:r>
+        <w:rPr>
+          <w:b/>
+          <w:bCs/>
+        </w:rPr>
+        <w:t>Funções Personalizadas</w:t>
+      </w:r>
+      <w:r>
+        <w:t xml:space="preserve">, clique em </w:t>
+      </w:r>
+      <w:r>
+        <w:rPr>
+          <w:b/>
+          <w:bCs/>
+        </w:rPr>
+        <w:t>Nova Função</w:t>
+      </w:r>
+      <w:r>
+        <w:t>.</w:t>
       </w:r>
     </w:p>
     <w:p>
@@ -4334,44 +4010,34 @@
         <w:spacing w:after="60"/>
       </w:pPr>
       <w:r>
-        <w:t xml:space="preserve">Para adicionar uma pasta: clique em </w:t>
-      </w:r>
-      <w:r>
-        <w:rPr>
-          <w:b/>
-          <w:bCs/>
-        </w:rPr>
-        <w:t>Nova Pasta</w:t>
-      </w:r>
-      <w:r>
-        <w:t xml:space="preserve">, escolha uma </w:t>
-      </w:r>
-      <w:r>
-        <w:rPr>
-          <w:b/>
-          <w:bCs/>
-        </w:rPr>
-        <w:t>Origem de Dados</w:t>
-      </w:r>
-      <w:r>
-        <w:t xml:space="preserve">, clique em </w:t>
-      </w:r>
-      <w:r>
-        <w:rPr>
-          <w:b/>
-          <w:bCs/>
-        </w:rPr>
-        <w:t>Descobrir Tabelas</w:t>
-      </w:r>
-      <w:r>
-        <w:t xml:space="preserve">, escolha uma tabela e clique em </w:t>
-      </w:r>
-      <w:r>
-        <w:rPr>
-          <w:b/>
-          <w:bCs/>
-        </w:rPr>
-        <w:t>Guardar</w:t>
+        <w:t xml:space="preserve">Escolha uma </w:t>
+      </w:r>
+      <w:r>
+        <w:rPr>
+          <w:b/>
+          <w:bCs/>
+        </w:rPr>
+        <w:t>Origem de dados</w:t>
+      </w:r>
+      <w:r>
+        <w:t xml:space="preserve">, escreva parte de um nome em </w:t>
+      </w:r>
+      <w:r>
+        <w:rPr>
+          <w:b/>
+          <w:bCs/>
+        </w:rPr>
+        <w:t>Procurar uma função</w:t>
+      </w:r>
+      <w:r>
+        <w:t xml:space="preserve"> e clique em </w:t>
+      </w:r>
+      <w:r>
+        <w:rPr>
+          <w:b/>
+          <w:bCs/>
+        </w:rPr>
+        <w:t>Procurar</w:t>
       </w:r>
       <w:r>
         <w:t>.</w:t>
@@ -4387,14 +4053,60 @@
         <w:spacing w:after="60"/>
       </w:pPr>
       <w:r>
-        <w:t xml:space="preserve">Para ligar duas pastas: em </w:t>
-      </w:r>
-      <w:r>
-        <w:rPr>
-          <w:b/>
-          <w:bCs/>
-        </w:rPr>
-        <w:t>Junções</w:t>
+        <w:t xml:space="preserve">Clique num resultado para preencher a caixa de diálogo e depois clique em </w:t>
+      </w:r>
+      <w:r>
+        <w:rPr>
+          <w:b/>
+          <w:bCs/>
+        </w:rPr>
+        <w:t>Guardar</w:t>
+      </w:r>
+      <w:r>
+        <w:t>.</w:t>
+      </w:r>
+    </w:p>
+    <w:p>
+      <w:pPr>
+        <w:pStyle w:val="PargrafodaLista"/>
+        <w:numPr>
+          <w:ilvl w:val="0"/>
+          <w:numId w:val="9"/>
+        </w:numPr>
+        <w:spacing w:after="60"/>
+      </w:pPr>
+      <w:r>
+        <w:t xml:space="preserve">Use </w:t>
+      </w:r>
+      <w:r>
+        <w:rPr>
+          <w:b/>
+          <w:bCs/>
+        </w:rPr>
+        <w:t>Atualizar tudo</w:t>
+      </w:r>
+      <w:r>
+        <w:t xml:space="preserve"> para voltar a ler todas as funções do Oracle.</w:t>
+      </w:r>
+    </w:p>
+    <w:p>
+      <w:pPr>
+        <w:pStyle w:val="PargrafodaLista"/>
+        <w:numPr>
+          <w:ilvl w:val="0"/>
+          <w:numId w:val="9"/>
+        </w:numPr>
+        <w:spacing w:after="60"/>
+      </w:pPr>
+      <w:r>
+        <w:t xml:space="preserve">Em </w:t>
+      </w:r>
+      <w:r>
+        <w:rPr>
+          <w:b/>
+          <w:bCs/>
+        </w:rPr>
+        <w:t>Origens de Dados</w:t>
       </w:r>
       <w:r>
         <w:t xml:space="preserve">, clique em </w:t>
@@ -4404,30 +4116,10 @@
           <w:b/>
           <w:bCs/>
         </w:rPr>
-        <w:t>Nova Junção</w:t>
-      </w:r>
-      <w:r>
-        <w:t xml:space="preserve">, clique em </w:t>
-      </w:r>
-      <w:r>
-        <w:rPr>
-          <w:b/>
-          <w:bCs/>
-        </w:rPr>
-        <w:t>Sugerir Junções</w:t>
-      </w:r>
-      <w:r>
-        <w:t xml:space="preserve"> e depois em </w:t>
-      </w:r>
-      <w:r>
-        <w:rPr>
-          <w:b/>
-          <w:bCs/>
-        </w:rPr>
-        <w:t>Guardar</w:t>
-      </w:r>
-      <w:r>
-        <w:t>.</w:t>
+        <w:t>Testar ligação</w:t>
+      </w:r>
+      <w:r>
+        <w:t xml:space="preserve"> para verificar uma ligação.</w:t>
       </w:r>
     </w:p>
     <w:p>
@@ -4441,7 +4133,7 @@
           <w:b/>
           <w:bCs/>
         </w:rPr>
-        <w:t>Nova Área de Negócio</w:t>
+        <w:t>Nova Origem de Dados</w:t>
       </w:r>
       <w:r>
         <w:t xml:space="preserve">, </w:t>
@@ -4451,10 +4143,30 @@
           <w:b/>
           <w:bCs/>
         </w:rPr>
+        <w:t>Editar</w:t>
+      </w:r>
+      <w:r>
+        <w:t xml:space="preserve">, </w:t>
+      </w:r>
+      <w:r>
+        <w:rPr>
+          <w:b/>
+          <w:bCs/>
+        </w:rPr>
         <w:t>Eliminar</w:t>
       </w:r>
       <w:r>
-        <w:t xml:space="preserve"> numa área de negócio e as alterações de permissões são só para administradores, apesar de o ecrã as mostrar. O sistema recusa-as.</w:t>
+        <w:t xml:space="preserve"> e </w:t>
+      </w:r>
+      <w:r>
+        <w:rPr>
+          <w:b/>
+          <w:bCs/>
+        </w:rPr>
+        <w:t>Importar</w:t>
+      </w:r>
+      <w:r>
+        <w:t xml:space="preserve"> numa origem de dados são só para administradores. O sistema recusa-os.</w:t>
       </w:r>
     </w:p>
     <w:p>
@@ -4462,36 +4174,26 @@
         <w:pStyle w:val="Ttulo1"/>
         <w:pageBreakBefore/>
       </w:pPr>
-      <w:bookmarkStart w:id="9" w:name="_Toc241671405"/>
+      <w:bookmarkStart w:id="9" w:name="_Toc241692298"/>
       <w:r>
         <w:lastRenderedPageBreak/>
-        <w:t>Funções Personalizadas e Origens de Dados</w:t>
+        <w:t>Definições</w:t>
       </w:r>
       <w:bookmarkEnd w:id="9"/>
     </w:p>
     <w:p>
       <w:r>
-        <w:t xml:space="preserve">As </w:t>
-      </w:r>
-      <w:r>
-        <w:rPr>
-          <w:b/>
-          <w:bCs/>
-        </w:rPr>
-        <w:t>Funções Personalizadas</w:t>
-      </w:r>
-      <w:r>
-        <w:t xml:space="preserve"> são funções da base de dados que os itens calculados podem chamar. Tem todos os direitos sobre elas. As </w:t>
-      </w:r>
-      <w:r>
-        <w:rPr>
-          <w:b/>
-          <w:bCs/>
-        </w:rPr>
-        <w:t>Origens de Dados</w:t>
-      </w:r>
-      <w:r>
-        <w:t xml:space="preserve"> são ligações guardadas a bases de dados. Só pode consultá-las e testá-las.</w:t>
+        <w:t xml:space="preserve">Abra </w:t>
+      </w:r>
+      <w:r>
+        <w:rPr>
+          <w:b/>
+          <w:bCs/>
+        </w:rPr>
+        <w:t>Definições</w:t>
+      </w:r>
+      <w:r>
+        <w:t xml:space="preserve"> na barra lateral ou no menu do seu nome.</w:t>
       </w:r>
     </w:p>
     <w:p>
@@ -4505,10 +4207,10 @@
           <w:noProof/>
         </w:rPr>
         <w:drawing>
-          <wp:inline distT="0" distB="0" distL="0" distR="0" wp14:anchorId="18EF388D" wp14:editId="2C592CA0">
+          <wp:inline distT="0" distB="0" distL="0" distR="0" wp14:anchorId="4EEBAA5C" wp14:editId="41F357D9">
             <wp:extent cx="5715000" cy="3571875"/>
             <wp:effectExtent l="0" t="0" r="0" b="0"/>
-            <wp:docPr id="295" name="09-custom-functions.png" descr="A página Funções Personalizadas com a lista, Atualizar tudo e Nova Função." title="A página Funções Personalizadas com a lista, Atualizar tudo e Nova Função."/>
+            <wp:docPr id="274" name="04-settings.png" descr="A página Definições com os cartões Idioma de exibição, Aparência e Paleta." title="A página Definições com os cartões Idioma de exibição, Aparência e Paleta."/>
             <wp:cNvGraphicFramePr>
               <a:graphicFrameLocks xmlns:a="http://schemas.openxmlformats.org/drawingml/2006/main" noChangeAspect="1"/>
             </wp:cNvGraphicFramePr>
@@ -4550,7 +4252,7 @@
         <w:jc w:val="center"/>
       </w:pPr>
       <w:r>
-        <w:t>A página Funções Personalizadas com a lista, Atualizar tudo e Nova Função.</w:t>
+        <w:t>A página Definições com os cartões Idioma de exibição, Aparência e Paleta.</w:t>
       </w:r>
     </w:p>
     <w:p>
@@ -4563,24 +4265,34 @@
         <w:spacing w:after="60"/>
       </w:pPr>
       <w:r>
-        <w:t xml:space="preserve">Em </w:t>
-      </w:r>
-      <w:r>
-        <w:rPr>
-          <w:b/>
-          <w:bCs/>
-        </w:rPr>
-        <w:t>Funções Personalizadas</w:t>
-      </w:r>
-      <w:r>
-        <w:t xml:space="preserve">, clique em </w:t>
-      </w:r>
-      <w:r>
-        <w:rPr>
-          <w:b/>
-          <w:bCs/>
-        </w:rPr>
-        <w:t>Nova Função</w:t>
+        <w:t xml:space="preserve">Escolha o </w:t>
+      </w:r>
+      <w:r>
+        <w:rPr>
+          <w:b/>
+          <w:bCs/>
+        </w:rPr>
+        <w:t>Idioma de exibição</w:t>
+      </w:r>
+      <w:r>
+        <w:t xml:space="preserve">, a </w:t>
+      </w:r>
+      <w:r>
+        <w:rPr>
+          <w:b/>
+          <w:bCs/>
+        </w:rPr>
+        <w:t>Aparência</w:t>
+      </w:r>
+      <w:r>
+        <w:t xml:space="preserve"> e a </w:t>
+      </w:r>
+      <w:r>
+        <w:rPr>
+          <w:b/>
+          <w:bCs/>
+        </w:rPr>
+        <w:t>Paleta</w:t>
       </w:r>
       <w:r>
         <w:t>.</w:t>
@@ -4596,304 +4308,6 @@
         <w:spacing w:after="60"/>
       </w:pPr>
       <w:r>
-        <w:t xml:space="preserve">Escolha uma </w:t>
-      </w:r>
-      <w:r>
-        <w:rPr>
-          <w:b/>
-          <w:bCs/>
-        </w:rPr>
-        <w:t>Origem de dados</w:t>
-      </w:r>
-      <w:r>
-        <w:t xml:space="preserve">, escreva parte de um nome em </w:t>
-      </w:r>
-      <w:r>
-        <w:rPr>
-          <w:b/>
-          <w:bCs/>
-        </w:rPr>
-        <w:t>Procurar uma função</w:t>
-      </w:r>
-      <w:r>
-        <w:t xml:space="preserve"> e clique em </w:t>
-      </w:r>
-      <w:r>
-        <w:rPr>
-          <w:b/>
-          <w:bCs/>
-        </w:rPr>
-        <w:t>Procurar</w:t>
-      </w:r>
-      <w:r>
-        <w:t>.</w:t>
-      </w:r>
-    </w:p>
-    <w:p>
-      <w:pPr>
-        <w:pStyle w:val="PargrafodaLista"/>
-        <w:numPr>
-          <w:ilvl w:val="0"/>
-          <w:numId w:val="10"/>
-        </w:numPr>
-        <w:spacing w:after="60"/>
-      </w:pPr>
-      <w:r>
-        <w:t xml:space="preserve">Clique num resultado para preencher a caixa de diálogo e depois clique em </w:t>
-      </w:r>
-      <w:r>
-        <w:rPr>
-          <w:b/>
-          <w:bCs/>
-        </w:rPr>
-        <w:t>Guardar</w:t>
-      </w:r>
-      <w:r>
-        <w:t>.</w:t>
-      </w:r>
-    </w:p>
-    <w:p>
-      <w:pPr>
-        <w:pStyle w:val="PargrafodaLista"/>
-        <w:numPr>
-          <w:ilvl w:val="0"/>
-          <w:numId w:val="10"/>
-        </w:numPr>
-        <w:spacing w:after="60"/>
-      </w:pPr>
-      <w:r>
-        <w:t xml:space="preserve">Use </w:t>
-      </w:r>
-      <w:r>
-        <w:rPr>
-          <w:b/>
-          <w:bCs/>
-        </w:rPr>
-        <w:t>Atualizar tudo</w:t>
-      </w:r>
-      <w:r>
-        <w:t xml:space="preserve"> para voltar a ler todas as funções do Oracle.</w:t>
-      </w:r>
-    </w:p>
-    <w:p>
-      <w:pPr>
-        <w:pStyle w:val="PargrafodaLista"/>
-        <w:numPr>
-          <w:ilvl w:val="0"/>
-          <w:numId w:val="10"/>
-        </w:numPr>
-        <w:spacing w:after="60"/>
-      </w:pPr>
-      <w:r>
-        <w:t xml:space="preserve">Em </w:t>
-      </w:r>
-      <w:r>
-        <w:rPr>
-          <w:b/>
-          <w:bCs/>
-        </w:rPr>
-        <w:t>Origens de Dados</w:t>
-      </w:r>
-      <w:r>
-        <w:t xml:space="preserve">, clique em </w:t>
-      </w:r>
-      <w:r>
-        <w:rPr>
-          <w:b/>
-          <w:bCs/>
-        </w:rPr>
-        <w:t>Testar ligação</w:t>
-      </w:r>
-      <w:r>
-        <w:t xml:space="preserve"> para verificar uma ligação.</w:t>
-      </w:r>
-    </w:p>
-    <w:p>
-      <w:pPr>
-        <w:spacing w:after="60"/>
-      </w:pPr>
-    </w:p>
-    <w:p>
-      <w:r>
-        <w:rPr>
-          <w:b/>
-          <w:bCs/>
-        </w:rPr>
-        <w:t>Nova Origem de Dados</w:t>
-      </w:r>
-      <w:r>
-        <w:t xml:space="preserve">, </w:t>
-      </w:r>
-      <w:r>
-        <w:rPr>
-          <w:b/>
-          <w:bCs/>
-        </w:rPr>
-        <w:t>Editar</w:t>
-      </w:r>
-      <w:r>
-        <w:t xml:space="preserve">, </w:t>
-      </w:r>
-      <w:r>
-        <w:rPr>
-          <w:b/>
-          <w:bCs/>
-        </w:rPr>
-        <w:t>Eliminar</w:t>
-      </w:r>
-      <w:r>
-        <w:t xml:space="preserve"> e </w:t>
-      </w:r>
-      <w:r>
-        <w:rPr>
-          <w:b/>
-          <w:bCs/>
-        </w:rPr>
-        <w:t>Importar</w:t>
-      </w:r>
-      <w:r>
-        <w:t xml:space="preserve"> numa origem de dados são só para administradores. O sistema recusa-os.</w:t>
-      </w:r>
-    </w:p>
-    <w:p>
-      <w:pPr>
-        <w:pStyle w:val="Ttulo1"/>
-        <w:pageBreakBefore/>
-      </w:pPr>
-      <w:bookmarkStart w:id="10" w:name="_Toc241671406"/>
-      <w:r>
-        <w:lastRenderedPageBreak/>
-        <w:t>Definições</w:t>
-      </w:r>
-      <w:bookmarkEnd w:id="10"/>
-    </w:p>
-    <w:p>
-      <w:r>
-        <w:t xml:space="preserve">Abra </w:t>
-      </w:r>
-      <w:r>
-        <w:rPr>
-          <w:b/>
-          <w:bCs/>
-        </w:rPr>
-        <w:t>Definições</w:t>
-      </w:r>
-      <w:r>
-        <w:t xml:space="preserve"> na barra lateral ou no menu do seu nome.</w:t>
-      </w:r>
-    </w:p>
-    <w:p>
-      <w:pPr>
-        <w:keepNext/>
-        <w:spacing w:before="120" w:after="60"/>
-        <w:jc w:val="center"/>
-      </w:pPr>
-      <w:r>
-        <w:rPr>
-          <w:noProof/>
-        </w:rPr>
-        <w:drawing>
-          <wp:inline distT="0" distB="0" distL="0" distR="0" wp14:anchorId="7411C0D3" wp14:editId="681F6286">
-            <wp:extent cx="5715000" cy="3571875"/>
-            <wp:effectExtent l="0" t="0" r="0" b="0"/>
-            <wp:docPr id="296" name="04-settings.png" descr="A página Definições com os cartões Idioma de exibição, Aparência e Paleta." title="A página Definições com os cartões Idioma de exibição, Aparência e Paleta."/>
-            <wp:cNvGraphicFramePr>
-              <a:graphicFrameLocks xmlns:a="http://schemas.openxmlformats.org/drawingml/2006/main" noChangeAspect="1"/>
-            </wp:cNvGraphicFramePr>
-            <a:graphic xmlns:a="http://schemas.openxmlformats.org/drawingml/2006/main">
-              <a:graphicData uri="http://schemas.openxmlformats.org/drawingml/2006/picture">
-                <pic:pic xmlns:pic="http://schemas.openxmlformats.org/drawingml/2006/picture">
-                  <pic:nvPicPr>
-                    <pic:cNvPr id="0" name=""/>
-                    <pic:cNvPicPr>
-                      <a:picLocks noChangeAspect="1" noChangeArrowheads="1"/>
-                    </pic:cNvPicPr>
-                  </pic:nvPicPr>
-                  <pic:blipFill>
-                    <a:blip r:embed="rId16"/>
-                    <a:srcRect/>
-                    <a:stretch>
-                      <a:fillRect/>
-                    </a:stretch>
-                  </pic:blipFill>
-                  <pic:spPr bwMode="auto">
-                    <a:xfrm>
-                      <a:off x="0" y="0"/>
-                      <a:ext cx="5715000" cy="3571875"/>
-                    </a:xfrm>
-                    <a:prstGeom prst="rect">
-                      <a:avLst/>
-                    </a:prstGeom>
-                  </pic:spPr>
-                </pic:pic>
-              </a:graphicData>
-            </a:graphic>
-          </wp:inline>
-        </w:drawing>
-      </w:r>
-    </w:p>
-    <w:p>
-      <w:pPr>
-        <w:pStyle w:val="Legenda"/>
-        <w:jc w:val="center"/>
-      </w:pPr>
-      <w:r>
-        <w:t>A página Definições com os cartões Idioma de exibição, Aparência e Paleta.</w:t>
-      </w:r>
-    </w:p>
-    <w:p>
-      <w:pPr>
-        <w:pStyle w:val="PargrafodaLista"/>
-        <w:numPr>
-          <w:ilvl w:val="0"/>
-          <w:numId w:val="11"/>
-        </w:numPr>
-        <w:spacing w:after="60"/>
-      </w:pPr>
-      <w:r>
-        <w:t xml:space="preserve">Escolha o </w:t>
-      </w:r>
-      <w:r>
-        <w:rPr>
-          <w:b/>
-          <w:bCs/>
-        </w:rPr>
-        <w:t>Idioma de exibição</w:t>
-      </w:r>
-      <w:r>
-        <w:t xml:space="preserve">, a </w:t>
-      </w:r>
-      <w:r>
-        <w:rPr>
-          <w:b/>
-          <w:bCs/>
-        </w:rPr>
-        <w:t>Aparência</w:t>
-      </w:r>
-      <w:r>
-        <w:t xml:space="preserve"> e a </w:t>
-      </w:r>
-      <w:r>
-        <w:rPr>
-          <w:b/>
-          <w:bCs/>
-        </w:rPr>
-        <w:t>Paleta</w:t>
-      </w:r>
-      <w:r>
-        <w:t>.</w:t>
-      </w:r>
-    </w:p>
-    <w:p>
-      <w:pPr>
-        <w:pStyle w:val="PargrafodaLista"/>
-        <w:numPr>
-          <w:ilvl w:val="0"/>
-          <w:numId w:val="11"/>
-        </w:numPr>
-        <w:spacing w:after="60"/>
-      </w:pPr>
-      <w:r>
         <w:t xml:space="preserve">Clique em </w:t>
       </w:r>
       <w:r>
@@ -4929,8 +4343,8 @@
       </w:r>
     </w:p>
     <w:sectPr>
-      <w:headerReference w:type="default" r:id="rId17"/>
-      <w:footerReference w:type="default" r:id="rId18"/>
+      <w:headerReference w:type="default" r:id="rId16"/>
+      <w:footerReference w:type="default" r:id="rId17"/>
       <w:pgSz w:w="11906" w:h="16838"/>
       <w:pgMar w:top="1440" w:right="1440" w:bottom="1440" w:left="1440" w:header="708" w:footer="708" w:gutter="0"/>
       <w:pgNumType w:start="1"/>
@@ -5071,10 +4485,10 @@
 <file path=word/numbering.xml><?xml version="1.0" encoding="utf-8"?>
 <w:numbering xmlns:wpc="http://schemas.microsoft.com/office/word/2010/wordprocessingCanvas" xmlns:cx="http://schemas.microsoft.com/office/drawing/2014/chartex" xmlns:cx1="http://schemas.microsoft.com/office/drawing/2015/9/8/chartex" xmlns:cx2="http://schemas.microsoft.com/office/drawing/2015/10/21/chartex" xmlns:cx3="http://schemas.microsoft.com/office/drawing/2016/5/9/chartex" xmlns:cx4="http://schemas.microsoft.com/office/drawing/2016/5/10/chartex" xmlns:cx5="http://schemas.microsoft.com/office/drawing/2016/5/11/chartex" xmlns:cx6="http://schemas.microsoft.com/office/drawing/2016/5/12/chartex" xmlns:cx7="http://schemas.microsoft.com/office/drawing/2016/5/13/chartex" xmlns:cx8="http://schemas.microsoft.com/office/drawing/2016/5/14/chartex" xmlns:mc="http://schemas.openxmlformats.org/markup-compatibility/2006" xmlns:aink="http://schemas.microsoft.com/office/drawing/2016/ink" xmlns:am3d="http://schemas.microsoft.com/office/drawing/2017/model3d" xmlns:o="urn:schemas-microsoft-com:office:office" xmlns:oel="http://schemas.microsoft.com/office/2019/extlst" xmlns:r="http://schemas.openxmlformats.org/officeDocument/2006/relationships" xmlns:m="http://schemas.openxmlformats.org/officeDocument/2006/math" xmlns:v="urn:schemas-microsoft-com:vml" xmlns:wp14="http://schemas.microsoft.com/office/word/2010/wordprocessingDrawing" xmlns:wp="http://schemas.openxmlformats.org/drawingml/2006/wordprocessingDrawing" xmlns:w10="urn:schemas-microsoft-com:office:word" xmlns:w="http://schemas.openxmlformats.org/wordprocessingml/2006/main" xmlns:w14="http://schemas.microsoft.com/office/word/2010/wordml" xmlns:w15="http://schemas.microsoft.com/office/word/2012/wordml" xmlns:w16cex="http://schemas.microsoft.com/office/word/2018/wordml/cex" xmlns:w16cid="http://schemas.microsoft.com/office/word/2016/wordml/cid" xmlns:w16="http://schemas.microsoft.com/office/word/2018/wordml" xmlns:w16sdtdh="http://schemas.microsoft.com/office/word/2020/wordml/sdtdatahash" xmlns:w16se="http://schemas.microsoft.com/office/word/2015/wordml/symex" xmlns:wpg="http://schemas.microsoft.com/office/word/2010/wordprocessingGroup" xmlns:wpi="http://schemas.microsoft.com/office/word/2010/wordprocessingInk" xmlns:wne="http://schemas.microsoft.com/office/word/2006/wordml" xmlns:wps="http://schemas.microsoft.com/office/word/2010/wordprocessingShape" mc:Ignorable="w14 w15 w16se w16cid w16 w16cex w16sdtdh wp14">
   <w:abstractNum w:abstractNumId="0" w15:restartNumberingAfterBreak="0">
-    <w:nsid w:val="00E211AB"/>
+    <w:nsid w:val="04B132FA"/>
     <w:multiLevelType w:val="hybridMultilevel"/>
-    <w:tmpl w:val="199824FE"/>
-    <w:lvl w:ilvl="0" w:tplc="AB5A395A">
+    <w:tmpl w:val="B85A0E0C"/>
+    <w:lvl w:ilvl="0" w:tplc="56241306">
       <w:start w:val="1"/>
       <w:numFmt w:val="decimal"/>
       <w:lvlText w:val="%1."/>
@@ -5083,7 +4497,7 @@
         <w:ind w:left="360" w:hanging="300"/>
       </w:pPr>
     </w:lvl>
-    <w:lvl w:ilvl="1" w:tplc="AD2CEDC8" w:tentative="1">
+    <w:lvl w:ilvl="1" w:tplc="26142E62" w:tentative="1">
       <w:start w:val="1"/>
       <w:numFmt w:val="lowerLetter"/>
       <w:lvlText w:val="%2."/>
@@ -5092,47 +4506,47 @@
         <w:ind w:left="720" w:hanging="300"/>
       </w:pPr>
     </w:lvl>
-    <w:lvl w:ilvl="2" w:tplc="BF5CA6DA">
-      <w:numFmt w:val="decimal"/>
-      <w:lvlText w:val=""/>
-      <w:lvlJc w:val="left"/>
-    </w:lvl>
-    <w:lvl w:ilvl="3" w:tplc="775475E2">
-      <w:numFmt w:val="decimal"/>
-      <w:lvlText w:val=""/>
-      <w:lvlJc w:val="left"/>
-    </w:lvl>
-    <w:lvl w:ilvl="4" w:tplc="E8165436">
-      <w:numFmt w:val="decimal"/>
-      <w:lvlText w:val=""/>
-      <w:lvlJc w:val="left"/>
-    </w:lvl>
-    <w:lvl w:ilvl="5" w:tplc="0ED206F0">
-      <w:numFmt w:val="decimal"/>
-      <w:lvlText w:val=""/>
-      <w:lvlJc w:val="left"/>
-    </w:lvl>
-    <w:lvl w:ilvl="6" w:tplc="6374DDF4">
-      <w:numFmt w:val="decimal"/>
-      <w:lvlText w:val=""/>
-      <w:lvlJc w:val="left"/>
-    </w:lvl>
-    <w:lvl w:ilvl="7" w:tplc="56DCB798">
-      <w:numFmt w:val="decimal"/>
-      <w:lvlText w:val=""/>
-      <w:lvlJc w:val="left"/>
-    </w:lvl>
-    <w:lvl w:ilvl="8" w:tplc="F906EAA4">
+    <w:lvl w:ilvl="2" w:tplc="D0689CDC">
+      <w:numFmt w:val="decimal"/>
+      <w:lvlText w:val=""/>
+      <w:lvlJc w:val="left"/>
+    </w:lvl>
+    <w:lvl w:ilvl="3" w:tplc="23CEE6C8">
+      <w:numFmt w:val="decimal"/>
+      <w:lvlText w:val=""/>
+      <w:lvlJc w:val="left"/>
+    </w:lvl>
+    <w:lvl w:ilvl="4" w:tplc="4976C450">
+      <w:numFmt w:val="decimal"/>
+      <w:lvlText w:val=""/>
+      <w:lvlJc w:val="left"/>
+    </w:lvl>
+    <w:lvl w:ilvl="5" w:tplc="C958B75A">
+      <w:numFmt w:val="decimal"/>
+      <w:lvlText w:val=""/>
+      <w:lvlJc w:val="left"/>
+    </w:lvl>
+    <w:lvl w:ilvl="6" w:tplc="75CEEC36">
+      <w:numFmt w:val="decimal"/>
+      <w:lvlText w:val=""/>
+      <w:lvlJc w:val="left"/>
+    </w:lvl>
+    <w:lvl w:ilvl="7" w:tplc="807CACF2">
+      <w:numFmt w:val="decimal"/>
+      <w:lvlText w:val=""/>
+      <w:lvlJc w:val="left"/>
+    </w:lvl>
+    <w:lvl w:ilvl="8" w:tplc="3F7AAA5E">
       <w:numFmt w:val="decimal"/>
       <w:lvlText w:val=""/>
       <w:lvlJc w:val="left"/>
     </w:lvl>
   </w:abstractNum>
   <w:abstractNum w:abstractNumId="1" w15:restartNumberingAfterBreak="0">
-    <w:nsid w:val="0D372D4A"/>
+    <w:nsid w:val="05D438EF"/>
     <w:multiLevelType w:val="hybridMultilevel"/>
-    <w:tmpl w:val="3C0635B2"/>
-    <w:lvl w:ilvl="0" w:tplc="6F5807B6">
+    <w:tmpl w:val="B87048F0"/>
+    <w:lvl w:ilvl="0" w:tplc="99BA186E">
       <w:start w:val="1"/>
       <w:numFmt w:val="decimal"/>
       <w:lvlText w:val="%1."/>
@@ -5141,7 +4555,7 @@
         <w:ind w:left="360" w:hanging="300"/>
       </w:pPr>
     </w:lvl>
-    <w:lvl w:ilvl="1" w:tplc="15CEC2A8" w:tentative="1">
+    <w:lvl w:ilvl="1" w:tplc="8AA684DA" w:tentative="1">
       <w:start w:val="1"/>
       <w:numFmt w:val="lowerLetter"/>
       <w:lvlText w:val="%2."/>
@@ -5150,48 +4564,134 @@
         <w:ind w:left="720" w:hanging="300"/>
       </w:pPr>
     </w:lvl>
-    <w:lvl w:ilvl="2" w:tplc="3E70D1C4">
-      <w:numFmt w:val="decimal"/>
-      <w:lvlText w:val=""/>
-      <w:lvlJc w:val="left"/>
-    </w:lvl>
-    <w:lvl w:ilvl="3" w:tplc="075E082C">
-      <w:numFmt w:val="decimal"/>
-      <w:lvlText w:val=""/>
-      <w:lvlJc w:val="left"/>
-    </w:lvl>
-    <w:lvl w:ilvl="4" w:tplc="C81EAB98">
-      <w:numFmt w:val="decimal"/>
-      <w:lvlText w:val=""/>
-      <w:lvlJc w:val="left"/>
-    </w:lvl>
-    <w:lvl w:ilvl="5" w:tplc="5F420432">
-      <w:numFmt w:val="decimal"/>
-      <w:lvlText w:val=""/>
-      <w:lvlJc w:val="left"/>
-    </w:lvl>
-    <w:lvl w:ilvl="6" w:tplc="425E9BAA">
-      <w:numFmt w:val="decimal"/>
-      <w:lvlText w:val=""/>
-      <w:lvlJc w:val="left"/>
-    </w:lvl>
-    <w:lvl w:ilvl="7" w:tplc="5FFCA004">
-      <w:numFmt w:val="decimal"/>
-      <w:lvlText w:val=""/>
-      <w:lvlJc w:val="left"/>
-    </w:lvl>
-    <w:lvl w:ilvl="8" w:tplc="28967BA6">
+    <w:lvl w:ilvl="2" w:tplc="49A6C23E">
+      <w:numFmt w:val="decimal"/>
+      <w:lvlText w:val=""/>
+      <w:lvlJc w:val="left"/>
+    </w:lvl>
+    <w:lvl w:ilvl="3" w:tplc="46A48C74">
+      <w:numFmt w:val="decimal"/>
+      <w:lvlText w:val=""/>
+      <w:lvlJc w:val="left"/>
+    </w:lvl>
+    <w:lvl w:ilvl="4" w:tplc="C298C034">
+      <w:numFmt w:val="decimal"/>
+      <w:lvlText w:val=""/>
+      <w:lvlJc w:val="left"/>
+    </w:lvl>
+    <w:lvl w:ilvl="5" w:tplc="0B1EEE4C">
+      <w:numFmt w:val="decimal"/>
+      <w:lvlText w:val=""/>
+      <w:lvlJc w:val="left"/>
+    </w:lvl>
+    <w:lvl w:ilvl="6" w:tplc="9A6496D0">
+      <w:numFmt w:val="decimal"/>
+      <w:lvlText w:val=""/>
+      <w:lvlJc w:val="left"/>
+    </w:lvl>
+    <w:lvl w:ilvl="7" w:tplc="4AD8BBF2">
+      <w:numFmt w:val="decimal"/>
+      <w:lvlText w:val=""/>
+      <w:lvlJc w:val="left"/>
+    </w:lvl>
+    <w:lvl w:ilvl="8" w:tplc="A25AEB80">
       <w:numFmt w:val="decimal"/>
       <w:lvlText w:val=""/>
       <w:lvlJc w:val="left"/>
     </w:lvl>
   </w:abstractNum>
   <w:abstractNum w:abstractNumId="2" w15:restartNumberingAfterBreak="0">
-    <w:nsid w:val="10EE1FD4"/>
+    <w:nsid w:val="0B8063F1"/>
     <w:multiLevelType w:val="hybridMultilevel"/>
-    <w:tmpl w:val="5B0AEE12"/>
-    <w:lvl w:ilvl="0" w:tplc="C1F0C7EE">
+    <w:tmpl w:val="E116964E"/>
+    <w:lvl w:ilvl="0" w:tplc="C2B4FC74" w:tentative="1">
       <w:start w:val="1"/>
+      <w:numFmt w:val="bullet"/>
+      <w:lvlText w:val="●"/>
+      <w:lvlJc w:val="left"/>
+      <w:pPr>
+        <w:ind w:left="720" w:hanging="360"/>
+      </w:pPr>
+    </w:lvl>
+    <w:lvl w:ilvl="1" w:tplc="B50074B2" w:tentative="1">
+      <w:start w:val="1"/>
+      <w:numFmt w:val="bullet"/>
+      <w:lvlText w:val="○"/>
+      <w:lvlJc w:val="left"/>
+      <w:pPr>
+        <w:ind w:left="1440" w:hanging="360"/>
+      </w:pPr>
+    </w:lvl>
+    <w:lvl w:ilvl="2" w:tplc="328A49E0" w:tentative="1">
+      <w:start w:val="1"/>
+      <w:numFmt w:val="bullet"/>
+      <w:lvlText w:val="■"/>
+      <w:lvlJc w:val="left"/>
+      <w:pPr>
+        <w:ind w:left="2160" w:hanging="360"/>
+      </w:pPr>
+    </w:lvl>
+    <w:lvl w:ilvl="3" w:tplc="6ABC18DE" w:tentative="1">
+      <w:start w:val="1"/>
+      <w:numFmt w:val="bullet"/>
+      <w:lvlText w:val="●"/>
+      <w:lvlJc w:val="left"/>
+      <w:pPr>
+        <w:ind w:left="2880" w:hanging="360"/>
+      </w:pPr>
+    </w:lvl>
+    <w:lvl w:ilvl="4" w:tplc="480C7EC8" w:tentative="1">
+      <w:start w:val="1"/>
+      <w:numFmt w:val="bullet"/>
+      <w:lvlText w:val="○"/>
+      <w:lvlJc w:val="left"/>
+      <w:pPr>
+        <w:ind w:left="3600" w:hanging="360"/>
+      </w:pPr>
+    </w:lvl>
+    <w:lvl w:ilvl="5" w:tplc="439AD494" w:tentative="1">
+      <w:start w:val="1"/>
+      <w:numFmt w:val="bullet"/>
+      <w:lvlText w:val="■"/>
+      <w:lvlJc w:val="left"/>
+      <w:pPr>
+        <w:ind w:left="4320" w:hanging="360"/>
+      </w:pPr>
+    </w:lvl>
+    <w:lvl w:ilvl="6" w:tplc="A7D62D0C" w:tentative="1">
+      <w:start w:val="1"/>
+      <w:numFmt w:val="bullet"/>
+      <w:lvlText w:val="●"/>
+      <w:lvlJc w:val="left"/>
+      <w:pPr>
+        <w:ind w:left="5040" w:hanging="360"/>
+      </w:pPr>
+    </w:lvl>
+    <w:lvl w:ilvl="7" w:tplc="936034E6" w:tentative="1">
+      <w:start w:val="1"/>
+      <w:numFmt w:val="bullet"/>
+      <w:lvlText w:val="●"/>
+      <w:lvlJc w:val="left"/>
+      <w:pPr>
+        <w:ind w:left="5760" w:hanging="360"/>
+      </w:pPr>
+    </w:lvl>
+    <w:lvl w:ilvl="8" w:tplc="E5F223CC" w:tentative="1">
+      <w:start w:val="1"/>
+      <w:numFmt w:val="bullet"/>
+      <w:lvlText w:val="●"/>
+      <w:lvlJc w:val="left"/>
+      <w:pPr>
+        <w:ind w:left="6480" w:hanging="360"/>
+      </w:pPr>
+    </w:lvl>
+  </w:abstractNum>
+  <w:abstractNum w:abstractNumId="3" w15:restartNumberingAfterBreak="0">
+    <w:nsid w:val="21C2544E"/>
+    <w:multiLevelType w:val="hybridMultilevel"/>
+    <w:tmpl w:val="E152CA7E"/>
+    <w:lvl w:ilvl="0" w:tplc="DBA04568">
+      <w:start w:val="1"/>
       <w:numFmt w:val="decimal"/>
       <w:lvlText w:val="%1."/>
       <w:lvlJc w:val="left"/>
@@ -5199,7 +4699,7 @@
         <w:ind w:left="360" w:hanging="300"/>
       </w:pPr>
     </w:lvl>
-    <w:lvl w:ilvl="1" w:tplc="9F8437CA" w:tentative="1">
+    <w:lvl w:ilvl="1" w:tplc="FEB60F8A" w:tentative="1">
       <w:start w:val="1"/>
       <w:numFmt w:val="lowerLetter"/>
       <w:lvlText w:val="%2."/>
@@ -5208,133 +4708,105 @@
         <w:ind w:left="720" w:hanging="300"/>
       </w:pPr>
     </w:lvl>
-    <w:lvl w:ilvl="2" w:tplc="90E6516A">
-      <w:numFmt w:val="decimal"/>
-      <w:lvlText w:val=""/>
-      <w:lvlJc w:val="left"/>
-    </w:lvl>
-    <w:lvl w:ilvl="3" w:tplc="AD004ED8">
-      <w:numFmt w:val="decimal"/>
-      <w:lvlText w:val=""/>
-      <w:lvlJc w:val="left"/>
-    </w:lvl>
-    <w:lvl w:ilvl="4" w:tplc="2AAA4082">
-      <w:numFmt w:val="decimal"/>
-      <w:lvlText w:val=""/>
-      <w:lvlJc w:val="left"/>
-    </w:lvl>
-    <w:lvl w:ilvl="5" w:tplc="236C60B2">
-      <w:numFmt w:val="decimal"/>
-      <w:lvlText w:val=""/>
-      <w:lvlJc w:val="left"/>
-    </w:lvl>
-    <w:lvl w:ilvl="6" w:tplc="F22C450A">
-      <w:numFmt w:val="decimal"/>
-      <w:lvlText w:val=""/>
-      <w:lvlJc w:val="left"/>
-    </w:lvl>
-    <w:lvl w:ilvl="7" w:tplc="EB5AA228">
-      <w:numFmt w:val="decimal"/>
-      <w:lvlText w:val=""/>
-      <w:lvlJc w:val="left"/>
-    </w:lvl>
-    <w:lvl w:ilvl="8" w:tplc="8B5024A4">
-      <w:numFmt w:val="decimal"/>
-      <w:lvlText w:val=""/>
-      <w:lvlJc w:val="left"/>
-    </w:lvl>
-  </w:abstractNum>
-  <w:abstractNum w:abstractNumId="3" w15:restartNumberingAfterBreak="0">
-    <w:nsid w:val="12EA5B02"/>
-    <w:multiLevelType w:val="hybridMultilevel"/>
-    <w:tmpl w:val="2CE6ECA2"/>
-    <w:lvl w:ilvl="0" w:tplc="BE22B6F4" w:tentative="1">
-      <w:start w:val="1"/>
-      <w:numFmt w:val="bullet"/>
-      <w:lvlText w:val="●"/>
-      <w:lvlJc w:val="left"/>
-      <w:pPr>
-        <w:ind w:left="720" w:hanging="360"/>
-      </w:pPr>
-    </w:lvl>
-    <w:lvl w:ilvl="1" w:tplc="39862E52" w:tentative="1">
-      <w:start w:val="1"/>
-      <w:numFmt w:val="bullet"/>
-      <w:lvlText w:val="○"/>
-      <w:lvlJc w:val="left"/>
-      <w:pPr>
-        <w:ind w:left="1440" w:hanging="360"/>
-      </w:pPr>
-    </w:lvl>
-    <w:lvl w:ilvl="2" w:tplc="7DFA74D2" w:tentative="1">
-      <w:start w:val="1"/>
-      <w:numFmt w:val="bullet"/>
-      <w:lvlText w:val="■"/>
-      <w:lvlJc w:val="left"/>
-      <w:pPr>
-        <w:ind w:left="2160" w:hanging="360"/>
-      </w:pPr>
-    </w:lvl>
-    <w:lvl w:ilvl="3" w:tplc="3984D00A" w:tentative="1">
-      <w:start w:val="1"/>
-      <w:numFmt w:val="bullet"/>
-      <w:lvlText w:val="●"/>
-      <w:lvlJc w:val="left"/>
-      <w:pPr>
-        <w:ind w:left="2880" w:hanging="360"/>
-      </w:pPr>
-    </w:lvl>
-    <w:lvl w:ilvl="4" w:tplc="A19A4210" w:tentative="1">
-      <w:start w:val="1"/>
-      <w:numFmt w:val="bullet"/>
-      <w:lvlText w:val="○"/>
-      <w:lvlJc w:val="left"/>
-      <w:pPr>
-        <w:ind w:left="3600" w:hanging="360"/>
-      </w:pPr>
-    </w:lvl>
-    <w:lvl w:ilvl="5" w:tplc="E1FAE6EC" w:tentative="1">
-      <w:start w:val="1"/>
-      <w:numFmt w:val="bullet"/>
-      <w:lvlText w:val="■"/>
-      <w:lvlJc w:val="left"/>
-      <w:pPr>
-        <w:ind w:left="4320" w:hanging="360"/>
-      </w:pPr>
-    </w:lvl>
-    <w:lvl w:ilvl="6" w:tplc="8C1EF482" w:tentative="1">
-      <w:start w:val="1"/>
-      <w:numFmt w:val="bullet"/>
-      <w:lvlText w:val="●"/>
-      <w:lvlJc w:val="left"/>
-      <w:pPr>
-        <w:ind w:left="5040" w:hanging="360"/>
-      </w:pPr>
-    </w:lvl>
-    <w:lvl w:ilvl="7" w:tplc="C35C2D9E" w:tentative="1">
-      <w:start w:val="1"/>
-      <w:numFmt w:val="bullet"/>
-      <w:lvlText w:val="●"/>
-      <w:lvlJc w:val="left"/>
-      <w:pPr>
-        <w:ind w:left="5760" w:hanging="360"/>
-      </w:pPr>
-    </w:lvl>
-    <w:lvl w:ilvl="8" w:tplc="58344CE8" w:tentative="1">
-      <w:start w:val="1"/>
-      <w:numFmt w:val="bullet"/>
-      <w:lvlText w:val="●"/>
-      <w:lvlJc w:val="left"/>
-      <w:pPr>
-        <w:ind w:left="6480" w:hanging="360"/>
-      </w:pPr>
+    <w:lvl w:ilvl="2" w:tplc="6F4E616E">
+      <w:numFmt w:val="decimal"/>
+      <w:lvlText w:val=""/>
+      <w:lvlJc w:val="left"/>
+    </w:lvl>
+    <w:lvl w:ilvl="3" w:tplc="0F686FFE">
+      <w:numFmt w:val="decimal"/>
+      <w:lvlText w:val=""/>
+      <w:lvlJc w:val="left"/>
+    </w:lvl>
+    <w:lvl w:ilvl="4" w:tplc="F0A0F366">
+      <w:numFmt w:val="decimal"/>
+      <w:lvlText w:val=""/>
+      <w:lvlJc w:val="left"/>
+    </w:lvl>
+    <w:lvl w:ilvl="5" w:tplc="308497F0">
+      <w:numFmt w:val="decimal"/>
+      <w:lvlText w:val=""/>
+      <w:lvlJc w:val="left"/>
+    </w:lvl>
+    <w:lvl w:ilvl="6" w:tplc="791CAB0E">
+      <w:numFmt w:val="decimal"/>
+      <w:lvlText w:val=""/>
+      <w:lvlJc w:val="left"/>
+    </w:lvl>
+    <w:lvl w:ilvl="7" w:tplc="D8CC897C">
+      <w:numFmt w:val="decimal"/>
+      <w:lvlText w:val=""/>
+      <w:lvlJc w:val="left"/>
+    </w:lvl>
+    <w:lvl w:ilvl="8" w:tplc="FC1C6D0C">
+      <w:numFmt w:val="decimal"/>
+      <w:lvlText w:val=""/>
+      <w:lvlJc w:val="left"/>
     </w:lvl>
   </w:abstractNum>
   <w:abstractNum w:abstractNumId="4" w15:restartNumberingAfterBreak="0">
-    <w:nsid w:val="15D67A2F"/>
+    <w:nsid w:val="23646170"/>
     <w:multiLevelType w:val="hybridMultilevel"/>
-    <w:tmpl w:val="64FC7974"/>
-    <w:lvl w:ilvl="0" w:tplc="B310F7C6" w:tentative="1">
+    <w:tmpl w:val="AC44226E"/>
+    <w:lvl w:ilvl="0" w:tplc="53240F82">
+      <w:start w:val="1"/>
+      <w:numFmt w:val="decimal"/>
+      <w:lvlText w:val="%1."/>
+      <w:lvlJc w:val="left"/>
+      <w:pPr>
+        <w:ind w:left="360" w:hanging="300"/>
+      </w:pPr>
+    </w:lvl>
+    <w:lvl w:ilvl="1" w:tplc="68D4E35A" w:tentative="1">
+      <w:start w:val="1"/>
+      <w:numFmt w:val="lowerLetter"/>
+      <w:lvlText w:val="%2."/>
+      <w:lvlJc w:val="left"/>
+      <w:pPr>
+        <w:ind w:left="720" w:hanging="300"/>
+      </w:pPr>
+    </w:lvl>
+    <w:lvl w:ilvl="2" w:tplc="8898B3D8">
+      <w:numFmt w:val="decimal"/>
+      <w:lvlText w:val=""/>
+      <w:lvlJc w:val="left"/>
+    </w:lvl>
+    <w:lvl w:ilvl="3" w:tplc="FB10168A">
+      <w:numFmt w:val="decimal"/>
+      <w:lvlText w:val=""/>
+      <w:lvlJc w:val="left"/>
+    </w:lvl>
+    <w:lvl w:ilvl="4" w:tplc="F140EB62">
+      <w:numFmt w:val="decimal"/>
+      <w:lvlText w:val=""/>
+      <w:lvlJc w:val="left"/>
+    </w:lvl>
+    <w:lvl w:ilvl="5" w:tplc="C9F8E0EC">
+      <w:numFmt w:val="decimal"/>
+      <w:lvlText w:val=""/>
+      <w:lvlJc w:val="left"/>
+    </w:lvl>
+    <w:lvl w:ilvl="6" w:tplc="57B2B97E">
+      <w:numFmt w:val="decimal"/>
+      <w:lvlText w:val=""/>
+      <w:lvlJc w:val="left"/>
+    </w:lvl>
+    <w:lvl w:ilvl="7" w:tplc="AAACF98C">
+      <w:numFmt w:val="decimal"/>
+      <w:lvlText w:val=""/>
+      <w:lvlJc w:val="left"/>
+    </w:lvl>
+    <w:lvl w:ilvl="8" w:tplc="FB3CF16C">
+      <w:numFmt w:val="decimal"/>
+      <w:lvlText w:val=""/>
+      <w:lvlJc w:val="left"/>
+    </w:lvl>
+  </w:abstractNum>
+  <w:abstractNum w:abstractNumId="5" w15:restartNumberingAfterBreak="0">
+    <w:nsid w:val="348F0C6C"/>
+    <w:multiLevelType w:val="hybridMultilevel"/>
+    <w:tmpl w:val="63423CE4"/>
+    <w:lvl w:ilvl="0" w:tplc="6D20E0AE" w:tentative="1">
       <w:start w:val="1"/>
       <w:numFmt w:val="bullet"/>
       <w:lvlText w:val="•"/>
@@ -5343,7 +4815,7 @@
         <w:ind w:left="360" w:hanging="260"/>
       </w:pPr>
     </w:lvl>
-    <w:lvl w:ilvl="1" w:tplc="260278BE" w:tentative="1">
+    <w:lvl w:ilvl="1" w:tplc="324C047A" w:tentative="1">
       <w:start w:val="1"/>
       <w:numFmt w:val="bullet"/>
       <w:lvlText w:val="–"/>
@@ -5352,47 +4824,47 @@
         <w:ind w:left="720" w:hanging="260"/>
       </w:pPr>
     </w:lvl>
-    <w:lvl w:ilvl="2" w:tplc="A442F3B4">
-      <w:numFmt w:val="decimal"/>
-      <w:lvlText w:val=""/>
-      <w:lvlJc w:val="left"/>
-    </w:lvl>
-    <w:lvl w:ilvl="3" w:tplc="EFCE3988">
-      <w:numFmt w:val="decimal"/>
-      <w:lvlText w:val=""/>
-      <w:lvlJc w:val="left"/>
-    </w:lvl>
-    <w:lvl w:ilvl="4" w:tplc="6AF812BE">
-      <w:numFmt w:val="decimal"/>
-      <w:lvlText w:val=""/>
-      <w:lvlJc w:val="left"/>
-    </w:lvl>
-    <w:lvl w:ilvl="5" w:tplc="55201E08">
-      <w:numFmt w:val="decimal"/>
-      <w:lvlText w:val=""/>
-      <w:lvlJc w:val="left"/>
-    </w:lvl>
-    <w:lvl w:ilvl="6" w:tplc="7A16F98C">
-      <w:numFmt w:val="decimal"/>
-      <w:lvlText w:val=""/>
-      <w:lvlJc w:val="left"/>
-    </w:lvl>
-    <w:lvl w:ilvl="7" w:tplc="232A850E">
-      <w:numFmt w:val="decimal"/>
-      <w:lvlText w:val=""/>
-      <w:lvlJc w:val="left"/>
-    </w:lvl>
-    <w:lvl w:ilvl="8" w:tplc="E062AB2C">
+    <w:lvl w:ilvl="2" w:tplc="1CF2D844">
+      <w:numFmt w:val="decimal"/>
+      <w:lvlText w:val=""/>
+      <w:lvlJc w:val="left"/>
+    </w:lvl>
+    <w:lvl w:ilvl="3" w:tplc="2CAAD9D4">
+      <w:numFmt w:val="decimal"/>
+      <w:lvlText w:val=""/>
+      <w:lvlJc w:val="left"/>
+    </w:lvl>
+    <w:lvl w:ilvl="4" w:tplc="5AF26446">
+      <w:numFmt w:val="decimal"/>
+      <w:lvlText w:val=""/>
+      <w:lvlJc w:val="left"/>
+    </w:lvl>
+    <w:lvl w:ilvl="5" w:tplc="57048BBC">
+      <w:numFmt w:val="decimal"/>
+      <w:lvlText w:val=""/>
+      <w:lvlJc w:val="left"/>
+    </w:lvl>
+    <w:lvl w:ilvl="6" w:tplc="1842EB22">
+      <w:numFmt w:val="decimal"/>
+      <w:lvlText w:val=""/>
+      <w:lvlJc w:val="left"/>
+    </w:lvl>
+    <w:lvl w:ilvl="7" w:tplc="F904C2D2">
+      <w:numFmt w:val="decimal"/>
+      <w:lvlText w:val=""/>
+      <w:lvlJc w:val="left"/>
+    </w:lvl>
+    <w:lvl w:ilvl="8" w:tplc="A0EE42F0">
       <w:numFmt w:val="decimal"/>
       <w:lvlText w:val=""/>
       <w:lvlJc w:val="left"/>
     </w:lvl>
   </w:abstractNum>
-  <w:abstractNum w:abstractNumId="5" w15:restartNumberingAfterBreak="0">
-    <w:nsid w:val="23AA5FA5"/>
+  <w:abstractNum w:abstractNumId="6" w15:restartNumberingAfterBreak="0">
+    <w:nsid w:val="3A1A2E74"/>
     <w:multiLevelType w:val="hybridMultilevel"/>
-    <w:tmpl w:val="2A3CC344"/>
-    <w:lvl w:ilvl="0" w:tplc="80C0CE56">
+    <w:tmpl w:val="96CA5F2A"/>
+    <w:lvl w:ilvl="0" w:tplc="259E7D96">
       <w:start w:val="1"/>
       <w:numFmt w:val="decimal"/>
       <w:lvlText w:val="%1."/>
@@ -5401,7 +4873,7 @@
         <w:ind w:left="360" w:hanging="300"/>
       </w:pPr>
     </w:lvl>
-    <w:lvl w:ilvl="1" w:tplc="2EE68064" w:tentative="1">
+    <w:lvl w:ilvl="1" w:tplc="799A7444" w:tentative="1">
       <w:start w:val="1"/>
       <w:numFmt w:val="lowerLetter"/>
       <w:lvlText w:val="%2."/>
@@ -5410,47 +4882,47 @@
         <w:ind w:left="720" w:hanging="300"/>
       </w:pPr>
     </w:lvl>
-    <w:lvl w:ilvl="2" w:tplc="F520949C">
-      <w:numFmt w:val="decimal"/>
-      <w:lvlText w:val=""/>
-      <w:lvlJc w:val="left"/>
-    </w:lvl>
-    <w:lvl w:ilvl="3" w:tplc="B1C673BA">
-      <w:numFmt w:val="decimal"/>
-      <w:lvlText w:val=""/>
-      <w:lvlJc w:val="left"/>
-    </w:lvl>
-    <w:lvl w:ilvl="4" w:tplc="0D48F04C">
-      <w:numFmt w:val="decimal"/>
-      <w:lvlText w:val=""/>
-      <w:lvlJc w:val="left"/>
-    </w:lvl>
-    <w:lvl w:ilvl="5" w:tplc="2836FA26">
-      <w:numFmt w:val="decimal"/>
-      <w:lvlText w:val=""/>
-      <w:lvlJc w:val="left"/>
-    </w:lvl>
-    <w:lvl w:ilvl="6" w:tplc="4BFC995A">
-      <w:numFmt w:val="decimal"/>
-      <w:lvlText w:val=""/>
-      <w:lvlJc w:val="left"/>
-    </w:lvl>
-    <w:lvl w:ilvl="7" w:tplc="79D0AC66">
-      <w:numFmt w:val="decimal"/>
-      <w:lvlText w:val=""/>
-      <w:lvlJc w:val="left"/>
-    </w:lvl>
-    <w:lvl w:ilvl="8" w:tplc="6D3E5126">
+    <w:lvl w:ilvl="2" w:tplc="B3C892A6">
+      <w:numFmt w:val="decimal"/>
+      <w:lvlText w:val=""/>
+      <w:lvlJc w:val="left"/>
+    </w:lvl>
+    <w:lvl w:ilvl="3" w:tplc="8458A91C">
+      <w:numFmt w:val="decimal"/>
+      <w:lvlText w:val=""/>
+      <w:lvlJc w:val="left"/>
+    </w:lvl>
+    <w:lvl w:ilvl="4" w:tplc="2F4AADB6">
+      <w:numFmt w:val="decimal"/>
+      <w:lvlText w:val=""/>
+      <w:lvlJc w:val="left"/>
+    </w:lvl>
+    <w:lvl w:ilvl="5" w:tplc="D3F4C0EE">
+      <w:numFmt w:val="decimal"/>
+      <w:lvlText w:val=""/>
+      <w:lvlJc w:val="left"/>
+    </w:lvl>
+    <w:lvl w:ilvl="6" w:tplc="1534CF50">
+      <w:numFmt w:val="decimal"/>
+      <w:lvlText w:val=""/>
+      <w:lvlJc w:val="left"/>
+    </w:lvl>
+    <w:lvl w:ilvl="7" w:tplc="BB2E52CE">
+      <w:numFmt w:val="decimal"/>
+      <w:lvlText w:val=""/>
+      <w:lvlJc w:val="left"/>
+    </w:lvl>
+    <w:lvl w:ilvl="8" w:tplc="30A0B750">
       <w:numFmt w:val="decimal"/>
       <w:lvlText w:val=""/>
       <w:lvlJc w:val="left"/>
     </w:lvl>
   </w:abstractNum>
-  <w:abstractNum w:abstractNumId="6" w15:restartNumberingAfterBreak="0">
-    <w:nsid w:val="249F2DC6"/>
+  <w:abstractNum w:abstractNumId="7" w15:restartNumberingAfterBreak="0">
+    <w:nsid w:val="5E4377D6"/>
     <w:multiLevelType w:val="hybridMultilevel"/>
-    <w:tmpl w:val="711CDF92"/>
-    <w:lvl w:ilvl="0" w:tplc="8C10DA52">
+    <w:tmpl w:val="266C52C4"/>
+    <w:lvl w:ilvl="0" w:tplc="96641F3E">
       <w:start w:val="1"/>
       <w:numFmt w:val="decimal"/>
       <w:lvlText w:val="%1."/>
@@ -5459,7 +4931,7 @@
         <w:ind w:left="360" w:hanging="300"/>
       </w:pPr>
     </w:lvl>
-    <w:lvl w:ilvl="1" w:tplc="0CDA716E" w:tentative="1">
+    <w:lvl w:ilvl="1" w:tplc="EA22D516" w:tentative="1">
       <w:start w:val="1"/>
       <w:numFmt w:val="lowerLetter"/>
       <w:lvlText w:val="%2."/>
@@ -5468,47 +4940,47 @@
         <w:ind w:left="720" w:hanging="300"/>
       </w:pPr>
     </w:lvl>
-    <w:lvl w:ilvl="2" w:tplc="0FBC0D80">
-      <w:numFmt w:val="decimal"/>
-      <w:lvlText w:val=""/>
-      <w:lvlJc w:val="left"/>
-    </w:lvl>
-    <w:lvl w:ilvl="3" w:tplc="5EAA24A2">
-      <w:numFmt w:val="decimal"/>
-      <w:lvlText w:val=""/>
-      <w:lvlJc w:val="left"/>
-    </w:lvl>
-    <w:lvl w:ilvl="4" w:tplc="C108EB4E">
-      <w:numFmt w:val="decimal"/>
-      <w:lvlText w:val=""/>
-      <w:lvlJc w:val="left"/>
-    </w:lvl>
-    <w:lvl w:ilvl="5" w:tplc="A0428BBC">
-      <w:numFmt w:val="decimal"/>
-      <w:lvlText w:val=""/>
-      <w:lvlJc w:val="left"/>
-    </w:lvl>
-    <w:lvl w:ilvl="6" w:tplc="510C95AE">
-      <w:numFmt w:val="decimal"/>
-      <w:lvlText w:val=""/>
-      <w:lvlJc w:val="left"/>
-    </w:lvl>
-    <w:lvl w:ilvl="7" w:tplc="9E663B3C">
-      <w:numFmt w:val="decimal"/>
-      <w:lvlText w:val=""/>
-      <w:lvlJc w:val="left"/>
-    </w:lvl>
-    <w:lvl w:ilvl="8" w:tplc="BD085F60">
+    <w:lvl w:ilvl="2" w:tplc="489CDA28">
+      <w:numFmt w:val="decimal"/>
+      <w:lvlText w:val=""/>
+      <w:lvlJc w:val="left"/>
+    </w:lvl>
+    <w:lvl w:ilvl="3" w:tplc="BFE67976">
+      <w:numFmt w:val="decimal"/>
+      <w:lvlText w:val=""/>
+      <w:lvlJc w:val="left"/>
+    </w:lvl>
+    <w:lvl w:ilvl="4" w:tplc="02DC0BC2">
+      <w:numFmt w:val="decimal"/>
+      <w:lvlText w:val=""/>
+      <w:lvlJc w:val="left"/>
+    </w:lvl>
+    <w:lvl w:ilvl="5" w:tplc="73A610B8">
+      <w:numFmt w:val="decimal"/>
+      <w:lvlText w:val=""/>
+      <w:lvlJc w:val="left"/>
+    </w:lvl>
+    <w:lvl w:ilvl="6" w:tplc="C248C554">
+      <w:numFmt w:val="decimal"/>
+      <w:lvlText w:val=""/>
+      <w:lvlJc w:val="left"/>
+    </w:lvl>
+    <w:lvl w:ilvl="7" w:tplc="AEC4273C">
+      <w:numFmt w:val="decimal"/>
+      <w:lvlText w:val=""/>
+      <w:lvlJc w:val="left"/>
+    </w:lvl>
+    <w:lvl w:ilvl="8" w:tplc="98EE53AC">
       <w:numFmt w:val="decimal"/>
       <w:lvlText w:val=""/>
       <w:lvlJc w:val="left"/>
     </w:lvl>
   </w:abstractNum>
-  <w:abstractNum w:abstractNumId="7" w15:restartNumberingAfterBreak="0">
-    <w:nsid w:val="257B1A00"/>
+  <w:abstractNum w:abstractNumId="8" w15:restartNumberingAfterBreak="0">
+    <w:nsid w:val="6A3F3A49"/>
     <w:multiLevelType w:val="hybridMultilevel"/>
-    <w:tmpl w:val="2D20ACAE"/>
-    <w:lvl w:ilvl="0" w:tplc="2C8A349C">
+    <w:tmpl w:val="93188EC4"/>
+    <w:lvl w:ilvl="0" w:tplc="637013F8">
       <w:start w:val="1"/>
       <w:numFmt w:val="decimal"/>
       <w:lvlText w:val="%1."/>
@@ -5517,7 +4989,7 @@
         <w:ind w:left="360" w:hanging="300"/>
       </w:pPr>
     </w:lvl>
-    <w:lvl w:ilvl="1" w:tplc="8F005B9C" w:tentative="1">
+    <w:lvl w:ilvl="1" w:tplc="833ACA4E" w:tentative="1">
       <w:start w:val="1"/>
       <w:numFmt w:val="lowerLetter"/>
       <w:lvlText w:val="%2."/>
@@ -5526,47 +4998,47 @@
         <w:ind w:left="720" w:hanging="300"/>
       </w:pPr>
     </w:lvl>
-    <w:lvl w:ilvl="2" w:tplc="DF488A3A">
-      <w:numFmt w:val="decimal"/>
-      <w:lvlText w:val=""/>
-      <w:lvlJc w:val="left"/>
-    </w:lvl>
-    <w:lvl w:ilvl="3" w:tplc="61660F44">
-      <w:numFmt w:val="decimal"/>
-      <w:lvlText w:val=""/>
-      <w:lvlJc w:val="left"/>
-    </w:lvl>
-    <w:lvl w:ilvl="4" w:tplc="F2F8D304">
-      <w:numFmt w:val="decimal"/>
-      <w:lvlText w:val=""/>
-      <w:lvlJc w:val="left"/>
-    </w:lvl>
-    <w:lvl w:ilvl="5" w:tplc="CB40D750">
-      <w:numFmt w:val="decimal"/>
-      <w:lvlText w:val=""/>
-      <w:lvlJc w:val="left"/>
-    </w:lvl>
-    <w:lvl w:ilvl="6" w:tplc="94120BC8">
-      <w:numFmt w:val="decimal"/>
-      <w:lvlText w:val=""/>
-      <w:lvlJc w:val="left"/>
-    </w:lvl>
-    <w:lvl w:ilvl="7" w:tplc="5566C3E4">
-      <w:numFmt w:val="decimal"/>
-      <w:lvlText w:val=""/>
-      <w:lvlJc w:val="left"/>
-    </w:lvl>
-    <w:lvl w:ilvl="8" w:tplc="880497D4">
+    <w:lvl w:ilvl="2" w:tplc="A694E550">
+      <w:numFmt w:val="decimal"/>
+      <w:lvlText w:val=""/>
+      <w:lvlJc w:val="left"/>
+    </w:lvl>
+    <w:lvl w:ilvl="3" w:tplc="F114367E">
+      <w:numFmt w:val="decimal"/>
+      <w:lvlText w:val=""/>
+      <w:lvlJc w:val="left"/>
+    </w:lvl>
+    <w:lvl w:ilvl="4" w:tplc="E3BEB6E0">
+      <w:numFmt w:val="decimal"/>
+      <w:lvlText w:val=""/>
+      <w:lvlJc w:val="left"/>
+    </w:lvl>
+    <w:lvl w:ilvl="5" w:tplc="351C05C6">
+      <w:numFmt w:val="decimal"/>
+      <w:lvlText w:val=""/>
+      <w:lvlJc w:val="left"/>
+    </w:lvl>
+    <w:lvl w:ilvl="6" w:tplc="FCCE0430">
+      <w:numFmt w:val="decimal"/>
+      <w:lvlText w:val=""/>
+      <w:lvlJc w:val="left"/>
+    </w:lvl>
+    <w:lvl w:ilvl="7" w:tplc="DFDC9F34">
+      <w:numFmt w:val="decimal"/>
+      <w:lvlText w:val=""/>
+      <w:lvlJc w:val="left"/>
+    </w:lvl>
+    <w:lvl w:ilvl="8" w:tplc="1CE6E28E">
       <w:numFmt w:val="decimal"/>
       <w:lvlText w:val=""/>
       <w:lvlJc w:val="left"/>
     </w:lvl>
   </w:abstractNum>
-  <w:abstractNum w:abstractNumId="8" w15:restartNumberingAfterBreak="0">
-    <w:nsid w:val="322C0CC6"/>
+  <w:abstractNum w:abstractNumId="9" w15:restartNumberingAfterBreak="0">
+    <w:nsid w:val="6F9749F4"/>
     <w:multiLevelType w:val="hybridMultilevel"/>
-    <w:tmpl w:val="4FEC805E"/>
-    <w:lvl w:ilvl="0" w:tplc="1CC4138C">
+    <w:tmpl w:val="B13A8E10"/>
+    <w:lvl w:ilvl="0" w:tplc="78609896">
       <w:start w:val="1"/>
       <w:numFmt w:val="decimal"/>
       <w:lvlText w:val="%1."/>
@@ -5575,7 +5047,7 @@
         <w:ind w:left="360" w:hanging="300"/>
       </w:pPr>
     </w:lvl>
-    <w:lvl w:ilvl="1" w:tplc="53CC392C" w:tentative="1">
+    <w:lvl w:ilvl="1" w:tplc="4AD073E0" w:tentative="1">
       <w:start w:val="1"/>
       <w:numFmt w:val="lowerLetter"/>
       <w:lvlText w:val="%2."/>
@@ -5584,47 +5056,47 @@
         <w:ind w:left="720" w:hanging="300"/>
       </w:pPr>
     </w:lvl>
-    <w:lvl w:ilvl="2" w:tplc="A3C2C318">
-      <w:numFmt w:val="decimal"/>
-      <w:lvlText w:val=""/>
-      <w:lvlJc w:val="left"/>
-    </w:lvl>
-    <w:lvl w:ilvl="3" w:tplc="21120EF8">
-      <w:numFmt w:val="decimal"/>
-      <w:lvlText w:val=""/>
-      <w:lvlJc w:val="left"/>
-    </w:lvl>
-    <w:lvl w:ilvl="4" w:tplc="B030BABA">
-      <w:numFmt w:val="decimal"/>
-      <w:lvlText w:val=""/>
-      <w:lvlJc w:val="left"/>
-    </w:lvl>
-    <w:lvl w:ilvl="5" w:tplc="1666878C">
-      <w:numFmt w:val="decimal"/>
-      <w:lvlText w:val=""/>
-      <w:lvlJc w:val="left"/>
-    </w:lvl>
-    <w:lvl w:ilvl="6" w:tplc="7362E97A">
-      <w:numFmt w:val="decimal"/>
-      <w:lvlText w:val=""/>
-      <w:lvlJc w:val="left"/>
-    </w:lvl>
-    <w:lvl w:ilvl="7" w:tplc="A2C26DD0">
-      <w:numFmt w:val="decimal"/>
-      <w:lvlText w:val=""/>
-      <w:lvlJc w:val="left"/>
-    </w:lvl>
-    <w:lvl w:ilvl="8" w:tplc="5E38E9BE">
+    <w:lvl w:ilvl="2" w:tplc="CD0258F6">
+      <w:numFmt w:val="decimal"/>
+      <w:lvlText w:val=""/>
+      <w:lvlJc w:val="left"/>
+    </w:lvl>
+    <w:lvl w:ilvl="3" w:tplc="509CC108">
+      <w:numFmt w:val="decimal"/>
+      <w:lvlText w:val=""/>
+      <w:lvlJc w:val="left"/>
+    </w:lvl>
+    <w:lvl w:ilvl="4" w:tplc="CFEC3A46">
+      <w:numFmt w:val="decimal"/>
+      <w:lvlText w:val=""/>
+      <w:lvlJc w:val="left"/>
+    </w:lvl>
+    <w:lvl w:ilvl="5" w:tplc="1BC83696">
+      <w:numFmt w:val="decimal"/>
+      <w:lvlText w:val=""/>
+      <w:lvlJc w:val="left"/>
+    </w:lvl>
+    <w:lvl w:ilvl="6" w:tplc="8F80C210">
+      <w:numFmt w:val="decimal"/>
+      <w:lvlText w:val=""/>
+      <w:lvlJc w:val="left"/>
+    </w:lvl>
+    <w:lvl w:ilvl="7" w:tplc="5ADE6A02">
+      <w:numFmt w:val="decimal"/>
+      <w:lvlText w:val=""/>
+      <w:lvlJc w:val="left"/>
+    </w:lvl>
+    <w:lvl w:ilvl="8" w:tplc="32DED85E">
       <w:numFmt w:val="decimal"/>
       <w:lvlText w:val=""/>
       <w:lvlJc w:val="left"/>
     </w:lvl>
   </w:abstractNum>
-  <w:abstractNum w:abstractNumId="9" w15:restartNumberingAfterBreak="0">
-    <w:nsid w:val="53911B44"/>
+  <w:abstractNum w:abstractNumId="10" w15:restartNumberingAfterBreak="0">
+    <w:nsid w:val="6FCD6320"/>
     <w:multiLevelType w:val="hybridMultilevel"/>
-    <w:tmpl w:val="54129A34"/>
-    <w:lvl w:ilvl="0" w:tplc="227EAE72">
+    <w:tmpl w:val="17380530"/>
+    <w:lvl w:ilvl="0" w:tplc="612E8CFA">
       <w:start w:val="1"/>
       <w:numFmt w:val="decimal"/>
       <w:lvlText w:val="%1."/>
@@ -5633,7 +5105,7 @@
         <w:ind w:left="360" w:hanging="300"/>
       </w:pPr>
     </w:lvl>
-    <w:lvl w:ilvl="1" w:tplc="D3E210FE" w:tentative="1">
+    <w:lvl w:ilvl="1" w:tplc="C576EE3A" w:tentative="1">
       <w:start w:val="1"/>
       <w:numFmt w:val="lowerLetter"/>
       <w:lvlText w:val="%2."/>
@@ -5642,220 +5114,98 @@
         <w:ind w:left="720" w:hanging="300"/>
       </w:pPr>
     </w:lvl>
-    <w:lvl w:ilvl="2" w:tplc="2110E328">
-      <w:numFmt w:val="decimal"/>
-      <w:lvlText w:val=""/>
-      <w:lvlJc w:val="left"/>
-    </w:lvl>
-    <w:lvl w:ilvl="3" w:tplc="04523F66">
-      <w:numFmt w:val="decimal"/>
-      <w:lvlText w:val=""/>
-      <w:lvlJc w:val="left"/>
-    </w:lvl>
-    <w:lvl w:ilvl="4" w:tplc="8BA829D4">
-      <w:numFmt w:val="decimal"/>
-      <w:lvlText w:val=""/>
-      <w:lvlJc w:val="left"/>
-    </w:lvl>
-    <w:lvl w:ilvl="5" w:tplc="F19694BA">
-      <w:numFmt w:val="decimal"/>
-      <w:lvlText w:val=""/>
-      <w:lvlJc w:val="left"/>
-    </w:lvl>
-    <w:lvl w:ilvl="6" w:tplc="19227952">
-      <w:numFmt w:val="decimal"/>
-      <w:lvlText w:val=""/>
-      <w:lvlJc w:val="left"/>
-    </w:lvl>
-    <w:lvl w:ilvl="7" w:tplc="B6EE8050">
-      <w:numFmt w:val="decimal"/>
-      <w:lvlText w:val=""/>
-      <w:lvlJc w:val="left"/>
-    </w:lvl>
-    <w:lvl w:ilvl="8" w:tplc="E19E1C36">
+    <w:lvl w:ilvl="2" w:tplc="D3AE4C72">
+      <w:numFmt w:val="decimal"/>
+      <w:lvlText w:val=""/>
+      <w:lvlJc w:val="left"/>
+    </w:lvl>
+    <w:lvl w:ilvl="3" w:tplc="3784514E">
+      <w:numFmt w:val="decimal"/>
+      <w:lvlText w:val=""/>
+      <w:lvlJc w:val="left"/>
+    </w:lvl>
+    <w:lvl w:ilvl="4" w:tplc="A4CC911A">
+      <w:numFmt w:val="decimal"/>
+      <w:lvlText w:val=""/>
+      <w:lvlJc w:val="left"/>
+    </w:lvl>
+    <w:lvl w:ilvl="5" w:tplc="2AF44E9E">
+      <w:numFmt w:val="decimal"/>
+      <w:lvlText w:val=""/>
+      <w:lvlJc w:val="left"/>
+    </w:lvl>
+    <w:lvl w:ilvl="6" w:tplc="62140112">
+      <w:numFmt w:val="decimal"/>
+      <w:lvlText w:val=""/>
+      <w:lvlJc w:val="left"/>
+    </w:lvl>
+    <w:lvl w:ilvl="7" w:tplc="6FD6DE74">
+      <w:numFmt w:val="decimal"/>
+      <w:lvlText w:val=""/>
+      <w:lvlJc w:val="left"/>
+    </w:lvl>
+    <w:lvl w:ilvl="8" w:tplc="BA3ABAC4">
       <w:numFmt w:val="decimal"/>
       <w:lvlText w:val=""/>
       <w:lvlJc w:val="left"/>
     </w:lvl>
   </w:abstractNum>
-  <w:abstractNum w:abstractNumId="10" w15:restartNumberingAfterBreak="0">
-    <w:nsid w:val="65303E54"/>
-    <w:multiLevelType w:val="hybridMultilevel"/>
-    <w:tmpl w:val="9886D9E2"/>
-    <w:lvl w:ilvl="0" w:tplc="45AAE064">
-      <w:start w:val="1"/>
-      <w:numFmt w:val="decimal"/>
-      <w:lvlText w:val="%1."/>
-      <w:lvlJc w:val="left"/>
-      <w:pPr>
-        <w:ind w:left="360" w:hanging="300"/>
-      </w:pPr>
-    </w:lvl>
-    <w:lvl w:ilvl="1" w:tplc="FBDE2652" w:tentative="1">
-      <w:start w:val="1"/>
-      <w:numFmt w:val="lowerLetter"/>
-      <w:lvlText w:val="%2."/>
-      <w:lvlJc w:val="left"/>
-      <w:pPr>
-        <w:ind w:left="720" w:hanging="300"/>
-      </w:pPr>
-    </w:lvl>
-    <w:lvl w:ilvl="2" w:tplc="93301FC6">
-      <w:numFmt w:val="decimal"/>
-      <w:lvlText w:val=""/>
-      <w:lvlJc w:val="left"/>
-    </w:lvl>
-    <w:lvl w:ilvl="3" w:tplc="5B44A540">
-      <w:numFmt w:val="decimal"/>
-      <w:lvlText w:val=""/>
-      <w:lvlJc w:val="left"/>
-    </w:lvl>
-    <w:lvl w:ilvl="4" w:tplc="0628A7E6">
-      <w:numFmt w:val="decimal"/>
-      <w:lvlText w:val=""/>
-      <w:lvlJc w:val="left"/>
-    </w:lvl>
-    <w:lvl w:ilvl="5" w:tplc="C67C0CFA">
-      <w:numFmt w:val="decimal"/>
-      <w:lvlText w:val=""/>
-      <w:lvlJc w:val="left"/>
-    </w:lvl>
-    <w:lvl w:ilvl="6" w:tplc="312E2374">
-      <w:numFmt w:val="decimal"/>
-      <w:lvlText w:val=""/>
-      <w:lvlJc w:val="left"/>
-    </w:lvl>
-    <w:lvl w:ilvl="7" w:tplc="8FDC53BA">
-      <w:numFmt w:val="decimal"/>
-      <w:lvlText w:val=""/>
-      <w:lvlJc w:val="left"/>
-    </w:lvl>
-    <w:lvl w:ilvl="8" w:tplc="941EE72A">
-      <w:numFmt w:val="decimal"/>
-      <w:lvlText w:val=""/>
-      <w:lvlJc w:val="left"/>
-    </w:lvl>
-  </w:abstractNum>
-  <w:abstractNum w:abstractNumId="11" w15:restartNumberingAfterBreak="0">
-    <w:nsid w:val="6D965240"/>
-    <w:multiLevelType w:val="hybridMultilevel"/>
-    <w:tmpl w:val="2B2492A2"/>
-    <w:lvl w:ilvl="0" w:tplc="B988101A">
-      <w:start w:val="1"/>
-      <w:numFmt w:val="decimal"/>
-      <w:lvlText w:val="%1."/>
-      <w:lvlJc w:val="left"/>
-      <w:pPr>
-        <w:ind w:left="360" w:hanging="300"/>
-      </w:pPr>
-    </w:lvl>
-    <w:lvl w:ilvl="1" w:tplc="FE9C62D4" w:tentative="1">
-      <w:start w:val="1"/>
-      <w:numFmt w:val="lowerLetter"/>
-      <w:lvlText w:val="%2."/>
-      <w:lvlJc w:val="left"/>
-      <w:pPr>
-        <w:ind w:left="720" w:hanging="300"/>
-      </w:pPr>
-    </w:lvl>
-    <w:lvl w:ilvl="2" w:tplc="EEC24DE6">
-      <w:numFmt w:val="decimal"/>
-      <w:lvlText w:val=""/>
-      <w:lvlJc w:val="left"/>
-    </w:lvl>
-    <w:lvl w:ilvl="3" w:tplc="E572C4C4">
-      <w:numFmt w:val="decimal"/>
-      <w:lvlText w:val=""/>
-      <w:lvlJc w:val="left"/>
-    </w:lvl>
-    <w:lvl w:ilvl="4" w:tplc="228A4F9A">
-      <w:numFmt w:val="decimal"/>
-      <w:lvlText w:val=""/>
-      <w:lvlJc w:val="left"/>
-    </w:lvl>
-    <w:lvl w:ilvl="5" w:tplc="1C040756">
-      <w:numFmt w:val="decimal"/>
-      <w:lvlText w:val=""/>
-      <w:lvlJc w:val="left"/>
-    </w:lvl>
-    <w:lvl w:ilvl="6" w:tplc="DE0E5FB6">
-      <w:numFmt w:val="decimal"/>
-      <w:lvlText w:val=""/>
-      <w:lvlJc w:val="left"/>
-    </w:lvl>
-    <w:lvl w:ilvl="7" w:tplc="621C542E">
-      <w:numFmt w:val="decimal"/>
-      <w:lvlText w:val=""/>
-      <w:lvlJc w:val="left"/>
-    </w:lvl>
-    <w:lvl w:ilvl="8" w:tplc="CE7E53EE">
-      <w:numFmt w:val="decimal"/>
-      <w:lvlText w:val=""/>
-      <w:lvlJc w:val="left"/>
-    </w:lvl>
-  </w:abstractNum>
-  <w:num w:numId="1" w16cid:durableId="1818454277">
+  <w:num w:numId="1" w16cid:durableId="1647123014">
+    <w:abstractNumId w:val="2"/>
+    <w:lvlOverride w:ilvl="0">
+      <w:startOverride w:val="1"/>
+    </w:lvlOverride>
+  </w:num>
+  <w:num w:numId="2" w16cid:durableId="4671080">
+    <w:abstractNumId w:val="7"/>
+    <w:lvlOverride w:ilvl="0">
+      <w:startOverride w:val="1"/>
+    </w:lvlOverride>
+  </w:num>
+  <w:num w:numId="3" w16cid:durableId="846408207">
+    <w:abstractNumId w:val="0"/>
+    <w:lvlOverride w:ilvl="0">
+      <w:startOverride w:val="1"/>
+    </w:lvlOverride>
+  </w:num>
+  <w:num w:numId="4" w16cid:durableId="636958977">
     <w:abstractNumId w:val="3"/>
     <w:lvlOverride w:ilvl="0">
       <w:startOverride w:val="1"/>
     </w:lvlOverride>
   </w:num>
-  <w:num w:numId="2" w16cid:durableId="17507972">
-    <w:abstractNumId w:val="5"/>
+  <w:num w:numId="5" w16cid:durableId="138697431">
+    <w:abstractNumId w:val="9"/>
     <w:lvlOverride w:ilvl="0">
       <w:startOverride w:val="1"/>
     </w:lvlOverride>
   </w:num>
-  <w:num w:numId="3" w16cid:durableId="469128604">
-    <w:abstractNumId w:val="11"/>
+  <w:num w:numId="6" w16cid:durableId="762072492">
+    <w:abstractNumId w:val="6"/>
     <w:lvlOverride w:ilvl="0">
       <w:startOverride w:val="1"/>
     </w:lvlOverride>
   </w:num>
-  <w:num w:numId="4" w16cid:durableId="1902054342">
-    <w:abstractNumId w:val="10"/>
-    <w:lvlOverride w:ilvl="0">
-      <w:startOverride w:val="1"/>
-    </w:lvlOverride>
-  </w:num>
-  <w:num w:numId="5" w16cid:durableId="385690628">
+  <w:num w:numId="7" w16cid:durableId="1104576222">
     <w:abstractNumId w:val="8"/>
     <w:lvlOverride w:ilvl="0">
       <w:startOverride w:val="1"/>
     </w:lvlOverride>
   </w:num>
-  <w:num w:numId="6" w16cid:durableId="337736637">
-    <w:abstractNumId w:val="7"/>
+  <w:num w:numId="8" w16cid:durableId="1462503481">
+    <w:abstractNumId w:val="1"/>
     <w:lvlOverride w:ilvl="0">
       <w:startOverride w:val="1"/>
     </w:lvlOverride>
   </w:num>
-  <w:num w:numId="7" w16cid:durableId="2021738380">
-    <w:abstractNumId w:val="2"/>
+  <w:num w:numId="9" w16cid:durableId="390268822">
+    <w:abstractNumId w:val="4"/>
     <w:lvlOverride w:ilvl="0">
       <w:startOverride w:val="1"/>
     </w:lvlOverride>
   </w:num>
-  <w:num w:numId="8" w16cid:durableId="111874038">
-    <w:abstractNumId w:val="0"/>
-    <w:lvlOverride w:ilvl="0">
-      <w:startOverride w:val="1"/>
-    </w:lvlOverride>
-  </w:num>
-  <w:num w:numId="9" w16cid:durableId="1601911586">
-    <w:abstractNumId w:val="9"/>
-    <w:lvlOverride w:ilvl="0">
-      <w:startOverride w:val="1"/>
-    </w:lvlOverride>
-  </w:num>
-  <w:num w:numId="10" w16cid:durableId="1841776341">
-    <w:abstractNumId w:val="6"/>
-    <w:lvlOverride w:ilvl="0">
-      <w:startOverride w:val="1"/>
-    </w:lvlOverride>
-  </w:num>
-  <w:num w:numId="11" w16cid:durableId="1114406099">
-    <w:abstractNumId w:val="1"/>
+  <w:num w:numId="10" w16cid:durableId="1235312761">
+    <w:abstractNumId w:val="10"/>
     <w:lvlOverride w:ilvl="0">
       <w:startOverride w:val="1"/>
     </w:lvlOverride>
@@ -6536,7 +5886,7 @@
     <w:autoRedefine/>
     <w:uiPriority w:val="39"/>
     <w:unhideWhenUsed/>
-    <w:rsid w:val="000A164B"/>
+    <w:rsid w:val="00031606"/>
     <w:pPr>
       <w:spacing w:after="100"/>
     </w:pPr>

--- a/discoverer-neo/docs/user-guide/manual/Discoverer-Neo-MANAGER-Guide-Quick-pt-PT.docx
+++ b/discoverer-neo/docs/user-guide/manual/Discoverer-Neo-MANAGER-Guide-Quick-pt-PT.docx
@@ -74,7 +74,7 @@
     <w:sdt>
       <w:sdtPr>
         <w:alias w:val="Índice"/>
-        <w:id w:val="1398553190"/>
+        <w:id w:val="633911484"/>
       </w:sdtPr>
       <w:sdtEndPr/>
       <w:sdtContent>
@@ -102,7 +102,7 @@
           <w:r>
             <w:fldChar w:fldCharType="separate"/>
           </w:r>
-          <w:hyperlink w:anchor="_Toc241692289" w:history="1">
+          <w:hyperlink w:anchor="_Toc241692901" w:history="1">
             <w:r>
               <w:rPr>
                 <w:rStyle w:val="Hiperligao"/>
@@ -126,7 +126,7 @@
               <w:rPr>
                 <w:noProof/>
               </w:rPr>
-              <w:instrText xml:space="preserve"> PAGEREF _Toc241692289 \h </w:instrText>
+              <w:instrText xml:space="preserve"> PAGEREF _Toc241692901 \h </w:instrText>
             </w:r>
             <w:r>
               <w:rPr>
@@ -168,7 +168,7 @@
               <w14:ligatures w14:val="standardContextual"/>
             </w:rPr>
           </w:pPr>
-          <w:hyperlink w:anchor="_Toc241692290" w:history="1">
+          <w:hyperlink w:anchor="_Toc241692902" w:history="1">
             <w:r>
               <w:rPr>
                 <w:rStyle w:val="Hiperligao"/>
@@ -192,7 +192,7 @@
               <w:rPr>
                 <w:noProof/>
               </w:rPr>
-              <w:instrText xml:space="preserve"> PAGEREF _Toc241692290 \h </w:instrText>
+              <w:instrText xml:space="preserve"> PAGEREF _Toc241692902 \h </w:instrText>
             </w:r>
             <w:r>
               <w:rPr>
@@ -234,7 +234,7 @@
               <w14:ligatures w14:val="standardContextual"/>
             </w:rPr>
           </w:pPr>
-          <w:hyperlink w:anchor="_Toc241692291" w:history="1">
+          <w:hyperlink w:anchor="_Toc241692903" w:history="1">
             <w:r>
               <w:rPr>
                 <w:rStyle w:val="Hiperligao"/>
@@ -258,7 +258,7 @@
               <w:rPr>
                 <w:noProof/>
               </w:rPr>
-              <w:instrText xml:space="preserve"> PAGEREF _Toc241692291 \h </w:instrText>
+              <w:instrText xml:space="preserve"> PAGEREF _Toc241692903 \h </w:instrText>
             </w:r>
             <w:r>
               <w:rPr>
@@ -300,7 +300,7 @@
               <w14:ligatures w14:val="standardContextual"/>
             </w:rPr>
           </w:pPr>
-          <w:hyperlink w:anchor="_Toc241692292" w:history="1">
+          <w:hyperlink w:anchor="_Toc241692904" w:history="1">
             <w:r>
               <w:rPr>
                 <w:rStyle w:val="Hiperligao"/>
@@ -324,7 +324,7 @@
               <w:rPr>
                 <w:noProof/>
               </w:rPr>
-              <w:instrText xml:space="preserve"> PAGEREF _Toc241692292 \h </w:instrText>
+              <w:instrText xml:space="preserve"> PAGEREF _Toc241692904 \h </w:instrText>
             </w:r>
             <w:r>
               <w:rPr>
@@ -366,7 +366,7 @@
               <w14:ligatures w14:val="standardContextual"/>
             </w:rPr>
           </w:pPr>
-          <w:hyperlink w:anchor="_Toc241692293" w:history="1">
+          <w:hyperlink w:anchor="_Toc241692905" w:history="1">
             <w:r>
               <w:rPr>
                 <w:rStyle w:val="Hiperligao"/>
@@ -390,7 +390,7 @@
               <w:rPr>
                 <w:noProof/>
               </w:rPr>
-              <w:instrText xml:space="preserve"> PAGEREF _Toc241692293 \h </w:instrText>
+              <w:instrText xml:space="preserve"> PAGEREF _Toc241692905 \h </w:instrText>
             </w:r>
             <w:r>
               <w:rPr>
@@ -432,7 +432,7 @@
               <w14:ligatures w14:val="standardContextual"/>
             </w:rPr>
           </w:pPr>
-          <w:hyperlink w:anchor="_Toc241692294" w:history="1">
+          <w:hyperlink w:anchor="_Toc241692906" w:history="1">
             <w:r>
               <w:rPr>
                 <w:rStyle w:val="Hiperligao"/>
@@ -456,7 +456,7 @@
               <w:rPr>
                 <w:noProof/>
               </w:rPr>
-              <w:instrText xml:space="preserve"> PAGEREF _Toc241692294 \h </w:instrText>
+              <w:instrText xml:space="preserve"> PAGEREF _Toc241692906 \h </w:instrText>
             </w:r>
             <w:r>
               <w:rPr>
@@ -498,7 +498,7 @@
               <w14:ligatures w14:val="standardContextual"/>
             </w:rPr>
           </w:pPr>
-          <w:hyperlink w:anchor="_Toc241692295" w:history="1">
+          <w:hyperlink w:anchor="_Toc241692907" w:history="1">
             <w:r>
               <w:rPr>
                 <w:rStyle w:val="Hiperligao"/>
@@ -522,7 +522,7 @@
               <w:rPr>
                 <w:noProof/>
               </w:rPr>
-              <w:instrText xml:space="preserve"> PAGEREF _Toc241692295 \h </w:instrText>
+              <w:instrText xml:space="preserve"> PAGEREF _Toc241692907 \h </w:instrText>
             </w:r>
             <w:r>
               <w:rPr>
@@ -564,7 +564,7 @@
               <w14:ligatures w14:val="standardContextual"/>
             </w:rPr>
           </w:pPr>
-          <w:hyperlink w:anchor="_Toc241692296" w:history="1">
+          <w:hyperlink w:anchor="_Toc241692908" w:history="1">
             <w:r>
               <w:rPr>
                 <w:rStyle w:val="Hiperligao"/>
@@ -588,7 +588,7 @@
               <w:rPr>
                 <w:noProof/>
               </w:rPr>
-              <w:instrText xml:space="preserve"> PAGEREF _Toc241692296 \h </w:instrText>
+              <w:instrText xml:space="preserve"> PAGEREF _Toc241692908 \h </w:instrText>
             </w:r>
             <w:r>
               <w:rPr>
@@ -630,7 +630,7 @@
               <w14:ligatures w14:val="standardContextual"/>
             </w:rPr>
           </w:pPr>
-          <w:hyperlink w:anchor="_Toc241692297" w:history="1">
+          <w:hyperlink w:anchor="_Toc241692909" w:history="1">
             <w:r>
               <w:rPr>
                 <w:rStyle w:val="Hiperligao"/>
@@ -654,7 +654,7 @@
               <w:rPr>
                 <w:noProof/>
               </w:rPr>
-              <w:instrText xml:space="preserve"> PAGEREF _Toc241692297 \h </w:instrText>
+              <w:instrText xml:space="preserve"> PAGEREF _Toc241692909 \h </w:instrText>
             </w:r>
             <w:r>
               <w:rPr>
@@ -696,7 +696,7 @@
               <w14:ligatures w14:val="standardContextual"/>
             </w:rPr>
           </w:pPr>
-          <w:hyperlink w:anchor="_Toc241692298" w:history="1">
+          <w:hyperlink w:anchor="_Toc241692910" w:history="1">
             <w:r>
               <w:rPr>
                 <w:rStyle w:val="Hiperligao"/>
@@ -720,7 +720,7 @@
               <w:rPr>
                 <w:noProof/>
               </w:rPr>
-              <w:instrText xml:space="preserve"> PAGEREF _Toc241692298 \h </w:instrText>
+              <w:instrText xml:space="preserve"> PAGEREF _Toc241692910 \h </w:instrText>
             </w:r>
             <w:r>
               <w:rPr>
@@ -768,7 +768,7 @@
       <w:pPr>
         <w:pStyle w:val="Ttulo1"/>
       </w:pPr>
-      <w:bookmarkStart w:id="0" w:name="_Toc241692289"/>
+      <w:bookmarkStart w:id="0" w:name="_Toc241692901"/>
       <w:r>
         <w:lastRenderedPageBreak/>
         <w:t>A sua função numa página</w:t>
@@ -1499,7 +1499,7 @@
         <w:pStyle w:val="Ttulo1"/>
         <w:pageBreakBefore/>
       </w:pPr>
-      <w:bookmarkStart w:id="1" w:name="_Toc241692290"/>
+      <w:bookmarkStart w:id="1" w:name="_Toc241692902"/>
       <w:r>
         <w:lastRenderedPageBreak/>
         <w:t>Mapas</w:t>
@@ -1532,10 +1532,10 @@
           <w:noProof/>
         </w:rPr>
         <w:drawing>
-          <wp:inline distT="0" distB="0" distL="0" distR="0" wp14:anchorId="5C7DE627" wp14:editId="64F3495F">
+          <wp:inline distT="0" distB="0" distL="0" distR="0" wp14:anchorId="3368EE5A" wp14:editId="5B8CC9D6">
             <wp:extent cx="5715000" cy="3429000"/>
             <wp:effectExtent l="0" t="0" r="0" b="0"/>
-            <wp:docPr id="266" name="02-maps-all.png" descr="A lista de Mapas, separador Todos, com os ícones Copiar, Partilhar, Agendar e Exportar em cada linha." title="A lista de Mapas, separador Todos, com os ícones Copiar, Partilhar, Agendar e Exportar em cada linha."/>
+            <wp:docPr id="70" name="02-maps-all.png" descr="A lista de Mapas, separador Todos, com os ícones Copiar, Partilhar, Agendar e Exportar em cada linha." title="A lista de Mapas, separador Todos, com os ícones Copiar, Partilhar, Agendar e Exportar em cada linha."/>
             <wp:cNvGraphicFramePr>
               <a:graphicFrameLocks xmlns:a="http://schemas.openxmlformats.org/drawingml/2006/main" noChangeAspect="1"/>
             </wp:cNvGraphicFramePr>
@@ -1996,7 +1996,7 @@
         <w:pStyle w:val="Ttulo1"/>
         <w:pageBreakBefore/>
       </w:pPr>
-      <w:bookmarkStart w:id="2" w:name="_Toc241692291"/>
+      <w:bookmarkStart w:id="2" w:name="_Toc241692903"/>
       <w:r>
         <w:lastRenderedPageBreak/>
         <w:t>Partilhar um mapa</w:t>
@@ -2019,10 +2019,10 @@
           <w:noProof/>
         </w:rPr>
         <w:drawing>
-          <wp:inline distT="0" distB="0" distL="0" distR="0" wp14:anchorId="6452AE3B" wp14:editId="52F2FCC7">
+          <wp:inline distT="0" distB="0" distL="0" distR="0" wp14:anchorId="4327FA19" wp14:editId="6FB26560">
             <wp:extent cx="3743325" cy="3895725"/>
             <wp:effectExtent l="0" t="0" r="0" b="0"/>
-            <wp:docPr id="267" name="03-share-dialog.png" descr="A caixa de diálogo Partilhar mapa com uma caixa de pesquisa e os botões Pode ver, Pode exportar e Pode editar." title="A caixa de diálogo Partilhar mapa com uma caixa de pesquisa e os botões Pode ver, Pode exportar e Pode editar."/>
+            <wp:docPr id="71" name="03-share-dialog.png" descr="A caixa de diálogo Partilhar mapa com uma caixa de pesquisa e os botões Pode ver, Pode exportar e Pode editar." title="A caixa de diálogo Partilhar mapa com uma caixa de pesquisa e os botões Pode ver, Pode exportar e Pode editar."/>
             <wp:cNvGraphicFramePr>
               <a:graphicFrameLocks xmlns:a="http://schemas.openxmlformats.org/drawingml/2006/main" noChangeAspect="1"/>
             </wp:cNvGraphicFramePr>
@@ -2422,7 +2422,7 @@
         <w:pStyle w:val="Ttulo1"/>
         <w:pageBreakBefore/>
       </w:pPr>
-      <w:bookmarkStart w:id="3" w:name="_Toc241692292"/>
+      <w:bookmarkStart w:id="3" w:name="_Toc241692904"/>
       <w:r>
         <w:lastRenderedPageBreak/>
         <w:t>Ver, executar e exportar</w:t>
@@ -2445,10 +2445,10 @@
           <w:noProof/>
         </w:rPr>
         <w:drawing>
-          <wp:inline distT="0" distB="0" distL="0" distR="0" wp14:anchorId="4ED834FC" wp14:editId="57758774">
+          <wp:inline distT="0" distB="0" distL="0" distR="0" wp14:anchorId="29E7FAFA" wp14:editId="43942043">
             <wp:extent cx="5715000" cy="3571875"/>
             <wp:effectExtent l="0" t="0" r="0" b="0"/>
-            <wp:docPr id="268" name="06-viewer-results.png" descr="Uma execução concluída com os botões Excel, CSV e PDF por cima da grelha de resultados." title="Uma execução concluída com os botões Excel, CSV e PDF por cima da grelha de resultados."/>
+            <wp:docPr id="72" name="06-viewer-results.png" descr="Uma execução concluída com os botões Excel, CSV e PDF por cima da grelha de resultados." title="Uma execução concluída com os botões Excel, CSV e PDF por cima da grelha de resultados."/>
             <wp:cNvGraphicFramePr>
               <a:graphicFrameLocks xmlns:a="http://schemas.openxmlformats.org/drawingml/2006/main" noChangeAspect="1"/>
             </wp:cNvGraphicFramePr>
@@ -2643,7 +2643,7 @@
         <w:pStyle w:val="Ttulo1"/>
         <w:pageBreakBefore/>
       </w:pPr>
-      <w:bookmarkStart w:id="4" w:name="_Toc241692293"/>
+      <w:bookmarkStart w:id="4" w:name="_Toc241692905"/>
       <w:r>
         <w:lastRenderedPageBreak/>
         <w:t>Construtor de mapas</w:t>
@@ -2676,10 +2676,10 @@
           <w:noProof/>
         </w:rPr>
         <w:drawing>
-          <wp:inline distT="0" distB="0" distL="0" distR="0" wp14:anchorId="52DA5A29" wp14:editId="1DC1BBC0">
+          <wp:inline distT="0" distB="0" distL="0" distR="0" wp14:anchorId="24A68335" wp14:editId="23044C11">
             <wp:extent cx="5715000" cy="3571875"/>
             <wp:effectExtent l="0" t="0" r="0" b="0"/>
-            <wp:docPr id="269" name="05-builder-overview.png" descr="O construtor de mapas com a árvore Áreas de Negócio, a área de Colunas e o painel Propriedades." title="O construtor de mapas com a árvore Áreas de Negócio, a área de Colunas e o painel Propriedades."/>
+            <wp:docPr id="73" name="05-builder-overview.png" descr="O construtor de mapas com a árvore Áreas de Negócio, a área de Colunas e o painel Propriedades." title="O construtor de mapas com a árvore Áreas de Negócio, a área de Colunas e o painel Propriedades."/>
             <wp:cNvGraphicFramePr>
               <a:graphicFrameLocks xmlns:a="http://schemas.openxmlformats.org/drawingml/2006/main" noChangeAspect="1"/>
             </wp:cNvGraphicFramePr>
@@ -2914,7 +2914,7 @@
         <w:pStyle w:val="Ttulo1"/>
         <w:pageBreakBefore/>
       </w:pPr>
-      <w:bookmarkStart w:id="5" w:name="_Toc241692294"/>
+      <w:bookmarkStart w:id="5" w:name="_Toc241692906"/>
       <w:r>
         <w:lastRenderedPageBreak/>
         <w:t>Agendamentos</w:t>
@@ -2937,10 +2937,10 @@
           <w:noProof/>
         </w:rPr>
         <w:drawing>
-          <wp:inline distT="0" distB="0" distL="0" distR="0" wp14:anchorId="2C4C7AF6" wp14:editId="0D15EA6A">
+          <wp:inline distT="0" distB="0" distL="0" distR="0" wp14:anchorId="76E6EA69" wp14:editId="13BBADDE">
             <wp:extent cx="5715000" cy="3571875"/>
             <wp:effectExtent l="0" t="0" r="0" b="0"/>
-            <wp:docPr id="270" name="38-schedules-list.png" descr="A página Agendamentos com um agendamento em pausa e os respetivos ícones de ação." title="A página Agendamentos com um agendamento em pausa e os respetivos ícones de ação."/>
+            <wp:docPr id="74" name="38-schedules-list.png" descr="A página Agendamentos com um agendamento em pausa e os respetivos ícones de ação." title="A página Agendamentos com um agendamento em pausa e os respetivos ícones de ação."/>
             <wp:cNvGraphicFramePr>
               <a:graphicFrameLocks xmlns:a="http://schemas.openxmlformats.org/drawingml/2006/main" noChangeAspect="1"/>
             </wp:cNvGraphicFramePr>
@@ -3473,7 +3473,7 @@
         <w:pStyle w:val="Ttulo1"/>
         <w:pageBreakBefore/>
       </w:pPr>
-      <w:bookmarkStart w:id="6" w:name="_Toc241692295"/>
+      <w:bookmarkStart w:id="6" w:name="_Toc241692907"/>
       <w:r>
         <w:lastRenderedPageBreak/>
         <w:t>Execuções e Exportações</w:t>
@@ -3513,10 +3513,10 @@
           <w:noProof/>
         </w:rPr>
         <w:drawing>
-          <wp:inline distT="0" distB="0" distL="0" distR="0" wp14:anchorId="1CCE9D15" wp14:editId="3D6CE76D">
+          <wp:inline distT="0" distB="0" distL="0" distR="0" wp14:anchorId="2209CA88" wp14:editId="6CAB95AD">
             <wp:extent cx="5715000" cy="3571875"/>
             <wp:effectExtent l="0" t="0" r="0" b="0"/>
-            <wp:docPr id="271" name="10-runs.png" descr="A página Execuções com os filtros Mapa, Estado e Tipo e a lista de execuções." title="A página Execuções com os filtros Mapa, Estado e Tipo e a lista de execuções."/>
+            <wp:docPr id="75" name="10-runs.png" descr="A página Execuções com os filtros Mapa, Estado e Tipo e a lista de execuções." title="A página Execuções com os filtros Mapa, Estado e Tipo e a lista de execuções."/>
             <wp:cNvGraphicFramePr>
               <a:graphicFrameLocks xmlns:a="http://schemas.openxmlformats.org/drawingml/2006/main" noChangeAspect="1"/>
             </wp:cNvGraphicFramePr>
@@ -3688,7 +3688,7 @@
         <w:pStyle w:val="Ttulo1"/>
         <w:pageBreakBefore/>
       </w:pPr>
-      <w:bookmarkStart w:id="7" w:name="_Toc241692296"/>
+      <w:bookmarkStart w:id="7" w:name="_Toc241692908"/>
       <w:r>
         <w:lastRenderedPageBreak/>
         <w:t>Utilizadores</w:t>
@@ -3721,10 +3721,10 @@
           <w:noProof/>
         </w:rPr>
         <w:drawing>
-          <wp:inline distT="0" distB="0" distL="0" distR="0" wp14:anchorId="15F70E4D" wp14:editId="41EC614F">
-            <wp:extent cx="4362450" cy="2190750"/>
+          <wp:inline distT="0" distB="0" distL="0" distR="0" wp14:anchorId="0D99F8A0" wp14:editId="66E3BF74">
+            <wp:extent cx="4362450" cy="1819275"/>
             <wp:effectExtent l="0" t="0" r="0" b="0"/>
-            <wp:docPr id="272" name="11-users-maps-dialog.png" descr="A caixa de diálogo Mapas de um utilizador, com listas de nível de partilha e ícones de proprietário e remover." title="A caixa de diálogo Mapas de um utilizador, com listas de nível de partilha e ícones de proprietário e remover."/>
+            <wp:docPr id="76" name="11-users-maps-dialog.png" descr="A caixa de diálogo Mapas de um utilizador, com listas de nível de partilha e ícones de proprietário e remover." title="A caixa de diálogo Mapas de um utilizador, com listas de nível de partilha e ícones de proprietário e remover."/>
             <wp:cNvGraphicFramePr>
               <a:graphicFrameLocks xmlns:a="http://schemas.openxmlformats.org/drawingml/2006/main" noChangeAspect="1"/>
             </wp:cNvGraphicFramePr>
@@ -3747,7 +3747,7 @@
                   <pic:spPr bwMode="auto">
                     <a:xfrm>
                       <a:off x="0" y="0"/>
-                      <a:ext cx="4362450" cy="2190750"/>
+                      <a:ext cx="4362450" cy="1819275"/>
                     </a:xfrm>
                     <a:prstGeom prst="rect">
                       <a:avLst/>
@@ -3876,7 +3876,7 @@
         <w:pStyle w:val="Ttulo1"/>
         <w:pageBreakBefore/>
       </w:pPr>
-      <w:bookmarkStart w:id="8" w:name="_Toc241692297"/>
+      <w:bookmarkStart w:id="8" w:name="_Toc241692909"/>
       <w:r>
         <w:lastRenderedPageBreak/>
         <w:t>Funções Personalizadas e Origens de Dados</w:t>
@@ -3919,10 +3919,10 @@
           <w:noProof/>
         </w:rPr>
         <w:drawing>
-          <wp:inline distT="0" distB="0" distL="0" distR="0" wp14:anchorId="245DFC87" wp14:editId="44AD7EF1">
+          <wp:inline distT="0" distB="0" distL="0" distR="0" wp14:anchorId="4A34C139" wp14:editId="64E579C0">
             <wp:extent cx="5715000" cy="3571875"/>
             <wp:effectExtent l="0" t="0" r="0" b="0"/>
-            <wp:docPr id="273" name="08-custom-functions.png" descr="A página Funções Personalizadas com a lista, Atualizar tudo e Nova Função." title="A página Funções Personalizadas com a lista, Atualizar tudo e Nova Função."/>
+            <wp:docPr id="77" name="08-custom-functions.png" descr="A página Funções Personalizadas com a lista, Atualizar tudo e Nova Função." title="A página Funções Personalizadas com a lista, Atualizar tudo e Nova Função."/>
             <wp:cNvGraphicFramePr>
               <a:graphicFrameLocks xmlns:a="http://schemas.openxmlformats.org/drawingml/2006/main" noChangeAspect="1"/>
             </wp:cNvGraphicFramePr>
@@ -4174,7 +4174,7 @@
         <w:pStyle w:val="Ttulo1"/>
         <w:pageBreakBefore/>
       </w:pPr>
-      <w:bookmarkStart w:id="9" w:name="_Toc241692298"/>
+      <w:bookmarkStart w:id="9" w:name="_Toc241692910"/>
       <w:r>
         <w:lastRenderedPageBreak/>
         <w:t>Definições</w:t>
@@ -4207,10 +4207,10 @@
           <w:noProof/>
         </w:rPr>
         <w:drawing>
-          <wp:inline distT="0" distB="0" distL="0" distR="0" wp14:anchorId="4EEBAA5C" wp14:editId="41F357D9">
+          <wp:inline distT="0" distB="0" distL="0" distR="0" wp14:anchorId="527CB6FB" wp14:editId="15849B2B">
             <wp:extent cx="5715000" cy="3571875"/>
             <wp:effectExtent l="0" t="0" r="0" b="0"/>
-            <wp:docPr id="274" name="04-settings.png" descr="A página Definições com os cartões Idioma de exibição, Aparência e Paleta." title="A página Definições com os cartões Idioma de exibição, Aparência e Paleta."/>
+            <wp:docPr id="78" name="04-settings.png" descr="A página Definições com os cartões Idioma de exibição, Aparência e Paleta." title="A página Definições com os cartões Idioma de exibição, Aparência e Paleta."/>
             <wp:cNvGraphicFramePr>
               <a:graphicFrameLocks xmlns:a="http://schemas.openxmlformats.org/drawingml/2006/main" noChangeAspect="1"/>
             </wp:cNvGraphicFramePr>
@@ -4485,10 +4485,10 @@
 <file path=word/numbering.xml><?xml version="1.0" encoding="utf-8"?>
 <w:numbering xmlns:wpc="http://schemas.microsoft.com/office/word/2010/wordprocessingCanvas" xmlns:cx="http://schemas.microsoft.com/office/drawing/2014/chartex" xmlns:cx1="http://schemas.microsoft.com/office/drawing/2015/9/8/chartex" xmlns:cx2="http://schemas.microsoft.com/office/drawing/2015/10/21/chartex" xmlns:cx3="http://schemas.microsoft.com/office/drawing/2016/5/9/chartex" xmlns:cx4="http://schemas.microsoft.com/office/drawing/2016/5/10/chartex" xmlns:cx5="http://schemas.microsoft.com/office/drawing/2016/5/11/chartex" xmlns:cx6="http://schemas.microsoft.com/office/drawing/2016/5/12/chartex" xmlns:cx7="http://schemas.microsoft.com/office/drawing/2016/5/13/chartex" xmlns:cx8="http://schemas.microsoft.com/office/drawing/2016/5/14/chartex" xmlns:mc="http://schemas.openxmlformats.org/markup-compatibility/2006" xmlns:aink="http://schemas.microsoft.com/office/drawing/2016/ink" xmlns:am3d="http://schemas.microsoft.com/office/drawing/2017/model3d" xmlns:o="urn:schemas-microsoft-com:office:office" xmlns:oel="http://schemas.microsoft.com/office/2019/extlst" xmlns:r="http://schemas.openxmlformats.org/officeDocument/2006/relationships" xmlns:m="http://schemas.openxmlformats.org/officeDocument/2006/math" xmlns:v="urn:schemas-microsoft-com:vml" xmlns:wp14="http://schemas.microsoft.com/office/word/2010/wordprocessingDrawing" xmlns:wp="http://schemas.openxmlformats.org/drawingml/2006/wordprocessingDrawing" xmlns:w10="urn:schemas-microsoft-com:office:word" xmlns:w="http://schemas.openxmlformats.org/wordprocessingml/2006/main" xmlns:w14="http://schemas.microsoft.com/office/word/2010/wordml" xmlns:w15="http://schemas.microsoft.com/office/word/2012/wordml" xmlns:w16cex="http://schemas.microsoft.com/office/word/2018/wordml/cex" xmlns:w16cid="http://schemas.microsoft.com/office/word/2016/wordml/cid" xmlns:w16="http://schemas.microsoft.com/office/word/2018/wordml" xmlns:w16sdtdh="http://schemas.microsoft.com/office/word/2020/wordml/sdtdatahash" xmlns:w16se="http://schemas.microsoft.com/office/word/2015/wordml/symex" xmlns:wpg="http://schemas.microsoft.com/office/word/2010/wordprocessingGroup" xmlns:wpi="http://schemas.microsoft.com/office/word/2010/wordprocessingInk" xmlns:wne="http://schemas.microsoft.com/office/word/2006/wordml" xmlns:wps="http://schemas.microsoft.com/office/word/2010/wordprocessingShape" mc:Ignorable="w14 w15 w16se w16cid w16 w16cex w16sdtdh wp14">
   <w:abstractNum w:abstractNumId="0" w15:restartNumberingAfterBreak="0">
-    <w:nsid w:val="04B132FA"/>
+    <w:nsid w:val="25D16F58"/>
     <w:multiLevelType w:val="hybridMultilevel"/>
-    <w:tmpl w:val="B85A0E0C"/>
-    <w:lvl w:ilvl="0" w:tplc="56241306">
+    <w:tmpl w:val="C0D422B8"/>
+    <w:lvl w:ilvl="0" w:tplc="55FE7734">
       <w:start w:val="1"/>
       <w:numFmt w:val="decimal"/>
       <w:lvlText w:val="%1."/>
@@ -4497,7 +4497,7 @@
         <w:ind w:left="360" w:hanging="300"/>
       </w:pPr>
     </w:lvl>
-    <w:lvl w:ilvl="1" w:tplc="26142E62" w:tentative="1">
+    <w:lvl w:ilvl="1" w:tplc="787EEBD6" w:tentative="1">
       <w:start w:val="1"/>
       <w:numFmt w:val="lowerLetter"/>
       <w:lvlText w:val="%2."/>
@@ -4506,47 +4506,47 @@
         <w:ind w:left="720" w:hanging="300"/>
       </w:pPr>
     </w:lvl>
-    <w:lvl w:ilvl="2" w:tplc="D0689CDC">
-      <w:numFmt w:val="decimal"/>
-      <w:lvlText w:val=""/>
-      <w:lvlJc w:val="left"/>
-    </w:lvl>
-    <w:lvl w:ilvl="3" w:tplc="23CEE6C8">
-      <w:numFmt w:val="decimal"/>
-      <w:lvlText w:val=""/>
-      <w:lvlJc w:val="left"/>
-    </w:lvl>
-    <w:lvl w:ilvl="4" w:tplc="4976C450">
-      <w:numFmt w:val="decimal"/>
-      <w:lvlText w:val=""/>
-      <w:lvlJc w:val="left"/>
-    </w:lvl>
-    <w:lvl w:ilvl="5" w:tplc="C958B75A">
-      <w:numFmt w:val="decimal"/>
-      <w:lvlText w:val=""/>
-      <w:lvlJc w:val="left"/>
-    </w:lvl>
-    <w:lvl w:ilvl="6" w:tplc="75CEEC36">
-      <w:numFmt w:val="decimal"/>
-      <w:lvlText w:val=""/>
-      <w:lvlJc w:val="left"/>
-    </w:lvl>
-    <w:lvl w:ilvl="7" w:tplc="807CACF2">
-      <w:numFmt w:val="decimal"/>
-      <w:lvlText w:val=""/>
-      <w:lvlJc w:val="left"/>
-    </w:lvl>
-    <w:lvl w:ilvl="8" w:tplc="3F7AAA5E">
+    <w:lvl w:ilvl="2" w:tplc="1C50822A">
+      <w:numFmt w:val="decimal"/>
+      <w:lvlText w:val=""/>
+      <w:lvlJc w:val="left"/>
+    </w:lvl>
+    <w:lvl w:ilvl="3" w:tplc="FF481FFC">
+      <w:numFmt w:val="decimal"/>
+      <w:lvlText w:val=""/>
+      <w:lvlJc w:val="left"/>
+    </w:lvl>
+    <w:lvl w:ilvl="4" w:tplc="6CE28AB8">
+      <w:numFmt w:val="decimal"/>
+      <w:lvlText w:val=""/>
+      <w:lvlJc w:val="left"/>
+    </w:lvl>
+    <w:lvl w:ilvl="5" w:tplc="4AF28BD4">
+      <w:numFmt w:val="decimal"/>
+      <w:lvlText w:val=""/>
+      <w:lvlJc w:val="left"/>
+    </w:lvl>
+    <w:lvl w:ilvl="6" w:tplc="EDB4BF1C">
+      <w:numFmt w:val="decimal"/>
+      <w:lvlText w:val=""/>
+      <w:lvlJc w:val="left"/>
+    </w:lvl>
+    <w:lvl w:ilvl="7" w:tplc="458A17CC">
+      <w:numFmt w:val="decimal"/>
+      <w:lvlText w:val=""/>
+      <w:lvlJc w:val="left"/>
+    </w:lvl>
+    <w:lvl w:ilvl="8" w:tplc="4A3A1A40">
       <w:numFmt w:val="decimal"/>
       <w:lvlText w:val=""/>
       <w:lvlJc w:val="left"/>
     </w:lvl>
   </w:abstractNum>
   <w:abstractNum w:abstractNumId="1" w15:restartNumberingAfterBreak="0">
-    <w:nsid w:val="05D438EF"/>
+    <w:nsid w:val="2843427C"/>
     <w:multiLevelType w:val="hybridMultilevel"/>
-    <w:tmpl w:val="B87048F0"/>
-    <w:lvl w:ilvl="0" w:tplc="99BA186E">
+    <w:tmpl w:val="BBFAFDFE"/>
+    <w:lvl w:ilvl="0" w:tplc="B84CD0B8">
       <w:start w:val="1"/>
       <w:numFmt w:val="decimal"/>
       <w:lvlText w:val="%1."/>
@@ -4555,7 +4555,7 @@
         <w:ind w:left="360" w:hanging="300"/>
       </w:pPr>
     </w:lvl>
-    <w:lvl w:ilvl="1" w:tplc="8AA684DA" w:tentative="1">
+    <w:lvl w:ilvl="1" w:tplc="A07065CA" w:tentative="1">
       <w:start w:val="1"/>
       <w:numFmt w:val="lowerLetter"/>
       <w:lvlText w:val="%2."/>
@@ -4564,47 +4564,279 @@
         <w:ind w:left="720" w:hanging="300"/>
       </w:pPr>
     </w:lvl>
-    <w:lvl w:ilvl="2" w:tplc="49A6C23E">
-      <w:numFmt w:val="decimal"/>
-      <w:lvlText w:val=""/>
-      <w:lvlJc w:val="left"/>
-    </w:lvl>
-    <w:lvl w:ilvl="3" w:tplc="46A48C74">
-      <w:numFmt w:val="decimal"/>
-      <w:lvlText w:val=""/>
-      <w:lvlJc w:val="left"/>
-    </w:lvl>
-    <w:lvl w:ilvl="4" w:tplc="C298C034">
-      <w:numFmt w:val="decimal"/>
-      <w:lvlText w:val=""/>
-      <w:lvlJc w:val="left"/>
-    </w:lvl>
-    <w:lvl w:ilvl="5" w:tplc="0B1EEE4C">
-      <w:numFmt w:val="decimal"/>
-      <w:lvlText w:val=""/>
-      <w:lvlJc w:val="left"/>
-    </w:lvl>
-    <w:lvl w:ilvl="6" w:tplc="9A6496D0">
-      <w:numFmt w:val="decimal"/>
-      <w:lvlText w:val=""/>
-      <w:lvlJc w:val="left"/>
-    </w:lvl>
-    <w:lvl w:ilvl="7" w:tplc="4AD8BBF2">
-      <w:numFmt w:val="decimal"/>
-      <w:lvlText w:val=""/>
-      <w:lvlJc w:val="left"/>
-    </w:lvl>
-    <w:lvl w:ilvl="8" w:tplc="A25AEB80">
+    <w:lvl w:ilvl="2" w:tplc="6A6E771A">
+      <w:numFmt w:val="decimal"/>
+      <w:lvlText w:val=""/>
+      <w:lvlJc w:val="left"/>
+    </w:lvl>
+    <w:lvl w:ilvl="3" w:tplc="94E8F3A2">
+      <w:numFmt w:val="decimal"/>
+      <w:lvlText w:val=""/>
+      <w:lvlJc w:val="left"/>
+    </w:lvl>
+    <w:lvl w:ilvl="4" w:tplc="2EFE3B58">
+      <w:numFmt w:val="decimal"/>
+      <w:lvlText w:val=""/>
+      <w:lvlJc w:val="left"/>
+    </w:lvl>
+    <w:lvl w:ilvl="5" w:tplc="1EB8F694">
+      <w:numFmt w:val="decimal"/>
+      <w:lvlText w:val=""/>
+      <w:lvlJc w:val="left"/>
+    </w:lvl>
+    <w:lvl w:ilvl="6" w:tplc="1B84DC04">
+      <w:numFmt w:val="decimal"/>
+      <w:lvlText w:val=""/>
+      <w:lvlJc w:val="left"/>
+    </w:lvl>
+    <w:lvl w:ilvl="7" w:tplc="238067D0">
+      <w:numFmt w:val="decimal"/>
+      <w:lvlText w:val=""/>
+      <w:lvlJc w:val="left"/>
+    </w:lvl>
+    <w:lvl w:ilvl="8" w:tplc="255E0C80">
       <w:numFmt w:val="decimal"/>
       <w:lvlText w:val=""/>
       <w:lvlJc w:val="left"/>
     </w:lvl>
   </w:abstractNum>
   <w:abstractNum w:abstractNumId="2" w15:restartNumberingAfterBreak="0">
-    <w:nsid w:val="0B8063F1"/>
+    <w:nsid w:val="2C7E21B3"/>
     <w:multiLevelType w:val="hybridMultilevel"/>
-    <w:tmpl w:val="E116964E"/>
-    <w:lvl w:ilvl="0" w:tplc="C2B4FC74" w:tentative="1">
+    <w:tmpl w:val="1648231A"/>
+    <w:lvl w:ilvl="0" w:tplc="243456BC" w:tentative="1">
+      <w:start w:val="1"/>
+      <w:numFmt w:val="bullet"/>
+      <w:lvlText w:val="•"/>
+      <w:lvlJc w:val="left"/>
+      <w:pPr>
+        <w:ind w:left="360" w:hanging="260"/>
+      </w:pPr>
+    </w:lvl>
+    <w:lvl w:ilvl="1" w:tplc="EF7AAE1E" w:tentative="1">
+      <w:start w:val="1"/>
+      <w:numFmt w:val="bullet"/>
+      <w:lvlText w:val="–"/>
+      <w:lvlJc w:val="left"/>
+      <w:pPr>
+        <w:ind w:left="720" w:hanging="260"/>
+      </w:pPr>
+    </w:lvl>
+    <w:lvl w:ilvl="2" w:tplc="24C4E322">
+      <w:numFmt w:val="decimal"/>
+      <w:lvlText w:val=""/>
+      <w:lvlJc w:val="left"/>
+    </w:lvl>
+    <w:lvl w:ilvl="3" w:tplc="4FBC5386">
+      <w:numFmt w:val="decimal"/>
+      <w:lvlText w:val=""/>
+      <w:lvlJc w:val="left"/>
+    </w:lvl>
+    <w:lvl w:ilvl="4" w:tplc="8C840BAA">
+      <w:numFmt w:val="decimal"/>
+      <w:lvlText w:val=""/>
+      <w:lvlJc w:val="left"/>
+    </w:lvl>
+    <w:lvl w:ilvl="5" w:tplc="D66EC876">
+      <w:numFmt w:val="decimal"/>
+      <w:lvlText w:val=""/>
+      <w:lvlJc w:val="left"/>
+    </w:lvl>
+    <w:lvl w:ilvl="6" w:tplc="06681FCE">
+      <w:numFmt w:val="decimal"/>
+      <w:lvlText w:val=""/>
+      <w:lvlJc w:val="left"/>
+    </w:lvl>
+    <w:lvl w:ilvl="7" w:tplc="88EC413C">
+      <w:numFmt w:val="decimal"/>
+      <w:lvlText w:val=""/>
+      <w:lvlJc w:val="left"/>
+    </w:lvl>
+    <w:lvl w:ilvl="8" w:tplc="02D612F4">
+      <w:numFmt w:val="decimal"/>
+      <w:lvlText w:val=""/>
+      <w:lvlJc w:val="left"/>
+    </w:lvl>
+  </w:abstractNum>
+  <w:abstractNum w:abstractNumId="3" w15:restartNumberingAfterBreak="0">
+    <w:nsid w:val="2F143ED0"/>
+    <w:multiLevelType w:val="hybridMultilevel"/>
+    <w:tmpl w:val="C414DF90"/>
+    <w:lvl w:ilvl="0" w:tplc="49AA63A0">
+      <w:start w:val="1"/>
+      <w:numFmt w:val="decimal"/>
+      <w:lvlText w:val="%1."/>
+      <w:lvlJc w:val="left"/>
+      <w:pPr>
+        <w:ind w:left="360" w:hanging="300"/>
+      </w:pPr>
+    </w:lvl>
+    <w:lvl w:ilvl="1" w:tplc="6704A3A4" w:tentative="1">
+      <w:start w:val="1"/>
+      <w:numFmt w:val="lowerLetter"/>
+      <w:lvlText w:val="%2."/>
+      <w:lvlJc w:val="left"/>
+      <w:pPr>
+        <w:ind w:left="720" w:hanging="300"/>
+      </w:pPr>
+    </w:lvl>
+    <w:lvl w:ilvl="2" w:tplc="56C2D828">
+      <w:numFmt w:val="decimal"/>
+      <w:lvlText w:val=""/>
+      <w:lvlJc w:val="left"/>
+    </w:lvl>
+    <w:lvl w:ilvl="3" w:tplc="03CE43A0">
+      <w:numFmt w:val="decimal"/>
+      <w:lvlText w:val=""/>
+      <w:lvlJc w:val="left"/>
+    </w:lvl>
+    <w:lvl w:ilvl="4" w:tplc="B1663B1C">
+      <w:numFmt w:val="decimal"/>
+      <w:lvlText w:val=""/>
+      <w:lvlJc w:val="left"/>
+    </w:lvl>
+    <w:lvl w:ilvl="5" w:tplc="1D024BC8">
+      <w:numFmt w:val="decimal"/>
+      <w:lvlText w:val=""/>
+      <w:lvlJc w:val="left"/>
+    </w:lvl>
+    <w:lvl w:ilvl="6" w:tplc="8F82EF92">
+      <w:numFmt w:val="decimal"/>
+      <w:lvlText w:val=""/>
+      <w:lvlJc w:val="left"/>
+    </w:lvl>
+    <w:lvl w:ilvl="7" w:tplc="79A08138">
+      <w:numFmt w:val="decimal"/>
+      <w:lvlText w:val=""/>
+      <w:lvlJc w:val="left"/>
+    </w:lvl>
+    <w:lvl w:ilvl="8" w:tplc="BD8AD56E">
+      <w:numFmt w:val="decimal"/>
+      <w:lvlText w:val=""/>
+      <w:lvlJc w:val="left"/>
+    </w:lvl>
+  </w:abstractNum>
+  <w:abstractNum w:abstractNumId="4" w15:restartNumberingAfterBreak="0">
+    <w:nsid w:val="340C7688"/>
+    <w:multiLevelType w:val="hybridMultilevel"/>
+    <w:tmpl w:val="132CD9EA"/>
+    <w:lvl w:ilvl="0" w:tplc="912A5F48">
+      <w:start w:val="1"/>
+      <w:numFmt w:val="decimal"/>
+      <w:lvlText w:val="%1."/>
+      <w:lvlJc w:val="left"/>
+      <w:pPr>
+        <w:ind w:left="360" w:hanging="300"/>
+      </w:pPr>
+    </w:lvl>
+    <w:lvl w:ilvl="1" w:tplc="AD74BC7E" w:tentative="1">
+      <w:start w:val="1"/>
+      <w:numFmt w:val="lowerLetter"/>
+      <w:lvlText w:val="%2."/>
+      <w:lvlJc w:val="left"/>
+      <w:pPr>
+        <w:ind w:left="720" w:hanging="300"/>
+      </w:pPr>
+    </w:lvl>
+    <w:lvl w:ilvl="2" w:tplc="AC501E20">
+      <w:numFmt w:val="decimal"/>
+      <w:lvlText w:val=""/>
+      <w:lvlJc w:val="left"/>
+    </w:lvl>
+    <w:lvl w:ilvl="3" w:tplc="12EE83D6">
+      <w:numFmt w:val="decimal"/>
+      <w:lvlText w:val=""/>
+      <w:lvlJc w:val="left"/>
+    </w:lvl>
+    <w:lvl w:ilvl="4" w:tplc="250ECEA6">
+      <w:numFmt w:val="decimal"/>
+      <w:lvlText w:val=""/>
+      <w:lvlJc w:val="left"/>
+    </w:lvl>
+    <w:lvl w:ilvl="5" w:tplc="441068BE">
+      <w:numFmt w:val="decimal"/>
+      <w:lvlText w:val=""/>
+      <w:lvlJc w:val="left"/>
+    </w:lvl>
+    <w:lvl w:ilvl="6" w:tplc="9E64D338">
+      <w:numFmt w:val="decimal"/>
+      <w:lvlText w:val=""/>
+      <w:lvlJc w:val="left"/>
+    </w:lvl>
+    <w:lvl w:ilvl="7" w:tplc="A628E12E">
+      <w:numFmt w:val="decimal"/>
+      <w:lvlText w:val=""/>
+      <w:lvlJc w:val="left"/>
+    </w:lvl>
+    <w:lvl w:ilvl="8" w:tplc="3BF23E8C">
+      <w:numFmt w:val="decimal"/>
+      <w:lvlText w:val=""/>
+      <w:lvlJc w:val="left"/>
+    </w:lvl>
+  </w:abstractNum>
+  <w:abstractNum w:abstractNumId="5" w15:restartNumberingAfterBreak="0">
+    <w:nsid w:val="3957740F"/>
+    <w:multiLevelType w:val="hybridMultilevel"/>
+    <w:tmpl w:val="55D05E7A"/>
+    <w:lvl w:ilvl="0" w:tplc="041E48FA">
+      <w:start w:val="1"/>
+      <w:numFmt w:val="decimal"/>
+      <w:lvlText w:val="%1."/>
+      <w:lvlJc w:val="left"/>
+      <w:pPr>
+        <w:ind w:left="360" w:hanging="300"/>
+      </w:pPr>
+    </w:lvl>
+    <w:lvl w:ilvl="1" w:tplc="EC12320C" w:tentative="1">
+      <w:start w:val="1"/>
+      <w:numFmt w:val="lowerLetter"/>
+      <w:lvlText w:val="%2."/>
+      <w:lvlJc w:val="left"/>
+      <w:pPr>
+        <w:ind w:left="720" w:hanging="300"/>
+      </w:pPr>
+    </w:lvl>
+    <w:lvl w:ilvl="2" w:tplc="415E495C">
+      <w:numFmt w:val="decimal"/>
+      <w:lvlText w:val=""/>
+      <w:lvlJc w:val="left"/>
+    </w:lvl>
+    <w:lvl w:ilvl="3" w:tplc="DF9ABFB2">
+      <w:numFmt w:val="decimal"/>
+      <w:lvlText w:val=""/>
+      <w:lvlJc w:val="left"/>
+    </w:lvl>
+    <w:lvl w:ilvl="4" w:tplc="C2D4F700">
+      <w:numFmt w:val="decimal"/>
+      <w:lvlText w:val=""/>
+      <w:lvlJc w:val="left"/>
+    </w:lvl>
+    <w:lvl w:ilvl="5" w:tplc="874E4C7C">
+      <w:numFmt w:val="decimal"/>
+      <w:lvlText w:val=""/>
+      <w:lvlJc w:val="left"/>
+    </w:lvl>
+    <w:lvl w:ilvl="6" w:tplc="8064DC46">
+      <w:numFmt w:val="decimal"/>
+      <w:lvlText w:val=""/>
+      <w:lvlJc w:val="left"/>
+    </w:lvl>
+    <w:lvl w:ilvl="7" w:tplc="2DE2B85A">
+      <w:numFmt w:val="decimal"/>
+      <w:lvlText w:val=""/>
+      <w:lvlJc w:val="left"/>
+    </w:lvl>
+    <w:lvl w:ilvl="8" w:tplc="E5DE2F54">
+      <w:numFmt w:val="decimal"/>
+      <w:lvlText w:val=""/>
+      <w:lvlJc w:val="left"/>
+    </w:lvl>
+  </w:abstractNum>
+  <w:abstractNum w:abstractNumId="6" w15:restartNumberingAfterBreak="0">
+    <w:nsid w:val="39621908"/>
+    <w:multiLevelType w:val="hybridMultilevel"/>
+    <w:tmpl w:val="D7384010"/>
+    <w:lvl w:ilvl="0" w:tplc="221AB4CE" w:tentative="1">
       <w:start w:val="1"/>
       <w:numFmt w:val="bullet"/>
       <w:lvlText w:val="●"/>
@@ -4613,7 +4845,7 @@
         <w:ind w:left="720" w:hanging="360"/>
       </w:pPr>
     </w:lvl>
-    <w:lvl w:ilvl="1" w:tplc="B50074B2" w:tentative="1">
+    <w:lvl w:ilvl="1" w:tplc="B9FA4C9A" w:tentative="1">
       <w:start w:val="1"/>
       <w:numFmt w:val="bullet"/>
       <w:lvlText w:val="○"/>
@@ -4622,7 +4854,7 @@
         <w:ind w:left="1440" w:hanging="360"/>
       </w:pPr>
     </w:lvl>
-    <w:lvl w:ilvl="2" w:tplc="328A49E0" w:tentative="1">
+    <w:lvl w:ilvl="2" w:tplc="36C0D008" w:tentative="1">
       <w:start w:val="1"/>
       <w:numFmt w:val="bullet"/>
       <w:lvlText w:val="■"/>
@@ -4631,7 +4863,7 @@
         <w:ind w:left="2160" w:hanging="360"/>
       </w:pPr>
     </w:lvl>
-    <w:lvl w:ilvl="3" w:tplc="6ABC18DE" w:tentative="1">
+    <w:lvl w:ilvl="3" w:tplc="6186B682" w:tentative="1">
       <w:start w:val="1"/>
       <w:numFmt w:val="bullet"/>
       <w:lvlText w:val="●"/>
@@ -4640,7 +4872,7 @@
         <w:ind w:left="2880" w:hanging="360"/>
       </w:pPr>
     </w:lvl>
-    <w:lvl w:ilvl="4" w:tplc="480C7EC8" w:tentative="1">
+    <w:lvl w:ilvl="4" w:tplc="3E48C4B0" w:tentative="1">
       <w:start w:val="1"/>
       <w:numFmt w:val="bullet"/>
       <w:lvlText w:val="○"/>
@@ -4649,7 +4881,7 @@
         <w:ind w:left="3600" w:hanging="360"/>
       </w:pPr>
     </w:lvl>
-    <w:lvl w:ilvl="5" w:tplc="439AD494" w:tentative="1">
+    <w:lvl w:ilvl="5" w:tplc="468A9F9A" w:tentative="1">
       <w:start w:val="1"/>
       <w:numFmt w:val="bullet"/>
       <w:lvlText w:val="■"/>
@@ -4658,7 +4890,7 @@
         <w:ind w:left="4320" w:hanging="360"/>
       </w:pPr>
     </w:lvl>
-    <w:lvl w:ilvl="6" w:tplc="A7D62D0C" w:tentative="1">
+    <w:lvl w:ilvl="6" w:tplc="661EE5B6" w:tentative="1">
       <w:start w:val="1"/>
       <w:numFmt w:val="bullet"/>
       <w:lvlText w:val="●"/>
@@ -4667,7 +4899,7 @@
         <w:ind w:left="5040" w:hanging="360"/>
       </w:pPr>
     </w:lvl>
-    <w:lvl w:ilvl="7" w:tplc="936034E6" w:tentative="1">
+    <w:lvl w:ilvl="7" w:tplc="0DD4FE52" w:tentative="1">
       <w:start w:val="1"/>
       <w:numFmt w:val="bullet"/>
       <w:lvlText w:val="●"/>
@@ -4676,7 +4908,7 @@
         <w:ind w:left="5760" w:hanging="360"/>
       </w:pPr>
     </w:lvl>
-    <w:lvl w:ilvl="8" w:tplc="E5F223CC" w:tentative="1">
+    <w:lvl w:ilvl="8" w:tplc="3BB4FB3C" w:tentative="1">
       <w:start w:val="1"/>
       <w:numFmt w:val="bullet"/>
       <w:lvlText w:val="●"/>
@@ -4686,11 +4918,11 @@
       </w:pPr>
     </w:lvl>
   </w:abstractNum>
-  <w:abstractNum w:abstractNumId="3" w15:restartNumberingAfterBreak="0">
-    <w:nsid w:val="21C2544E"/>
+  <w:abstractNum w:abstractNumId="7" w15:restartNumberingAfterBreak="0">
+    <w:nsid w:val="43BD6E49"/>
     <w:multiLevelType w:val="hybridMultilevel"/>
-    <w:tmpl w:val="E152CA7E"/>
-    <w:lvl w:ilvl="0" w:tplc="DBA04568">
+    <w:tmpl w:val="90C09B2E"/>
+    <w:lvl w:ilvl="0" w:tplc="B1BAC1B0">
       <w:start w:val="1"/>
       <w:numFmt w:val="decimal"/>
       <w:lvlText w:val="%1."/>
@@ -4699,7 +4931,7 @@
         <w:ind w:left="360" w:hanging="300"/>
       </w:pPr>
     </w:lvl>
-    <w:lvl w:ilvl="1" w:tplc="FEB60F8A" w:tentative="1">
+    <w:lvl w:ilvl="1" w:tplc="17CE9970" w:tentative="1">
       <w:start w:val="1"/>
       <w:numFmt w:val="lowerLetter"/>
       <w:lvlText w:val="%2."/>
@@ -4708,47 +4940,47 @@
         <w:ind w:left="720" w:hanging="300"/>
       </w:pPr>
     </w:lvl>
-    <w:lvl w:ilvl="2" w:tplc="6F4E616E">
-      <w:numFmt w:val="decimal"/>
-      <w:lvlText w:val=""/>
-      <w:lvlJc w:val="left"/>
-    </w:lvl>
-    <w:lvl w:ilvl="3" w:tplc="0F686FFE">
-      <w:numFmt w:val="decimal"/>
-      <w:lvlText w:val=""/>
-      <w:lvlJc w:val="left"/>
-    </w:lvl>
-    <w:lvl w:ilvl="4" w:tplc="F0A0F366">
-      <w:numFmt w:val="decimal"/>
-      <w:lvlText w:val=""/>
-      <w:lvlJc w:val="left"/>
-    </w:lvl>
-    <w:lvl w:ilvl="5" w:tplc="308497F0">
-      <w:numFmt w:val="decimal"/>
-      <w:lvlText w:val=""/>
-      <w:lvlJc w:val="left"/>
-    </w:lvl>
-    <w:lvl w:ilvl="6" w:tplc="791CAB0E">
-      <w:numFmt w:val="decimal"/>
-      <w:lvlText w:val=""/>
-      <w:lvlJc w:val="left"/>
-    </w:lvl>
-    <w:lvl w:ilvl="7" w:tplc="D8CC897C">
-      <w:numFmt w:val="decimal"/>
-      <w:lvlText w:val=""/>
-      <w:lvlJc w:val="left"/>
-    </w:lvl>
-    <w:lvl w:ilvl="8" w:tplc="FC1C6D0C">
+    <w:lvl w:ilvl="2" w:tplc="ED4894F6">
+      <w:numFmt w:val="decimal"/>
+      <w:lvlText w:val=""/>
+      <w:lvlJc w:val="left"/>
+    </w:lvl>
+    <w:lvl w:ilvl="3" w:tplc="0B8AF8DC">
+      <w:numFmt w:val="decimal"/>
+      <w:lvlText w:val=""/>
+      <w:lvlJc w:val="left"/>
+    </w:lvl>
+    <w:lvl w:ilvl="4" w:tplc="9BC0BE40">
+      <w:numFmt w:val="decimal"/>
+      <w:lvlText w:val=""/>
+      <w:lvlJc w:val="left"/>
+    </w:lvl>
+    <w:lvl w:ilvl="5" w:tplc="2D26872C">
+      <w:numFmt w:val="decimal"/>
+      <w:lvlText w:val=""/>
+      <w:lvlJc w:val="left"/>
+    </w:lvl>
+    <w:lvl w:ilvl="6" w:tplc="2AF0B5D6">
+      <w:numFmt w:val="decimal"/>
+      <w:lvlText w:val=""/>
+      <w:lvlJc w:val="left"/>
+    </w:lvl>
+    <w:lvl w:ilvl="7" w:tplc="60E8F89C">
+      <w:numFmt w:val="decimal"/>
+      <w:lvlText w:val=""/>
+      <w:lvlJc w:val="left"/>
+    </w:lvl>
+    <w:lvl w:ilvl="8" w:tplc="2C7AD358">
       <w:numFmt w:val="decimal"/>
       <w:lvlText w:val=""/>
       <w:lvlJc w:val="left"/>
     </w:lvl>
   </w:abstractNum>
-  <w:abstractNum w:abstractNumId="4" w15:restartNumberingAfterBreak="0">
-    <w:nsid w:val="23646170"/>
+  <w:abstractNum w:abstractNumId="8" w15:restartNumberingAfterBreak="0">
+    <w:nsid w:val="44856513"/>
     <w:multiLevelType w:val="hybridMultilevel"/>
-    <w:tmpl w:val="AC44226E"/>
-    <w:lvl w:ilvl="0" w:tplc="53240F82">
+    <w:tmpl w:val="C714BE16"/>
+    <w:lvl w:ilvl="0" w:tplc="0AB2C30C">
       <w:start w:val="1"/>
       <w:numFmt w:val="decimal"/>
       <w:lvlText w:val="%1."/>
@@ -4757,7 +4989,7 @@
         <w:ind w:left="360" w:hanging="300"/>
       </w:pPr>
     </w:lvl>
-    <w:lvl w:ilvl="1" w:tplc="68D4E35A" w:tentative="1">
+    <w:lvl w:ilvl="1" w:tplc="1C706222" w:tentative="1">
       <w:start w:val="1"/>
       <w:numFmt w:val="lowerLetter"/>
       <w:lvlText w:val="%2."/>
@@ -4766,106 +4998,48 @@
         <w:ind w:left="720" w:hanging="300"/>
       </w:pPr>
     </w:lvl>
-    <w:lvl w:ilvl="2" w:tplc="8898B3D8">
-      <w:numFmt w:val="decimal"/>
-      <w:lvlText w:val=""/>
-      <w:lvlJc w:val="left"/>
-    </w:lvl>
-    <w:lvl w:ilvl="3" w:tplc="FB10168A">
-      <w:numFmt w:val="decimal"/>
-      <w:lvlText w:val=""/>
-      <w:lvlJc w:val="left"/>
-    </w:lvl>
-    <w:lvl w:ilvl="4" w:tplc="F140EB62">
-      <w:numFmt w:val="decimal"/>
-      <w:lvlText w:val=""/>
-      <w:lvlJc w:val="left"/>
-    </w:lvl>
-    <w:lvl w:ilvl="5" w:tplc="C9F8E0EC">
-      <w:numFmt w:val="decimal"/>
-      <w:lvlText w:val=""/>
-      <w:lvlJc w:val="left"/>
-    </w:lvl>
-    <w:lvl w:ilvl="6" w:tplc="57B2B97E">
-      <w:numFmt w:val="decimal"/>
-      <w:lvlText w:val=""/>
-      <w:lvlJc w:val="left"/>
-    </w:lvl>
-    <w:lvl w:ilvl="7" w:tplc="AAACF98C">
-      <w:numFmt w:val="decimal"/>
-      <w:lvlText w:val=""/>
-      <w:lvlJc w:val="left"/>
-    </w:lvl>
-    <w:lvl w:ilvl="8" w:tplc="FB3CF16C">
+    <w:lvl w:ilvl="2" w:tplc="4B08CA1A">
+      <w:numFmt w:val="decimal"/>
+      <w:lvlText w:val=""/>
+      <w:lvlJc w:val="left"/>
+    </w:lvl>
+    <w:lvl w:ilvl="3" w:tplc="BFAA900C">
+      <w:numFmt w:val="decimal"/>
+      <w:lvlText w:val=""/>
+      <w:lvlJc w:val="left"/>
+    </w:lvl>
+    <w:lvl w:ilvl="4" w:tplc="A4CCA226">
+      <w:numFmt w:val="decimal"/>
+      <w:lvlText w:val=""/>
+      <w:lvlJc w:val="left"/>
+    </w:lvl>
+    <w:lvl w:ilvl="5" w:tplc="06F2B754">
+      <w:numFmt w:val="decimal"/>
+      <w:lvlText w:val=""/>
+      <w:lvlJc w:val="left"/>
+    </w:lvl>
+    <w:lvl w:ilvl="6" w:tplc="BC6E4D68">
+      <w:numFmt w:val="decimal"/>
+      <w:lvlText w:val=""/>
+      <w:lvlJc w:val="left"/>
+    </w:lvl>
+    <w:lvl w:ilvl="7" w:tplc="E1564A84">
+      <w:numFmt w:val="decimal"/>
+      <w:lvlText w:val=""/>
+      <w:lvlJc w:val="left"/>
+    </w:lvl>
+    <w:lvl w:ilvl="8" w:tplc="F708743E">
       <w:numFmt w:val="decimal"/>
       <w:lvlText w:val=""/>
       <w:lvlJc w:val="left"/>
     </w:lvl>
   </w:abstractNum>
-  <w:abstractNum w:abstractNumId="5" w15:restartNumberingAfterBreak="0">
-    <w:nsid w:val="348F0C6C"/>
+  <w:abstractNum w:abstractNumId="9" w15:restartNumberingAfterBreak="0">
+    <w:nsid w:val="47B22A06"/>
     <w:multiLevelType w:val="hybridMultilevel"/>
-    <w:tmpl w:val="63423CE4"/>
-    <w:lvl w:ilvl="0" w:tplc="6D20E0AE" w:tentative="1">
+    <w:tmpl w:val="AB4ACD6E"/>
+    <w:lvl w:ilvl="0" w:tplc="876845CE">
       <w:start w:val="1"/>
-      <w:numFmt w:val="bullet"/>
-      <w:lvlText w:val="•"/>
-      <w:lvlJc w:val="left"/>
-      <w:pPr>
-        <w:ind w:left="360" w:hanging="260"/>
-      </w:pPr>
-    </w:lvl>
-    <w:lvl w:ilvl="1" w:tplc="324C047A" w:tentative="1">
-      <w:start w:val="1"/>
-      <w:numFmt w:val="bullet"/>
-      <w:lvlText w:val="–"/>
-      <w:lvlJc w:val="left"/>
-      <w:pPr>
-        <w:ind w:left="720" w:hanging="260"/>
-      </w:pPr>
-    </w:lvl>
-    <w:lvl w:ilvl="2" w:tplc="1CF2D844">
-      <w:numFmt w:val="decimal"/>
-      <w:lvlText w:val=""/>
-      <w:lvlJc w:val="left"/>
-    </w:lvl>
-    <w:lvl w:ilvl="3" w:tplc="2CAAD9D4">
-      <w:numFmt w:val="decimal"/>
-      <w:lvlText w:val=""/>
-      <w:lvlJc w:val="left"/>
-    </w:lvl>
-    <w:lvl w:ilvl="4" w:tplc="5AF26446">
-      <w:numFmt w:val="decimal"/>
-      <w:lvlText w:val=""/>
-      <w:lvlJc w:val="left"/>
-    </w:lvl>
-    <w:lvl w:ilvl="5" w:tplc="57048BBC">
-      <w:numFmt w:val="decimal"/>
-      <w:lvlText w:val=""/>
-      <w:lvlJc w:val="left"/>
-    </w:lvl>
-    <w:lvl w:ilvl="6" w:tplc="1842EB22">
-      <w:numFmt w:val="decimal"/>
-      <w:lvlText w:val=""/>
-      <w:lvlJc w:val="left"/>
-    </w:lvl>
-    <w:lvl w:ilvl="7" w:tplc="F904C2D2">
-      <w:numFmt w:val="decimal"/>
-      <w:lvlText w:val=""/>
-      <w:lvlJc w:val="left"/>
-    </w:lvl>
-    <w:lvl w:ilvl="8" w:tplc="A0EE42F0">
-      <w:numFmt w:val="decimal"/>
-      <w:lvlText w:val=""/>
-      <w:lvlJc w:val="left"/>
-    </w:lvl>
-  </w:abstractNum>
-  <w:abstractNum w:abstractNumId="6" w15:restartNumberingAfterBreak="0">
-    <w:nsid w:val="3A1A2E74"/>
-    <w:multiLevelType w:val="hybridMultilevel"/>
-    <w:tmpl w:val="96CA5F2A"/>
-    <w:lvl w:ilvl="0" w:tplc="259E7D96">
-      <w:start w:val="1"/>
       <w:numFmt w:val="decimal"/>
       <w:lvlText w:val="%1."/>
       <w:lvlJc w:val="left"/>
@@ -4873,7 +5047,7 @@
         <w:ind w:left="360" w:hanging="300"/>
       </w:pPr>
     </w:lvl>
-    <w:lvl w:ilvl="1" w:tplc="799A7444" w:tentative="1">
+    <w:lvl w:ilvl="1" w:tplc="5DC82B8C" w:tentative="1">
       <w:start w:val="1"/>
       <w:numFmt w:val="lowerLetter"/>
       <w:lvlText w:val="%2."/>
@@ -4882,47 +5056,47 @@
         <w:ind w:left="720" w:hanging="300"/>
       </w:pPr>
     </w:lvl>
-    <w:lvl w:ilvl="2" w:tplc="B3C892A6">
-      <w:numFmt w:val="decimal"/>
-      <w:lvlText w:val=""/>
-      <w:lvlJc w:val="left"/>
-    </w:lvl>
-    <w:lvl w:ilvl="3" w:tplc="8458A91C">
-      <w:numFmt w:val="decimal"/>
-      <w:lvlText w:val=""/>
-      <w:lvlJc w:val="left"/>
-    </w:lvl>
-    <w:lvl w:ilvl="4" w:tplc="2F4AADB6">
-      <w:numFmt w:val="decimal"/>
-      <w:lvlText w:val=""/>
-      <w:lvlJc w:val="left"/>
-    </w:lvl>
-    <w:lvl w:ilvl="5" w:tplc="D3F4C0EE">
-      <w:numFmt w:val="decimal"/>
-      <w:lvlText w:val=""/>
-      <w:lvlJc w:val="left"/>
-    </w:lvl>
-    <w:lvl w:ilvl="6" w:tplc="1534CF50">
-      <w:numFmt w:val="decimal"/>
-      <w:lvlText w:val=""/>
-      <w:lvlJc w:val="left"/>
-    </w:lvl>
-    <w:lvl w:ilvl="7" w:tplc="BB2E52CE">
-      <w:numFmt w:val="decimal"/>
-      <w:lvlText w:val=""/>
-      <w:lvlJc w:val="left"/>
-    </w:lvl>
-    <w:lvl w:ilvl="8" w:tplc="30A0B750">
+    <w:lvl w:ilvl="2" w:tplc="0276CD4A">
+      <w:numFmt w:val="decimal"/>
+      <w:lvlText w:val=""/>
+      <w:lvlJc w:val="left"/>
+    </w:lvl>
+    <w:lvl w:ilvl="3" w:tplc="1B4CA394">
+      <w:numFmt w:val="decimal"/>
+      <w:lvlText w:val=""/>
+      <w:lvlJc w:val="left"/>
+    </w:lvl>
+    <w:lvl w:ilvl="4" w:tplc="14CE8880">
+      <w:numFmt w:val="decimal"/>
+      <w:lvlText w:val=""/>
+      <w:lvlJc w:val="left"/>
+    </w:lvl>
+    <w:lvl w:ilvl="5" w:tplc="3C726CD8">
+      <w:numFmt w:val="decimal"/>
+      <w:lvlText w:val=""/>
+      <w:lvlJc w:val="left"/>
+    </w:lvl>
+    <w:lvl w:ilvl="6" w:tplc="37B4584A">
+      <w:numFmt w:val="decimal"/>
+      <w:lvlText w:val=""/>
+      <w:lvlJc w:val="left"/>
+    </w:lvl>
+    <w:lvl w:ilvl="7" w:tplc="68EA7A20">
+      <w:numFmt w:val="decimal"/>
+      <w:lvlText w:val=""/>
+      <w:lvlJc w:val="left"/>
+    </w:lvl>
+    <w:lvl w:ilvl="8" w:tplc="9528CF00">
       <w:numFmt w:val="decimal"/>
       <w:lvlText w:val=""/>
       <w:lvlJc w:val="left"/>
     </w:lvl>
   </w:abstractNum>
-  <w:abstractNum w:abstractNumId="7" w15:restartNumberingAfterBreak="0">
-    <w:nsid w:val="5E4377D6"/>
+  <w:abstractNum w:abstractNumId="10" w15:restartNumberingAfterBreak="0">
+    <w:nsid w:val="6360252F"/>
     <w:multiLevelType w:val="hybridMultilevel"/>
-    <w:tmpl w:val="266C52C4"/>
-    <w:lvl w:ilvl="0" w:tplc="96641F3E">
+    <w:tmpl w:val="60C00E26"/>
+    <w:lvl w:ilvl="0" w:tplc="42C4DA8E">
       <w:start w:val="1"/>
       <w:numFmt w:val="decimal"/>
       <w:lvlText w:val="%1."/>
@@ -4931,7 +5105,7 @@
         <w:ind w:left="360" w:hanging="300"/>
       </w:pPr>
     </w:lvl>
-    <w:lvl w:ilvl="1" w:tplc="EA22D516" w:tentative="1">
+    <w:lvl w:ilvl="1" w:tplc="FC307840" w:tentative="1">
       <w:start w:val="1"/>
       <w:numFmt w:val="lowerLetter"/>
       <w:lvlText w:val="%2."/>
@@ -4940,272 +5114,98 @@
         <w:ind w:left="720" w:hanging="300"/>
       </w:pPr>
     </w:lvl>
-    <w:lvl w:ilvl="2" w:tplc="489CDA28">
-      <w:numFmt w:val="decimal"/>
-      <w:lvlText w:val=""/>
-      <w:lvlJc w:val="left"/>
-    </w:lvl>
-    <w:lvl w:ilvl="3" w:tplc="BFE67976">
-      <w:numFmt w:val="decimal"/>
-      <w:lvlText w:val=""/>
-      <w:lvlJc w:val="left"/>
-    </w:lvl>
-    <w:lvl w:ilvl="4" w:tplc="02DC0BC2">
-      <w:numFmt w:val="decimal"/>
-      <w:lvlText w:val=""/>
-      <w:lvlJc w:val="left"/>
-    </w:lvl>
-    <w:lvl w:ilvl="5" w:tplc="73A610B8">
-      <w:numFmt w:val="decimal"/>
-      <w:lvlText w:val=""/>
-      <w:lvlJc w:val="left"/>
-    </w:lvl>
-    <w:lvl w:ilvl="6" w:tplc="C248C554">
-      <w:numFmt w:val="decimal"/>
-      <w:lvlText w:val=""/>
-      <w:lvlJc w:val="left"/>
-    </w:lvl>
-    <w:lvl w:ilvl="7" w:tplc="AEC4273C">
-      <w:numFmt w:val="decimal"/>
-      <w:lvlText w:val=""/>
-      <w:lvlJc w:val="left"/>
-    </w:lvl>
-    <w:lvl w:ilvl="8" w:tplc="98EE53AC">
+    <w:lvl w:ilvl="2" w:tplc="D32CBAE8">
+      <w:numFmt w:val="decimal"/>
+      <w:lvlText w:val=""/>
+      <w:lvlJc w:val="left"/>
+    </w:lvl>
+    <w:lvl w:ilvl="3" w:tplc="FD9CDD68">
+      <w:numFmt w:val="decimal"/>
+      <w:lvlText w:val=""/>
+      <w:lvlJc w:val="left"/>
+    </w:lvl>
+    <w:lvl w:ilvl="4" w:tplc="6D98CB2A">
+      <w:numFmt w:val="decimal"/>
+      <w:lvlText w:val=""/>
+      <w:lvlJc w:val="left"/>
+    </w:lvl>
+    <w:lvl w:ilvl="5" w:tplc="C66A76FC">
+      <w:numFmt w:val="decimal"/>
+      <w:lvlText w:val=""/>
+      <w:lvlJc w:val="left"/>
+    </w:lvl>
+    <w:lvl w:ilvl="6" w:tplc="195661A0">
+      <w:numFmt w:val="decimal"/>
+      <w:lvlText w:val=""/>
+      <w:lvlJc w:val="left"/>
+    </w:lvl>
+    <w:lvl w:ilvl="7" w:tplc="C6A4114C">
+      <w:numFmt w:val="decimal"/>
+      <w:lvlText w:val=""/>
+      <w:lvlJc w:val="left"/>
+    </w:lvl>
+    <w:lvl w:ilvl="8" w:tplc="D6784550">
       <w:numFmt w:val="decimal"/>
       <w:lvlText w:val=""/>
       <w:lvlJc w:val="left"/>
     </w:lvl>
   </w:abstractNum>
-  <w:abstractNum w:abstractNumId="8" w15:restartNumberingAfterBreak="0">
-    <w:nsid w:val="6A3F3A49"/>
-    <w:multiLevelType w:val="hybridMultilevel"/>
-    <w:tmpl w:val="93188EC4"/>
-    <w:lvl w:ilvl="0" w:tplc="637013F8">
-      <w:start w:val="1"/>
-      <w:numFmt w:val="decimal"/>
-      <w:lvlText w:val="%1."/>
-      <w:lvlJc w:val="left"/>
-      <w:pPr>
-        <w:ind w:left="360" w:hanging="300"/>
-      </w:pPr>
-    </w:lvl>
-    <w:lvl w:ilvl="1" w:tplc="833ACA4E" w:tentative="1">
-      <w:start w:val="1"/>
-      <w:numFmt w:val="lowerLetter"/>
-      <w:lvlText w:val="%2."/>
-      <w:lvlJc w:val="left"/>
-      <w:pPr>
-        <w:ind w:left="720" w:hanging="300"/>
-      </w:pPr>
-    </w:lvl>
-    <w:lvl w:ilvl="2" w:tplc="A694E550">
-      <w:numFmt w:val="decimal"/>
-      <w:lvlText w:val=""/>
-      <w:lvlJc w:val="left"/>
-    </w:lvl>
-    <w:lvl w:ilvl="3" w:tplc="F114367E">
-      <w:numFmt w:val="decimal"/>
-      <w:lvlText w:val=""/>
-      <w:lvlJc w:val="left"/>
-    </w:lvl>
-    <w:lvl w:ilvl="4" w:tplc="E3BEB6E0">
-      <w:numFmt w:val="decimal"/>
-      <w:lvlText w:val=""/>
-      <w:lvlJc w:val="left"/>
-    </w:lvl>
-    <w:lvl w:ilvl="5" w:tplc="351C05C6">
-      <w:numFmt w:val="decimal"/>
-      <w:lvlText w:val=""/>
-      <w:lvlJc w:val="left"/>
-    </w:lvl>
-    <w:lvl w:ilvl="6" w:tplc="FCCE0430">
-      <w:numFmt w:val="decimal"/>
-      <w:lvlText w:val=""/>
-      <w:lvlJc w:val="left"/>
-    </w:lvl>
-    <w:lvl w:ilvl="7" w:tplc="DFDC9F34">
-      <w:numFmt w:val="decimal"/>
-      <w:lvlText w:val=""/>
-      <w:lvlJc w:val="left"/>
-    </w:lvl>
-    <w:lvl w:ilvl="8" w:tplc="1CE6E28E">
-      <w:numFmt w:val="decimal"/>
-      <w:lvlText w:val=""/>
-      <w:lvlJc w:val="left"/>
-    </w:lvl>
-  </w:abstractNum>
-  <w:abstractNum w:abstractNumId="9" w15:restartNumberingAfterBreak="0">
-    <w:nsid w:val="6F9749F4"/>
-    <w:multiLevelType w:val="hybridMultilevel"/>
-    <w:tmpl w:val="B13A8E10"/>
-    <w:lvl w:ilvl="0" w:tplc="78609896">
-      <w:start w:val="1"/>
-      <w:numFmt w:val="decimal"/>
-      <w:lvlText w:val="%1."/>
-      <w:lvlJc w:val="left"/>
-      <w:pPr>
-        <w:ind w:left="360" w:hanging="300"/>
-      </w:pPr>
-    </w:lvl>
-    <w:lvl w:ilvl="1" w:tplc="4AD073E0" w:tentative="1">
-      <w:start w:val="1"/>
-      <w:numFmt w:val="lowerLetter"/>
-      <w:lvlText w:val="%2."/>
-      <w:lvlJc w:val="left"/>
-      <w:pPr>
-        <w:ind w:left="720" w:hanging="300"/>
-      </w:pPr>
-    </w:lvl>
-    <w:lvl w:ilvl="2" w:tplc="CD0258F6">
-      <w:numFmt w:val="decimal"/>
-      <w:lvlText w:val=""/>
-      <w:lvlJc w:val="left"/>
-    </w:lvl>
-    <w:lvl w:ilvl="3" w:tplc="509CC108">
-      <w:numFmt w:val="decimal"/>
-      <w:lvlText w:val=""/>
-      <w:lvlJc w:val="left"/>
-    </w:lvl>
-    <w:lvl w:ilvl="4" w:tplc="CFEC3A46">
-      <w:numFmt w:val="decimal"/>
-      <w:lvlText w:val=""/>
-      <w:lvlJc w:val="left"/>
-    </w:lvl>
-    <w:lvl w:ilvl="5" w:tplc="1BC83696">
-      <w:numFmt w:val="decimal"/>
-      <w:lvlText w:val=""/>
-      <w:lvlJc w:val="left"/>
-    </w:lvl>
-    <w:lvl w:ilvl="6" w:tplc="8F80C210">
-      <w:numFmt w:val="decimal"/>
-      <w:lvlText w:val=""/>
-      <w:lvlJc w:val="left"/>
-    </w:lvl>
-    <w:lvl w:ilvl="7" w:tplc="5ADE6A02">
-      <w:numFmt w:val="decimal"/>
-      <w:lvlText w:val=""/>
-      <w:lvlJc w:val="left"/>
-    </w:lvl>
-    <w:lvl w:ilvl="8" w:tplc="32DED85E">
-      <w:numFmt w:val="decimal"/>
-      <w:lvlText w:val=""/>
-      <w:lvlJc w:val="left"/>
-    </w:lvl>
-  </w:abstractNum>
-  <w:abstractNum w:abstractNumId="10" w15:restartNumberingAfterBreak="0">
-    <w:nsid w:val="6FCD6320"/>
-    <w:multiLevelType w:val="hybridMultilevel"/>
-    <w:tmpl w:val="17380530"/>
-    <w:lvl w:ilvl="0" w:tplc="612E8CFA">
-      <w:start w:val="1"/>
-      <w:numFmt w:val="decimal"/>
-      <w:lvlText w:val="%1."/>
-      <w:lvlJc w:val="left"/>
-      <w:pPr>
-        <w:ind w:left="360" w:hanging="300"/>
-      </w:pPr>
-    </w:lvl>
-    <w:lvl w:ilvl="1" w:tplc="C576EE3A" w:tentative="1">
-      <w:start w:val="1"/>
-      <w:numFmt w:val="lowerLetter"/>
-      <w:lvlText w:val="%2."/>
-      <w:lvlJc w:val="left"/>
-      <w:pPr>
-        <w:ind w:left="720" w:hanging="300"/>
-      </w:pPr>
-    </w:lvl>
-    <w:lvl w:ilvl="2" w:tplc="D3AE4C72">
-      <w:numFmt w:val="decimal"/>
-      <w:lvlText w:val=""/>
-      <w:lvlJc w:val="left"/>
-    </w:lvl>
-    <w:lvl w:ilvl="3" w:tplc="3784514E">
-      <w:numFmt w:val="decimal"/>
-      <w:lvlText w:val=""/>
-      <w:lvlJc w:val="left"/>
-    </w:lvl>
-    <w:lvl w:ilvl="4" w:tplc="A4CC911A">
-      <w:numFmt w:val="decimal"/>
-      <w:lvlText w:val=""/>
-      <w:lvlJc w:val="left"/>
-    </w:lvl>
-    <w:lvl w:ilvl="5" w:tplc="2AF44E9E">
-      <w:numFmt w:val="decimal"/>
-      <w:lvlText w:val=""/>
-      <w:lvlJc w:val="left"/>
-    </w:lvl>
-    <w:lvl w:ilvl="6" w:tplc="62140112">
-      <w:numFmt w:val="decimal"/>
-      <w:lvlText w:val=""/>
-      <w:lvlJc w:val="left"/>
-    </w:lvl>
-    <w:lvl w:ilvl="7" w:tplc="6FD6DE74">
-      <w:numFmt w:val="decimal"/>
-      <w:lvlText w:val=""/>
-      <w:lvlJc w:val="left"/>
-    </w:lvl>
-    <w:lvl w:ilvl="8" w:tplc="BA3ABAC4">
-      <w:numFmt w:val="decimal"/>
-      <w:lvlText w:val=""/>
-      <w:lvlJc w:val="left"/>
-    </w:lvl>
-  </w:abstractNum>
-  <w:num w:numId="1" w16cid:durableId="1647123014">
-    <w:abstractNumId w:val="2"/>
+  <w:num w:numId="1" w16cid:durableId="982806858">
+    <w:abstractNumId w:val="6"/>
     <w:lvlOverride w:ilvl="0">
       <w:startOverride w:val="1"/>
     </w:lvlOverride>
   </w:num>
-  <w:num w:numId="2" w16cid:durableId="4671080">
+  <w:num w:numId="2" w16cid:durableId="516848947">
+    <w:abstractNumId w:val="9"/>
+    <w:lvlOverride w:ilvl="0">
+      <w:startOverride w:val="1"/>
+    </w:lvlOverride>
+  </w:num>
+  <w:num w:numId="3" w16cid:durableId="1343438905">
+    <w:abstractNumId w:val="1"/>
+    <w:lvlOverride w:ilvl="0">
+      <w:startOverride w:val="1"/>
+    </w:lvlOverride>
+  </w:num>
+  <w:num w:numId="4" w16cid:durableId="1139686038">
+    <w:abstractNumId w:val="8"/>
+    <w:lvlOverride w:ilvl="0">
+      <w:startOverride w:val="1"/>
+    </w:lvlOverride>
+  </w:num>
+  <w:num w:numId="5" w16cid:durableId="579490325">
+    <w:abstractNumId w:val="3"/>
+    <w:lvlOverride w:ilvl="0">
+      <w:startOverride w:val="1"/>
+    </w:lvlOverride>
+  </w:num>
+  <w:num w:numId="6" w16cid:durableId="1043479545">
+    <w:abstractNumId w:val="5"/>
+    <w:lvlOverride w:ilvl="0">
+      <w:startOverride w:val="1"/>
+    </w:lvlOverride>
+  </w:num>
+  <w:num w:numId="7" w16cid:durableId="1303585322">
+    <w:abstractNumId w:val="10"/>
+    <w:lvlOverride w:ilvl="0">
+      <w:startOverride w:val="1"/>
+    </w:lvlOverride>
+  </w:num>
+  <w:num w:numId="8" w16cid:durableId="1884053619">
     <w:abstractNumId w:val="7"/>
     <w:lvlOverride w:ilvl="0">
       <w:startOverride w:val="1"/>
     </w:lvlOverride>
   </w:num>
-  <w:num w:numId="3" w16cid:durableId="846408207">
+  <w:num w:numId="9" w16cid:durableId="1423914206">
     <w:abstractNumId w:val="0"/>
     <w:lvlOverride w:ilvl="0">
       <w:startOverride w:val="1"/>
     </w:lvlOverride>
   </w:num>
-  <w:num w:numId="4" w16cid:durableId="636958977">
-    <w:abstractNumId w:val="3"/>
-    <w:lvlOverride w:ilvl="0">
-      <w:startOverride w:val="1"/>
-    </w:lvlOverride>
-  </w:num>
-  <w:num w:numId="5" w16cid:durableId="138697431">
-    <w:abstractNumId w:val="9"/>
-    <w:lvlOverride w:ilvl="0">
-      <w:startOverride w:val="1"/>
-    </w:lvlOverride>
-  </w:num>
-  <w:num w:numId="6" w16cid:durableId="762072492">
-    <w:abstractNumId w:val="6"/>
-    <w:lvlOverride w:ilvl="0">
-      <w:startOverride w:val="1"/>
-    </w:lvlOverride>
-  </w:num>
-  <w:num w:numId="7" w16cid:durableId="1104576222">
-    <w:abstractNumId w:val="8"/>
-    <w:lvlOverride w:ilvl="0">
-      <w:startOverride w:val="1"/>
-    </w:lvlOverride>
-  </w:num>
-  <w:num w:numId="8" w16cid:durableId="1462503481">
-    <w:abstractNumId w:val="1"/>
-    <w:lvlOverride w:ilvl="0">
-      <w:startOverride w:val="1"/>
-    </w:lvlOverride>
-  </w:num>
-  <w:num w:numId="9" w16cid:durableId="390268822">
+  <w:num w:numId="10" w16cid:durableId="625279473">
     <w:abstractNumId w:val="4"/>
-    <w:lvlOverride w:ilvl="0">
-      <w:startOverride w:val="1"/>
-    </w:lvlOverride>
-  </w:num>
-  <w:num w:numId="10" w16cid:durableId="1235312761">
-    <w:abstractNumId w:val="10"/>
     <w:lvlOverride w:ilvl="0">
       <w:startOverride w:val="1"/>
     </w:lvlOverride>
@@ -5886,7 +5886,7 @@
     <w:autoRedefine/>
     <w:uiPriority w:val="39"/>
     <w:unhideWhenUsed/>
-    <w:rsid w:val="00031606"/>
+    <w:rsid w:val="009C62CA"/>
     <w:pPr>
       <w:spacing w:after="100"/>
     </w:pPr>

--- a/discoverer-neo/docs/user-guide/manual/Discoverer-Neo-MANAGER-Guide-Quick-pt-PT.docx
+++ b/discoverer-neo/docs/user-guide/manual/Discoverer-Neo-MANAGER-Guide-Quick-pt-PT.docx
@@ -54,7 +54,7 @@
           <w:sz w:val="22"/>
           <w:szCs w:val="22"/>
         </w:rPr>
-        <w:t>Versão 2.0.1</w:t>
+        <w:t>Versão 2.1.0</w:t>
       </w:r>
     </w:p>
     <w:p>
@@ -74,7 +74,7 @@
     <w:sdt>
       <w:sdtPr>
         <w:alias w:val="Índice"/>
-        <w:id w:val="633911484"/>
+        <w:id w:val="-685518938"/>
       </w:sdtPr>
       <w:sdtEndPr/>
       <w:sdtContent>
@@ -102,7 +102,7 @@
           <w:r>
             <w:fldChar w:fldCharType="separate"/>
           </w:r>
-          <w:hyperlink w:anchor="_Toc241692901" w:history="1">
+          <w:hyperlink w:anchor="_Toc241696715" w:history="1">
             <w:r>
               <w:rPr>
                 <w:rStyle w:val="Hiperligao"/>
@@ -126,7 +126,7 @@
               <w:rPr>
                 <w:noProof/>
               </w:rPr>
-              <w:instrText xml:space="preserve"> PAGEREF _Toc241692901 \h </w:instrText>
+              <w:instrText xml:space="preserve"> PAGEREF _Toc241696715 \h </w:instrText>
             </w:r>
             <w:r>
               <w:rPr>
@@ -168,7 +168,7 @@
               <w14:ligatures w14:val="standardContextual"/>
             </w:rPr>
           </w:pPr>
-          <w:hyperlink w:anchor="_Toc241692902" w:history="1">
+          <w:hyperlink w:anchor="_Toc241696716" w:history="1">
             <w:r>
               <w:rPr>
                 <w:rStyle w:val="Hiperligao"/>
@@ -192,7 +192,7 @@
               <w:rPr>
                 <w:noProof/>
               </w:rPr>
-              <w:instrText xml:space="preserve"> PAGEREF _Toc241692902 \h </w:instrText>
+              <w:instrText xml:space="preserve"> PAGEREF _Toc241696716 \h </w:instrText>
             </w:r>
             <w:r>
               <w:rPr>
@@ -234,7 +234,7 @@
               <w14:ligatures w14:val="standardContextual"/>
             </w:rPr>
           </w:pPr>
-          <w:hyperlink w:anchor="_Toc241692903" w:history="1">
+          <w:hyperlink w:anchor="_Toc241696717" w:history="1">
             <w:r>
               <w:rPr>
                 <w:rStyle w:val="Hiperligao"/>
@@ -258,7 +258,7 @@
               <w:rPr>
                 <w:noProof/>
               </w:rPr>
-              <w:instrText xml:space="preserve"> PAGEREF _Toc241692903 \h </w:instrText>
+              <w:instrText xml:space="preserve"> PAGEREF _Toc241696717 \h </w:instrText>
             </w:r>
             <w:r>
               <w:rPr>
@@ -300,7 +300,7 @@
               <w14:ligatures w14:val="standardContextual"/>
             </w:rPr>
           </w:pPr>
-          <w:hyperlink w:anchor="_Toc241692904" w:history="1">
+          <w:hyperlink w:anchor="_Toc241696718" w:history="1">
             <w:r>
               <w:rPr>
                 <w:rStyle w:val="Hiperligao"/>
@@ -324,7 +324,7 @@
               <w:rPr>
                 <w:noProof/>
               </w:rPr>
-              <w:instrText xml:space="preserve"> PAGEREF _Toc241692904 \h </w:instrText>
+              <w:instrText xml:space="preserve"> PAGEREF _Toc241696718 \h </w:instrText>
             </w:r>
             <w:r>
               <w:rPr>
@@ -366,7 +366,7 @@
               <w14:ligatures w14:val="standardContextual"/>
             </w:rPr>
           </w:pPr>
-          <w:hyperlink w:anchor="_Toc241692905" w:history="1">
+          <w:hyperlink w:anchor="_Toc241696719" w:history="1">
             <w:r>
               <w:rPr>
                 <w:rStyle w:val="Hiperligao"/>
@@ -390,7 +390,7 @@
               <w:rPr>
                 <w:noProof/>
               </w:rPr>
-              <w:instrText xml:space="preserve"> PAGEREF _Toc241692905 \h </w:instrText>
+              <w:instrText xml:space="preserve"> PAGEREF _Toc241696719 \h </w:instrText>
             </w:r>
             <w:r>
               <w:rPr>
@@ -432,7 +432,7 @@
               <w14:ligatures w14:val="standardContextual"/>
             </w:rPr>
           </w:pPr>
-          <w:hyperlink w:anchor="_Toc241692906" w:history="1">
+          <w:hyperlink w:anchor="_Toc241696720" w:history="1">
             <w:r>
               <w:rPr>
                 <w:rStyle w:val="Hiperligao"/>
@@ -456,7 +456,7 @@
               <w:rPr>
                 <w:noProof/>
               </w:rPr>
-              <w:instrText xml:space="preserve"> PAGEREF _Toc241692906 \h </w:instrText>
+              <w:instrText xml:space="preserve"> PAGEREF _Toc241696720 \h </w:instrText>
             </w:r>
             <w:r>
               <w:rPr>
@@ -498,7 +498,7 @@
               <w14:ligatures w14:val="standardContextual"/>
             </w:rPr>
           </w:pPr>
-          <w:hyperlink w:anchor="_Toc241692907" w:history="1">
+          <w:hyperlink w:anchor="_Toc241696721" w:history="1">
             <w:r>
               <w:rPr>
                 <w:rStyle w:val="Hiperligao"/>
@@ -522,7 +522,7 @@
               <w:rPr>
                 <w:noProof/>
               </w:rPr>
-              <w:instrText xml:space="preserve"> PAGEREF _Toc241692907 \h </w:instrText>
+              <w:instrText xml:space="preserve"> PAGEREF _Toc241696721 \h </w:instrText>
             </w:r>
             <w:r>
               <w:rPr>
@@ -564,7 +564,7 @@
               <w14:ligatures w14:val="standardContextual"/>
             </w:rPr>
           </w:pPr>
-          <w:hyperlink w:anchor="_Toc241692908" w:history="1">
+          <w:hyperlink w:anchor="_Toc241696722" w:history="1">
             <w:r>
               <w:rPr>
                 <w:rStyle w:val="Hiperligao"/>
@@ -588,7 +588,7 @@
               <w:rPr>
                 <w:noProof/>
               </w:rPr>
-              <w:instrText xml:space="preserve"> PAGEREF _Toc241692908 \h </w:instrText>
+              <w:instrText xml:space="preserve"> PAGEREF _Toc241696722 \h </w:instrText>
             </w:r>
             <w:r>
               <w:rPr>
@@ -630,13 +630,13 @@
               <w14:ligatures w14:val="standardContextual"/>
             </w:rPr>
           </w:pPr>
-          <w:hyperlink w:anchor="_Toc241692909" w:history="1">
+          <w:hyperlink w:anchor="_Toc241696723" w:history="1">
             <w:r>
               <w:rPr>
                 <w:rStyle w:val="Hiperligao"/>
                 <w:noProof/>
               </w:rPr>
-              <w:t>Funções Personalizadas e Origens de Dados</w:t>
+              <w:t>Definições</w:t>
             </w:r>
             <w:r>
               <w:rPr>
@@ -654,7 +654,7 @@
               <w:rPr>
                 <w:noProof/>
               </w:rPr>
-              <w:instrText xml:space="preserve"> PAGEREF _Toc241692909 \h </w:instrText>
+              <w:instrText xml:space="preserve"> PAGEREF _Toc241696723 \h </w:instrText>
             </w:r>
             <w:r>
               <w:rPr>
@@ -672,72 +672,6 @@
                 <w:noProof/>
               </w:rPr>
               <w:t>9</w:t>
-            </w:r>
-            <w:r>
-              <w:rPr>
-                <w:noProof/>
-              </w:rPr>
-              <w:fldChar w:fldCharType="end"/>
-            </w:r>
-          </w:hyperlink>
-        </w:p>
-        <w:p>
-          <w:pPr>
-            <w:pStyle w:val="ndice1"/>
-            <w:tabs>
-              <w:tab w:val="right" w:leader="dot" w:pos="9016"/>
-            </w:tabs>
-            <w:rPr>
-              <w:rFonts w:asciiTheme="minorHAnsi" w:eastAsiaTheme="minorEastAsia" w:hAnsiTheme="minorHAnsi" w:cstheme="minorBidi"/>
-              <w:noProof/>
-              <w:kern w:val="2"/>
-              <w:sz w:val="24"/>
-              <w:szCs w:val="24"/>
-              <w14:ligatures w14:val="standardContextual"/>
-            </w:rPr>
-          </w:pPr>
-          <w:hyperlink w:anchor="_Toc241692910" w:history="1">
-            <w:r>
-              <w:rPr>
-                <w:rStyle w:val="Hiperligao"/>
-                <w:noProof/>
-              </w:rPr>
-              <w:t>Definições</w:t>
-            </w:r>
-            <w:r>
-              <w:rPr>
-                <w:noProof/>
-              </w:rPr>
-              <w:tab/>
-            </w:r>
-            <w:r>
-              <w:rPr>
-                <w:noProof/>
-              </w:rPr>
-              <w:fldChar w:fldCharType="begin"/>
-            </w:r>
-            <w:r>
-              <w:rPr>
-                <w:noProof/>
-              </w:rPr>
-              <w:instrText xml:space="preserve"> PAGEREF _Toc241692910 \h </w:instrText>
-            </w:r>
-            <w:r>
-              <w:rPr>
-                <w:noProof/>
-              </w:rPr>
-            </w:r>
-            <w:r>
-              <w:rPr>
-                <w:noProof/>
-              </w:rPr>
-              <w:fldChar w:fldCharType="separate"/>
-            </w:r>
-            <w:r>
-              <w:rPr>
-                <w:noProof/>
-              </w:rPr>
-              <w:t>10</w:t>
             </w:r>
             <w:r>
               <w:rPr>
@@ -768,7 +702,7 @@
       <w:pPr>
         <w:pStyle w:val="Ttulo1"/>
       </w:pPr>
-      <w:bookmarkStart w:id="0" w:name="_Toc241692901"/>
+      <w:bookmarkStart w:id="0" w:name="_Toc241696715"/>
       <w:r>
         <w:lastRenderedPageBreak/>
         <w:t>A sua função numa página</w:t>
@@ -787,7 +721,7 @@
         <w:t>Manager</w:t>
       </w:r>
       <w:r>
-        <w:t>. Vê, executa, exporta, agenda e partilha todos os mapas. Não altera o modelo de dados. Isso é trabalho de um administrador.</w:t>
+        <w:t>. Vê, executa, exporta, agenda e partilha todos os mapas, e cuida das contas Manager, User e Viewer. Não altera o modelo de dados, as funções personalizadas nem as origens de dados. Isso é trabalho de um administrador.</w:t>
       </w:r>
     </w:p>
     <w:tbl>
@@ -1075,7 +1009,7 @@
               <w:spacing w:after="0"/>
             </w:pPr>
             <w:r>
-              <w:t>Criar utilizadores, origens de dados ou áreas de negócio, nem dar permissões</w:t>
+              <w:t>Criar ou eliminar utilizadores, dar a função ADMIN, nem dar permissões</w:t>
             </w:r>
           </w:p>
         </w:tc>
@@ -1174,7 +1108,7 @@
               <w:spacing w:after="0"/>
             </w:pPr>
             <w:r>
-              <w:t>Gerir funções personalizadas</w:t>
+              <w:t>Editar, ativar e desativar as contas Manager, User e Viewer</w:t>
             </w:r>
           </w:p>
         </w:tc>
@@ -1199,7 +1133,7 @@
               <w:spacing w:after="0"/>
             </w:pPr>
             <w:r>
-              <w:t>Usar Segurança, Registo de Auditoria ou Migração</w:t>
+              <w:t>Ver ou alterar contas de administrador</w:t>
             </w:r>
           </w:p>
         </w:tc>
@@ -1236,7 +1170,7 @@
               <w:spacing w:after="0"/>
             </w:pPr>
             <w:r>
-              <w:t>Ler, testar e introspetar origens de dados</w:t>
+              <w:t>Criar mapas nas áreas de negócio em que tem uma permissão</w:t>
             </w:r>
           </w:p>
         </w:tc>
@@ -1262,68 +1196,7 @@
               <w:spacing w:after="0"/>
             </w:pPr>
             <w:r>
-              <w:t>Importar tabelas de uma origem de dados</w:t>
-            </w:r>
-          </w:p>
-        </w:tc>
-      </w:tr>
-      <w:tr>
-        <w:tblPrEx>
-          <w:tblCellMar>
-            <w:top w:w="0" w:type="dxa"/>
-            <w:bottom w:w="0" w:type="dxa"/>
-          </w:tblCellMar>
-        </w:tblPrEx>
-        <w:trPr>
-          <w:cantSplit/>
-        </w:trPr>
-        <w:tc>
-          <w:tcPr>
-            <w:tcW w:w="4513" w:type="dxa"/>
-            <w:tcBorders>
-              <w:top w:val="single" w:sz="4" w:space="0" w:color="BFC7D1"/>
-              <w:left w:val="single" w:sz="4" w:space="0" w:color="BFC7D1"/>
-              <w:bottom w:val="single" w:sz="4" w:space="0" w:color="BFC7D1"/>
-              <w:right w:val="single" w:sz="4" w:space="0" w:color="BFC7D1"/>
-            </w:tcBorders>
-            <w:tcMar>
-              <w:top w:w="60" w:type="dxa"/>
-              <w:left w:w="100" w:type="dxa"/>
-              <w:bottom w:w="60" w:type="dxa"/>
-              <w:right w:w="100" w:type="dxa"/>
-            </w:tcMar>
-          </w:tcPr>
-          <w:p>
-            <w:pPr>
-              <w:spacing w:after="0"/>
-            </w:pPr>
-            <w:r>
-              <w:t>Criar mapas nas áreas de negócio em que tem uma permissão</w:t>
-            </w:r>
-          </w:p>
-        </w:tc>
-        <w:tc>
-          <w:tcPr>
-            <w:tcW w:w="4513" w:type="dxa"/>
-            <w:tcBorders>
-              <w:top w:val="single" w:sz="4" w:space="0" w:color="BFC7D1"/>
-              <w:left w:val="single" w:sz="4" w:space="0" w:color="BFC7D1"/>
-              <w:bottom w:val="single" w:sz="4" w:space="0" w:color="BFC7D1"/>
-              <w:right w:val="single" w:sz="4" w:space="0" w:color="BFC7D1"/>
-            </w:tcBorders>
-            <w:tcMar>
-              <w:top w:w="60" w:type="dxa"/>
-              <w:left w:w="100" w:type="dxa"/>
-              <w:bottom w:w="60" w:type="dxa"/>
-              <w:right w:w="100" w:type="dxa"/>
-            </w:tcMar>
-          </w:tcPr>
-          <w:p>
-            <w:pPr>
-              <w:spacing w:after="0"/>
-            </w:pPr>
-            <w:r>
-              <w:t>Alterar áreas de negócio, pastas, itens, junções ou hierarquias</w:t>
+              <w:t>Alterar áreas de negócio, pastas, itens, junções, hierarquias, funções personalizadas ou origens de dados</w:t>
             </w:r>
           </w:p>
         </w:tc>
@@ -1408,6 +1281,26 @@
           <w:b/>
           <w:bCs/>
         </w:rPr>
+        <w:t>Funções Personalizadas</w:t>
+      </w:r>
+      <w:r>
+        <w:t xml:space="preserve">, </w:t>
+      </w:r>
+      <w:r>
+        <w:rPr>
+          <w:b/>
+          <w:bCs/>
+        </w:rPr>
+        <w:t>Origens de Dados</w:t>
+      </w:r>
+      <w:r>
+        <w:t xml:space="preserve">, </w:t>
+      </w:r>
+      <w:r>
+        <w:rPr>
+          <w:b/>
+          <w:bCs/>
+        </w:rPr>
         <w:t>Segurança</w:t>
       </w:r>
       <w:r>
@@ -1499,7 +1392,7 @@
         <w:pStyle w:val="Ttulo1"/>
         <w:pageBreakBefore/>
       </w:pPr>
-      <w:bookmarkStart w:id="1" w:name="_Toc241692902"/>
+      <w:bookmarkStart w:id="1" w:name="_Toc241696716"/>
       <w:r>
         <w:lastRenderedPageBreak/>
         <w:t>Mapas</w:t>
@@ -1532,10 +1425,10 @@
           <w:noProof/>
         </w:rPr>
         <w:drawing>
-          <wp:inline distT="0" distB="0" distL="0" distR="0" wp14:anchorId="3368EE5A" wp14:editId="5B8CC9D6">
+          <wp:inline distT="0" distB="0" distL="0" distR="0" wp14:anchorId="2209D04C" wp14:editId="6D88AEA7">
             <wp:extent cx="5715000" cy="3429000"/>
             <wp:effectExtent l="0" t="0" r="0" b="0"/>
-            <wp:docPr id="70" name="02-maps-all.png" descr="A lista de Mapas, separador Todos, com os ícones Copiar, Partilhar, Agendar e Exportar em cada linha." title="A lista de Mapas, separador Todos, com os ícones Copiar, Partilhar, Agendar e Exportar em cada linha."/>
+            <wp:docPr id="257" name="02-maps-all.png" descr="A lista de Mapas, separador Todos, com os ícones Copiar, Partilhar, Agendar e Exportar em cada linha." title="A lista de Mapas, separador Todos, com os ícones Copiar, Partilhar, Agendar e Exportar em cada linha."/>
             <wp:cNvGraphicFramePr>
               <a:graphicFrameLocks xmlns:a="http://schemas.openxmlformats.org/drawingml/2006/main" noChangeAspect="1"/>
             </wp:cNvGraphicFramePr>
@@ -1996,7 +1889,7 @@
         <w:pStyle w:val="Ttulo1"/>
         <w:pageBreakBefore/>
       </w:pPr>
-      <w:bookmarkStart w:id="2" w:name="_Toc241692903"/>
+      <w:bookmarkStart w:id="2" w:name="_Toc241696717"/>
       <w:r>
         <w:lastRenderedPageBreak/>
         <w:t>Partilhar um mapa</w:t>
@@ -2019,10 +1912,10 @@
           <w:noProof/>
         </w:rPr>
         <w:drawing>
-          <wp:inline distT="0" distB="0" distL="0" distR="0" wp14:anchorId="4327FA19" wp14:editId="6FB26560">
+          <wp:inline distT="0" distB="0" distL="0" distR="0" wp14:anchorId="2FA11B9A" wp14:editId="52ACC22E">
             <wp:extent cx="3743325" cy="3895725"/>
             <wp:effectExtent l="0" t="0" r="0" b="0"/>
-            <wp:docPr id="71" name="03-share-dialog.png" descr="A caixa de diálogo Partilhar mapa com uma caixa de pesquisa e os botões Pode ver, Pode exportar e Pode editar." title="A caixa de diálogo Partilhar mapa com uma caixa de pesquisa e os botões Pode ver, Pode exportar e Pode editar."/>
+            <wp:docPr id="258" name="03-share-dialog.png" descr="A caixa de diálogo Partilhar mapa com uma caixa de pesquisa e os botões Pode ver, Pode exportar e Pode editar." title="A caixa de diálogo Partilhar mapa com uma caixa de pesquisa e os botões Pode ver, Pode exportar e Pode editar."/>
             <wp:cNvGraphicFramePr>
               <a:graphicFrameLocks xmlns:a="http://schemas.openxmlformats.org/drawingml/2006/main" noChangeAspect="1"/>
             </wp:cNvGraphicFramePr>
@@ -2422,7 +2315,7 @@
         <w:pStyle w:val="Ttulo1"/>
         <w:pageBreakBefore/>
       </w:pPr>
-      <w:bookmarkStart w:id="3" w:name="_Toc241692904"/>
+      <w:bookmarkStart w:id="3" w:name="_Toc241696718"/>
       <w:r>
         <w:lastRenderedPageBreak/>
         <w:t>Ver, executar e exportar</w:t>
@@ -2445,10 +2338,10 @@
           <w:noProof/>
         </w:rPr>
         <w:drawing>
-          <wp:inline distT="0" distB="0" distL="0" distR="0" wp14:anchorId="29E7FAFA" wp14:editId="43942043">
+          <wp:inline distT="0" distB="0" distL="0" distR="0" wp14:anchorId="48A23361" wp14:editId="1199F3D2">
             <wp:extent cx="5715000" cy="3571875"/>
             <wp:effectExtent l="0" t="0" r="0" b="0"/>
-            <wp:docPr id="72" name="06-viewer-results.png" descr="Uma execução concluída com os botões Excel, CSV e PDF por cima da grelha de resultados." title="Uma execução concluída com os botões Excel, CSV e PDF por cima da grelha de resultados."/>
+            <wp:docPr id="259" name="06-viewer-results.png" descr="Uma execução concluída com os botões Excel, CSV e PDF por cima da grelha de resultados." title="Uma execução concluída com os botões Excel, CSV e PDF por cima da grelha de resultados."/>
             <wp:cNvGraphicFramePr>
               <a:graphicFrameLocks xmlns:a="http://schemas.openxmlformats.org/drawingml/2006/main" noChangeAspect="1"/>
             </wp:cNvGraphicFramePr>
@@ -2643,7 +2536,7 @@
         <w:pStyle w:val="Ttulo1"/>
         <w:pageBreakBefore/>
       </w:pPr>
-      <w:bookmarkStart w:id="4" w:name="_Toc241692905"/>
+      <w:bookmarkStart w:id="4" w:name="_Toc241696719"/>
       <w:r>
         <w:lastRenderedPageBreak/>
         <w:t>Construtor de mapas</w:t>
@@ -2676,10 +2569,10 @@
           <w:noProof/>
         </w:rPr>
         <w:drawing>
-          <wp:inline distT="0" distB="0" distL="0" distR="0" wp14:anchorId="24A68335" wp14:editId="23044C11">
+          <wp:inline distT="0" distB="0" distL="0" distR="0" wp14:anchorId="5A2B8220" wp14:editId="522BE05D">
             <wp:extent cx="5715000" cy="3571875"/>
             <wp:effectExtent l="0" t="0" r="0" b="0"/>
-            <wp:docPr id="73" name="05-builder-overview.png" descr="O construtor de mapas com a árvore Áreas de Negócio, a área de Colunas e o painel Propriedades." title="O construtor de mapas com a árvore Áreas de Negócio, a área de Colunas e o painel Propriedades."/>
+            <wp:docPr id="260" name="05-builder-overview.png" descr="O construtor de mapas com a árvore Áreas de Negócio, a área de Colunas e o painel Propriedades." title="O construtor de mapas com a árvore Áreas de Negócio, a área de Colunas e o painel Propriedades."/>
             <wp:cNvGraphicFramePr>
               <a:graphicFrameLocks xmlns:a="http://schemas.openxmlformats.org/drawingml/2006/main" noChangeAspect="1"/>
             </wp:cNvGraphicFramePr>
@@ -2914,7 +2807,7 @@
         <w:pStyle w:val="Ttulo1"/>
         <w:pageBreakBefore/>
       </w:pPr>
-      <w:bookmarkStart w:id="5" w:name="_Toc241692906"/>
+      <w:bookmarkStart w:id="5" w:name="_Toc241696720"/>
       <w:r>
         <w:lastRenderedPageBreak/>
         <w:t>Agendamentos</w:t>
@@ -2937,10 +2830,10 @@
           <w:noProof/>
         </w:rPr>
         <w:drawing>
-          <wp:inline distT="0" distB="0" distL="0" distR="0" wp14:anchorId="76E6EA69" wp14:editId="13BBADDE">
+          <wp:inline distT="0" distB="0" distL="0" distR="0" wp14:anchorId="784B2859" wp14:editId="7657D2FE">
             <wp:extent cx="5715000" cy="3571875"/>
             <wp:effectExtent l="0" t="0" r="0" b="0"/>
-            <wp:docPr id="74" name="38-schedules-list.png" descr="A página Agendamentos com um agendamento em pausa e os respetivos ícones de ação." title="A página Agendamentos com um agendamento em pausa e os respetivos ícones de ação."/>
+            <wp:docPr id="261" name="38-schedules-list.png" descr="A página Agendamentos com um agendamento em pausa e os respetivos ícones de ação." title="A página Agendamentos com um agendamento em pausa e os respetivos ícones de ação."/>
             <wp:cNvGraphicFramePr>
               <a:graphicFrameLocks xmlns:a="http://schemas.openxmlformats.org/drawingml/2006/main" noChangeAspect="1"/>
             </wp:cNvGraphicFramePr>
@@ -3473,7 +3366,7 @@
         <w:pStyle w:val="Ttulo1"/>
         <w:pageBreakBefore/>
       </w:pPr>
-      <w:bookmarkStart w:id="6" w:name="_Toc241692907"/>
+      <w:bookmarkStart w:id="6" w:name="_Toc241696721"/>
       <w:r>
         <w:lastRenderedPageBreak/>
         <w:t>Execuções e Exportações</w:t>
@@ -3513,10 +3406,10 @@
           <w:noProof/>
         </w:rPr>
         <w:drawing>
-          <wp:inline distT="0" distB="0" distL="0" distR="0" wp14:anchorId="2209CA88" wp14:editId="6CAB95AD">
+          <wp:inline distT="0" distB="0" distL="0" distR="0" wp14:anchorId="2246536F" wp14:editId="7EFB9838">
             <wp:extent cx="5715000" cy="3571875"/>
             <wp:effectExtent l="0" t="0" r="0" b="0"/>
-            <wp:docPr id="75" name="10-runs.png" descr="A página Execuções com os filtros Mapa, Estado e Tipo e a lista de execuções." title="A página Execuções com os filtros Mapa, Estado e Tipo e a lista de execuções."/>
+            <wp:docPr id="262" name="08-runs.png" descr="A página Execuções com os filtros Mapa, Estado e Tipo e a lista de execuções." title="A página Execuções com os filtros Mapa, Estado e Tipo e a lista de execuções."/>
             <wp:cNvGraphicFramePr>
               <a:graphicFrameLocks xmlns:a="http://schemas.openxmlformats.org/drawingml/2006/main" noChangeAspect="1"/>
             </wp:cNvGraphicFramePr>
@@ -3688,7 +3581,7 @@
         <w:pStyle w:val="Ttulo1"/>
         <w:pageBreakBefore/>
       </w:pPr>
-      <w:bookmarkStart w:id="7" w:name="_Toc241692908"/>
+      <w:bookmarkStart w:id="7" w:name="_Toc241696722"/>
       <w:r>
         <w:lastRenderedPageBreak/>
         <w:t>Utilizadores</w:t>
@@ -3707,7 +3600,42 @@
         <w:t>Utilizadores</w:t>
       </w:r>
       <w:r>
-        <w:t xml:space="preserve"> é só de leitura para si. Pode listar contas e corrigir o acesso aos mapas.</w:t>
+        <w:t xml:space="preserve"> lista as contas Manager, User e Viewer. Os administradores não aparecem na sua lista. Clique no ícone da linha </w:t>
+      </w:r>
+      <w:r>
+        <w:rPr>
+          <w:b/>
+          <w:bCs/>
+        </w:rPr>
+        <w:t>Editar</w:t>
+      </w:r>
+      <w:r>
+        <w:t xml:space="preserve"> para alterar o nome, o email, a palavra-passe ou a função (MANAGER, USER ou VIEWER) de uma pessoa. Use </w:t>
+      </w:r>
+      <w:r>
+        <w:rPr>
+          <w:b/>
+          <w:bCs/>
+        </w:rPr>
+        <w:t>Desativar</w:t>
+      </w:r>
+      <w:r>
+        <w:t xml:space="preserve"> ou </w:t>
+      </w:r>
+      <w:r>
+        <w:rPr>
+          <w:b/>
+          <w:bCs/>
+        </w:rPr>
+        <w:t>Ativar</w:t>
+      </w:r>
+      <w:r>
+        <w:t xml:space="preserve"> para impedir ou permitir o início de sessão.</w:t>
+      </w:r>
+    </w:p>
+    <w:p>
+      <w:r>
+        <w:t>Para corrigir o acesso aos mapas:</w:t>
       </w:r>
     </w:p>
     <w:p>
@@ -3721,10 +3649,10 @@
           <w:noProof/>
         </w:rPr>
         <w:drawing>
-          <wp:inline distT="0" distB="0" distL="0" distR="0" wp14:anchorId="0D99F8A0" wp14:editId="66E3BF74">
+          <wp:inline distT="0" distB="0" distL="0" distR="0" wp14:anchorId="150BA6D0" wp14:editId="7B0B46CF">
             <wp:extent cx="4362450" cy="1819275"/>
             <wp:effectExtent l="0" t="0" r="0" b="0"/>
-            <wp:docPr id="76" name="11-users-maps-dialog.png" descr="A caixa de diálogo Mapas de um utilizador, com listas de nível de partilha e ícones de proprietário e remover." title="A caixa de diálogo Mapas de um utilizador, com listas de nível de partilha e ícones de proprietário e remover."/>
+            <wp:docPr id="263" name="09-users-maps-dialog.png" descr="A caixa de diálogo Mapas de um utilizador, com listas de nível de partilha e ícones de proprietário e remover." title="A caixa de diálogo Mapas de um utilizador, com listas de nível de partilha e ícones de proprietário e remover."/>
             <wp:cNvGraphicFramePr>
               <a:graphicFrameLocks xmlns:a="http://schemas.openxmlformats.org/drawingml/2006/main" noChangeAspect="1"/>
             </wp:cNvGraphicFramePr>
@@ -3868,7 +3796,7 @@
     </w:p>
     <w:p>
       <w:r>
-        <w:t>Criar, editar e eliminar utilizadores é da responsabilidade dos administradores.</w:t>
+        <w:t>Criar e eliminar utilizadores, e a função ADMIN, são da responsabilidade dos administradores.</w:t>
       </w:r>
     </w:p>
     <w:p>
@@ -3876,36 +3804,26 @@
         <w:pStyle w:val="Ttulo1"/>
         <w:pageBreakBefore/>
       </w:pPr>
-      <w:bookmarkStart w:id="8" w:name="_Toc241692909"/>
+      <w:bookmarkStart w:id="8" w:name="_Toc241696723"/>
       <w:r>
         <w:lastRenderedPageBreak/>
-        <w:t>Funções Personalizadas e Origens de Dados</w:t>
+        <w:t>Definições</w:t>
       </w:r>
       <w:bookmarkEnd w:id="8"/>
     </w:p>
     <w:p>
       <w:r>
-        <w:t xml:space="preserve">As </w:t>
-      </w:r>
-      <w:r>
-        <w:rPr>
-          <w:b/>
-          <w:bCs/>
-        </w:rPr>
-        <w:t>Funções Personalizadas</w:t>
-      </w:r>
-      <w:r>
-        <w:t xml:space="preserve"> são funções da base de dados que os itens calculados podem chamar. Tem todos os direitos sobre elas. As </w:t>
-      </w:r>
-      <w:r>
-        <w:rPr>
-          <w:b/>
-          <w:bCs/>
-        </w:rPr>
-        <w:t>Origens de Dados</w:t>
-      </w:r>
-      <w:r>
-        <w:t xml:space="preserve"> são ligações guardadas a bases de dados. Só pode consultá-las e testá-las.</w:t>
+        <w:t xml:space="preserve">Abra </w:t>
+      </w:r>
+      <w:r>
+        <w:rPr>
+          <w:b/>
+          <w:bCs/>
+        </w:rPr>
+        <w:t>Definições</w:t>
+      </w:r>
+      <w:r>
+        <w:t xml:space="preserve"> na barra lateral ou no menu do seu nome.</w:t>
       </w:r>
     </w:p>
     <w:p>
@@ -3919,10 +3837,10 @@
           <w:noProof/>
         </w:rPr>
         <w:drawing>
-          <wp:inline distT="0" distB="0" distL="0" distR="0" wp14:anchorId="4A34C139" wp14:editId="64E579C0">
+          <wp:inline distT="0" distB="0" distL="0" distR="0" wp14:anchorId="7AA87DD0" wp14:editId="2CEF9644">
             <wp:extent cx="5715000" cy="3571875"/>
             <wp:effectExtent l="0" t="0" r="0" b="0"/>
-            <wp:docPr id="77" name="08-custom-functions.png" descr="A página Funções Personalizadas com a lista, Atualizar tudo e Nova Função." title="A página Funções Personalizadas com a lista, Atualizar tudo e Nova Função."/>
+            <wp:docPr id="264" name="04-settings.png" descr="A página Definições com os cartões Idioma de exibição, Aparência e Paleta." title="A página Definições com os cartões Idioma de exibição, Aparência e Paleta."/>
             <wp:cNvGraphicFramePr>
               <a:graphicFrameLocks xmlns:a="http://schemas.openxmlformats.org/drawingml/2006/main" noChangeAspect="1"/>
             </wp:cNvGraphicFramePr>
@@ -3964,7 +3882,7 @@
         <w:jc w:val="center"/>
       </w:pPr>
       <w:r>
-        <w:t>A página Funções Personalizadas com a lista, Atualizar tudo e Nova Função.</w:t>
+        <w:t>A página Definições com os cartões Idioma de exibição, Aparência e Paleta.</w:t>
       </w:r>
     </w:p>
     <w:p>
@@ -3977,24 +3895,34 @@
         <w:spacing w:after="60"/>
       </w:pPr>
       <w:r>
-        <w:t xml:space="preserve">Em </w:t>
-      </w:r>
-      <w:r>
-        <w:rPr>
-          <w:b/>
-          <w:bCs/>
-        </w:rPr>
-        <w:t>Funções Personalizadas</w:t>
-      </w:r>
-      <w:r>
-        <w:t xml:space="preserve">, clique em </w:t>
-      </w:r>
-      <w:r>
-        <w:rPr>
-          <w:b/>
-          <w:bCs/>
-        </w:rPr>
-        <w:t>Nova Função</w:t>
+        <w:t xml:space="preserve">Escolha o </w:t>
+      </w:r>
+      <w:r>
+        <w:rPr>
+          <w:b/>
+          <w:bCs/>
+        </w:rPr>
+        <w:t>Idioma de exibição</w:t>
+      </w:r>
+      <w:r>
+        <w:t xml:space="preserve">, a </w:t>
+      </w:r>
+      <w:r>
+        <w:rPr>
+          <w:b/>
+          <w:bCs/>
+        </w:rPr>
+        <w:t>Aparência</w:t>
+      </w:r>
+      <w:r>
+        <w:t xml:space="preserve"> e a </w:t>
+      </w:r>
+      <w:r>
+        <w:rPr>
+          <w:b/>
+          <w:bCs/>
+        </w:rPr>
+        <w:t>Paleta</w:t>
       </w:r>
       <w:r>
         <w:t>.</w:t>
@@ -4010,304 +3938,6 @@
         <w:spacing w:after="60"/>
       </w:pPr>
       <w:r>
-        <w:t xml:space="preserve">Escolha uma </w:t>
-      </w:r>
-      <w:r>
-        <w:rPr>
-          <w:b/>
-          <w:bCs/>
-        </w:rPr>
-        <w:t>Origem de dados</w:t>
-      </w:r>
-      <w:r>
-        <w:t xml:space="preserve">, escreva parte de um nome em </w:t>
-      </w:r>
-      <w:r>
-        <w:rPr>
-          <w:b/>
-          <w:bCs/>
-        </w:rPr>
-        <w:t>Procurar uma função</w:t>
-      </w:r>
-      <w:r>
-        <w:t xml:space="preserve"> e clique em </w:t>
-      </w:r>
-      <w:r>
-        <w:rPr>
-          <w:b/>
-          <w:bCs/>
-        </w:rPr>
-        <w:t>Procurar</w:t>
-      </w:r>
-      <w:r>
-        <w:t>.</w:t>
-      </w:r>
-    </w:p>
-    <w:p>
-      <w:pPr>
-        <w:pStyle w:val="PargrafodaLista"/>
-        <w:numPr>
-          <w:ilvl w:val="0"/>
-          <w:numId w:val="9"/>
-        </w:numPr>
-        <w:spacing w:after="60"/>
-      </w:pPr>
-      <w:r>
-        <w:t xml:space="preserve">Clique num resultado para preencher a caixa de diálogo e depois clique em </w:t>
-      </w:r>
-      <w:r>
-        <w:rPr>
-          <w:b/>
-          <w:bCs/>
-        </w:rPr>
-        <w:t>Guardar</w:t>
-      </w:r>
-      <w:r>
-        <w:t>.</w:t>
-      </w:r>
-    </w:p>
-    <w:p>
-      <w:pPr>
-        <w:pStyle w:val="PargrafodaLista"/>
-        <w:numPr>
-          <w:ilvl w:val="0"/>
-          <w:numId w:val="9"/>
-        </w:numPr>
-        <w:spacing w:after="60"/>
-      </w:pPr>
-      <w:r>
-        <w:t xml:space="preserve">Use </w:t>
-      </w:r>
-      <w:r>
-        <w:rPr>
-          <w:b/>
-          <w:bCs/>
-        </w:rPr>
-        <w:t>Atualizar tudo</w:t>
-      </w:r>
-      <w:r>
-        <w:t xml:space="preserve"> para voltar a ler todas as funções do Oracle.</w:t>
-      </w:r>
-    </w:p>
-    <w:p>
-      <w:pPr>
-        <w:pStyle w:val="PargrafodaLista"/>
-        <w:numPr>
-          <w:ilvl w:val="0"/>
-          <w:numId w:val="9"/>
-        </w:numPr>
-        <w:spacing w:after="60"/>
-      </w:pPr>
-      <w:r>
-        <w:t xml:space="preserve">Em </w:t>
-      </w:r>
-      <w:r>
-        <w:rPr>
-          <w:b/>
-          <w:bCs/>
-        </w:rPr>
-        <w:t>Origens de Dados</w:t>
-      </w:r>
-      <w:r>
-        <w:t xml:space="preserve">, clique em </w:t>
-      </w:r>
-      <w:r>
-        <w:rPr>
-          <w:b/>
-          <w:bCs/>
-        </w:rPr>
-        <w:t>Testar ligação</w:t>
-      </w:r>
-      <w:r>
-        <w:t xml:space="preserve"> para verificar uma ligação.</w:t>
-      </w:r>
-    </w:p>
-    <w:p>
-      <w:pPr>
-        <w:spacing w:after="60"/>
-      </w:pPr>
-    </w:p>
-    <w:p>
-      <w:r>
-        <w:rPr>
-          <w:b/>
-          <w:bCs/>
-        </w:rPr>
-        <w:t>Nova Origem de Dados</w:t>
-      </w:r>
-      <w:r>
-        <w:t xml:space="preserve">, </w:t>
-      </w:r>
-      <w:r>
-        <w:rPr>
-          <w:b/>
-          <w:bCs/>
-        </w:rPr>
-        <w:t>Editar</w:t>
-      </w:r>
-      <w:r>
-        <w:t xml:space="preserve">, </w:t>
-      </w:r>
-      <w:r>
-        <w:rPr>
-          <w:b/>
-          <w:bCs/>
-        </w:rPr>
-        <w:t>Eliminar</w:t>
-      </w:r>
-      <w:r>
-        <w:t xml:space="preserve"> e </w:t>
-      </w:r>
-      <w:r>
-        <w:rPr>
-          <w:b/>
-          <w:bCs/>
-        </w:rPr>
-        <w:t>Importar</w:t>
-      </w:r>
-      <w:r>
-        <w:t xml:space="preserve"> numa origem de dados são só para administradores. O sistema recusa-os.</w:t>
-      </w:r>
-    </w:p>
-    <w:p>
-      <w:pPr>
-        <w:pStyle w:val="Ttulo1"/>
-        <w:pageBreakBefore/>
-      </w:pPr>
-      <w:bookmarkStart w:id="9" w:name="_Toc241692910"/>
-      <w:r>
-        <w:lastRenderedPageBreak/>
-        <w:t>Definições</w:t>
-      </w:r>
-      <w:bookmarkEnd w:id="9"/>
-    </w:p>
-    <w:p>
-      <w:r>
-        <w:t xml:space="preserve">Abra </w:t>
-      </w:r>
-      <w:r>
-        <w:rPr>
-          <w:b/>
-          <w:bCs/>
-        </w:rPr>
-        <w:t>Definições</w:t>
-      </w:r>
-      <w:r>
-        <w:t xml:space="preserve"> na barra lateral ou no menu do seu nome.</w:t>
-      </w:r>
-    </w:p>
-    <w:p>
-      <w:pPr>
-        <w:keepNext/>
-        <w:spacing w:before="120" w:after="60"/>
-        <w:jc w:val="center"/>
-      </w:pPr>
-      <w:r>
-        <w:rPr>
-          <w:noProof/>
-        </w:rPr>
-        <w:drawing>
-          <wp:inline distT="0" distB="0" distL="0" distR="0" wp14:anchorId="527CB6FB" wp14:editId="15849B2B">
-            <wp:extent cx="5715000" cy="3571875"/>
-            <wp:effectExtent l="0" t="0" r="0" b="0"/>
-            <wp:docPr id="78" name="04-settings.png" descr="A página Definições com os cartões Idioma de exibição, Aparência e Paleta." title="A página Definições com os cartões Idioma de exibição, Aparência e Paleta."/>
-            <wp:cNvGraphicFramePr>
-              <a:graphicFrameLocks xmlns:a="http://schemas.openxmlformats.org/drawingml/2006/main" noChangeAspect="1"/>
-            </wp:cNvGraphicFramePr>
-            <a:graphic xmlns:a="http://schemas.openxmlformats.org/drawingml/2006/main">
-              <a:graphicData uri="http://schemas.openxmlformats.org/drawingml/2006/picture">
-                <pic:pic xmlns:pic="http://schemas.openxmlformats.org/drawingml/2006/picture">
-                  <pic:nvPicPr>
-                    <pic:cNvPr id="0" name=""/>
-                    <pic:cNvPicPr>
-                      <a:picLocks noChangeAspect="1" noChangeArrowheads="1"/>
-                    </pic:cNvPicPr>
-                  </pic:nvPicPr>
-                  <pic:blipFill>
-                    <a:blip r:embed="rId15"/>
-                    <a:srcRect/>
-                    <a:stretch>
-                      <a:fillRect/>
-                    </a:stretch>
-                  </pic:blipFill>
-                  <pic:spPr bwMode="auto">
-                    <a:xfrm>
-                      <a:off x="0" y="0"/>
-                      <a:ext cx="5715000" cy="3571875"/>
-                    </a:xfrm>
-                    <a:prstGeom prst="rect">
-                      <a:avLst/>
-                    </a:prstGeom>
-                  </pic:spPr>
-                </pic:pic>
-              </a:graphicData>
-            </a:graphic>
-          </wp:inline>
-        </w:drawing>
-      </w:r>
-    </w:p>
-    <w:p>
-      <w:pPr>
-        <w:pStyle w:val="Legenda"/>
-        <w:jc w:val="center"/>
-      </w:pPr>
-      <w:r>
-        <w:t>A página Definições com os cartões Idioma de exibição, Aparência e Paleta.</w:t>
-      </w:r>
-    </w:p>
-    <w:p>
-      <w:pPr>
-        <w:pStyle w:val="PargrafodaLista"/>
-        <w:numPr>
-          <w:ilvl w:val="0"/>
-          <w:numId w:val="10"/>
-        </w:numPr>
-        <w:spacing w:after="60"/>
-      </w:pPr>
-      <w:r>
-        <w:t xml:space="preserve">Escolha o </w:t>
-      </w:r>
-      <w:r>
-        <w:rPr>
-          <w:b/>
-          <w:bCs/>
-        </w:rPr>
-        <w:t>Idioma de exibição</w:t>
-      </w:r>
-      <w:r>
-        <w:t xml:space="preserve">, a </w:t>
-      </w:r>
-      <w:r>
-        <w:rPr>
-          <w:b/>
-          <w:bCs/>
-        </w:rPr>
-        <w:t>Aparência</w:t>
-      </w:r>
-      <w:r>
-        <w:t xml:space="preserve"> e a </w:t>
-      </w:r>
-      <w:r>
-        <w:rPr>
-          <w:b/>
-          <w:bCs/>
-        </w:rPr>
-        <w:t>Paleta</w:t>
-      </w:r>
-      <w:r>
-        <w:t>.</w:t>
-      </w:r>
-    </w:p>
-    <w:p>
-      <w:pPr>
-        <w:pStyle w:val="PargrafodaLista"/>
-        <w:numPr>
-          <w:ilvl w:val="0"/>
-          <w:numId w:val="10"/>
-        </w:numPr>
-        <w:spacing w:after="60"/>
-      </w:pPr>
-      <w:r>
         <w:t xml:space="preserve">Clique em </w:t>
       </w:r>
       <w:r>
@@ -4343,8 +3973,8 @@
       </w:r>
     </w:p>
     <w:sectPr>
-      <w:headerReference w:type="default" r:id="rId16"/>
-      <w:footerReference w:type="default" r:id="rId17"/>
+      <w:headerReference w:type="default" r:id="rId15"/>
+      <w:footerReference w:type="default" r:id="rId16"/>
       <w:pgSz w:w="11906" w:h="16838"/>
       <w:pgMar w:top="1440" w:right="1440" w:bottom="1440" w:left="1440" w:header="708" w:footer="708" w:gutter="0"/>
       <w:pgNumType w:start="1"/>
@@ -4476,7 +4106,7 @@
         <w:sz w:val="16"/>
         <w:szCs w:val="16"/>
       </w:rPr>
-      <w:t>Discoverer Neo 2.0.1 · Guia rápido · MANAGER</w:t>
+      <w:t>Discoverer Neo 2.1.0 · Guia rápido · MANAGER</w:t>
     </w:r>
   </w:p>
 </w:hdr>
@@ -4485,10 +4115,10 @@
 <file path=word/numbering.xml><?xml version="1.0" encoding="utf-8"?>
 <w:numbering xmlns:wpc="http://schemas.microsoft.com/office/word/2010/wordprocessingCanvas" xmlns:cx="http://schemas.microsoft.com/office/drawing/2014/chartex" xmlns:cx1="http://schemas.microsoft.com/office/drawing/2015/9/8/chartex" xmlns:cx2="http://schemas.microsoft.com/office/drawing/2015/10/21/chartex" xmlns:cx3="http://schemas.microsoft.com/office/drawing/2016/5/9/chartex" xmlns:cx4="http://schemas.microsoft.com/office/drawing/2016/5/10/chartex" xmlns:cx5="http://schemas.microsoft.com/office/drawing/2016/5/11/chartex" xmlns:cx6="http://schemas.microsoft.com/office/drawing/2016/5/12/chartex" xmlns:cx7="http://schemas.microsoft.com/office/drawing/2016/5/13/chartex" xmlns:cx8="http://schemas.microsoft.com/office/drawing/2016/5/14/chartex" xmlns:mc="http://schemas.openxmlformats.org/markup-compatibility/2006" xmlns:aink="http://schemas.microsoft.com/office/drawing/2016/ink" xmlns:am3d="http://schemas.microsoft.com/office/drawing/2017/model3d" xmlns:o="urn:schemas-microsoft-com:office:office" xmlns:oel="http://schemas.microsoft.com/office/2019/extlst" xmlns:r="http://schemas.openxmlformats.org/officeDocument/2006/relationships" xmlns:m="http://schemas.openxmlformats.org/officeDocument/2006/math" xmlns:v="urn:schemas-microsoft-com:vml" xmlns:wp14="http://schemas.microsoft.com/office/word/2010/wordprocessingDrawing" xmlns:wp="http://schemas.openxmlformats.org/drawingml/2006/wordprocessingDrawing" xmlns:w10="urn:schemas-microsoft-com:office:word" xmlns:w="http://schemas.openxmlformats.org/wordprocessingml/2006/main" xmlns:w14="http://schemas.microsoft.com/office/word/2010/wordml" xmlns:w15="http://schemas.microsoft.com/office/word/2012/wordml" xmlns:w16cex="http://schemas.microsoft.com/office/word/2018/wordml/cex" xmlns:w16cid="http://schemas.microsoft.com/office/word/2016/wordml/cid" xmlns:w16="http://schemas.microsoft.com/office/word/2018/wordml" xmlns:w16sdtdh="http://schemas.microsoft.com/office/word/2020/wordml/sdtdatahash" xmlns:w16se="http://schemas.microsoft.com/office/word/2015/wordml/symex" xmlns:wpg="http://schemas.microsoft.com/office/word/2010/wordprocessingGroup" xmlns:wpi="http://schemas.microsoft.com/office/word/2010/wordprocessingInk" xmlns:wne="http://schemas.microsoft.com/office/word/2006/wordml" xmlns:wps="http://schemas.microsoft.com/office/word/2010/wordprocessingShape" mc:Ignorable="w14 w15 w16se w16cid w16 w16cex w16sdtdh wp14">
   <w:abstractNum w:abstractNumId="0" w15:restartNumberingAfterBreak="0">
-    <w:nsid w:val="25D16F58"/>
+    <w:nsid w:val="07E9357A"/>
     <w:multiLevelType w:val="hybridMultilevel"/>
-    <w:tmpl w:val="C0D422B8"/>
-    <w:lvl w:ilvl="0" w:tplc="55FE7734">
+    <w:tmpl w:val="723CC0FE"/>
+    <w:lvl w:ilvl="0" w:tplc="74A2C45C">
       <w:start w:val="1"/>
       <w:numFmt w:val="decimal"/>
       <w:lvlText w:val="%1."/>
@@ -4497,7 +4127,7 @@
         <w:ind w:left="360" w:hanging="300"/>
       </w:pPr>
     </w:lvl>
-    <w:lvl w:ilvl="1" w:tplc="787EEBD6" w:tentative="1">
+    <w:lvl w:ilvl="1" w:tplc="7DE4150A" w:tentative="1">
       <w:start w:val="1"/>
       <w:numFmt w:val="lowerLetter"/>
       <w:lvlText w:val="%2."/>
@@ -4506,47 +4136,47 @@
         <w:ind w:left="720" w:hanging="300"/>
       </w:pPr>
     </w:lvl>
-    <w:lvl w:ilvl="2" w:tplc="1C50822A">
-      <w:numFmt w:val="decimal"/>
-      <w:lvlText w:val=""/>
-      <w:lvlJc w:val="left"/>
-    </w:lvl>
-    <w:lvl w:ilvl="3" w:tplc="FF481FFC">
-      <w:numFmt w:val="decimal"/>
-      <w:lvlText w:val=""/>
-      <w:lvlJc w:val="left"/>
-    </w:lvl>
-    <w:lvl w:ilvl="4" w:tplc="6CE28AB8">
-      <w:numFmt w:val="decimal"/>
-      <w:lvlText w:val=""/>
-      <w:lvlJc w:val="left"/>
-    </w:lvl>
-    <w:lvl w:ilvl="5" w:tplc="4AF28BD4">
-      <w:numFmt w:val="decimal"/>
-      <w:lvlText w:val=""/>
-      <w:lvlJc w:val="left"/>
-    </w:lvl>
-    <w:lvl w:ilvl="6" w:tplc="EDB4BF1C">
-      <w:numFmt w:val="decimal"/>
-      <w:lvlText w:val=""/>
-      <w:lvlJc w:val="left"/>
-    </w:lvl>
-    <w:lvl w:ilvl="7" w:tplc="458A17CC">
-      <w:numFmt w:val="decimal"/>
-      <w:lvlText w:val=""/>
-      <w:lvlJc w:val="left"/>
-    </w:lvl>
-    <w:lvl w:ilvl="8" w:tplc="4A3A1A40">
+    <w:lvl w:ilvl="2" w:tplc="A73065B2">
+      <w:numFmt w:val="decimal"/>
+      <w:lvlText w:val=""/>
+      <w:lvlJc w:val="left"/>
+    </w:lvl>
+    <w:lvl w:ilvl="3" w:tplc="E5A6962A">
+      <w:numFmt w:val="decimal"/>
+      <w:lvlText w:val=""/>
+      <w:lvlJc w:val="left"/>
+    </w:lvl>
+    <w:lvl w:ilvl="4" w:tplc="509E1BE2">
+      <w:numFmt w:val="decimal"/>
+      <w:lvlText w:val=""/>
+      <w:lvlJc w:val="left"/>
+    </w:lvl>
+    <w:lvl w:ilvl="5" w:tplc="13503F6E">
+      <w:numFmt w:val="decimal"/>
+      <w:lvlText w:val=""/>
+      <w:lvlJc w:val="left"/>
+    </w:lvl>
+    <w:lvl w:ilvl="6" w:tplc="D5E8D0DC">
+      <w:numFmt w:val="decimal"/>
+      <w:lvlText w:val=""/>
+      <w:lvlJc w:val="left"/>
+    </w:lvl>
+    <w:lvl w:ilvl="7" w:tplc="4120EB42">
+      <w:numFmt w:val="decimal"/>
+      <w:lvlText w:val=""/>
+      <w:lvlJc w:val="left"/>
+    </w:lvl>
+    <w:lvl w:ilvl="8" w:tplc="C302DE20">
       <w:numFmt w:val="decimal"/>
       <w:lvlText w:val=""/>
       <w:lvlJc w:val="left"/>
     </w:lvl>
   </w:abstractNum>
   <w:abstractNum w:abstractNumId="1" w15:restartNumberingAfterBreak="0">
-    <w:nsid w:val="2843427C"/>
+    <w:nsid w:val="14082310"/>
     <w:multiLevelType w:val="hybridMultilevel"/>
-    <w:tmpl w:val="BBFAFDFE"/>
-    <w:lvl w:ilvl="0" w:tplc="B84CD0B8">
+    <w:tmpl w:val="8DDA57CC"/>
+    <w:lvl w:ilvl="0" w:tplc="8328FA5A">
       <w:start w:val="1"/>
       <w:numFmt w:val="decimal"/>
       <w:lvlText w:val="%1."/>
@@ -4555,7 +4185,7 @@
         <w:ind w:left="360" w:hanging="300"/>
       </w:pPr>
     </w:lvl>
-    <w:lvl w:ilvl="1" w:tplc="A07065CA" w:tentative="1">
+    <w:lvl w:ilvl="1" w:tplc="EBBE754E" w:tentative="1">
       <w:start w:val="1"/>
       <w:numFmt w:val="lowerLetter"/>
       <w:lvlText w:val="%2."/>
@@ -4564,47 +4194,365 @@
         <w:ind w:left="720" w:hanging="300"/>
       </w:pPr>
     </w:lvl>
-    <w:lvl w:ilvl="2" w:tplc="6A6E771A">
-      <w:numFmt w:val="decimal"/>
-      <w:lvlText w:val=""/>
-      <w:lvlJc w:val="left"/>
-    </w:lvl>
-    <w:lvl w:ilvl="3" w:tplc="94E8F3A2">
-      <w:numFmt w:val="decimal"/>
-      <w:lvlText w:val=""/>
-      <w:lvlJc w:val="left"/>
-    </w:lvl>
-    <w:lvl w:ilvl="4" w:tplc="2EFE3B58">
-      <w:numFmt w:val="decimal"/>
-      <w:lvlText w:val=""/>
-      <w:lvlJc w:val="left"/>
-    </w:lvl>
-    <w:lvl w:ilvl="5" w:tplc="1EB8F694">
-      <w:numFmt w:val="decimal"/>
-      <w:lvlText w:val=""/>
-      <w:lvlJc w:val="left"/>
-    </w:lvl>
-    <w:lvl w:ilvl="6" w:tplc="1B84DC04">
-      <w:numFmt w:val="decimal"/>
-      <w:lvlText w:val=""/>
-      <w:lvlJc w:val="left"/>
-    </w:lvl>
-    <w:lvl w:ilvl="7" w:tplc="238067D0">
-      <w:numFmt w:val="decimal"/>
-      <w:lvlText w:val=""/>
-      <w:lvlJc w:val="left"/>
-    </w:lvl>
-    <w:lvl w:ilvl="8" w:tplc="255E0C80">
+    <w:lvl w:ilvl="2" w:tplc="B26412A8">
+      <w:numFmt w:val="decimal"/>
+      <w:lvlText w:val=""/>
+      <w:lvlJc w:val="left"/>
+    </w:lvl>
+    <w:lvl w:ilvl="3" w:tplc="225EC574">
+      <w:numFmt w:val="decimal"/>
+      <w:lvlText w:val=""/>
+      <w:lvlJc w:val="left"/>
+    </w:lvl>
+    <w:lvl w:ilvl="4" w:tplc="8782F53E">
+      <w:numFmt w:val="decimal"/>
+      <w:lvlText w:val=""/>
+      <w:lvlJc w:val="left"/>
+    </w:lvl>
+    <w:lvl w:ilvl="5" w:tplc="F29E5920">
+      <w:numFmt w:val="decimal"/>
+      <w:lvlText w:val=""/>
+      <w:lvlJc w:val="left"/>
+    </w:lvl>
+    <w:lvl w:ilvl="6" w:tplc="AF18A5DC">
+      <w:numFmt w:val="decimal"/>
+      <w:lvlText w:val=""/>
+      <w:lvlJc w:val="left"/>
+    </w:lvl>
+    <w:lvl w:ilvl="7" w:tplc="7358984C">
+      <w:numFmt w:val="decimal"/>
+      <w:lvlText w:val=""/>
+      <w:lvlJc w:val="left"/>
+    </w:lvl>
+    <w:lvl w:ilvl="8" w:tplc="20FA803E">
       <w:numFmt w:val="decimal"/>
       <w:lvlText w:val=""/>
       <w:lvlJc w:val="left"/>
     </w:lvl>
   </w:abstractNum>
   <w:abstractNum w:abstractNumId="2" w15:restartNumberingAfterBreak="0">
-    <w:nsid w:val="2C7E21B3"/>
+    <w:nsid w:val="33BB38F4"/>
     <w:multiLevelType w:val="hybridMultilevel"/>
-    <w:tmpl w:val="1648231A"/>
-    <w:lvl w:ilvl="0" w:tplc="243456BC" w:tentative="1">
+    <w:tmpl w:val="61D47016"/>
+    <w:lvl w:ilvl="0" w:tplc="58E858BC" w:tentative="1">
+      <w:start w:val="1"/>
+      <w:numFmt w:val="bullet"/>
+      <w:lvlText w:val="●"/>
+      <w:lvlJc w:val="left"/>
+      <w:pPr>
+        <w:ind w:left="720" w:hanging="360"/>
+      </w:pPr>
+    </w:lvl>
+    <w:lvl w:ilvl="1" w:tplc="BF525258" w:tentative="1">
+      <w:start w:val="1"/>
+      <w:numFmt w:val="bullet"/>
+      <w:lvlText w:val="○"/>
+      <w:lvlJc w:val="left"/>
+      <w:pPr>
+        <w:ind w:left="1440" w:hanging="360"/>
+      </w:pPr>
+    </w:lvl>
+    <w:lvl w:ilvl="2" w:tplc="8BFCA848" w:tentative="1">
+      <w:start w:val="1"/>
+      <w:numFmt w:val="bullet"/>
+      <w:lvlText w:val="■"/>
+      <w:lvlJc w:val="left"/>
+      <w:pPr>
+        <w:ind w:left="2160" w:hanging="360"/>
+      </w:pPr>
+    </w:lvl>
+    <w:lvl w:ilvl="3" w:tplc="77FC6138" w:tentative="1">
+      <w:start w:val="1"/>
+      <w:numFmt w:val="bullet"/>
+      <w:lvlText w:val="●"/>
+      <w:lvlJc w:val="left"/>
+      <w:pPr>
+        <w:ind w:left="2880" w:hanging="360"/>
+      </w:pPr>
+    </w:lvl>
+    <w:lvl w:ilvl="4" w:tplc="2FC27DF0" w:tentative="1">
+      <w:start w:val="1"/>
+      <w:numFmt w:val="bullet"/>
+      <w:lvlText w:val="○"/>
+      <w:lvlJc w:val="left"/>
+      <w:pPr>
+        <w:ind w:left="3600" w:hanging="360"/>
+      </w:pPr>
+    </w:lvl>
+    <w:lvl w:ilvl="5" w:tplc="DE4EFAEE" w:tentative="1">
+      <w:start w:val="1"/>
+      <w:numFmt w:val="bullet"/>
+      <w:lvlText w:val="■"/>
+      <w:lvlJc w:val="left"/>
+      <w:pPr>
+        <w:ind w:left="4320" w:hanging="360"/>
+      </w:pPr>
+    </w:lvl>
+    <w:lvl w:ilvl="6" w:tplc="1E26F95A" w:tentative="1">
+      <w:start w:val="1"/>
+      <w:numFmt w:val="bullet"/>
+      <w:lvlText w:val="●"/>
+      <w:lvlJc w:val="left"/>
+      <w:pPr>
+        <w:ind w:left="5040" w:hanging="360"/>
+      </w:pPr>
+    </w:lvl>
+    <w:lvl w:ilvl="7" w:tplc="BDB696CA" w:tentative="1">
+      <w:start w:val="1"/>
+      <w:numFmt w:val="bullet"/>
+      <w:lvlText w:val="●"/>
+      <w:lvlJc w:val="left"/>
+      <w:pPr>
+        <w:ind w:left="5760" w:hanging="360"/>
+      </w:pPr>
+    </w:lvl>
+    <w:lvl w:ilvl="8" w:tplc="4AC27692" w:tentative="1">
+      <w:start w:val="1"/>
+      <w:numFmt w:val="bullet"/>
+      <w:lvlText w:val="●"/>
+      <w:lvlJc w:val="left"/>
+      <w:pPr>
+        <w:ind w:left="6480" w:hanging="360"/>
+      </w:pPr>
+    </w:lvl>
+  </w:abstractNum>
+  <w:abstractNum w:abstractNumId="3" w15:restartNumberingAfterBreak="0">
+    <w:nsid w:val="3BBD14A0"/>
+    <w:multiLevelType w:val="hybridMultilevel"/>
+    <w:tmpl w:val="EBAE15BA"/>
+    <w:lvl w:ilvl="0" w:tplc="D71CD546">
+      <w:start w:val="1"/>
+      <w:numFmt w:val="decimal"/>
+      <w:lvlText w:val="%1."/>
+      <w:lvlJc w:val="left"/>
+      <w:pPr>
+        <w:ind w:left="360" w:hanging="300"/>
+      </w:pPr>
+    </w:lvl>
+    <w:lvl w:ilvl="1" w:tplc="95D6DE62" w:tentative="1">
+      <w:start w:val="1"/>
+      <w:numFmt w:val="lowerLetter"/>
+      <w:lvlText w:val="%2."/>
+      <w:lvlJc w:val="left"/>
+      <w:pPr>
+        <w:ind w:left="720" w:hanging="300"/>
+      </w:pPr>
+    </w:lvl>
+    <w:lvl w:ilvl="2" w:tplc="D9F87886">
+      <w:numFmt w:val="decimal"/>
+      <w:lvlText w:val=""/>
+      <w:lvlJc w:val="left"/>
+    </w:lvl>
+    <w:lvl w:ilvl="3" w:tplc="2242B206">
+      <w:numFmt w:val="decimal"/>
+      <w:lvlText w:val=""/>
+      <w:lvlJc w:val="left"/>
+    </w:lvl>
+    <w:lvl w:ilvl="4" w:tplc="26BE9BE2">
+      <w:numFmt w:val="decimal"/>
+      <w:lvlText w:val=""/>
+      <w:lvlJc w:val="left"/>
+    </w:lvl>
+    <w:lvl w:ilvl="5" w:tplc="DA9EA032">
+      <w:numFmt w:val="decimal"/>
+      <w:lvlText w:val=""/>
+      <w:lvlJc w:val="left"/>
+    </w:lvl>
+    <w:lvl w:ilvl="6" w:tplc="19A644E4">
+      <w:numFmt w:val="decimal"/>
+      <w:lvlText w:val=""/>
+      <w:lvlJc w:val="left"/>
+    </w:lvl>
+    <w:lvl w:ilvl="7" w:tplc="3960ABA8">
+      <w:numFmt w:val="decimal"/>
+      <w:lvlText w:val=""/>
+      <w:lvlJc w:val="left"/>
+    </w:lvl>
+    <w:lvl w:ilvl="8" w:tplc="F43AD8C2">
+      <w:numFmt w:val="decimal"/>
+      <w:lvlText w:val=""/>
+      <w:lvlJc w:val="left"/>
+    </w:lvl>
+  </w:abstractNum>
+  <w:abstractNum w:abstractNumId="4" w15:restartNumberingAfterBreak="0">
+    <w:nsid w:val="41F05047"/>
+    <w:multiLevelType w:val="hybridMultilevel"/>
+    <w:tmpl w:val="07BAAAF4"/>
+    <w:lvl w:ilvl="0" w:tplc="D164A15C">
+      <w:start w:val="1"/>
+      <w:numFmt w:val="decimal"/>
+      <w:lvlText w:val="%1."/>
+      <w:lvlJc w:val="left"/>
+      <w:pPr>
+        <w:ind w:left="360" w:hanging="300"/>
+      </w:pPr>
+    </w:lvl>
+    <w:lvl w:ilvl="1" w:tplc="C24C57FE" w:tentative="1">
+      <w:start w:val="1"/>
+      <w:numFmt w:val="lowerLetter"/>
+      <w:lvlText w:val="%2."/>
+      <w:lvlJc w:val="left"/>
+      <w:pPr>
+        <w:ind w:left="720" w:hanging="300"/>
+      </w:pPr>
+    </w:lvl>
+    <w:lvl w:ilvl="2" w:tplc="3E664DBE">
+      <w:numFmt w:val="decimal"/>
+      <w:lvlText w:val=""/>
+      <w:lvlJc w:val="left"/>
+    </w:lvl>
+    <w:lvl w:ilvl="3" w:tplc="BF6C278E">
+      <w:numFmt w:val="decimal"/>
+      <w:lvlText w:val=""/>
+      <w:lvlJc w:val="left"/>
+    </w:lvl>
+    <w:lvl w:ilvl="4" w:tplc="F97232D6">
+      <w:numFmt w:val="decimal"/>
+      <w:lvlText w:val=""/>
+      <w:lvlJc w:val="left"/>
+    </w:lvl>
+    <w:lvl w:ilvl="5" w:tplc="A5D2DEFE">
+      <w:numFmt w:val="decimal"/>
+      <w:lvlText w:val=""/>
+      <w:lvlJc w:val="left"/>
+    </w:lvl>
+    <w:lvl w:ilvl="6" w:tplc="437684EA">
+      <w:numFmt w:val="decimal"/>
+      <w:lvlText w:val=""/>
+      <w:lvlJc w:val="left"/>
+    </w:lvl>
+    <w:lvl w:ilvl="7" w:tplc="8BD63470">
+      <w:numFmt w:val="decimal"/>
+      <w:lvlText w:val=""/>
+      <w:lvlJc w:val="left"/>
+    </w:lvl>
+    <w:lvl w:ilvl="8" w:tplc="FAC88BAC">
+      <w:numFmt w:val="decimal"/>
+      <w:lvlText w:val=""/>
+      <w:lvlJc w:val="left"/>
+    </w:lvl>
+  </w:abstractNum>
+  <w:abstractNum w:abstractNumId="5" w15:restartNumberingAfterBreak="0">
+    <w:nsid w:val="6A3F42F2"/>
+    <w:multiLevelType w:val="hybridMultilevel"/>
+    <w:tmpl w:val="08E0F48E"/>
+    <w:lvl w:ilvl="0" w:tplc="74B0198E">
+      <w:start w:val="1"/>
+      <w:numFmt w:val="decimal"/>
+      <w:lvlText w:val="%1."/>
+      <w:lvlJc w:val="left"/>
+      <w:pPr>
+        <w:ind w:left="360" w:hanging="300"/>
+      </w:pPr>
+    </w:lvl>
+    <w:lvl w:ilvl="1" w:tplc="D50844E0" w:tentative="1">
+      <w:start w:val="1"/>
+      <w:numFmt w:val="lowerLetter"/>
+      <w:lvlText w:val="%2."/>
+      <w:lvlJc w:val="left"/>
+      <w:pPr>
+        <w:ind w:left="720" w:hanging="300"/>
+      </w:pPr>
+    </w:lvl>
+    <w:lvl w:ilvl="2" w:tplc="BA807A4C">
+      <w:numFmt w:val="decimal"/>
+      <w:lvlText w:val=""/>
+      <w:lvlJc w:val="left"/>
+    </w:lvl>
+    <w:lvl w:ilvl="3" w:tplc="325EBCDA">
+      <w:numFmt w:val="decimal"/>
+      <w:lvlText w:val=""/>
+      <w:lvlJc w:val="left"/>
+    </w:lvl>
+    <w:lvl w:ilvl="4" w:tplc="66AC6AAA">
+      <w:numFmt w:val="decimal"/>
+      <w:lvlText w:val=""/>
+      <w:lvlJc w:val="left"/>
+    </w:lvl>
+    <w:lvl w:ilvl="5" w:tplc="878A33E4">
+      <w:numFmt w:val="decimal"/>
+      <w:lvlText w:val=""/>
+      <w:lvlJc w:val="left"/>
+    </w:lvl>
+    <w:lvl w:ilvl="6" w:tplc="4432A110">
+      <w:numFmt w:val="decimal"/>
+      <w:lvlText w:val=""/>
+      <w:lvlJc w:val="left"/>
+    </w:lvl>
+    <w:lvl w:ilvl="7" w:tplc="7564DD5A">
+      <w:numFmt w:val="decimal"/>
+      <w:lvlText w:val=""/>
+      <w:lvlJc w:val="left"/>
+    </w:lvl>
+    <w:lvl w:ilvl="8" w:tplc="7D4E89A2">
+      <w:numFmt w:val="decimal"/>
+      <w:lvlText w:val=""/>
+      <w:lvlJc w:val="left"/>
+    </w:lvl>
+  </w:abstractNum>
+  <w:abstractNum w:abstractNumId="6" w15:restartNumberingAfterBreak="0">
+    <w:nsid w:val="6B822D04"/>
+    <w:multiLevelType w:val="hybridMultilevel"/>
+    <w:tmpl w:val="3D4E21D4"/>
+    <w:lvl w:ilvl="0" w:tplc="2496FDB4">
+      <w:start w:val="1"/>
+      <w:numFmt w:val="decimal"/>
+      <w:lvlText w:val="%1."/>
+      <w:lvlJc w:val="left"/>
+      <w:pPr>
+        <w:ind w:left="360" w:hanging="300"/>
+      </w:pPr>
+    </w:lvl>
+    <w:lvl w:ilvl="1" w:tplc="758634D2" w:tentative="1">
+      <w:start w:val="1"/>
+      <w:numFmt w:val="lowerLetter"/>
+      <w:lvlText w:val="%2."/>
+      <w:lvlJc w:val="left"/>
+      <w:pPr>
+        <w:ind w:left="720" w:hanging="300"/>
+      </w:pPr>
+    </w:lvl>
+    <w:lvl w:ilvl="2" w:tplc="E69ECE66">
+      <w:numFmt w:val="decimal"/>
+      <w:lvlText w:val=""/>
+      <w:lvlJc w:val="left"/>
+    </w:lvl>
+    <w:lvl w:ilvl="3" w:tplc="D6FE5B38">
+      <w:numFmt w:val="decimal"/>
+      <w:lvlText w:val=""/>
+      <w:lvlJc w:val="left"/>
+    </w:lvl>
+    <w:lvl w:ilvl="4" w:tplc="FD4ACAA2">
+      <w:numFmt w:val="decimal"/>
+      <w:lvlText w:val=""/>
+      <w:lvlJc w:val="left"/>
+    </w:lvl>
+    <w:lvl w:ilvl="5" w:tplc="495E110E">
+      <w:numFmt w:val="decimal"/>
+      <w:lvlText w:val=""/>
+      <w:lvlJc w:val="left"/>
+    </w:lvl>
+    <w:lvl w:ilvl="6" w:tplc="9A820B0C">
+      <w:numFmt w:val="decimal"/>
+      <w:lvlText w:val=""/>
+      <w:lvlJc w:val="left"/>
+    </w:lvl>
+    <w:lvl w:ilvl="7" w:tplc="235AAFBA">
+      <w:numFmt w:val="decimal"/>
+      <w:lvlText w:val=""/>
+      <w:lvlJc w:val="left"/>
+    </w:lvl>
+    <w:lvl w:ilvl="8" w:tplc="029683FE">
+      <w:numFmt w:val="decimal"/>
+      <w:lvlText w:val=""/>
+      <w:lvlJc w:val="left"/>
+    </w:lvl>
+  </w:abstractNum>
+  <w:abstractNum w:abstractNumId="7" w15:restartNumberingAfterBreak="0">
+    <w:nsid w:val="708F6B49"/>
+    <w:multiLevelType w:val="hybridMultilevel"/>
+    <w:tmpl w:val="251858E4"/>
+    <w:lvl w:ilvl="0" w:tplc="A2CE60A0" w:tentative="1">
       <w:start w:val="1"/>
       <w:numFmt w:val="bullet"/>
       <w:lvlText w:val="•"/>
@@ -4613,7 +4561,7 @@
         <w:ind w:left="360" w:hanging="260"/>
       </w:pPr>
     </w:lvl>
-    <w:lvl w:ilvl="1" w:tplc="EF7AAE1E" w:tentative="1">
+    <w:lvl w:ilvl="1" w:tplc="56B487D8" w:tentative="1">
       <w:start w:val="1"/>
       <w:numFmt w:val="bullet"/>
       <w:lvlText w:val="–"/>
@@ -4622,47 +4570,47 @@
         <w:ind w:left="720" w:hanging="260"/>
       </w:pPr>
     </w:lvl>
-    <w:lvl w:ilvl="2" w:tplc="24C4E322">
-      <w:numFmt w:val="decimal"/>
-      <w:lvlText w:val=""/>
-      <w:lvlJc w:val="left"/>
-    </w:lvl>
-    <w:lvl w:ilvl="3" w:tplc="4FBC5386">
-      <w:numFmt w:val="decimal"/>
-      <w:lvlText w:val=""/>
-      <w:lvlJc w:val="left"/>
-    </w:lvl>
-    <w:lvl w:ilvl="4" w:tplc="8C840BAA">
-      <w:numFmt w:val="decimal"/>
-      <w:lvlText w:val=""/>
-      <w:lvlJc w:val="left"/>
-    </w:lvl>
-    <w:lvl w:ilvl="5" w:tplc="D66EC876">
-      <w:numFmt w:val="decimal"/>
-      <w:lvlText w:val=""/>
-      <w:lvlJc w:val="left"/>
-    </w:lvl>
-    <w:lvl w:ilvl="6" w:tplc="06681FCE">
-      <w:numFmt w:val="decimal"/>
-      <w:lvlText w:val=""/>
-      <w:lvlJc w:val="left"/>
-    </w:lvl>
-    <w:lvl w:ilvl="7" w:tplc="88EC413C">
-      <w:numFmt w:val="decimal"/>
-      <w:lvlText w:val=""/>
-      <w:lvlJc w:val="left"/>
-    </w:lvl>
-    <w:lvl w:ilvl="8" w:tplc="02D612F4">
+    <w:lvl w:ilvl="2" w:tplc="0E24B856">
+      <w:numFmt w:val="decimal"/>
+      <w:lvlText w:val=""/>
+      <w:lvlJc w:val="left"/>
+    </w:lvl>
+    <w:lvl w:ilvl="3" w:tplc="2FE00FC0">
+      <w:numFmt w:val="decimal"/>
+      <w:lvlText w:val=""/>
+      <w:lvlJc w:val="left"/>
+    </w:lvl>
+    <w:lvl w:ilvl="4" w:tplc="A278631E">
+      <w:numFmt w:val="decimal"/>
+      <w:lvlText w:val=""/>
+      <w:lvlJc w:val="left"/>
+    </w:lvl>
+    <w:lvl w:ilvl="5" w:tplc="EEC0CFB8">
+      <w:numFmt w:val="decimal"/>
+      <w:lvlText w:val=""/>
+      <w:lvlJc w:val="left"/>
+    </w:lvl>
+    <w:lvl w:ilvl="6" w:tplc="59B6F170">
+      <w:numFmt w:val="decimal"/>
+      <w:lvlText w:val=""/>
+      <w:lvlJc w:val="left"/>
+    </w:lvl>
+    <w:lvl w:ilvl="7" w:tplc="11729D10">
+      <w:numFmt w:val="decimal"/>
+      <w:lvlText w:val=""/>
+      <w:lvlJc w:val="left"/>
+    </w:lvl>
+    <w:lvl w:ilvl="8" w:tplc="1528F2EA">
       <w:numFmt w:val="decimal"/>
       <w:lvlText w:val=""/>
       <w:lvlJc w:val="left"/>
     </w:lvl>
   </w:abstractNum>
-  <w:abstractNum w:abstractNumId="3" w15:restartNumberingAfterBreak="0">
-    <w:nsid w:val="2F143ED0"/>
+  <w:abstractNum w:abstractNumId="8" w15:restartNumberingAfterBreak="0">
+    <w:nsid w:val="76DE7092"/>
     <w:multiLevelType w:val="hybridMultilevel"/>
-    <w:tmpl w:val="C414DF90"/>
-    <w:lvl w:ilvl="0" w:tplc="49AA63A0">
+    <w:tmpl w:val="E506D7F4"/>
+    <w:lvl w:ilvl="0" w:tplc="67FE0B9C">
       <w:start w:val="1"/>
       <w:numFmt w:val="decimal"/>
       <w:lvlText w:val="%1."/>
@@ -4671,7 +4619,7 @@
         <w:ind w:left="360" w:hanging="300"/>
       </w:pPr>
     </w:lvl>
-    <w:lvl w:ilvl="1" w:tplc="6704A3A4" w:tentative="1">
+    <w:lvl w:ilvl="1" w:tplc="C23E6376" w:tentative="1">
       <w:start w:val="1"/>
       <w:numFmt w:val="lowerLetter"/>
       <w:lvlText w:val="%2."/>
@@ -4680,47 +4628,47 @@
         <w:ind w:left="720" w:hanging="300"/>
       </w:pPr>
     </w:lvl>
-    <w:lvl w:ilvl="2" w:tplc="56C2D828">
-      <w:numFmt w:val="decimal"/>
-      <w:lvlText w:val=""/>
-      <w:lvlJc w:val="left"/>
-    </w:lvl>
-    <w:lvl w:ilvl="3" w:tplc="03CE43A0">
-      <w:numFmt w:val="decimal"/>
-      <w:lvlText w:val=""/>
-      <w:lvlJc w:val="left"/>
-    </w:lvl>
-    <w:lvl w:ilvl="4" w:tplc="B1663B1C">
-      <w:numFmt w:val="decimal"/>
-      <w:lvlText w:val=""/>
-      <w:lvlJc w:val="left"/>
-    </w:lvl>
-    <w:lvl w:ilvl="5" w:tplc="1D024BC8">
-      <w:numFmt w:val="decimal"/>
-      <w:lvlText w:val=""/>
-      <w:lvlJc w:val="left"/>
-    </w:lvl>
-    <w:lvl w:ilvl="6" w:tplc="8F82EF92">
-      <w:numFmt w:val="decimal"/>
-      <w:lvlText w:val=""/>
-      <w:lvlJc w:val="left"/>
-    </w:lvl>
-    <w:lvl w:ilvl="7" w:tplc="79A08138">
-      <w:numFmt w:val="decimal"/>
-      <w:lvlText w:val=""/>
-      <w:lvlJc w:val="left"/>
-    </w:lvl>
-    <w:lvl w:ilvl="8" w:tplc="BD8AD56E">
+    <w:lvl w:ilvl="2" w:tplc="036A4A06">
+      <w:numFmt w:val="decimal"/>
+      <w:lvlText w:val=""/>
+      <w:lvlJc w:val="left"/>
+    </w:lvl>
+    <w:lvl w:ilvl="3" w:tplc="3EF83816">
+      <w:numFmt w:val="decimal"/>
+      <w:lvlText w:val=""/>
+      <w:lvlJc w:val="left"/>
+    </w:lvl>
+    <w:lvl w:ilvl="4" w:tplc="1332B3D8">
+      <w:numFmt w:val="decimal"/>
+      <w:lvlText w:val=""/>
+      <w:lvlJc w:val="left"/>
+    </w:lvl>
+    <w:lvl w:ilvl="5" w:tplc="D5E2BDAE">
+      <w:numFmt w:val="decimal"/>
+      <w:lvlText w:val=""/>
+      <w:lvlJc w:val="left"/>
+    </w:lvl>
+    <w:lvl w:ilvl="6" w:tplc="379EFAE6">
+      <w:numFmt w:val="decimal"/>
+      <w:lvlText w:val=""/>
+      <w:lvlJc w:val="left"/>
+    </w:lvl>
+    <w:lvl w:ilvl="7" w:tplc="D95EA5B6">
+      <w:numFmt w:val="decimal"/>
+      <w:lvlText w:val=""/>
+      <w:lvlJc w:val="left"/>
+    </w:lvl>
+    <w:lvl w:ilvl="8" w:tplc="CF58DE80">
       <w:numFmt w:val="decimal"/>
       <w:lvlText w:val=""/>
       <w:lvlJc w:val="left"/>
     </w:lvl>
   </w:abstractNum>
-  <w:abstractNum w:abstractNumId="4" w15:restartNumberingAfterBreak="0">
-    <w:nsid w:val="340C7688"/>
+  <w:abstractNum w:abstractNumId="9" w15:restartNumberingAfterBreak="0">
+    <w:nsid w:val="7FD25CFC"/>
     <w:multiLevelType w:val="hybridMultilevel"/>
-    <w:tmpl w:val="132CD9EA"/>
-    <w:lvl w:ilvl="0" w:tplc="912A5F48">
+    <w:tmpl w:val="D5E43F70"/>
+    <w:lvl w:ilvl="0" w:tplc="340C0E8E">
       <w:start w:val="1"/>
       <w:numFmt w:val="decimal"/>
       <w:lvlText w:val="%1."/>
@@ -4729,7 +4677,7 @@
         <w:ind w:left="360" w:hanging="300"/>
       </w:pPr>
     </w:lvl>
-    <w:lvl w:ilvl="1" w:tplc="AD74BC7E" w:tentative="1">
+    <w:lvl w:ilvl="1" w:tplc="C9DC8FF0" w:tentative="1">
       <w:start w:val="1"/>
       <w:numFmt w:val="lowerLetter"/>
       <w:lvlText w:val="%2."/>
@@ -4738,473 +4686,91 @@
         <w:ind w:left="720" w:hanging="300"/>
       </w:pPr>
     </w:lvl>
-    <w:lvl w:ilvl="2" w:tplc="AC501E20">
-      <w:numFmt w:val="decimal"/>
-      <w:lvlText w:val=""/>
-      <w:lvlJc w:val="left"/>
-    </w:lvl>
-    <w:lvl w:ilvl="3" w:tplc="12EE83D6">
-      <w:numFmt w:val="decimal"/>
-      <w:lvlText w:val=""/>
-      <w:lvlJc w:val="left"/>
-    </w:lvl>
-    <w:lvl w:ilvl="4" w:tplc="250ECEA6">
-      <w:numFmt w:val="decimal"/>
-      <w:lvlText w:val=""/>
-      <w:lvlJc w:val="left"/>
-    </w:lvl>
-    <w:lvl w:ilvl="5" w:tplc="441068BE">
-      <w:numFmt w:val="decimal"/>
-      <w:lvlText w:val=""/>
-      <w:lvlJc w:val="left"/>
-    </w:lvl>
-    <w:lvl w:ilvl="6" w:tplc="9E64D338">
-      <w:numFmt w:val="decimal"/>
-      <w:lvlText w:val=""/>
-      <w:lvlJc w:val="left"/>
-    </w:lvl>
-    <w:lvl w:ilvl="7" w:tplc="A628E12E">
-      <w:numFmt w:val="decimal"/>
-      <w:lvlText w:val=""/>
-      <w:lvlJc w:val="left"/>
-    </w:lvl>
-    <w:lvl w:ilvl="8" w:tplc="3BF23E8C">
+    <w:lvl w:ilvl="2" w:tplc="7DF8F89C">
+      <w:numFmt w:val="decimal"/>
+      <w:lvlText w:val=""/>
+      <w:lvlJc w:val="left"/>
+    </w:lvl>
+    <w:lvl w:ilvl="3" w:tplc="2C4E2384">
+      <w:numFmt w:val="decimal"/>
+      <w:lvlText w:val=""/>
+      <w:lvlJc w:val="left"/>
+    </w:lvl>
+    <w:lvl w:ilvl="4" w:tplc="09EE6B90">
+      <w:numFmt w:val="decimal"/>
+      <w:lvlText w:val=""/>
+      <w:lvlJc w:val="left"/>
+    </w:lvl>
+    <w:lvl w:ilvl="5" w:tplc="057A58EC">
+      <w:numFmt w:val="decimal"/>
+      <w:lvlText w:val=""/>
+      <w:lvlJc w:val="left"/>
+    </w:lvl>
+    <w:lvl w:ilvl="6" w:tplc="AA285FC4">
+      <w:numFmt w:val="decimal"/>
+      <w:lvlText w:val=""/>
+      <w:lvlJc w:val="left"/>
+    </w:lvl>
+    <w:lvl w:ilvl="7" w:tplc="483ECA6A">
+      <w:numFmt w:val="decimal"/>
+      <w:lvlText w:val=""/>
+      <w:lvlJc w:val="left"/>
+    </w:lvl>
+    <w:lvl w:ilvl="8" w:tplc="BF4C70C6">
       <w:numFmt w:val="decimal"/>
       <w:lvlText w:val=""/>
       <w:lvlJc w:val="left"/>
     </w:lvl>
   </w:abstractNum>
-  <w:abstractNum w:abstractNumId="5" w15:restartNumberingAfterBreak="0">
-    <w:nsid w:val="3957740F"/>
-    <w:multiLevelType w:val="hybridMultilevel"/>
-    <w:tmpl w:val="55D05E7A"/>
-    <w:lvl w:ilvl="0" w:tplc="041E48FA">
-      <w:start w:val="1"/>
-      <w:numFmt w:val="decimal"/>
-      <w:lvlText w:val="%1."/>
-      <w:lvlJc w:val="left"/>
-      <w:pPr>
-        <w:ind w:left="360" w:hanging="300"/>
-      </w:pPr>
-    </w:lvl>
-    <w:lvl w:ilvl="1" w:tplc="EC12320C" w:tentative="1">
-      <w:start w:val="1"/>
-      <w:numFmt w:val="lowerLetter"/>
-      <w:lvlText w:val="%2."/>
-      <w:lvlJc w:val="left"/>
-      <w:pPr>
-        <w:ind w:left="720" w:hanging="300"/>
-      </w:pPr>
-    </w:lvl>
-    <w:lvl w:ilvl="2" w:tplc="415E495C">
-      <w:numFmt w:val="decimal"/>
-      <w:lvlText w:val=""/>
-      <w:lvlJc w:val="left"/>
-    </w:lvl>
-    <w:lvl w:ilvl="3" w:tplc="DF9ABFB2">
-      <w:numFmt w:val="decimal"/>
-      <w:lvlText w:val=""/>
-      <w:lvlJc w:val="left"/>
-    </w:lvl>
-    <w:lvl w:ilvl="4" w:tplc="C2D4F700">
-      <w:numFmt w:val="decimal"/>
-      <w:lvlText w:val=""/>
-      <w:lvlJc w:val="left"/>
-    </w:lvl>
-    <w:lvl w:ilvl="5" w:tplc="874E4C7C">
-      <w:numFmt w:val="decimal"/>
-      <w:lvlText w:val=""/>
-      <w:lvlJc w:val="left"/>
-    </w:lvl>
-    <w:lvl w:ilvl="6" w:tplc="8064DC46">
-      <w:numFmt w:val="decimal"/>
-      <w:lvlText w:val=""/>
-      <w:lvlJc w:val="left"/>
-    </w:lvl>
-    <w:lvl w:ilvl="7" w:tplc="2DE2B85A">
-      <w:numFmt w:val="decimal"/>
-      <w:lvlText w:val=""/>
-      <w:lvlJc w:val="left"/>
-    </w:lvl>
-    <w:lvl w:ilvl="8" w:tplc="E5DE2F54">
-      <w:numFmt w:val="decimal"/>
-      <w:lvlText w:val=""/>
-      <w:lvlJc w:val="left"/>
-    </w:lvl>
-  </w:abstractNum>
-  <w:abstractNum w:abstractNumId="6" w15:restartNumberingAfterBreak="0">
-    <w:nsid w:val="39621908"/>
-    <w:multiLevelType w:val="hybridMultilevel"/>
-    <w:tmpl w:val="D7384010"/>
-    <w:lvl w:ilvl="0" w:tplc="221AB4CE" w:tentative="1">
-      <w:start w:val="1"/>
-      <w:numFmt w:val="bullet"/>
-      <w:lvlText w:val="●"/>
-      <w:lvlJc w:val="left"/>
-      <w:pPr>
-        <w:ind w:left="720" w:hanging="360"/>
-      </w:pPr>
-    </w:lvl>
-    <w:lvl w:ilvl="1" w:tplc="B9FA4C9A" w:tentative="1">
-      <w:start w:val="1"/>
-      <w:numFmt w:val="bullet"/>
-      <w:lvlText w:val="○"/>
-      <w:lvlJc w:val="left"/>
-      <w:pPr>
-        <w:ind w:left="1440" w:hanging="360"/>
-      </w:pPr>
-    </w:lvl>
-    <w:lvl w:ilvl="2" w:tplc="36C0D008" w:tentative="1">
-      <w:start w:val="1"/>
-      <w:numFmt w:val="bullet"/>
-      <w:lvlText w:val="■"/>
-      <w:lvlJc w:val="left"/>
-      <w:pPr>
-        <w:ind w:left="2160" w:hanging="360"/>
-      </w:pPr>
-    </w:lvl>
-    <w:lvl w:ilvl="3" w:tplc="6186B682" w:tentative="1">
-      <w:start w:val="1"/>
-      <w:numFmt w:val="bullet"/>
-      <w:lvlText w:val="●"/>
-      <w:lvlJc w:val="left"/>
-      <w:pPr>
-        <w:ind w:left="2880" w:hanging="360"/>
-      </w:pPr>
-    </w:lvl>
-    <w:lvl w:ilvl="4" w:tplc="3E48C4B0" w:tentative="1">
-      <w:start w:val="1"/>
-      <w:numFmt w:val="bullet"/>
-      <w:lvlText w:val="○"/>
-      <w:lvlJc w:val="left"/>
-      <w:pPr>
-        <w:ind w:left="3600" w:hanging="360"/>
-      </w:pPr>
-    </w:lvl>
-    <w:lvl w:ilvl="5" w:tplc="468A9F9A" w:tentative="1">
-      <w:start w:val="1"/>
-      <w:numFmt w:val="bullet"/>
-      <w:lvlText w:val="■"/>
-      <w:lvlJc w:val="left"/>
-      <w:pPr>
-        <w:ind w:left="4320" w:hanging="360"/>
-      </w:pPr>
-    </w:lvl>
-    <w:lvl w:ilvl="6" w:tplc="661EE5B6" w:tentative="1">
-      <w:start w:val="1"/>
-      <w:numFmt w:val="bullet"/>
-      <w:lvlText w:val="●"/>
-      <w:lvlJc w:val="left"/>
-      <w:pPr>
-        <w:ind w:left="5040" w:hanging="360"/>
-      </w:pPr>
-    </w:lvl>
-    <w:lvl w:ilvl="7" w:tplc="0DD4FE52" w:tentative="1">
-      <w:start w:val="1"/>
-      <w:numFmt w:val="bullet"/>
-      <w:lvlText w:val="●"/>
-      <w:lvlJc w:val="left"/>
-      <w:pPr>
-        <w:ind w:left="5760" w:hanging="360"/>
-      </w:pPr>
-    </w:lvl>
-    <w:lvl w:ilvl="8" w:tplc="3BB4FB3C" w:tentative="1">
-      <w:start w:val="1"/>
-      <w:numFmt w:val="bullet"/>
-      <w:lvlText w:val="●"/>
-      <w:lvlJc w:val="left"/>
-      <w:pPr>
-        <w:ind w:left="6480" w:hanging="360"/>
-      </w:pPr>
-    </w:lvl>
-  </w:abstractNum>
-  <w:abstractNum w:abstractNumId="7" w15:restartNumberingAfterBreak="0">
-    <w:nsid w:val="43BD6E49"/>
-    <w:multiLevelType w:val="hybridMultilevel"/>
-    <w:tmpl w:val="90C09B2E"/>
-    <w:lvl w:ilvl="0" w:tplc="B1BAC1B0">
-      <w:start w:val="1"/>
-      <w:numFmt w:val="decimal"/>
-      <w:lvlText w:val="%1."/>
-      <w:lvlJc w:val="left"/>
-      <w:pPr>
-        <w:ind w:left="360" w:hanging="300"/>
-      </w:pPr>
-    </w:lvl>
-    <w:lvl w:ilvl="1" w:tplc="17CE9970" w:tentative="1">
-      <w:start w:val="1"/>
-      <w:numFmt w:val="lowerLetter"/>
-      <w:lvlText w:val="%2."/>
-      <w:lvlJc w:val="left"/>
-      <w:pPr>
-        <w:ind w:left="720" w:hanging="300"/>
-      </w:pPr>
-    </w:lvl>
-    <w:lvl w:ilvl="2" w:tplc="ED4894F6">
-      <w:numFmt w:val="decimal"/>
-      <w:lvlText w:val=""/>
-      <w:lvlJc w:val="left"/>
-    </w:lvl>
-    <w:lvl w:ilvl="3" w:tplc="0B8AF8DC">
-      <w:numFmt w:val="decimal"/>
-      <w:lvlText w:val=""/>
-      <w:lvlJc w:val="left"/>
-    </w:lvl>
-    <w:lvl w:ilvl="4" w:tplc="9BC0BE40">
-      <w:numFmt w:val="decimal"/>
-      <w:lvlText w:val=""/>
-      <w:lvlJc w:val="left"/>
-    </w:lvl>
-    <w:lvl w:ilvl="5" w:tplc="2D26872C">
-      <w:numFmt w:val="decimal"/>
-      <w:lvlText w:val=""/>
-      <w:lvlJc w:val="left"/>
-    </w:lvl>
-    <w:lvl w:ilvl="6" w:tplc="2AF0B5D6">
-      <w:numFmt w:val="decimal"/>
-      <w:lvlText w:val=""/>
-      <w:lvlJc w:val="left"/>
-    </w:lvl>
-    <w:lvl w:ilvl="7" w:tplc="60E8F89C">
-      <w:numFmt w:val="decimal"/>
-      <w:lvlText w:val=""/>
-      <w:lvlJc w:val="left"/>
-    </w:lvl>
-    <w:lvl w:ilvl="8" w:tplc="2C7AD358">
-      <w:numFmt w:val="decimal"/>
-      <w:lvlText w:val=""/>
-      <w:lvlJc w:val="left"/>
-    </w:lvl>
-  </w:abstractNum>
-  <w:abstractNum w:abstractNumId="8" w15:restartNumberingAfterBreak="0">
-    <w:nsid w:val="44856513"/>
-    <w:multiLevelType w:val="hybridMultilevel"/>
-    <w:tmpl w:val="C714BE16"/>
-    <w:lvl w:ilvl="0" w:tplc="0AB2C30C">
-      <w:start w:val="1"/>
-      <w:numFmt w:val="decimal"/>
-      <w:lvlText w:val="%1."/>
-      <w:lvlJc w:val="left"/>
-      <w:pPr>
-        <w:ind w:left="360" w:hanging="300"/>
-      </w:pPr>
-    </w:lvl>
-    <w:lvl w:ilvl="1" w:tplc="1C706222" w:tentative="1">
-      <w:start w:val="1"/>
-      <w:numFmt w:val="lowerLetter"/>
-      <w:lvlText w:val="%2."/>
-      <w:lvlJc w:val="left"/>
-      <w:pPr>
-        <w:ind w:left="720" w:hanging="300"/>
-      </w:pPr>
-    </w:lvl>
-    <w:lvl w:ilvl="2" w:tplc="4B08CA1A">
-      <w:numFmt w:val="decimal"/>
-      <w:lvlText w:val=""/>
-      <w:lvlJc w:val="left"/>
-    </w:lvl>
-    <w:lvl w:ilvl="3" w:tplc="BFAA900C">
-      <w:numFmt w:val="decimal"/>
-      <w:lvlText w:val=""/>
-      <w:lvlJc w:val="left"/>
-    </w:lvl>
-    <w:lvl w:ilvl="4" w:tplc="A4CCA226">
-      <w:numFmt w:val="decimal"/>
-      <w:lvlText w:val=""/>
-      <w:lvlJc w:val="left"/>
-    </w:lvl>
-    <w:lvl w:ilvl="5" w:tplc="06F2B754">
-      <w:numFmt w:val="decimal"/>
-      <w:lvlText w:val=""/>
-      <w:lvlJc w:val="left"/>
-    </w:lvl>
-    <w:lvl w:ilvl="6" w:tplc="BC6E4D68">
-      <w:numFmt w:val="decimal"/>
-      <w:lvlText w:val=""/>
-      <w:lvlJc w:val="left"/>
-    </w:lvl>
-    <w:lvl w:ilvl="7" w:tplc="E1564A84">
-      <w:numFmt w:val="decimal"/>
-      <w:lvlText w:val=""/>
-      <w:lvlJc w:val="left"/>
-    </w:lvl>
-    <w:lvl w:ilvl="8" w:tplc="F708743E">
-      <w:numFmt w:val="decimal"/>
-      <w:lvlText w:val=""/>
-      <w:lvlJc w:val="left"/>
-    </w:lvl>
-  </w:abstractNum>
-  <w:abstractNum w:abstractNumId="9" w15:restartNumberingAfterBreak="0">
-    <w:nsid w:val="47B22A06"/>
-    <w:multiLevelType w:val="hybridMultilevel"/>
-    <w:tmpl w:val="AB4ACD6E"/>
-    <w:lvl w:ilvl="0" w:tplc="876845CE">
-      <w:start w:val="1"/>
-      <w:numFmt w:val="decimal"/>
-      <w:lvlText w:val="%1."/>
-      <w:lvlJc w:val="left"/>
-      <w:pPr>
-        <w:ind w:left="360" w:hanging="300"/>
-      </w:pPr>
-    </w:lvl>
-    <w:lvl w:ilvl="1" w:tplc="5DC82B8C" w:tentative="1">
-      <w:start w:val="1"/>
-      <w:numFmt w:val="lowerLetter"/>
-      <w:lvlText w:val="%2."/>
-      <w:lvlJc w:val="left"/>
-      <w:pPr>
-        <w:ind w:left="720" w:hanging="300"/>
-      </w:pPr>
-    </w:lvl>
-    <w:lvl w:ilvl="2" w:tplc="0276CD4A">
-      <w:numFmt w:val="decimal"/>
-      <w:lvlText w:val=""/>
-      <w:lvlJc w:val="left"/>
-    </w:lvl>
-    <w:lvl w:ilvl="3" w:tplc="1B4CA394">
-      <w:numFmt w:val="decimal"/>
-      <w:lvlText w:val=""/>
-      <w:lvlJc w:val="left"/>
-    </w:lvl>
-    <w:lvl w:ilvl="4" w:tplc="14CE8880">
-      <w:numFmt w:val="decimal"/>
-      <w:lvlText w:val=""/>
-      <w:lvlJc w:val="left"/>
-    </w:lvl>
-    <w:lvl w:ilvl="5" w:tplc="3C726CD8">
-      <w:numFmt w:val="decimal"/>
-      <w:lvlText w:val=""/>
-      <w:lvlJc w:val="left"/>
-    </w:lvl>
-    <w:lvl w:ilvl="6" w:tplc="37B4584A">
-      <w:numFmt w:val="decimal"/>
-      <w:lvlText w:val=""/>
-      <w:lvlJc w:val="left"/>
-    </w:lvl>
-    <w:lvl w:ilvl="7" w:tplc="68EA7A20">
-      <w:numFmt w:val="decimal"/>
-      <w:lvlText w:val=""/>
-      <w:lvlJc w:val="left"/>
-    </w:lvl>
-    <w:lvl w:ilvl="8" w:tplc="9528CF00">
-      <w:numFmt w:val="decimal"/>
-      <w:lvlText w:val=""/>
-      <w:lvlJc w:val="left"/>
-    </w:lvl>
-  </w:abstractNum>
-  <w:abstractNum w:abstractNumId="10" w15:restartNumberingAfterBreak="0">
-    <w:nsid w:val="6360252F"/>
-    <w:multiLevelType w:val="hybridMultilevel"/>
-    <w:tmpl w:val="60C00E26"/>
-    <w:lvl w:ilvl="0" w:tplc="42C4DA8E">
-      <w:start w:val="1"/>
-      <w:numFmt w:val="decimal"/>
-      <w:lvlText w:val="%1."/>
-      <w:lvlJc w:val="left"/>
-      <w:pPr>
-        <w:ind w:left="360" w:hanging="300"/>
-      </w:pPr>
-    </w:lvl>
-    <w:lvl w:ilvl="1" w:tplc="FC307840" w:tentative="1">
-      <w:start w:val="1"/>
-      <w:numFmt w:val="lowerLetter"/>
-      <w:lvlText w:val="%2."/>
-      <w:lvlJc w:val="left"/>
-      <w:pPr>
-        <w:ind w:left="720" w:hanging="300"/>
-      </w:pPr>
-    </w:lvl>
-    <w:lvl w:ilvl="2" w:tplc="D32CBAE8">
-      <w:numFmt w:val="decimal"/>
-      <w:lvlText w:val=""/>
-      <w:lvlJc w:val="left"/>
-    </w:lvl>
-    <w:lvl w:ilvl="3" w:tplc="FD9CDD68">
-      <w:numFmt w:val="decimal"/>
-      <w:lvlText w:val=""/>
-      <w:lvlJc w:val="left"/>
-    </w:lvl>
-    <w:lvl w:ilvl="4" w:tplc="6D98CB2A">
-      <w:numFmt w:val="decimal"/>
-      <w:lvlText w:val=""/>
-      <w:lvlJc w:val="left"/>
-    </w:lvl>
-    <w:lvl w:ilvl="5" w:tplc="C66A76FC">
-      <w:numFmt w:val="decimal"/>
-      <w:lvlText w:val=""/>
-      <w:lvlJc w:val="left"/>
-    </w:lvl>
-    <w:lvl w:ilvl="6" w:tplc="195661A0">
-      <w:numFmt w:val="decimal"/>
-      <w:lvlText w:val=""/>
-      <w:lvlJc w:val="left"/>
-    </w:lvl>
-    <w:lvl w:ilvl="7" w:tplc="C6A4114C">
-      <w:numFmt w:val="decimal"/>
-      <w:lvlText w:val=""/>
-      <w:lvlJc w:val="left"/>
-    </w:lvl>
-    <w:lvl w:ilvl="8" w:tplc="D6784550">
-      <w:numFmt w:val="decimal"/>
-      <w:lvlText w:val=""/>
-      <w:lvlJc w:val="left"/>
-    </w:lvl>
-  </w:abstractNum>
-  <w:num w:numId="1" w16cid:durableId="982806858">
+  <w:num w:numId="1" w16cid:durableId="1587610099">
+    <w:abstractNumId w:val="2"/>
+    <w:lvlOverride w:ilvl="0">
+      <w:startOverride w:val="1"/>
+    </w:lvlOverride>
+  </w:num>
+  <w:num w:numId="2" w16cid:durableId="1568880098">
+    <w:abstractNumId w:val="0"/>
+    <w:lvlOverride w:ilvl="0">
+      <w:startOverride w:val="1"/>
+    </w:lvlOverride>
+  </w:num>
+  <w:num w:numId="3" w16cid:durableId="1220508548">
+    <w:abstractNumId w:val="9"/>
+    <w:lvlOverride w:ilvl="0">
+      <w:startOverride w:val="1"/>
+    </w:lvlOverride>
+  </w:num>
+  <w:num w:numId="4" w16cid:durableId="400566762">
     <w:abstractNumId w:val="6"/>
     <w:lvlOverride w:ilvl="0">
       <w:startOverride w:val="1"/>
     </w:lvlOverride>
   </w:num>
-  <w:num w:numId="2" w16cid:durableId="516848947">
-    <w:abstractNumId w:val="9"/>
+  <w:num w:numId="5" w16cid:durableId="285279880">
+    <w:abstractNumId w:val="8"/>
     <w:lvlOverride w:ilvl="0">
       <w:startOverride w:val="1"/>
     </w:lvlOverride>
   </w:num>
-  <w:num w:numId="3" w16cid:durableId="1343438905">
+  <w:num w:numId="6" w16cid:durableId="1532038352">
+    <w:abstractNumId w:val="5"/>
+    <w:lvlOverride w:ilvl="0">
+      <w:startOverride w:val="1"/>
+    </w:lvlOverride>
+  </w:num>
+  <w:num w:numId="7" w16cid:durableId="955914837">
+    <w:abstractNumId w:val="3"/>
+    <w:lvlOverride w:ilvl="0">
+      <w:startOverride w:val="1"/>
+    </w:lvlOverride>
+  </w:num>
+  <w:num w:numId="8" w16cid:durableId="921374609">
     <w:abstractNumId w:val="1"/>
     <w:lvlOverride w:ilvl="0">
       <w:startOverride w:val="1"/>
     </w:lvlOverride>
   </w:num>
-  <w:num w:numId="4" w16cid:durableId="1139686038">
-    <w:abstractNumId w:val="8"/>
-    <w:lvlOverride w:ilvl="0">
-      <w:startOverride w:val="1"/>
-    </w:lvlOverride>
-  </w:num>
-  <w:num w:numId="5" w16cid:durableId="579490325">
-    <w:abstractNumId w:val="3"/>
-    <w:lvlOverride w:ilvl="0">
-      <w:startOverride w:val="1"/>
-    </w:lvlOverride>
-  </w:num>
-  <w:num w:numId="6" w16cid:durableId="1043479545">
-    <w:abstractNumId w:val="5"/>
-    <w:lvlOverride w:ilvl="0">
-      <w:startOverride w:val="1"/>
-    </w:lvlOverride>
-  </w:num>
-  <w:num w:numId="7" w16cid:durableId="1303585322">
-    <w:abstractNumId w:val="10"/>
-    <w:lvlOverride w:ilvl="0">
-      <w:startOverride w:val="1"/>
-    </w:lvlOverride>
-  </w:num>
-  <w:num w:numId="8" w16cid:durableId="1884053619">
-    <w:abstractNumId w:val="7"/>
-    <w:lvlOverride w:ilvl="0">
-      <w:startOverride w:val="1"/>
-    </w:lvlOverride>
-  </w:num>
-  <w:num w:numId="9" w16cid:durableId="1423914206">
-    <w:abstractNumId w:val="0"/>
-    <w:lvlOverride w:ilvl="0">
-      <w:startOverride w:val="1"/>
-    </w:lvlOverride>
-  </w:num>
-  <w:num w:numId="10" w16cid:durableId="625279473">
+  <w:num w:numId="9" w16cid:durableId="944464675">
     <w:abstractNumId w:val="4"/>
     <w:lvlOverride w:ilvl="0">
       <w:startOverride w:val="1"/>
@@ -5886,7 +5452,7 @@
     <w:autoRedefine/>
     <w:uiPriority w:val="39"/>
     <w:unhideWhenUsed/>
-    <w:rsid w:val="009C62CA"/>
+    <w:rsid w:val="001353F2"/>
     <w:pPr>
       <w:spacing w:after="100"/>
     </w:pPr>

--- a/discoverer-neo/docs/user-guide/manual/Discoverer-Neo-MANAGER-Guide-Quick-pt-PT.docx
+++ b/discoverer-neo/docs/user-guide/manual/Discoverer-Neo-MANAGER-Guide-Quick-pt-PT.docx
@@ -74,7 +74,7 @@
     <w:sdt>
       <w:sdtPr>
         <w:alias w:val="Índice"/>
-        <w:id w:val="-685518938"/>
+        <w:id w:val="1110546457"/>
       </w:sdtPr>
       <w:sdtEndPr/>
       <w:sdtContent>
@@ -102,7 +102,7 @@
           <w:r>
             <w:fldChar w:fldCharType="separate"/>
           </w:r>
-          <w:hyperlink w:anchor="_Toc241696715" w:history="1">
+          <w:hyperlink w:anchor="_Toc241745587" w:history="1">
             <w:r>
               <w:rPr>
                 <w:rStyle w:val="Hiperligao"/>
@@ -126,7 +126,7 @@
               <w:rPr>
                 <w:noProof/>
               </w:rPr>
-              <w:instrText xml:space="preserve"> PAGEREF _Toc241696715 \h </w:instrText>
+              <w:instrText xml:space="preserve"> PAGEREF _Toc241745587 \h </w:instrText>
             </w:r>
             <w:r>
               <w:rPr>
@@ -168,7 +168,7 @@
               <w14:ligatures w14:val="standardContextual"/>
             </w:rPr>
           </w:pPr>
-          <w:hyperlink w:anchor="_Toc241696716" w:history="1">
+          <w:hyperlink w:anchor="_Toc241745588" w:history="1">
             <w:r>
               <w:rPr>
                 <w:rStyle w:val="Hiperligao"/>
@@ -192,7 +192,7 @@
               <w:rPr>
                 <w:noProof/>
               </w:rPr>
-              <w:instrText xml:space="preserve"> PAGEREF _Toc241696716 \h </w:instrText>
+              <w:instrText xml:space="preserve"> PAGEREF _Toc241745588 \h </w:instrText>
             </w:r>
             <w:r>
               <w:rPr>
@@ -234,7 +234,7 @@
               <w14:ligatures w14:val="standardContextual"/>
             </w:rPr>
           </w:pPr>
-          <w:hyperlink w:anchor="_Toc241696717" w:history="1">
+          <w:hyperlink w:anchor="_Toc241745589" w:history="1">
             <w:r>
               <w:rPr>
                 <w:rStyle w:val="Hiperligao"/>
@@ -258,7 +258,7 @@
               <w:rPr>
                 <w:noProof/>
               </w:rPr>
-              <w:instrText xml:space="preserve"> PAGEREF _Toc241696717 \h </w:instrText>
+              <w:instrText xml:space="preserve"> PAGEREF _Toc241745589 \h </w:instrText>
             </w:r>
             <w:r>
               <w:rPr>
@@ -300,7 +300,7 @@
               <w14:ligatures w14:val="standardContextual"/>
             </w:rPr>
           </w:pPr>
-          <w:hyperlink w:anchor="_Toc241696718" w:history="1">
+          <w:hyperlink w:anchor="_Toc241745590" w:history="1">
             <w:r>
               <w:rPr>
                 <w:rStyle w:val="Hiperligao"/>
@@ -324,7 +324,7 @@
               <w:rPr>
                 <w:noProof/>
               </w:rPr>
-              <w:instrText xml:space="preserve"> PAGEREF _Toc241696718 \h </w:instrText>
+              <w:instrText xml:space="preserve"> PAGEREF _Toc241745590 \h </w:instrText>
             </w:r>
             <w:r>
               <w:rPr>
@@ -366,7 +366,7 @@
               <w14:ligatures w14:val="standardContextual"/>
             </w:rPr>
           </w:pPr>
-          <w:hyperlink w:anchor="_Toc241696719" w:history="1">
+          <w:hyperlink w:anchor="_Toc241745591" w:history="1">
             <w:r>
               <w:rPr>
                 <w:rStyle w:val="Hiperligao"/>
@@ -390,7 +390,7 @@
               <w:rPr>
                 <w:noProof/>
               </w:rPr>
-              <w:instrText xml:space="preserve"> PAGEREF _Toc241696719 \h </w:instrText>
+              <w:instrText xml:space="preserve"> PAGEREF _Toc241745591 \h </w:instrText>
             </w:r>
             <w:r>
               <w:rPr>
@@ -432,7 +432,7 @@
               <w14:ligatures w14:val="standardContextual"/>
             </w:rPr>
           </w:pPr>
-          <w:hyperlink w:anchor="_Toc241696720" w:history="1">
+          <w:hyperlink w:anchor="_Toc241745592" w:history="1">
             <w:r>
               <w:rPr>
                 <w:rStyle w:val="Hiperligao"/>
@@ -456,7 +456,7 @@
               <w:rPr>
                 <w:noProof/>
               </w:rPr>
-              <w:instrText xml:space="preserve"> PAGEREF _Toc241696720 \h </w:instrText>
+              <w:instrText xml:space="preserve"> PAGEREF _Toc241745592 \h </w:instrText>
             </w:r>
             <w:r>
               <w:rPr>
@@ -498,7 +498,7 @@
               <w14:ligatures w14:val="standardContextual"/>
             </w:rPr>
           </w:pPr>
-          <w:hyperlink w:anchor="_Toc241696721" w:history="1">
+          <w:hyperlink w:anchor="_Toc241745593" w:history="1">
             <w:r>
               <w:rPr>
                 <w:rStyle w:val="Hiperligao"/>
@@ -522,7 +522,7 @@
               <w:rPr>
                 <w:noProof/>
               </w:rPr>
-              <w:instrText xml:space="preserve"> PAGEREF _Toc241696721 \h </w:instrText>
+              <w:instrText xml:space="preserve"> PAGEREF _Toc241745593 \h </w:instrText>
             </w:r>
             <w:r>
               <w:rPr>
@@ -564,7 +564,7 @@
               <w14:ligatures w14:val="standardContextual"/>
             </w:rPr>
           </w:pPr>
-          <w:hyperlink w:anchor="_Toc241696722" w:history="1">
+          <w:hyperlink w:anchor="_Toc241745594" w:history="1">
             <w:r>
               <w:rPr>
                 <w:rStyle w:val="Hiperligao"/>
@@ -588,7 +588,7 @@
               <w:rPr>
                 <w:noProof/>
               </w:rPr>
-              <w:instrText xml:space="preserve"> PAGEREF _Toc241696722 \h </w:instrText>
+              <w:instrText xml:space="preserve"> PAGEREF _Toc241745594 \h </w:instrText>
             </w:r>
             <w:r>
               <w:rPr>
@@ -630,7 +630,7 @@
               <w14:ligatures w14:val="standardContextual"/>
             </w:rPr>
           </w:pPr>
-          <w:hyperlink w:anchor="_Toc241696723" w:history="1">
+          <w:hyperlink w:anchor="_Toc241745595" w:history="1">
             <w:r>
               <w:rPr>
                 <w:rStyle w:val="Hiperligao"/>
@@ -654,7 +654,7 @@
               <w:rPr>
                 <w:noProof/>
               </w:rPr>
-              <w:instrText xml:space="preserve"> PAGEREF _Toc241696723 \h </w:instrText>
+              <w:instrText xml:space="preserve"> PAGEREF _Toc241745595 \h </w:instrText>
             </w:r>
             <w:r>
               <w:rPr>
@@ -702,7 +702,7 @@
       <w:pPr>
         <w:pStyle w:val="Ttulo1"/>
       </w:pPr>
-      <w:bookmarkStart w:id="0" w:name="_Toc241696715"/>
+      <w:bookmarkStart w:id="0" w:name="_Toc241745587"/>
       <w:r>
         <w:lastRenderedPageBreak/>
         <w:t>A sua função numa página</w:t>
@@ -1392,7 +1392,7 @@
         <w:pStyle w:val="Ttulo1"/>
         <w:pageBreakBefore/>
       </w:pPr>
-      <w:bookmarkStart w:id="1" w:name="_Toc241696716"/>
+      <w:bookmarkStart w:id="1" w:name="_Toc241745588"/>
       <w:r>
         <w:lastRenderedPageBreak/>
         <w:t>Mapas</w:t>
@@ -1425,7 +1425,7 @@
           <w:noProof/>
         </w:rPr>
         <w:drawing>
-          <wp:inline distT="0" distB="0" distL="0" distR="0" wp14:anchorId="2209D04C" wp14:editId="6D88AEA7">
+          <wp:inline distT="0" distB="0" distL="0" distR="0" wp14:anchorId="53701DB6" wp14:editId="0F309E2B">
             <wp:extent cx="5715000" cy="3429000"/>
             <wp:effectExtent l="0" t="0" r="0" b="0"/>
             <wp:docPr id="257" name="02-maps-all.png" descr="A lista de Mapas, separador Todos, com os ícones Copiar, Partilhar, Agendar e Exportar em cada linha." title="A lista de Mapas, separador Todos, com os ícones Copiar, Partilhar, Agendar e Exportar em cada linha."/>
@@ -1889,7 +1889,7 @@
         <w:pStyle w:val="Ttulo1"/>
         <w:pageBreakBefore/>
       </w:pPr>
-      <w:bookmarkStart w:id="2" w:name="_Toc241696717"/>
+      <w:bookmarkStart w:id="2" w:name="_Toc241745589"/>
       <w:r>
         <w:lastRenderedPageBreak/>
         <w:t>Partilhar um mapa</w:t>
@@ -1912,7 +1912,7 @@
           <w:noProof/>
         </w:rPr>
         <w:drawing>
-          <wp:inline distT="0" distB="0" distL="0" distR="0" wp14:anchorId="2FA11B9A" wp14:editId="52ACC22E">
+          <wp:inline distT="0" distB="0" distL="0" distR="0" wp14:anchorId="5730A34C" wp14:editId="7FF585FA">
             <wp:extent cx="3743325" cy="3895725"/>
             <wp:effectExtent l="0" t="0" r="0" b="0"/>
             <wp:docPr id="258" name="03-share-dialog.png" descr="A caixa de diálogo Partilhar mapa com uma caixa de pesquisa e os botões Pode ver, Pode exportar e Pode editar." title="A caixa de diálogo Partilhar mapa com uma caixa de pesquisa e os botões Pode ver, Pode exportar e Pode editar."/>
@@ -2315,7 +2315,7 @@
         <w:pStyle w:val="Ttulo1"/>
         <w:pageBreakBefore/>
       </w:pPr>
-      <w:bookmarkStart w:id="3" w:name="_Toc241696718"/>
+      <w:bookmarkStart w:id="3" w:name="_Toc241745590"/>
       <w:r>
         <w:lastRenderedPageBreak/>
         <w:t>Ver, executar e exportar</w:t>
@@ -2338,7 +2338,7 @@
           <w:noProof/>
         </w:rPr>
         <w:drawing>
-          <wp:inline distT="0" distB="0" distL="0" distR="0" wp14:anchorId="48A23361" wp14:editId="1199F3D2">
+          <wp:inline distT="0" distB="0" distL="0" distR="0" wp14:anchorId="0921D331" wp14:editId="71AFAC94">
             <wp:extent cx="5715000" cy="3571875"/>
             <wp:effectExtent l="0" t="0" r="0" b="0"/>
             <wp:docPr id="259" name="06-viewer-results.png" descr="Uma execução concluída com os botões Excel, CSV e PDF por cima da grelha de resultados." title="Uma execução concluída com os botões Excel, CSV e PDF por cima da grelha de resultados."/>
@@ -2536,7 +2536,7 @@
         <w:pStyle w:val="Ttulo1"/>
         <w:pageBreakBefore/>
       </w:pPr>
-      <w:bookmarkStart w:id="4" w:name="_Toc241696719"/>
+      <w:bookmarkStart w:id="4" w:name="_Toc241745591"/>
       <w:r>
         <w:lastRenderedPageBreak/>
         <w:t>Construtor de mapas</w:t>
@@ -2569,7 +2569,7 @@
           <w:noProof/>
         </w:rPr>
         <w:drawing>
-          <wp:inline distT="0" distB="0" distL="0" distR="0" wp14:anchorId="5A2B8220" wp14:editId="522BE05D">
+          <wp:inline distT="0" distB="0" distL="0" distR="0" wp14:anchorId="7B7CA94A" wp14:editId="78778214">
             <wp:extent cx="5715000" cy="3571875"/>
             <wp:effectExtent l="0" t="0" r="0" b="0"/>
             <wp:docPr id="260" name="05-builder-overview.png" descr="O construtor de mapas com a árvore Áreas de Negócio, a área de Colunas e o painel Propriedades." title="O construtor de mapas com a árvore Áreas de Negócio, a área de Colunas e o painel Propriedades."/>
@@ -2807,7 +2807,7 @@
         <w:pStyle w:val="Ttulo1"/>
         <w:pageBreakBefore/>
       </w:pPr>
-      <w:bookmarkStart w:id="5" w:name="_Toc241696720"/>
+      <w:bookmarkStart w:id="5" w:name="_Toc241745592"/>
       <w:r>
         <w:lastRenderedPageBreak/>
         <w:t>Agendamentos</w:t>
@@ -2830,7 +2830,7 @@
           <w:noProof/>
         </w:rPr>
         <w:drawing>
-          <wp:inline distT="0" distB="0" distL="0" distR="0" wp14:anchorId="784B2859" wp14:editId="7657D2FE">
+          <wp:inline distT="0" distB="0" distL="0" distR="0" wp14:anchorId="1BC61F65" wp14:editId="1AAF2F59">
             <wp:extent cx="5715000" cy="3571875"/>
             <wp:effectExtent l="0" t="0" r="0" b="0"/>
             <wp:docPr id="261" name="38-schedules-list.png" descr="A página Agendamentos com um agendamento em pausa e os respetivos ícones de ação." title="A página Agendamentos com um agendamento em pausa e os respetivos ícones de ação."/>
@@ -3366,7 +3366,7 @@
         <w:pStyle w:val="Ttulo1"/>
         <w:pageBreakBefore/>
       </w:pPr>
-      <w:bookmarkStart w:id="6" w:name="_Toc241696721"/>
+      <w:bookmarkStart w:id="6" w:name="_Toc241745593"/>
       <w:r>
         <w:lastRenderedPageBreak/>
         <w:t>Execuções e Exportações</w:t>
@@ -3406,7 +3406,7 @@
           <w:noProof/>
         </w:rPr>
         <w:drawing>
-          <wp:inline distT="0" distB="0" distL="0" distR="0" wp14:anchorId="2246536F" wp14:editId="7EFB9838">
+          <wp:inline distT="0" distB="0" distL="0" distR="0" wp14:anchorId="4DB83203" wp14:editId="2E637E46">
             <wp:extent cx="5715000" cy="3571875"/>
             <wp:effectExtent l="0" t="0" r="0" b="0"/>
             <wp:docPr id="262" name="08-runs.png" descr="A página Execuções com os filtros Mapa, Estado e Tipo e a lista de execuções." title="A página Execuções com os filtros Mapa, Estado e Tipo e a lista de execuções."/>
@@ -3581,7 +3581,7 @@
         <w:pStyle w:val="Ttulo1"/>
         <w:pageBreakBefore/>
       </w:pPr>
-      <w:bookmarkStart w:id="7" w:name="_Toc241696722"/>
+      <w:bookmarkStart w:id="7" w:name="_Toc241745594"/>
       <w:r>
         <w:lastRenderedPageBreak/>
         <w:t>Utilizadores</w:t>
@@ -3649,8 +3649,8 @@
           <w:noProof/>
         </w:rPr>
         <w:drawing>
-          <wp:inline distT="0" distB="0" distL="0" distR="0" wp14:anchorId="150BA6D0" wp14:editId="7B0B46CF">
-            <wp:extent cx="4362450" cy="1819275"/>
+          <wp:inline distT="0" distB="0" distL="0" distR="0" wp14:anchorId="39F00D76" wp14:editId="49412D07">
+            <wp:extent cx="4362450" cy="2190750"/>
             <wp:effectExtent l="0" t="0" r="0" b="0"/>
             <wp:docPr id="263" name="09-users-maps-dialog.png" descr="A caixa de diálogo Mapas de um utilizador, com listas de nível de partilha e ícones de proprietário e remover." title="A caixa de diálogo Mapas de um utilizador, com listas de nível de partilha e ícones de proprietário e remover."/>
             <wp:cNvGraphicFramePr>
@@ -3675,7 +3675,7 @@
                   <pic:spPr bwMode="auto">
                     <a:xfrm>
                       <a:off x="0" y="0"/>
-                      <a:ext cx="4362450" cy="1819275"/>
+                      <a:ext cx="4362450" cy="2190750"/>
                     </a:xfrm>
                     <a:prstGeom prst="rect">
                       <a:avLst/>
@@ -3804,7 +3804,7 @@
         <w:pStyle w:val="Ttulo1"/>
         <w:pageBreakBefore/>
       </w:pPr>
-      <w:bookmarkStart w:id="8" w:name="_Toc241696723"/>
+      <w:bookmarkStart w:id="8" w:name="_Toc241745595"/>
       <w:r>
         <w:lastRenderedPageBreak/>
         <w:t>Definições</w:t>
@@ -3837,7 +3837,7 @@
           <w:noProof/>
         </w:rPr>
         <w:drawing>
-          <wp:inline distT="0" distB="0" distL="0" distR="0" wp14:anchorId="7AA87DD0" wp14:editId="2CEF9644">
+          <wp:inline distT="0" distB="0" distL="0" distR="0" wp14:anchorId="6469321E" wp14:editId="32B49B2A">
             <wp:extent cx="5715000" cy="3571875"/>
             <wp:effectExtent l="0" t="0" r="0" b="0"/>
             <wp:docPr id="264" name="04-settings.png" descr="A página Definições com os cartões Idioma de exibição, Aparência e Paleta." title="A página Definições com os cartões Idioma de exibição, Aparência e Paleta."/>
@@ -4115,10 +4115,10 @@
 <file path=word/numbering.xml><?xml version="1.0" encoding="utf-8"?>
 <w:numbering xmlns:wpc="http://schemas.microsoft.com/office/word/2010/wordprocessingCanvas" xmlns:cx="http://schemas.microsoft.com/office/drawing/2014/chartex" xmlns:cx1="http://schemas.microsoft.com/office/drawing/2015/9/8/chartex" xmlns:cx2="http://schemas.microsoft.com/office/drawing/2015/10/21/chartex" xmlns:cx3="http://schemas.microsoft.com/office/drawing/2016/5/9/chartex" xmlns:cx4="http://schemas.microsoft.com/office/drawing/2016/5/10/chartex" xmlns:cx5="http://schemas.microsoft.com/office/drawing/2016/5/11/chartex" xmlns:cx6="http://schemas.microsoft.com/office/drawing/2016/5/12/chartex" xmlns:cx7="http://schemas.microsoft.com/office/drawing/2016/5/13/chartex" xmlns:cx8="http://schemas.microsoft.com/office/drawing/2016/5/14/chartex" xmlns:mc="http://schemas.openxmlformats.org/markup-compatibility/2006" xmlns:aink="http://schemas.microsoft.com/office/drawing/2016/ink" xmlns:am3d="http://schemas.microsoft.com/office/drawing/2017/model3d" xmlns:o="urn:schemas-microsoft-com:office:office" xmlns:oel="http://schemas.microsoft.com/office/2019/extlst" xmlns:r="http://schemas.openxmlformats.org/officeDocument/2006/relationships" xmlns:m="http://schemas.openxmlformats.org/officeDocument/2006/math" xmlns:v="urn:schemas-microsoft-com:vml" xmlns:wp14="http://schemas.microsoft.com/office/word/2010/wordprocessingDrawing" xmlns:wp="http://schemas.openxmlformats.org/drawingml/2006/wordprocessingDrawing" xmlns:w10="urn:schemas-microsoft-com:office:word" xmlns:w="http://schemas.openxmlformats.org/wordprocessingml/2006/main" xmlns:w14="http://schemas.microsoft.com/office/word/2010/wordml" xmlns:w15="http://schemas.microsoft.com/office/word/2012/wordml" xmlns:w16cex="http://schemas.microsoft.com/office/word/2018/wordml/cex" xmlns:w16cid="http://schemas.microsoft.com/office/word/2016/wordml/cid" xmlns:w16="http://schemas.microsoft.com/office/word/2018/wordml" xmlns:w16sdtdh="http://schemas.microsoft.com/office/word/2020/wordml/sdtdatahash" xmlns:w16se="http://schemas.microsoft.com/office/word/2015/wordml/symex" xmlns:wpg="http://schemas.microsoft.com/office/word/2010/wordprocessingGroup" xmlns:wpi="http://schemas.microsoft.com/office/word/2010/wordprocessingInk" xmlns:wne="http://schemas.microsoft.com/office/word/2006/wordml" xmlns:wps="http://schemas.microsoft.com/office/word/2010/wordprocessingShape" mc:Ignorable="w14 w15 w16se w16cid w16 w16cex w16sdtdh wp14">
   <w:abstractNum w:abstractNumId="0" w15:restartNumberingAfterBreak="0">
-    <w:nsid w:val="07E9357A"/>
+    <w:nsid w:val="04DF18A7"/>
     <w:multiLevelType w:val="hybridMultilevel"/>
-    <w:tmpl w:val="723CC0FE"/>
-    <w:lvl w:ilvl="0" w:tplc="74A2C45C">
+    <w:tmpl w:val="0BC4AFA6"/>
+    <w:lvl w:ilvl="0" w:tplc="1DFCBCB2">
       <w:start w:val="1"/>
       <w:numFmt w:val="decimal"/>
       <w:lvlText w:val="%1."/>
@@ -4127,7 +4127,7 @@
         <w:ind w:left="360" w:hanging="300"/>
       </w:pPr>
     </w:lvl>
-    <w:lvl w:ilvl="1" w:tplc="7DE4150A" w:tentative="1">
+    <w:lvl w:ilvl="1" w:tplc="989E9532" w:tentative="1">
       <w:start w:val="1"/>
       <w:numFmt w:val="lowerLetter"/>
       <w:lvlText w:val="%2."/>
@@ -4136,48 +4136,106 @@
         <w:ind w:left="720" w:hanging="300"/>
       </w:pPr>
     </w:lvl>
-    <w:lvl w:ilvl="2" w:tplc="A73065B2">
-      <w:numFmt w:val="decimal"/>
-      <w:lvlText w:val=""/>
-      <w:lvlJc w:val="left"/>
-    </w:lvl>
-    <w:lvl w:ilvl="3" w:tplc="E5A6962A">
-      <w:numFmt w:val="decimal"/>
-      <w:lvlText w:val=""/>
-      <w:lvlJc w:val="left"/>
-    </w:lvl>
-    <w:lvl w:ilvl="4" w:tplc="509E1BE2">
-      <w:numFmt w:val="decimal"/>
-      <w:lvlText w:val=""/>
-      <w:lvlJc w:val="left"/>
-    </w:lvl>
-    <w:lvl w:ilvl="5" w:tplc="13503F6E">
-      <w:numFmt w:val="decimal"/>
-      <w:lvlText w:val=""/>
-      <w:lvlJc w:val="left"/>
-    </w:lvl>
-    <w:lvl w:ilvl="6" w:tplc="D5E8D0DC">
-      <w:numFmt w:val="decimal"/>
-      <w:lvlText w:val=""/>
-      <w:lvlJc w:val="left"/>
-    </w:lvl>
-    <w:lvl w:ilvl="7" w:tplc="4120EB42">
-      <w:numFmt w:val="decimal"/>
-      <w:lvlText w:val=""/>
-      <w:lvlJc w:val="left"/>
-    </w:lvl>
-    <w:lvl w:ilvl="8" w:tplc="C302DE20">
+    <w:lvl w:ilvl="2" w:tplc="478C1F7A">
+      <w:numFmt w:val="decimal"/>
+      <w:lvlText w:val=""/>
+      <w:lvlJc w:val="left"/>
+    </w:lvl>
+    <w:lvl w:ilvl="3" w:tplc="010C9D5A">
+      <w:numFmt w:val="decimal"/>
+      <w:lvlText w:val=""/>
+      <w:lvlJc w:val="left"/>
+    </w:lvl>
+    <w:lvl w:ilvl="4" w:tplc="2292A810">
+      <w:numFmt w:val="decimal"/>
+      <w:lvlText w:val=""/>
+      <w:lvlJc w:val="left"/>
+    </w:lvl>
+    <w:lvl w:ilvl="5" w:tplc="09D82248">
+      <w:numFmt w:val="decimal"/>
+      <w:lvlText w:val=""/>
+      <w:lvlJc w:val="left"/>
+    </w:lvl>
+    <w:lvl w:ilvl="6" w:tplc="7A301426">
+      <w:numFmt w:val="decimal"/>
+      <w:lvlText w:val=""/>
+      <w:lvlJc w:val="left"/>
+    </w:lvl>
+    <w:lvl w:ilvl="7" w:tplc="6032F1B0">
+      <w:numFmt w:val="decimal"/>
+      <w:lvlText w:val=""/>
+      <w:lvlJc w:val="left"/>
+    </w:lvl>
+    <w:lvl w:ilvl="8" w:tplc="905235BA">
       <w:numFmt w:val="decimal"/>
       <w:lvlText w:val=""/>
       <w:lvlJc w:val="left"/>
     </w:lvl>
   </w:abstractNum>
   <w:abstractNum w:abstractNumId="1" w15:restartNumberingAfterBreak="0">
-    <w:nsid w:val="14082310"/>
+    <w:nsid w:val="06D37AE8"/>
     <w:multiLevelType w:val="hybridMultilevel"/>
-    <w:tmpl w:val="8DDA57CC"/>
-    <w:lvl w:ilvl="0" w:tplc="8328FA5A">
+    <w:tmpl w:val="AC70B146"/>
+    <w:lvl w:ilvl="0" w:tplc="5BB23C3C" w:tentative="1">
       <w:start w:val="1"/>
+      <w:numFmt w:val="bullet"/>
+      <w:lvlText w:val="•"/>
+      <w:lvlJc w:val="left"/>
+      <w:pPr>
+        <w:ind w:left="360" w:hanging="260"/>
+      </w:pPr>
+    </w:lvl>
+    <w:lvl w:ilvl="1" w:tplc="205E34C0" w:tentative="1">
+      <w:start w:val="1"/>
+      <w:numFmt w:val="bullet"/>
+      <w:lvlText w:val="–"/>
+      <w:lvlJc w:val="left"/>
+      <w:pPr>
+        <w:ind w:left="720" w:hanging="260"/>
+      </w:pPr>
+    </w:lvl>
+    <w:lvl w:ilvl="2" w:tplc="0F72D5F6">
+      <w:numFmt w:val="decimal"/>
+      <w:lvlText w:val=""/>
+      <w:lvlJc w:val="left"/>
+    </w:lvl>
+    <w:lvl w:ilvl="3" w:tplc="BD1C5F46">
+      <w:numFmt w:val="decimal"/>
+      <w:lvlText w:val=""/>
+      <w:lvlJc w:val="left"/>
+    </w:lvl>
+    <w:lvl w:ilvl="4" w:tplc="7DC6A502">
+      <w:numFmt w:val="decimal"/>
+      <w:lvlText w:val=""/>
+      <w:lvlJc w:val="left"/>
+    </w:lvl>
+    <w:lvl w:ilvl="5" w:tplc="DC58AFF0">
+      <w:numFmt w:val="decimal"/>
+      <w:lvlText w:val=""/>
+      <w:lvlJc w:val="left"/>
+    </w:lvl>
+    <w:lvl w:ilvl="6" w:tplc="0DD6503C">
+      <w:numFmt w:val="decimal"/>
+      <w:lvlText w:val=""/>
+      <w:lvlJc w:val="left"/>
+    </w:lvl>
+    <w:lvl w:ilvl="7" w:tplc="9814CF8A">
+      <w:numFmt w:val="decimal"/>
+      <w:lvlText w:val=""/>
+      <w:lvlJc w:val="left"/>
+    </w:lvl>
+    <w:lvl w:ilvl="8" w:tplc="68283ACC">
+      <w:numFmt w:val="decimal"/>
+      <w:lvlText w:val=""/>
+      <w:lvlJc w:val="left"/>
+    </w:lvl>
+  </w:abstractNum>
+  <w:abstractNum w:abstractNumId="2" w15:restartNumberingAfterBreak="0">
+    <w:nsid w:val="0917608F"/>
+    <w:multiLevelType w:val="hybridMultilevel"/>
+    <w:tmpl w:val="35A0BB4E"/>
+    <w:lvl w:ilvl="0" w:tplc="264EDD2C">
+      <w:start w:val="1"/>
       <w:numFmt w:val="decimal"/>
       <w:lvlText w:val="%1."/>
       <w:lvlJc w:val="left"/>
@@ -4185,7 +4243,7 @@
         <w:ind w:left="360" w:hanging="300"/>
       </w:pPr>
     </w:lvl>
-    <w:lvl w:ilvl="1" w:tplc="EBBE754E" w:tentative="1">
+    <w:lvl w:ilvl="1" w:tplc="971ECAEC" w:tentative="1">
       <w:start w:val="1"/>
       <w:numFmt w:val="lowerLetter"/>
       <w:lvlText w:val="%2."/>
@@ -4194,47 +4252,47 @@
         <w:ind w:left="720" w:hanging="300"/>
       </w:pPr>
     </w:lvl>
-    <w:lvl w:ilvl="2" w:tplc="B26412A8">
-      <w:numFmt w:val="decimal"/>
-      <w:lvlText w:val=""/>
-      <w:lvlJc w:val="left"/>
-    </w:lvl>
-    <w:lvl w:ilvl="3" w:tplc="225EC574">
-      <w:numFmt w:val="decimal"/>
-      <w:lvlText w:val=""/>
-      <w:lvlJc w:val="left"/>
-    </w:lvl>
-    <w:lvl w:ilvl="4" w:tplc="8782F53E">
-      <w:numFmt w:val="decimal"/>
-      <w:lvlText w:val=""/>
-      <w:lvlJc w:val="left"/>
-    </w:lvl>
-    <w:lvl w:ilvl="5" w:tplc="F29E5920">
-      <w:numFmt w:val="decimal"/>
-      <w:lvlText w:val=""/>
-      <w:lvlJc w:val="left"/>
-    </w:lvl>
-    <w:lvl w:ilvl="6" w:tplc="AF18A5DC">
-      <w:numFmt w:val="decimal"/>
-      <w:lvlText w:val=""/>
-      <w:lvlJc w:val="left"/>
-    </w:lvl>
-    <w:lvl w:ilvl="7" w:tplc="7358984C">
-      <w:numFmt w:val="decimal"/>
-      <w:lvlText w:val=""/>
-      <w:lvlJc w:val="left"/>
-    </w:lvl>
-    <w:lvl w:ilvl="8" w:tplc="20FA803E">
+    <w:lvl w:ilvl="2" w:tplc="50149BC0">
+      <w:numFmt w:val="decimal"/>
+      <w:lvlText w:val=""/>
+      <w:lvlJc w:val="left"/>
+    </w:lvl>
+    <w:lvl w:ilvl="3" w:tplc="B052A96C">
+      <w:numFmt w:val="decimal"/>
+      <w:lvlText w:val=""/>
+      <w:lvlJc w:val="left"/>
+    </w:lvl>
+    <w:lvl w:ilvl="4" w:tplc="3AD674E4">
+      <w:numFmt w:val="decimal"/>
+      <w:lvlText w:val=""/>
+      <w:lvlJc w:val="left"/>
+    </w:lvl>
+    <w:lvl w:ilvl="5" w:tplc="C20E1CF6">
+      <w:numFmt w:val="decimal"/>
+      <w:lvlText w:val=""/>
+      <w:lvlJc w:val="left"/>
+    </w:lvl>
+    <w:lvl w:ilvl="6" w:tplc="5F606C52">
+      <w:numFmt w:val="decimal"/>
+      <w:lvlText w:val=""/>
+      <w:lvlJc w:val="left"/>
+    </w:lvl>
+    <w:lvl w:ilvl="7" w:tplc="DF9ABA42">
+      <w:numFmt w:val="decimal"/>
+      <w:lvlText w:val=""/>
+      <w:lvlJc w:val="left"/>
+    </w:lvl>
+    <w:lvl w:ilvl="8" w:tplc="F948F6BC">
       <w:numFmt w:val="decimal"/>
       <w:lvlText w:val=""/>
       <w:lvlJc w:val="left"/>
     </w:lvl>
   </w:abstractNum>
-  <w:abstractNum w:abstractNumId="2" w15:restartNumberingAfterBreak="0">
-    <w:nsid w:val="33BB38F4"/>
+  <w:abstractNum w:abstractNumId="3" w15:restartNumberingAfterBreak="0">
+    <w:nsid w:val="17095D69"/>
     <w:multiLevelType w:val="hybridMultilevel"/>
-    <w:tmpl w:val="61D47016"/>
-    <w:lvl w:ilvl="0" w:tplc="58E858BC" w:tentative="1">
+    <w:tmpl w:val="79622A8A"/>
+    <w:lvl w:ilvl="0" w:tplc="34200A7E" w:tentative="1">
       <w:start w:val="1"/>
       <w:numFmt w:val="bullet"/>
       <w:lvlText w:val="●"/>
@@ -4243,7 +4301,7 @@
         <w:ind w:left="720" w:hanging="360"/>
       </w:pPr>
     </w:lvl>
-    <w:lvl w:ilvl="1" w:tplc="BF525258" w:tentative="1">
+    <w:lvl w:ilvl="1" w:tplc="CA7226CE" w:tentative="1">
       <w:start w:val="1"/>
       <w:numFmt w:val="bullet"/>
       <w:lvlText w:val="○"/>
@@ -4252,7 +4310,7 @@
         <w:ind w:left="1440" w:hanging="360"/>
       </w:pPr>
     </w:lvl>
-    <w:lvl w:ilvl="2" w:tplc="8BFCA848" w:tentative="1">
+    <w:lvl w:ilvl="2" w:tplc="335CA17A" w:tentative="1">
       <w:start w:val="1"/>
       <w:numFmt w:val="bullet"/>
       <w:lvlText w:val="■"/>
@@ -4261,7 +4319,7 @@
         <w:ind w:left="2160" w:hanging="360"/>
       </w:pPr>
     </w:lvl>
-    <w:lvl w:ilvl="3" w:tplc="77FC6138" w:tentative="1">
+    <w:lvl w:ilvl="3" w:tplc="63CE5544" w:tentative="1">
       <w:start w:val="1"/>
       <w:numFmt w:val="bullet"/>
       <w:lvlText w:val="●"/>
@@ -4270,7 +4328,7 @@
         <w:ind w:left="2880" w:hanging="360"/>
       </w:pPr>
     </w:lvl>
-    <w:lvl w:ilvl="4" w:tplc="2FC27DF0" w:tentative="1">
+    <w:lvl w:ilvl="4" w:tplc="698C9250" w:tentative="1">
       <w:start w:val="1"/>
       <w:numFmt w:val="bullet"/>
       <w:lvlText w:val="○"/>
@@ -4279,7 +4337,7 @@
         <w:ind w:left="3600" w:hanging="360"/>
       </w:pPr>
     </w:lvl>
-    <w:lvl w:ilvl="5" w:tplc="DE4EFAEE" w:tentative="1">
+    <w:lvl w:ilvl="5" w:tplc="849E02F8" w:tentative="1">
       <w:start w:val="1"/>
       <w:numFmt w:val="bullet"/>
       <w:lvlText w:val="■"/>
@@ -4288,7 +4346,7 @@
         <w:ind w:left="4320" w:hanging="360"/>
       </w:pPr>
     </w:lvl>
-    <w:lvl w:ilvl="6" w:tplc="1E26F95A" w:tentative="1">
+    <w:lvl w:ilvl="6" w:tplc="4E80EA68" w:tentative="1">
       <w:start w:val="1"/>
       <w:numFmt w:val="bullet"/>
       <w:lvlText w:val="●"/>
@@ -4297,7 +4355,7 @@
         <w:ind w:left="5040" w:hanging="360"/>
       </w:pPr>
     </w:lvl>
-    <w:lvl w:ilvl="7" w:tplc="BDB696CA" w:tentative="1">
+    <w:lvl w:ilvl="7" w:tplc="540A6B90" w:tentative="1">
       <w:start w:val="1"/>
       <w:numFmt w:val="bullet"/>
       <w:lvlText w:val="●"/>
@@ -4306,7 +4364,7 @@
         <w:ind w:left="5760" w:hanging="360"/>
       </w:pPr>
     </w:lvl>
-    <w:lvl w:ilvl="8" w:tplc="4AC27692" w:tentative="1">
+    <w:lvl w:ilvl="8" w:tplc="D0CA4B12" w:tentative="1">
       <w:start w:val="1"/>
       <w:numFmt w:val="bullet"/>
       <w:lvlText w:val="●"/>
@@ -4316,11 +4374,11 @@
       </w:pPr>
     </w:lvl>
   </w:abstractNum>
-  <w:abstractNum w:abstractNumId="3" w15:restartNumberingAfterBreak="0">
-    <w:nsid w:val="3BBD14A0"/>
+  <w:abstractNum w:abstractNumId="4" w15:restartNumberingAfterBreak="0">
+    <w:nsid w:val="1C663911"/>
     <w:multiLevelType w:val="hybridMultilevel"/>
-    <w:tmpl w:val="EBAE15BA"/>
-    <w:lvl w:ilvl="0" w:tplc="D71CD546">
+    <w:tmpl w:val="E1B46AEA"/>
+    <w:lvl w:ilvl="0" w:tplc="0D48E166">
       <w:start w:val="1"/>
       <w:numFmt w:val="decimal"/>
       <w:lvlText w:val="%1."/>
@@ -4329,7 +4387,7 @@
         <w:ind w:left="360" w:hanging="300"/>
       </w:pPr>
     </w:lvl>
-    <w:lvl w:ilvl="1" w:tplc="95D6DE62" w:tentative="1">
+    <w:lvl w:ilvl="1" w:tplc="BCA0D70C" w:tentative="1">
       <w:start w:val="1"/>
       <w:numFmt w:val="lowerLetter"/>
       <w:lvlText w:val="%2."/>
@@ -4338,47 +4396,47 @@
         <w:ind w:left="720" w:hanging="300"/>
       </w:pPr>
     </w:lvl>
-    <w:lvl w:ilvl="2" w:tplc="D9F87886">
-      <w:numFmt w:val="decimal"/>
-      <w:lvlText w:val=""/>
-      <w:lvlJc w:val="left"/>
-    </w:lvl>
-    <w:lvl w:ilvl="3" w:tplc="2242B206">
-      <w:numFmt w:val="decimal"/>
-      <w:lvlText w:val=""/>
-      <w:lvlJc w:val="left"/>
-    </w:lvl>
-    <w:lvl w:ilvl="4" w:tplc="26BE9BE2">
-      <w:numFmt w:val="decimal"/>
-      <w:lvlText w:val=""/>
-      <w:lvlJc w:val="left"/>
-    </w:lvl>
-    <w:lvl w:ilvl="5" w:tplc="DA9EA032">
-      <w:numFmt w:val="decimal"/>
-      <w:lvlText w:val=""/>
-      <w:lvlJc w:val="left"/>
-    </w:lvl>
-    <w:lvl w:ilvl="6" w:tplc="19A644E4">
-      <w:numFmt w:val="decimal"/>
-      <w:lvlText w:val=""/>
-      <w:lvlJc w:val="left"/>
-    </w:lvl>
-    <w:lvl w:ilvl="7" w:tplc="3960ABA8">
-      <w:numFmt w:val="decimal"/>
-      <w:lvlText w:val=""/>
-      <w:lvlJc w:val="left"/>
-    </w:lvl>
-    <w:lvl w:ilvl="8" w:tplc="F43AD8C2">
+    <w:lvl w:ilvl="2" w:tplc="6E3EDE30">
+      <w:numFmt w:val="decimal"/>
+      <w:lvlText w:val=""/>
+      <w:lvlJc w:val="left"/>
+    </w:lvl>
+    <w:lvl w:ilvl="3" w:tplc="765E9A4E">
+      <w:numFmt w:val="decimal"/>
+      <w:lvlText w:val=""/>
+      <w:lvlJc w:val="left"/>
+    </w:lvl>
+    <w:lvl w:ilvl="4" w:tplc="3D206F8A">
+      <w:numFmt w:val="decimal"/>
+      <w:lvlText w:val=""/>
+      <w:lvlJc w:val="left"/>
+    </w:lvl>
+    <w:lvl w:ilvl="5" w:tplc="625CFF3C">
+      <w:numFmt w:val="decimal"/>
+      <w:lvlText w:val=""/>
+      <w:lvlJc w:val="left"/>
+    </w:lvl>
+    <w:lvl w:ilvl="6" w:tplc="59BE4BF6">
+      <w:numFmt w:val="decimal"/>
+      <w:lvlText w:val=""/>
+      <w:lvlJc w:val="left"/>
+    </w:lvl>
+    <w:lvl w:ilvl="7" w:tplc="848C94EA">
+      <w:numFmt w:val="decimal"/>
+      <w:lvlText w:val=""/>
+      <w:lvlJc w:val="left"/>
+    </w:lvl>
+    <w:lvl w:ilvl="8" w:tplc="38543E24">
       <w:numFmt w:val="decimal"/>
       <w:lvlText w:val=""/>
       <w:lvlJc w:val="left"/>
     </w:lvl>
   </w:abstractNum>
-  <w:abstractNum w:abstractNumId="4" w15:restartNumberingAfterBreak="0">
-    <w:nsid w:val="41F05047"/>
+  <w:abstractNum w:abstractNumId="5" w15:restartNumberingAfterBreak="0">
+    <w:nsid w:val="2871435B"/>
     <w:multiLevelType w:val="hybridMultilevel"/>
-    <w:tmpl w:val="07BAAAF4"/>
-    <w:lvl w:ilvl="0" w:tplc="D164A15C">
+    <w:tmpl w:val="875686C4"/>
+    <w:lvl w:ilvl="0" w:tplc="A4026180">
       <w:start w:val="1"/>
       <w:numFmt w:val="decimal"/>
       <w:lvlText w:val="%1."/>
@@ -4387,7 +4445,7 @@
         <w:ind w:left="360" w:hanging="300"/>
       </w:pPr>
     </w:lvl>
-    <w:lvl w:ilvl="1" w:tplc="C24C57FE" w:tentative="1">
+    <w:lvl w:ilvl="1" w:tplc="06542D26" w:tentative="1">
       <w:start w:val="1"/>
       <w:numFmt w:val="lowerLetter"/>
       <w:lvlText w:val="%2."/>
@@ -4396,47 +4454,47 @@
         <w:ind w:left="720" w:hanging="300"/>
       </w:pPr>
     </w:lvl>
-    <w:lvl w:ilvl="2" w:tplc="3E664DBE">
-      <w:numFmt w:val="decimal"/>
-      <w:lvlText w:val=""/>
-      <w:lvlJc w:val="left"/>
-    </w:lvl>
-    <w:lvl w:ilvl="3" w:tplc="BF6C278E">
-      <w:numFmt w:val="decimal"/>
-      <w:lvlText w:val=""/>
-      <w:lvlJc w:val="left"/>
-    </w:lvl>
-    <w:lvl w:ilvl="4" w:tplc="F97232D6">
-      <w:numFmt w:val="decimal"/>
-      <w:lvlText w:val=""/>
-      <w:lvlJc w:val="left"/>
-    </w:lvl>
-    <w:lvl w:ilvl="5" w:tplc="A5D2DEFE">
-      <w:numFmt w:val="decimal"/>
-      <w:lvlText w:val=""/>
-      <w:lvlJc w:val="left"/>
-    </w:lvl>
-    <w:lvl w:ilvl="6" w:tplc="437684EA">
-      <w:numFmt w:val="decimal"/>
-      <w:lvlText w:val=""/>
-      <w:lvlJc w:val="left"/>
-    </w:lvl>
-    <w:lvl w:ilvl="7" w:tplc="8BD63470">
-      <w:numFmt w:val="decimal"/>
-      <w:lvlText w:val=""/>
-      <w:lvlJc w:val="left"/>
-    </w:lvl>
-    <w:lvl w:ilvl="8" w:tplc="FAC88BAC">
+    <w:lvl w:ilvl="2" w:tplc="7806EE98">
+      <w:numFmt w:val="decimal"/>
+      <w:lvlText w:val=""/>
+      <w:lvlJc w:val="left"/>
+    </w:lvl>
+    <w:lvl w:ilvl="3" w:tplc="F91AF24C">
+      <w:numFmt w:val="decimal"/>
+      <w:lvlText w:val=""/>
+      <w:lvlJc w:val="left"/>
+    </w:lvl>
+    <w:lvl w:ilvl="4" w:tplc="FE1E5786">
+      <w:numFmt w:val="decimal"/>
+      <w:lvlText w:val=""/>
+      <w:lvlJc w:val="left"/>
+    </w:lvl>
+    <w:lvl w:ilvl="5" w:tplc="3D042D5A">
+      <w:numFmt w:val="decimal"/>
+      <w:lvlText w:val=""/>
+      <w:lvlJc w:val="left"/>
+    </w:lvl>
+    <w:lvl w:ilvl="6" w:tplc="2F32FA4A">
+      <w:numFmt w:val="decimal"/>
+      <w:lvlText w:val=""/>
+      <w:lvlJc w:val="left"/>
+    </w:lvl>
+    <w:lvl w:ilvl="7" w:tplc="7D5CACC0">
+      <w:numFmt w:val="decimal"/>
+      <w:lvlText w:val=""/>
+      <w:lvlJc w:val="left"/>
+    </w:lvl>
+    <w:lvl w:ilvl="8" w:tplc="C8C6E430">
       <w:numFmt w:val="decimal"/>
       <w:lvlText w:val=""/>
       <w:lvlJc w:val="left"/>
     </w:lvl>
   </w:abstractNum>
-  <w:abstractNum w:abstractNumId="5" w15:restartNumberingAfterBreak="0">
-    <w:nsid w:val="6A3F42F2"/>
+  <w:abstractNum w:abstractNumId="6" w15:restartNumberingAfterBreak="0">
+    <w:nsid w:val="351C396D"/>
     <w:multiLevelType w:val="hybridMultilevel"/>
-    <w:tmpl w:val="08E0F48E"/>
-    <w:lvl w:ilvl="0" w:tplc="74B0198E">
+    <w:tmpl w:val="8D8E0C28"/>
+    <w:lvl w:ilvl="0" w:tplc="C268ADC8">
       <w:start w:val="1"/>
       <w:numFmt w:val="decimal"/>
       <w:lvlText w:val="%1."/>
@@ -4445,7 +4503,7 @@
         <w:ind w:left="360" w:hanging="300"/>
       </w:pPr>
     </w:lvl>
-    <w:lvl w:ilvl="1" w:tplc="D50844E0" w:tentative="1">
+    <w:lvl w:ilvl="1" w:tplc="47C4B962" w:tentative="1">
       <w:start w:val="1"/>
       <w:numFmt w:val="lowerLetter"/>
       <w:lvlText w:val="%2."/>
@@ -4454,47 +4512,47 @@
         <w:ind w:left="720" w:hanging="300"/>
       </w:pPr>
     </w:lvl>
-    <w:lvl w:ilvl="2" w:tplc="BA807A4C">
-      <w:numFmt w:val="decimal"/>
-      <w:lvlText w:val=""/>
-      <w:lvlJc w:val="left"/>
-    </w:lvl>
-    <w:lvl w:ilvl="3" w:tplc="325EBCDA">
-      <w:numFmt w:val="decimal"/>
-      <w:lvlText w:val=""/>
-      <w:lvlJc w:val="left"/>
-    </w:lvl>
-    <w:lvl w:ilvl="4" w:tplc="66AC6AAA">
-      <w:numFmt w:val="decimal"/>
-      <w:lvlText w:val=""/>
-      <w:lvlJc w:val="left"/>
-    </w:lvl>
-    <w:lvl w:ilvl="5" w:tplc="878A33E4">
-      <w:numFmt w:val="decimal"/>
-      <w:lvlText w:val=""/>
-      <w:lvlJc w:val="left"/>
-    </w:lvl>
-    <w:lvl w:ilvl="6" w:tplc="4432A110">
-      <w:numFmt w:val="decimal"/>
-      <w:lvlText w:val=""/>
-      <w:lvlJc w:val="left"/>
-    </w:lvl>
-    <w:lvl w:ilvl="7" w:tplc="7564DD5A">
-      <w:numFmt w:val="decimal"/>
-      <w:lvlText w:val=""/>
-      <w:lvlJc w:val="left"/>
-    </w:lvl>
-    <w:lvl w:ilvl="8" w:tplc="7D4E89A2">
+    <w:lvl w:ilvl="2" w:tplc="73420CF8">
+      <w:numFmt w:val="decimal"/>
+      <w:lvlText w:val=""/>
+      <w:lvlJc w:val="left"/>
+    </w:lvl>
+    <w:lvl w:ilvl="3" w:tplc="FCE8D446">
+      <w:numFmt w:val="decimal"/>
+      <w:lvlText w:val=""/>
+      <w:lvlJc w:val="left"/>
+    </w:lvl>
+    <w:lvl w:ilvl="4" w:tplc="2FB24174">
+      <w:numFmt w:val="decimal"/>
+      <w:lvlText w:val=""/>
+      <w:lvlJc w:val="left"/>
+    </w:lvl>
+    <w:lvl w:ilvl="5" w:tplc="8BA476D4">
+      <w:numFmt w:val="decimal"/>
+      <w:lvlText w:val=""/>
+      <w:lvlJc w:val="left"/>
+    </w:lvl>
+    <w:lvl w:ilvl="6" w:tplc="3C448396">
+      <w:numFmt w:val="decimal"/>
+      <w:lvlText w:val=""/>
+      <w:lvlJc w:val="left"/>
+    </w:lvl>
+    <w:lvl w:ilvl="7" w:tplc="B5FC17B4">
+      <w:numFmt w:val="decimal"/>
+      <w:lvlText w:val=""/>
+      <w:lvlJc w:val="left"/>
+    </w:lvl>
+    <w:lvl w:ilvl="8" w:tplc="9A44CFEC">
       <w:numFmt w:val="decimal"/>
       <w:lvlText w:val=""/>
       <w:lvlJc w:val="left"/>
     </w:lvl>
   </w:abstractNum>
-  <w:abstractNum w:abstractNumId="6" w15:restartNumberingAfterBreak="0">
-    <w:nsid w:val="6B822D04"/>
+  <w:abstractNum w:abstractNumId="7" w15:restartNumberingAfterBreak="0">
+    <w:nsid w:val="5DF37752"/>
     <w:multiLevelType w:val="hybridMultilevel"/>
-    <w:tmpl w:val="3D4E21D4"/>
-    <w:lvl w:ilvl="0" w:tplc="2496FDB4">
+    <w:tmpl w:val="9528A9A4"/>
+    <w:lvl w:ilvl="0" w:tplc="8D546DA4">
       <w:start w:val="1"/>
       <w:numFmt w:val="decimal"/>
       <w:lvlText w:val="%1."/>
@@ -4503,7 +4561,7 @@
         <w:ind w:left="360" w:hanging="300"/>
       </w:pPr>
     </w:lvl>
-    <w:lvl w:ilvl="1" w:tplc="758634D2" w:tentative="1">
+    <w:lvl w:ilvl="1" w:tplc="ACAAA45C" w:tentative="1">
       <w:start w:val="1"/>
       <w:numFmt w:val="lowerLetter"/>
       <w:lvlText w:val="%2."/>
@@ -4512,105 +4570,47 @@
         <w:ind w:left="720" w:hanging="300"/>
       </w:pPr>
     </w:lvl>
-    <w:lvl w:ilvl="2" w:tplc="E69ECE66">
-      <w:numFmt w:val="decimal"/>
-      <w:lvlText w:val=""/>
-      <w:lvlJc w:val="left"/>
-    </w:lvl>
-    <w:lvl w:ilvl="3" w:tplc="D6FE5B38">
-      <w:numFmt w:val="decimal"/>
-      <w:lvlText w:val=""/>
-      <w:lvlJc w:val="left"/>
-    </w:lvl>
-    <w:lvl w:ilvl="4" w:tplc="FD4ACAA2">
-      <w:numFmt w:val="decimal"/>
-      <w:lvlText w:val=""/>
-      <w:lvlJc w:val="left"/>
-    </w:lvl>
-    <w:lvl w:ilvl="5" w:tplc="495E110E">
-      <w:numFmt w:val="decimal"/>
-      <w:lvlText w:val=""/>
-      <w:lvlJc w:val="left"/>
-    </w:lvl>
-    <w:lvl w:ilvl="6" w:tplc="9A820B0C">
-      <w:numFmt w:val="decimal"/>
-      <w:lvlText w:val=""/>
-      <w:lvlJc w:val="left"/>
-    </w:lvl>
-    <w:lvl w:ilvl="7" w:tplc="235AAFBA">
-      <w:numFmt w:val="decimal"/>
-      <w:lvlText w:val=""/>
-      <w:lvlJc w:val="left"/>
-    </w:lvl>
-    <w:lvl w:ilvl="8" w:tplc="029683FE">
-      <w:numFmt w:val="decimal"/>
-      <w:lvlText w:val=""/>
-      <w:lvlJc w:val="left"/>
-    </w:lvl>
-  </w:abstractNum>
-  <w:abstractNum w:abstractNumId="7" w15:restartNumberingAfterBreak="0">
-    <w:nsid w:val="708F6B49"/>
-    <w:multiLevelType w:val="hybridMultilevel"/>
-    <w:tmpl w:val="251858E4"/>
-    <w:lvl w:ilvl="0" w:tplc="A2CE60A0" w:tentative="1">
-      <w:start w:val="1"/>
-      <w:numFmt w:val="bullet"/>
-      <w:lvlText w:val="•"/>
-      <w:lvlJc w:val="left"/>
-      <w:pPr>
-        <w:ind w:left="360" w:hanging="260"/>
-      </w:pPr>
-    </w:lvl>
-    <w:lvl w:ilvl="1" w:tplc="56B487D8" w:tentative="1">
-      <w:start w:val="1"/>
-      <w:numFmt w:val="bullet"/>
-      <w:lvlText w:val="–"/>
-      <w:lvlJc w:val="left"/>
-      <w:pPr>
-        <w:ind w:left="720" w:hanging="260"/>
-      </w:pPr>
-    </w:lvl>
-    <w:lvl w:ilvl="2" w:tplc="0E24B856">
-      <w:numFmt w:val="decimal"/>
-      <w:lvlText w:val=""/>
-      <w:lvlJc w:val="left"/>
-    </w:lvl>
-    <w:lvl w:ilvl="3" w:tplc="2FE00FC0">
-      <w:numFmt w:val="decimal"/>
-      <w:lvlText w:val=""/>
-      <w:lvlJc w:val="left"/>
-    </w:lvl>
-    <w:lvl w:ilvl="4" w:tplc="A278631E">
-      <w:numFmt w:val="decimal"/>
-      <w:lvlText w:val=""/>
-      <w:lvlJc w:val="left"/>
-    </w:lvl>
-    <w:lvl w:ilvl="5" w:tplc="EEC0CFB8">
-      <w:numFmt w:val="decimal"/>
-      <w:lvlText w:val=""/>
-      <w:lvlJc w:val="left"/>
-    </w:lvl>
-    <w:lvl w:ilvl="6" w:tplc="59B6F170">
-      <w:numFmt w:val="decimal"/>
-      <w:lvlText w:val=""/>
-      <w:lvlJc w:val="left"/>
-    </w:lvl>
-    <w:lvl w:ilvl="7" w:tplc="11729D10">
-      <w:numFmt w:val="decimal"/>
-      <w:lvlText w:val=""/>
-      <w:lvlJc w:val="left"/>
-    </w:lvl>
-    <w:lvl w:ilvl="8" w:tplc="1528F2EA">
+    <w:lvl w:ilvl="2" w:tplc="0E62032C">
+      <w:numFmt w:val="decimal"/>
+      <w:lvlText w:val=""/>
+      <w:lvlJc w:val="left"/>
+    </w:lvl>
+    <w:lvl w:ilvl="3" w:tplc="EA4277BE">
+      <w:numFmt w:val="decimal"/>
+      <w:lvlText w:val=""/>
+      <w:lvlJc w:val="left"/>
+    </w:lvl>
+    <w:lvl w:ilvl="4" w:tplc="4F26D6F0">
+      <w:numFmt w:val="decimal"/>
+      <w:lvlText w:val=""/>
+      <w:lvlJc w:val="left"/>
+    </w:lvl>
+    <w:lvl w:ilvl="5" w:tplc="44D03656">
+      <w:numFmt w:val="decimal"/>
+      <w:lvlText w:val=""/>
+      <w:lvlJc w:val="left"/>
+    </w:lvl>
+    <w:lvl w:ilvl="6" w:tplc="133C3C24">
+      <w:numFmt w:val="decimal"/>
+      <w:lvlText w:val=""/>
+      <w:lvlJc w:val="left"/>
+    </w:lvl>
+    <w:lvl w:ilvl="7" w:tplc="80BC1666">
+      <w:numFmt w:val="decimal"/>
+      <w:lvlText w:val=""/>
+      <w:lvlJc w:val="left"/>
+    </w:lvl>
+    <w:lvl w:ilvl="8" w:tplc="D092F4BC">
       <w:numFmt w:val="decimal"/>
       <w:lvlText w:val=""/>
       <w:lvlJc w:val="left"/>
     </w:lvl>
   </w:abstractNum>
   <w:abstractNum w:abstractNumId="8" w15:restartNumberingAfterBreak="0">
-    <w:nsid w:val="76DE7092"/>
+    <w:nsid w:val="62662B7B"/>
     <w:multiLevelType w:val="hybridMultilevel"/>
-    <w:tmpl w:val="E506D7F4"/>
-    <w:lvl w:ilvl="0" w:tplc="67FE0B9C">
+    <w:tmpl w:val="9C2CEEBE"/>
+    <w:lvl w:ilvl="0" w:tplc="903E282A">
       <w:start w:val="1"/>
       <w:numFmt w:val="decimal"/>
       <w:lvlText w:val="%1."/>
@@ -4619,7 +4619,7 @@
         <w:ind w:left="360" w:hanging="300"/>
       </w:pPr>
     </w:lvl>
-    <w:lvl w:ilvl="1" w:tplc="C23E6376" w:tentative="1">
+    <w:lvl w:ilvl="1" w:tplc="3B06C25E" w:tentative="1">
       <w:start w:val="1"/>
       <w:numFmt w:val="lowerLetter"/>
       <w:lvlText w:val="%2."/>
@@ -4628,47 +4628,47 @@
         <w:ind w:left="720" w:hanging="300"/>
       </w:pPr>
     </w:lvl>
-    <w:lvl w:ilvl="2" w:tplc="036A4A06">
-      <w:numFmt w:val="decimal"/>
-      <w:lvlText w:val=""/>
-      <w:lvlJc w:val="left"/>
-    </w:lvl>
-    <w:lvl w:ilvl="3" w:tplc="3EF83816">
-      <w:numFmt w:val="decimal"/>
-      <w:lvlText w:val=""/>
-      <w:lvlJc w:val="left"/>
-    </w:lvl>
-    <w:lvl w:ilvl="4" w:tplc="1332B3D8">
-      <w:numFmt w:val="decimal"/>
-      <w:lvlText w:val=""/>
-      <w:lvlJc w:val="left"/>
-    </w:lvl>
-    <w:lvl w:ilvl="5" w:tplc="D5E2BDAE">
-      <w:numFmt w:val="decimal"/>
-      <w:lvlText w:val=""/>
-      <w:lvlJc w:val="left"/>
-    </w:lvl>
-    <w:lvl w:ilvl="6" w:tplc="379EFAE6">
-      <w:numFmt w:val="decimal"/>
-      <w:lvlText w:val=""/>
-      <w:lvlJc w:val="left"/>
-    </w:lvl>
-    <w:lvl w:ilvl="7" w:tplc="D95EA5B6">
-      <w:numFmt w:val="decimal"/>
-      <w:lvlText w:val=""/>
-      <w:lvlJc w:val="left"/>
-    </w:lvl>
-    <w:lvl w:ilvl="8" w:tplc="CF58DE80">
+    <w:lvl w:ilvl="2" w:tplc="072EEB8E">
+      <w:numFmt w:val="decimal"/>
+      <w:lvlText w:val=""/>
+      <w:lvlJc w:val="left"/>
+    </w:lvl>
+    <w:lvl w:ilvl="3" w:tplc="5CF0FA86">
+      <w:numFmt w:val="decimal"/>
+      <w:lvlText w:val=""/>
+      <w:lvlJc w:val="left"/>
+    </w:lvl>
+    <w:lvl w:ilvl="4" w:tplc="98708AAA">
+      <w:numFmt w:val="decimal"/>
+      <w:lvlText w:val=""/>
+      <w:lvlJc w:val="left"/>
+    </w:lvl>
+    <w:lvl w:ilvl="5" w:tplc="356A86AE">
+      <w:numFmt w:val="decimal"/>
+      <w:lvlText w:val=""/>
+      <w:lvlJc w:val="left"/>
+    </w:lvl>
+    <w:lvl w:ilvl="6" w:tplc="601227B6">
+      <w:numFmt w:val="decimal"/>
+      <w:lvlText w:val=""/>
+      <w:lvlJc w:val="left"/>
+    </w:lvl>
+    <w:lvl w:ilvl="7" w:tplc="CBE22B80">
+      <w:numFmt w:val="decimal"/>
+      <w:lvlText w:val=""/>
+      <w:lvlJc w:val="left"/>
+    </w:lvl>
+    <w:lvl w:ilvl="8" w:tplc="5C3E465C">
       <w:numFmt w:val="decimal"/>
       <w:lvlText w:val=""/>
       <w:lvlJc w:val="left"/>
     </w:lvl>
   </w:abstractNum>
   <w:abstractNum w:abstractNumId="9" w15:restartNumberingAfterBreak="0">
-    <w:nsid w:val="7FD25CFC"/>
+    <w:nsid w:val="7B483B10"/>
     <w:multiLevelType w:val="hybridMultilevel"/>
-    <w:tmpl w:val="D5E43F70"/>
-    <w:lvl w:ilvl="0" w:tplc="340C0E8E">
+    <w:tmpl w:val="1A6C1FA6"/>
+    <w:lvl w:ilvl="0" w:tplc="862602BE">
       <w:start w:val="1"/>
       <w:numFmt w:val="decimal"/>
       <w:lvlText w:val="%1."/>
@@ -4677,7 +4677,7 @@
         <w:ind w:left="360" w:hanging="300"/>
       </w:pPr>
     </w:lvl>
-    <w:lvl w:ilvl="1" w:tplc="C9DC8FF0" w:tentative="1">
+    <w:lvl w:ilvl="1" w:tplc="73D06E36" w:tentative="1">
       <w:start w:val="1"/>
       <w:numFmt w:val="lowerLetter"/>
       <w:lvlText w:val="%2."/>
@@ -4686,92 +4686,92 @@
         <w:ind w:left="720" w:hanging="300"/>
       </w:pPr>
     </w:lvl>
-    <w:lvl w:ilvl="2" w:tplc="7DF8F89C">
-      <w:numFmt w:val="decimal"/>
-      <w:lvlText w:val=""/>
-      <w:lvlJc w:val="left"/>
-    </w:lvl>
-    <w:lvl w:ilvl="3" w:tplc="2C4E2384">
-      <w:numFmt w:val="decimal"/>
-      <w:lvlText w:val=""/>
-      <w:lvlJc w:val="left"/>
-    </w:lvl>
-    <w:lvl w:ilvl="4" w:tplc="09EE6B90">
-      <w:numFmt w:val="decimal"/>
-      <w:lvlText w:val=""/>
-      <w:lvlJc w:val="left"/>
-    </w:lvl>
-    <w:lvl w:ilvl="5" w:tplc="057A58EC">
-      <w:numFmt w:val="decimal"/>
-      <w:lvlText w:val=""/>
-      <w:lvlJc w:val="left"/>
-    </w:lvl>
-    <w:lvl w:ilvl="6" w:tplc="AA285FC4">
-      <w:numFmt w:val="decimal"/>
-      <w:lvlText w:val=""/>
-      <w:lvlJc w:val="left"/>
-    </w:lvl>
-    <w:lvl w:ilvl="7" w:tplc="483ECA6A">
-      <w:numFmt w:val="decimal"/>
-      <w:lvlText w:val=""/>
-      <w:lvlJc w:val="left"/>
-    </w:lvl>
-    <w:lvl w:ilvl="8" w:tplc="BF4C70C6">
+    <w:lvl w:ilvl="2" w:tplc="AE187DFA">
+      <w:numFmt w:val="decimal"/>
+      <w:lvlText w:val=""/>
+      <w:lvlJc w:val="left"/>
+    </w:lvl>
+    <w:lvl w:ilvl="3" w:tplc="57E8C6B6">
+      <w:numFmt w:val="decimal"/>
+      <w:lvlText w:val=""/>
+      <w:lvlJc w:val="left"/>
+    </w:lvl>
+    <w:lvl w:ilvl="4" w:tplc="E69E01B8">
+      <w:numFmt w:val="decimal"/>
+      <w:lvlText w:val=""/>
+      <w:lvlJc w:val="left"/>
+    </w:lvl>
+    <w:lvl w:ilvl="5" w:tplc="705E3ACE">
+      <w:numFmt w:val="decimal"/>
+      <w:lvlText w:val=""/>
+      <w:lvlJc w:val="left"/>
+    </w:lvl>
+    <w:lvl w:ilvl="6" w:tplc="56D458A2">
+      <w:numFmt w:val="decimal"/>
+      <w:lvlText w:val=""/>
+      <w:lvlJc w:val="left"/>
+    </w:lvl>
+    <w:lvl w:ilvl="7" w:tplc="95C079AA">
+      <w:numFmt w:val="decimal"/>
+      <w:lvlText w:val=""/>
+      <w:lvlJc w:val="left"/>
+    </w:lvl>
+    <w:lvl w:ilvl="8" w:tplc="11ECC75C">
       <w:numFmt w:val="decimal"/>
       <w:lvlText w:val=""/>
       <w:lvlJc w:val="left"/>
     </w:lvl>
   </w:abstractNum>
-  <w:num w:numId="1" w16cid:durableId="1587610099">
+  <w:num w:numId="1" w16cid:durableId="2118132307">
+    <w:abstractNumId w:val="3"/>
+    <w:lvlOverride w:ilvl="0">
+      <w:startOverride w:val="1"/>
+    </w:lvlOverride>
+  </w:num>
+  <w:num w:numId="2" w16cid:durableId="184559694">
+    <w:abstractNumId w:val="9"/>
+    <w:lvlOverride w:ilvl="0">
+      <w:startOverride w:val="1"/>
+    </w:lvlOverride>
+  </w:num>
+  <w:num w:numId="3" w16cid:durableId="1510486369">
+    <w:abstractNumId w:val="0"/>
+    <w:lvlOverride w:ilvl="0">
+      <w:startOverride w:val="1"/>
+    </w:lvlOverride>
+  </w:num>
+  <w:num w:numId="4" w16cid:durableId="973868900">
+    <w:abstractNumId w:val="4"/>
+    <w:lvlOverride w:ilvl="0">
+      <w:startOverride w:val="1"/>
+    </w:lvlOverride>
+  </w:num>
+  <w:num w:numId="5" w16cid:durableId="760226877">
+    <w:abstractNumId w:val="6"/>
+    <w:lvlOverride w:ilvl="0">
+      <w:startOverride w:val="1"/>
+    </w:lvlOverride>
+  </w:num>
+  <w:num w:numId="6" w16cid:durableId="1043091438">
     <w:abstractNumId w:val="2"/>
     <w:lvlOverride w:ilvl="0">
       <w:startOverride w:val="1"/>
     </w:lvlOverride>
   </w:num>
-  <w:num w:numId="2" w16cid:durableId="1568880098">
-    <w:abstractNumId w:val="0"/>
-    <w:lvlOverride w:ilvl="0">
-      <w:startOverride w:val="1"/>
-    </w:lvlOverride>
-  </w:num>
-  <w:num w:numId="3" w16cid:durableId="1220508548">
-    <w:abstractNumId w:val="9"/>
-    <w:lvlOverride w:ilvl="0">
-      <w:startOverride w:val="1"/>
-    </w:lvlOverride>
-  </w:num>
-  <w:num w:numId="4" w16cid:durableId="400566762">
-    <w:abstractNumId w:val="6"/>
-    <w:lvlOverride w:ilvl="0">
-      <w:startOverride w:val="1"/>
-    </w:lvlOverride>
-  </w:num>
-  <w:num w:numId="5" w16cid:durableId="285279880">
+  <w:num w:numId="7" w16cid:durableId="1000162599">
     <w:abstractNumId w:val="8"/>
     <w:lvlOverride w:ilvl="0">
       <w:startOverride w:val="1"/>
     </w:lvlOverride>
   </w:num>
-  <w:num w:numId="6" w16cid:durableId="1532038352">
-    <w:abstractNumId w:val="5"/>
+  <w:num w:numId="8" w16cid:durableId="2040546510">
+    <w:abstractNumId w:val="7"/>
     <w:lvlOverride w:ilvl="0">
       <w:startOverride w:val="1"/>
     </w:lvlOverride>
   </w:num>
-  <w:num w:numId="7" w16cid:durableId="955914837">
-    <w:abstractNumId w:val="3"/>
-    <w:lvlOverride w:ilvl="0">
-      <w:startOverride w:val="1"/>
-    </w:lvlOverride>
-  </w:num>
-  <w:num w:numId="8" w16cid:durableId="921374609">
-    <w:abstractNumId w:val="1"/>
-    <w:lvlOverride w:ilvl="0">
-      <w:startOverride w:val="1"/>
-    </w:lvlOverride>
-  </w:num>
-  <w:num w:numId="9" w16cid:durableId="944464675">
-    <w:abstractNumId w:val="4"/>
+  <w:num w:numId="9" w16cid:durableId="414282417">
+    <w:abstractNumId w:val="5"/>
     <w:lvlOverride w:ilvl="0">
       <w:startOverride w:val="1"/>
     </w:lvlOverride>
@@ -5452,7 +5452,7 @@
     <w:autoRedefine/>
     <w:uiPriority w:val="39"/>
     <w:unhideWhenUsed/>
-    <w:rsid w:val="001353F2"/>
+    <w:rsid w:val="005B7E3C"/>
     <w:pPr>
       <w:spacing w:after="100"/>
     </w:pPr>

--- a/discoverer-neo/docs/user-guide/manual/Discoverer-Neo-MANAGER-Guide-Quick-pt-PT.docx
+++ b/discoverer-neo/docs/user-guide/manual/Discoverer-Neo-MANAGER-Guide-Quick-pt-PT.docx
@@ -54,7 +54,7 @@
           <w:sz w:val="22"/>
           <w:szCs w:val="22"/>
         </w:rPr>
-        <w:t>Versão 2.1.0</w:t>
+        <w:t>Versão 2.1.1</w:t>
       </w:r>
     </w:p>
     <w:p>
@@ -74,7 +74,7 @@
     <w:sdt>
       <w:sdtPr>
         <w:alias w:val="Índice"/>
-        <w:id w:val="1110546457"/>
+        <w:id w:val="569544949"/>
       </w:sdtPr>
       <w:sdtEndPr/>
       <w:sdtContent>
@@ -102,7 +102,7 @@
           <w:r>
             <w:fldChar w:fldCharType="separate"/>
           </w:r>
-          <w:hyperlink w:anchor="_Toc241745587" w:history="1">
+          <w:hyperlink w:anchor="_Toc241748427" w:history="1">
             <w:r>
               <w:rPr>
                 <w:rStyle w:val="Hiperligao"/>
@@ -126,7 +126,7 @@
               <w:rPr>
                 <w:noProof/>
               </w:rPr>
-              <w:instrText xml:space="preserve"> PAGEREF _Toc241745587 \h </w:instrText>
+              <w:instrText xml:space="preserve"> PAGEREF _Toc241748427 \h </w:instrText>
             </w:r>
             <w:r>
               <w:rPr>
@@ -168,7 +168,7 @@
               <w14:ligatures w14:val="standardContextual"/>
             </w:rPr>
           </w:pPr>
-          <w:hyperlink w:anchor="_Toc241745588" w:history="1">
+          <w:hyperlink w:anchor="_Toc241748428" w:history="1">
             <w:r>
               <w:rPr>
                 <w:rStyle w:val="Hiperligao"/>
@@ -192,7 +192,7 @@
               <w:rPr>
                 <w:noProof/>
               </w:rPr>
-              <w:instrText xml:space="preserve"> PAGEREF _Toc241745588 \h </w:instrText>
+              <w:instrText xml:space="preserve"> PAGEREF _Toc241748428 \h </w:instrText>
             </w:r>
             <w:r>
               <w:rPr>
@@ -234,7 +234,7 @@
               <w14:ligatures w14:val="standardContextual"/>
             </w:rPr>
           </w:pPr>
-          <w:hyperlink w:anchor="_Toc241745589" w:history="1">
+          <w:hyperlink w:anchor="_Toc241748429" w:history="1">
             <w:r>
               <w:rPr>
                 <w:rStyle w:val="Hiperligao"/>
@@ -258,7 +258,7 @@
               <w:rPr>
                 <w:noProof/>
               </w:rPr>
-              <w:instrText xml:space="preserve"> PAGEREF _Toc241745589 \h </w:instrText>
+              <w:instrText xml:space="preserve"> PAGEREF _Toc241748429 \h </w:instrText>
             </w:r>
             <w:r>
               <w:rPr>
@@ -300,7 +300,7 @@
               <w14:ligatures w14:val="standardContextual"/>
             </w:rPr>
           </w:pPr>
-          <w:hyperlink w:anchor="_Toc241745590" w:history="1">
+          <w:hyperlink w:anchor="_Toc241748430" w:history="1">
             <w:r>
               <w:rPr>
                 <w:rStyle w:val="Hiperligao"/>
@@ -324,7 +324,7 @@
               <w:rPr>
                 <w:noProof/>
               </w:rPr>
-              <w:instrText xml:space="preserve"> PAGEREF _Toc241745590 \h </w:instrText>
+              <w:instrText xml:space="preserve"> PAGEREF _Toc241748430 \h </w:instrText>
             </w:r>
             <w:r>
               <w:rPr>
@@ -366,7 +366,7 @@
               <w14:ligatures w14:val="standardContextual"/>
             </w:rPr>
           </w:pPr>
-          <w:hyperlink w:anchor="_Toc241745591" w:history="1">
+          <w:hyperlink w:anchor="_Toc241748431" w:history="1">
             <w:r>
               <w:rPr>
                 <w:rStyle w:val="Hiperligao"/>
@@ -390,7 +390,7 @@
               <w:rPr>
                 <w:noProof/>
               </w:rPr>
-              <w:instrText xml:space="preserve"> PAGEREF _Toc241745591 \h </w:instrText>
+              <w:instrText xml:space="preserve"> PAGEREF _Toc241748431 \h </w:instrText>
             </w:r>
             <w:r>
               <w:rPr>
@@ -432,7 +432,7 @@
               <w14:ligatures w14:val="standardContextual"/>
             </w:rPr>
           </w:pPr>
-          <w:hyperlink w:anchor="_Toc241745592" w:history="1">
+          <w:hyperlink w:anchor="_Toc241748432" w:history="1">
             <w:r>
               <w:rPr>
                 <w:rStyle w:val="Hiperligao"/>
@@ -456,7 +456,7 @@
               <w:rPr>
                 <w:noProof/>
               </w:rPr>
-              <w:instrText xml:space="preserve"> PAGEREF _Toc241745592 \h </w:instrText>
+              <w:instrText xml:space="preserve"> PAGEREF _Toc241748432 \h </w:instrText>
             </w:r>
             <w:r>
               <w:rPr>
@@ -498,7 +498,7 @@
               <w14:ligatures w14:val="standardContextual"/>
             </w:rPr>
           </w:pPr>
-          <w:hyperlink w:anchor="_Toc241745593" w:history="1">
+          <w:hyperlink w:anchor="_Toc241748433" w:history="1">
             <w:r>
               <w:rPr>
                 <w:rStyle w:val="Hiperligao"/>
@@ -522,7 +522,7 @@
               <w:rPr>
                 <w:noProof/>
               </w:rPr>
-              <w:instrText xml:space="preserve"> PAGEREF _Toc241745593 \h </w:instrText>
+              <w:instrText xml:space="preserve"> PAGEREF _Toc241748433 \h </w:instrText>
             </w:r>
             <w:r>
               <w:rPr>
@@ -564,7 +564,7 @@
               <w14:ligatures w14:val="standardContextual"/>
             </w:rPr>
           </w:pPr>
-          <w:hyperlink w:anchor="_Toc241745594" w:history="1">
+          <w:hyperlink w:anchor="_Toc241748434" w:history="1">
             <w:r>
               <w:rPr>
                 <w:rStyle w:val="Hiperligao"/>
@@ -588,7 +588,7 @@
               <w:rPr>
                 <w:noProof/>
               </w:rPr>
-              <w:instrText xml:space="preserve"> PAGEREF _Toc241745594 \h </w:instrText>
+              <w:instrText xml:space="preserve"> PAGEREF _Toc241748434 \h </w:instrText>
             </w:r>
             <w:r>
               <w:rPr>
@@ -630,7 +630,7 @@
               <w14:ligatures w14:val="standardContextual"/>
             </w:rPr>
           </w:pPr>
-          <w:hyperlink w:anchor="_Toc241745595" w:history="1">
+          <w:hyperlink w:anchor="_Toc241748435" w:history="1">
             <w:r>
               <w:rPr>
                 <w:rStyle w:val="Hiperligao"/>
@@ -654,7 +654,7 @@
               <w:rPr>
                 <w:noProof/>
               </w:rPr>
-              <w:instrText xml:space="preserve"> PAGEREF _Toc241745595 \h </w:instrText>
+              <w:instrText xml:space="preserve"> PAGEREF _Toc241748435 \h </w:instrText>
             </w:r>
             <w:r>
               <w:rPr>
@@ -702,7 +702,7 @@
       <w:pPr>
         <w:pStyle w:val="Ttulo1"/>
       </w:pPr>
-      <w:bookmarkStart w:id="0" w:name="_Toc241745587"/>
+      <w:bookmarkStart w:id="0" w:name="_Toc241748427"/>
       <w:r>
         <w:lastRenderedPageBreak/>
         <w:t>A sua função numa página</w:t>
@@ -1392,7 +1392,7 @@
         <w:pStyle w:val="Ttulo1"/>
         <w:pageBreakBefore/>
       </w:pPr>
-      <w:bookmarkStart w:id="1" w:name="_Toc241745588"/>
+      <w:bookmarkStart w:id="1" w:name="_Toc241748428"/>
       <w:r>
         <w:lastRenderedPageBreak/>
         <w:t>Mapas</w:t>
@@ -1425,7 +1425,7 @@
           <w:noProof/>
         </w:rPr>
         <w:drawing>
-          <wp:inline distT="0" distB="0" distL="0" distR="0" wp14:anchorId="53701DB6" wp14:editId="0F309E2B">
+          <wp:inline distT="0" distB="0" distL="0" distR="0" wp14:anchorId="4C533DF1" wp14:editId="307C31A0">
             <wp:extent cx="5715000" cy="3429000"/>
             <wp:effectExtent l="0" t="0" r="0" b="0"/>
             <wp:docPr id="257" name="02-maps-all.png" descr="A lista de Mapas, separador Todos, com os ícones Copiar, Partilhar, Agendar e Exportar em cada linha." title="A lista de Mapas, separador Todos, com os ícones Copiar, Partilhar, Agendar e Exportar em cada linha."/>
@@ -1889,7 +1889,7 @@
         <w:pStyle w:val="Ttulo1"/>
         <w:pageBreakBefore/>
       </w:pPr>
-      <w:bookmarkStart w:id="2" w:name="_Toc241745589"/>
+      <w:bookmarkStart w:id="2" w:name="_Toc241748429"/>
       <w:r>
         <w:lastRenderedPageBreak/>
         <w:t>Partilhar um mapa</w:t>
@@ -1912,7 +1912,7 @@
           <w:noProof/>
         </w:rPr>
         <w:drawing>
-          <wp:inline distT="0" distB="0" distL="0" distR="0" wp14:anchorId="5730A34C" wp14:editId="7FF585FA">
+          <wp:inline distT="0" distB="0" distL="0" distR="0" wp14:anchorId="27889042" wp14:editId="3D12F23E">
             <wp:extent cx="3743325" cy="3895725"/>
             <wp:effectExtent l="0" t="0" r="0" b="0"/>
             <wp:docPr id="258" name="03-share-dialog.png" descr="A caixa de diálogo Partilhar mapa com uma caixa de pesquisa e os botões Pode ver, Pode exportar e Pode editar." title="A caixa de diálogo Partilhar mapa com uma caixa de pesquisa e os botões Pode ver, Pode exportar e Pode editar."/>
@@ -2315,7 +2315,7 @@
         <w:pStyle w:val="Ttulo1"/>
         <w:pageBreakBefore/>
       </w:pPr>
-      <w:bookmarkStart w:id="3" w:name="_Toc241745590"/>
+      <w:bookmarkStart w:id="3" w:name="_Toc241748430"/>
       <w:r>
         <w:lastRenderedPageBreak/>
         <w:t>Ver, executar e exportar</w:t>
@@ -2338,7 +2338,7 @@
           <w:noProof/>
         </w:rPr>
         <w:drawing>
-          <wp:inline distT="0" distB="0" distL="0" distR="0" wp14:anchorId="0921D331" wp14:editId="71AFAC94">
+          <wp:inline distT="0" distB="0" distL="0" distR="0" wp14:anchorId="1AE40C31" wp14:editId="39B47B35">
             <wp:extent cx="5715000" cy="3571875"/>
             <wp:effectExtent l="0" t="0" r="0" b="0"/>
             <wp:docPr id="259" name="06-viewer-results.png" descr="Uma execução concluída com os botões Excel, CSV e PDF por cima da grelha de resultados." title="Uma execução concluída com os botões Excel, CSV e PDF por cima da grelha de resultados."/>
@@ -2536,7 +2536,7 @@
         <w:pStyle w:val="Ttulo1"/>
         <w:pageBreakBefore/>
       </w:pPr>
-      <w:bookmarkStart w:id="4" w:name="_Toc241745591"/>
+      <w:bookmarkStart w:id="4" w:name="_Toc241748431"/>
       <w:r>
         <w:lastRenderedPageBreak/>
         <w:t>Construtor de mapas</w:t>
@@ -2569,7 +2569,7 @@
           <w:noProof/>
         </w:rPr>
         <w:drawing>
-          <wp:inline distT="0" distB="0" distL="0" distR="0" wp14:anchorId="7B7CA94A" wp14:editId="78778214">
+          <wp:inline distT="0" distB="0" distL="0" distR="0" wp14:anchorId="5BE77E10" wp14:editId="5ADC1589">
             <wp:extent cx="5715000" cy="3571875"/>
             <wp:effectExtent l="0" t="0" r="0" b="0"/>
             <wp:docPr id="260" name="05-builder-overview.png" descr="O construtor de mapas com a árvore Áreas de Negócio, a área de Colunas e o painel Propriedades." title="O construtor de mapas com a árvore Áreas de Negócio, a área de Colunas e o painel Propriedades."/>
@@ -2807,7 +2807,7 @@
         <w:pStyle w:val="Ttulo1"/>
         <w:pageBreakBefore/>
       </w:pPr>
-      <w:bookmarkStart w:id="5" w:name="_Toc241745592"/>
+      <w:bookmarkStart w:id="5" w:name="_Toc241748432"/>
       <w:r>
         <w:lastRenderedPageBreak/>
         <w:t>Agendamentos</w:t>
@@ -2830,7 +2830,7 @@
           <w:noProof/>
         </w:rPr>
         <w:drawing>
-          <wp:inline distT="0" distB="0" distL="0" distR="0" wp14:anchorId="1BC61F65" wp14:editId="1AAF2F59">
+          <wp:inline distT="0" distB="0" distL="0" distR="0" wp14:anchorId="48330DEC" wp14:editId="69A9F8D0">
             <wp:extent cx="5715000" cy="3571875"/>
             <wp:effectExtent l="0" t="0" r="0" b="0"/>
             <wp:docPr id="261" name="38-schedules-list.png" descr="A página Agendamentos com um agendamento em pausa e os respetivos ícones de ação." title="A página Agendamentos com um agendamento em pausa e os respetivos ícones de ação."/>
@@ -3366,7 +3366,7 @@
         <w:pStyle w:val="Ttulo1"/>
         <w:pageBreakBefore/>
       </w:pPr>
-      <w:bookmarkStart w:id="6" w:name="_Toc241745593"/>
+      <w:bookmarkStart w:id="6" w:name="_Toc241748433"/>
       <w:r>
         <w:lastRenderedPageBreak/>
         <w:t>Execuções e Exportações</w:t>
@@ -3406,7 +3406,7 @@
           <w:noProof/>
         </w:rPr>
         <w:drawing>
-          <wp:inline distT="0" distB="0" distL="0" distR="0" wp14:anchorId="4DB83203" wp14:editId="2E637E46">
+          <wp:inline distT="0" distB="0" distL="0" distR="0" wp14:anchorId="38BB3AD9" wp14:editId="01CD7745">
             <wp:extent cx="5715000" cy="3571875"/>
             <wp:effectExtent l="0" t="0" r="0" b="0"/>
             <wp:docPr id="262" name="08-runs.png" descr="A página Execuções com os filtros Mapa, Estado e Tipo e a lista de execuções." title="A página Execuções com os filtros Mapa, Estado e Tipo e a lista de execuções."/>
@@ -3581,7 +3581,7 @@
         <w:pStyle w:val="Ttulo1"/>
         <w:pageBreakBefore/>
       </w:pPr>
-      <w:bookmarkStart w:id="7" w:name="_Toc241745594"/>
+      <w:bookmarkStart w:id="7" w:name="_Toc241748434"/>
       <w:r>
         <w:lastRenderedPageBreak/>
         <w:t>Utilizadores</w:t>
@@ -3649,7 +3649,7 @@
           <w:noProof/>
         </w:rPr>
         <w:drawing>
-          <wp:inline distT="0" distB="0" distL="0" distR="0" wp14:anchorId="39F00D76" wp14:editId="49412D07">
+          <wp:inline distT="0" distB="0" distL="0" distR="0" wp14:anchorId="42653CC7" wp14:editId="40D9664D">
             <wp:extent cx="4362450" cy="2190750"/>
             <wp:effectExtent l="0" t="0" r="0" b="0"/>
             <wp:docPr id="263" name="09-users-maps-dialog.png" descr="A caixa de diálogo Mapas de um utilizador, com listas de nível de partilha e ícones de proprietário e remover." title="A caixa de diálogo Mapas de um utilizador, com listas de nível de partilha e ícones de proprietário e remover."/>
@@ -3804,7 +3804,7 @@
         <w:pStyle w:val="Ttulo1"/>
         <w:pageBreakBefore/>
       </w:pPr>
-      <w:bookmarkStart w:id="8" w:name="_Toc241745595"/>
+      <w:bookmarkStart w:id="8" w:name="_Toc241748435"/>
       <w:r>
         <w:lastRenderedPageBreak/>
         <w:t>Definições</w:t>
@@ -3837,7 +3837,7 @@
           <w:noProof/>
         </w:rPr>
         <w:drawing>
-          <wp:inline distT="0" distB="0" distL="0" distR="0" wp14:anchorId="6469321E" wp14:editId="32B49B2A">
+          <wp:inline distT="0" distB="0" distL="0" distR="0" wp14:anchorId="6F3677CE" wp14:editId="179EFFE4">
             <wp:extent cx="5715000" cy="3571875"/>
             <wp:effectExtent l="0" t="0" r="0" b="0"/>
             <wp:docPr id="264" name="04-settings.png" descr="A página Definições com os cartões Idioma de exibição, Aparência e Paleta." title="A página Definições com os cartões Idioma de exibição, Aparência e Paleta."/>
@@ -4106,7 +4106,7 @@
         <w:sz w:val="16"/>
         <w:szCs w:val="16"/>
       </w:rPr>
-      <w:t>Discoverer Neo 2.1.0 · Guia rápido · MANAGER</w:t>
+      <w:t>Discoverer Neo 2.1.1 · Guia rápido · MANAGER</w:t>
     </w:r>
   </w:p>
 </w:hdr>
@@ -4115,10 +4115,10 @@
 <file path=word/numbering.xml><?xml version="1.0" encoding="utf-8"?>
 <w:numbering xmlns:wpc="http://schemas.microsoft.com/office/word/2010/wordprocessingCanvas" xmlns:cx="http://schemas.microsoft.com/office/drawing/2014/chartex" xmlns:cx1="http://schemas.microsoft.com/office/drawing/2015/9/8/chartex" xmlns:cx2="http://schemas.microsoft.com/office/drawing/2015/10/21/chartex" xmlns:cx3="http://schemas.microsoft.com/office/drawing/2016/5/9/chartex" xmlns:cx4="http://schemas.microsoft.com/office/drawing/2016/5/10/chartex" xmlns:cx5="http://schemas.microsoft.com/office/drawing/2016/5/11/chartex" xmlns:cx6="http://schemas.microsoft.com/office/drawing/2016/5/12/chartex" xmlns:cx7="http://schemas.microsoft.com/office/drawing/2016/5/13/chartex" xmlns:cx8="http://schemas.microsoft.com/office/drawing/2016/5/14/chartex" xmlns:mc="http://schemas.openxmlformats.org/markup-compatibility/2006" xmlns:aink="http://schemas.microsoft.com/office/drawing/2016/ink" xmlns:am3d="http://schemas.microsoft.com/office/drawing/2017/model3d" xmlns:o="urn:schemas-microsoft-com:office:office" xmlns:oel="http://schemas.microsoft.com/office/2019/extlst" xmlns:r="http://schemas.openxmlformats.org/officeDocument/2006/relationships" xmlns:m="http://schemas.openxmlformats.org/officeDocument/2006/math" xmlns:v="urn:schemas-microsoft-com:vml" xmlns:wp14="http://schemas.microsoft.com/office/word/2010/wordprocessingDrawing" xmlns:wp="http://schemas.openxmlformats.org/drawingml/2006/wordprocessingDrawing" xmlns:w10="urn:schemas-microsoft-com:office:word" xmlns:w="http://schemas.openxmlformats.org/wordprocessingml/2006/main" xmlns:w14="http://schemas.microsoft.com/office/word/2010/wordml" xmlns:w15="http://schemas.microsoft.com/office/word/2012/wordml" xmlns:w16cex="http://schemas.microsoft.com/office/word/2018/wordml/cex" xmlns:w16cid="http://schemas.microsoft.com/office/word/2016/wordml/cid" xmlns:w16="http://schemas.microsoft.com/office/word/2018/wordml" xmlns:w16sdtdh="http://schemas.microsoft.com/office/word/2020/wordml/sdtdatahash" xmlns:w16se="http://schemas.microsoft.com/office/word/2015/wordml/symex" xmlns:wpg="http://schemas.microsoft.com/office/word/2010/wordprocessingGroup" xmlns:wpi="http://schemas.microsoft.com/office/word/2010/wordprocessingInk" xmlns:wne="http://schemas.microsoft.com/office/word/2006/wordml" xmlns:wps="http://schemas.microsoft.com/office/word/2010/wordprocessingShape" mc:Ignorable="w14 w15 w16se w16cid w16 w16cex w16sdtdh wp14">
   <w:abstractNum w:abstractNumId="0" w15:restartNumberingAfterBreak="0">
-    <w:nsid w:val="04DF18A7"/>
+    <w:nsid w:val="04A851A5"/>
     <w:multiLevelType w:val="hybridMultilevel"/>
-    <w:tmpl w:val="0BC4AFA6"/>
-    <w:lvl w:ilvl="0" w:tplc="1DFCBCB2">
+    <w:tmpl w:val="C5A26F24"/>
+    <w:lvl w:ilvl="0" w:tplc="1F1E1EC2">
       <w:start w:val="1"/>
       <w:numFmt w:val="decimal"/>
       <w:lvlText w:val="%1."/>
@@ -4127,7 +4127,7 @@
         <w:ind w:left="360" w:hanging="300"/>
       </w:pPr>
     </w:lvl>
-    <w:lvl w:ilvl="1" w:tplc="989E9532" w:tentative="1">
+    <w:lvl w:ilvl="1" w:tplc="5D169A04" w:tentative="1">
       <w:start w:val="1"/>
       <w:numFmt w:val="lowerLetter"/>
       <w:lvlText w:val="%2."/>
@@ -4136,47 +4136,249 @@
         <w:ind w:left="720" w:hanging="300"/>
       </w:pPr>
     </w:lvl>
-    <w:lvl w:ilvl="2" w:tplc="478C1F7A">
-      <w:numFmt w:val="decimal"/>
-      <w:lvlText w:val=""/>
-      <w:lvlJc w:val="left"/>
-    </w:lvl>
-    <w:lvl w:ilvl="3" w:tplc="010C9D5A">
-      <w:numFmt w:val="decimal"/>
-      <w:lvlText w:val=""/>
-      <w:lvlJc w:val="left"/>
-    </w:lvl>
-    <w:lvl w:ilvl="4" w:tplc="2292A810">
-      <w:numFmt w:val="decimal"/>
-      <w:lvlText w:val=""/>
-      <w:lvlJc w:val="left"/>
-    </w:lvl>
-    <w:lvl w:ilvl="5" w:tplc="09D82248">
-      <w:numFmt w:val="decimal"/>
-      <w:lvlText w:val=""/>
-      <w:lvlJc w:val="left"/>
-    </w:lvl>
-    <w:lvl w:ilvl="6" w:tplc="7A301426">
-      <w:numFmt w:val="decimal"/>
-      <w:lvlText w:val=""/>
-      <w:lvlJc w:val="left"/>
-    </w:lvl>
-    <w:lvl w:ilvl="7" w:tplc="6032F1B0">
-      <w:numFmt w:val="decimal"/>
-      <w:lvlText w:val=""/>
-      <w:lvlJc w:val="left"/>
-    </w:lvl>
-    <w:lvl w:ilvl="8" w:tplc="905235BA">
+    <w:lvl w:ilvl="2" w:tplc="207A391A">
+      <w:numFmt w:val="decimal"/>
+      <w:lvlText w:val=""/>
+      <w:lvlJc w:val="left"/>
+    </w:lvl>
+    <w:lvl w:ilvl="3" w:tplc="2A44F156">
+      <w:numFmt w:val="decimal"/>
+      <w:lvlText w:val=""/>
+      <w:lvlJc w:val="left"/>
+    </w:lvl>
+    <w:lvl w:ilvl="4" w:tplc="11D2FC56">
+      <w:numFmt w:val="decimal"/>
+      <w:lvlText w:val=""/>
+      <w:lvlJc w:val="left"/>
+    </w:lvl>
+    <w:lvl w:ilvl="5" w:tplc="339A155A">
+      <w:numFmt w:val="decimal"/>
+      <w:lvlText w:val=""/>
+      <w:lvlJc w:val="left"/>
+    </w:lvl>
+    <w:lvl w:ilvl="6" w:tplc="A4968B0C">
+      <w:numFmt w:val="decimal"/>
+      <w:lvlText w:val=""/>
+      <w:lvlJc w:val="left"/>
+    </w:lvl>
+    <w:lvl w:ilvl="7" w:tplc="B234E3CC">
+      <w:numFmt w:val="decimal"/>
+      <w:lvlText w:val=""/>
+      <w:lvlJc w:val="left"/>
+    </w:lvl>
+    <w:lvl w:ilvl="8" w:tplc="C38E9B8C">
       <w:numFmt w:val="decimal"/>
       <w:lvlText w:val=""/>
       <w:lvlJc w:val="left"/>
     </w:lvl>
   </w:abstractNum>
   <w:abstractNum w:abstractNumId="1" w15:restartNumberingAfterBreak="0">
-    <w:nsid w:val="06D37AE8"/>
+    <w:nsid w:val="09C57226"/>
     <w:multiLevelType w:val="hybridMultilevel"/>
-    <w:tmpl w:val="AC70B146"/>
-    <w:lvl w:ilvl="0" w:tplc="5BB23C3C" w:tentative="1">
+    <w:tmpl w:val="D09801F6"/>
+    <w:lvl w:ilvl="0" w:tplc="88C09A0C">
+      <w:start w:val="1"/>
+      <w:numFmt w:val="decimal"/>
+      <w:lvlText w:val="%1."/>
+      <w:lvlJc w:val="left"/>
+      <w:pPr>
+        <w:ind w:left="360" w:hanging="300"/>
+      </w:pPr>
+    </w:lvl>
+    <w:lvl w:ilvl="1" w:tplc="5DF60708" w:tentative="1">
+      <w:start w:val="1"/>
+      <w:numFmt w:val="lowerLetter"/>
+      <w:lvlText w:val="%2."/>
+      <w:lvlJc w:val="left"/>
+      <w:pPr>
+        <w:ind w:left="720" w:hanging="300"/>
+      </w:pPr>
+    </w:lvl>
+    <w:lvl w:ilvl="2" w:tplc="3280BD5C">
+      <w:numFmt w:val="decimal"/>
+      <w:lvlText w:val=""/>
+      <w:lvlJc w:val="left"/>
+    </w:lvl>
+    <w:lvl w:ilvl="3" w:tplc="FAF29CB2">
+      <w:numFmt w:val="decimal"/>
+      <w:lvlText w:val=""/>
+      <w:lvlJc w:val="left"/>
+    </w:lvl>
+    <w:lvl w:ilvl="4" w:tplc="DF1A9790">
+      <w:numFmt w:val="decimal"/>
+      <w:lvlText w:val=""/>
+      <w:lvlJc w:val="left"/>
+    </w:lvl>
+    <w:lvl w:ilvl="5" w:tplc="1700DF06">
+      <w:numFmt w:val="decimal"/>
+      <w:lvlText w:val=""/>
+      <w:lvlJc w:val="left"/>
+    </w:lvl>
+    <w:lvl w:ilvl="6" w:tplc="74BE0BBE">
+      <w:numFmt w:val="decimal"/>
+      <w:lvlText w:val=""/>
+      <w:lvlJc w:val="left"/>
+    </w:lvl>
+    <w:lvl w:ilvl="7" w:tplc="F536BFEA">
+      <w:numFmt w:val="decimal"/>
+      <w:lvlText w:val=""/>
+      <w:lvlJc w:val="left"/>
+    </w:lvl>
+    <w:lvl w:ilvl="8" w:tplc="25A0BF06">
+      <w:numFmt w:val="decimal"/>
+      <w:lvlText w:val=""/>
+      <w:lvlJc w:val="left"/>
+    </w:lvl>
+  </w:abstractNum>
+  <w:abstractNum w:abstractNumId="2" w15:restartNumberingAfterBreak="0">
+    <w:nsid w:val="165739CB"/>
+    <w:multiLevelType w:val="hybridMultilevel"/>
+    <w:tmpl w:val="9D44AEB8"/>
+    <w:lvl w:ilvl="0" w:tplc="34808940">
+      <w:start w:val="1"/>
+      <w:numFmt w:val="decimal"/>
+      <w:lvlText w:val="%1."/>
+      <w:lvlJc w:val="left"/>
+      <w:pPr>
+        <w:ind w:left="360" w:hanging="300"/>
+      </w:pPr>
+    </w:lvl>
+    <w:lvl w:ilvl="1" w:tplc="02688E00" w:tentative="1">
+      <w:start w:val="1"/>
+      <w:numFmt w:val="lowerLetter"/>
+      <w:lvlText w:val="%2."/>
+      <w:lvlJc w:val="left"/>
+      <w:pPr>
+        <w:ind w:left="720" w:hanging="300"/>
+      </w:pPr>
+    </w:lvl>
+    <w:lvl w:ilvl="2" w:tplc="2A6A8558">
+      <w:numFmt w:val="decimal"/>
+      <w:lvlText w:val=""/>
+      <w:lvlJc w:val="left"/>
+    </w:lvl>
+    <w:lvl w:ilvl="3" w:tplc="025024D8">
+      <w:numFmt w:val="decimal"/>
+      <w:lvlText w:val=""/>
+      <w:lvlJc w:val="left"/>
+    </w:lvl>
+    <w:lvl w:ilvl="4" w:tplc="EF7ACC18">
+      <w:numFmt w:val="decimal"/>
+      <w:lvlText w:val=""/>
+      <w:lvlJc w:val="left"/>
+    </w:lvl>
+    <w:lvl w:ilvl="5" w:tplc="42400AE6">
+      <w:numFmt w:val="decimal"/>
+      <w:lvlText w:val=""/>
+      <w:lvlJc w:val="left"/>
+    </w:lvl>
+    <w:lvl w:ilvl="6" w:tplc="9AD0A768">
+      <w:numFmt w:val="decimal"/>
+      <w:lvlText w:val=""/>
+      <w:lvlJc w:val="left"/>
+    </w:lvl>
+    <w:lvl w:ilvl="7" w:tplc="BC3CCB60">
+      <w:numFmt w:val="decimal"/>
+      <w:lvlText w:val=""/>
+      <w:lvlJc w:val="left"/>
+    </w:lvl>
+    <w:lvl w:ilvl="8" w:tplc="B836843E">
+      <w:numFmt w:val="decimal"/>
+      <w:lvlText w:val=""/>
+      <w:lvlJc w:val="left"/>
+    </w:lvl>
+  </w:abstractNum>
+  <w:abstractNum w:abstractNumId="3" w15:restartNumberingAfterBreak="0">
+    <w:nsid w:val="2D985DBD"/>
+    <w:multiLevelType w:val="hybridMultilevel"/>
+    <w:tmpl w:val="C3FC5596"/>
+    <w:lvl w:ilvl="0" w:tplc="B596D2C6" w:tentative="1">
+      <w:start w:val="1"/>
+      <w:numFmt w:val="bullet"/>
+      <w:lvlText w:val="●"/>
+      <w:lvlJc w:val="left"/>
+      <w:pPr>
+        <w:ind w:left="720" w:hanging="360"/>
+      </w:pPr>
+    </w:lvl>
+    <w:lvl w:ilvl="1" w:tplc="96C22AC8" w:tentative="1">
+      <w:start w:val="1"/>
+      <w:numFmt w:val="bullet"/>
+      <w:lvlText w:val="○"/>
+      <w:lvlJc w:val="left"/>
+      <w:pPr>
+        <w:ind w:left="1440" w:hanging="360"/>
+      </w:pPr>
+    </w:lvl>
+    <w:lvl w:ilvl="2" w:tplc="B6B2479E" w:tentative="1">
+      <w:start w:val="1"/>
+      <w:numFmt w:val="bullet"/>
+      <w:lvlText w:val="■"/>
+      <w:lvlJc w:val="left"/>
+      <w:pPr>
+        <w:ind w:left="2160" w:hanging="360"/>
+      </w:pPr>
+    </w:lvl>
+    <w:lvl w:ilvl="3" w:tplc="FDD09974" w:tentative="1">
+      <w:start w:val="1"/>
+      <w:numFmt w:val="bullet"/>
+      <w:lvlText w:val="●"/>
+      <w:lvlJc w:val="left"/>
+      <w:pPr>
+        <w:ind w:left="2880" w:hanging="360"/>
+      </w:pPr>
+    </w:lvl>
+    <w:lvl w:ilvl="4" w:tplc="997A87B0" w:tentative="1">
+      <w:start w:val="1"/>
+      <w:numFmt w:val="bullet"/>
+      <w:lvlText w:val="○"/>
+      <w:lvlJc w:val="left"/>
+      <w:pPr>
+        <w:ind w:left="3600" w:hanging="360"/>
+      </w:pPr>
+    </w:lvl>
+    <w:lvl w:ilvl="5" w:tplc="CBDC6108" w:tentative="1">
+      <w:start w:val="1"/>
+      <w:numFmt w:val="bullet"/>
+      <w:lvlText w:val="■"/>
+      <w:lvlJc w:val="left"/>
+      <w:pPr>
+        <w:ind w:left="4320" w:hanging="360"/>
+      </w:pPr>
+    </w:lvl>
+    <w:lvl w:ilvl="6" w:tplc="F84E64A0" w:tentative="1">
+      <w:start w:val="1"/>
+      <w:numFmt w:val="bullet"/>
+      <w:lvlText w:val="●"/>
+      <w:lvlJc w:val="left"/>
+      <w:pPr>
+        <w:ind w:left="5040" w:hanging="360"/>
+      </w:pPr>
+    </w:lvl>
+    <w:lvl w:ilvl="7" w:tplc="B8588E68" w:tentative="1">
+      <w:start w:val="1"/>
+      <w:numFmt w:val="bullet"/>
+      <w:lvlText w:val="●"/>
+      <w:lvlJc w:val="left"/>
+      <w:pPr>
+        <w:ind w:left="5760" w:hanging="360"/>
+      </w:pPr>
+    </w:lvl>
+    <w:lvl w:ilvl="8" w:tplc="BD3C3E8E" w:tentative="1">
+      <w:start w:val="1"/>
+      <w:numFmt w:val="bullet"/>
+      <w:lvlText w:val="●"/>
+      <w:lvlJc w:val="left"/>
+      <w:pPr>
+        <w:ind w:left="6480" w:hanging="360"/>
+      </w:pPr>
+    </w:lvl>
+  </w:abstractNum>
+  <w:abstractNum w:abstractNumId="4" w15:restartNumberingAfterBreak="0">
+    <w:nsid w:val="31320E93"/>
+    <w:multiLevelType w:val="hybridMultilevel"/>
+    <w:tmpl w:val="8D64D404"/>
+    <w:lvl w:ilvl="0" w:tplc="5C325AEE" w:tentative="1">
       <w:start w:val="1"/>
       <w:numFmt w:val="bullet"/>
       <w:lvlText w:val="•"/>
@@ -4185,7 +4387,7 @@
         <w:ind w:left="360" w:hanging="260"/>
       </w:pPr>
     </w:lvl>
-    <w:lvl w:ilvl="1" w:tplc="205E34C0" w:tentative="1">
+    <w:lvl w:ilvl="1" w:tplc="D674C660" w:tentative="1">
       <w:start w:val="1"/>
       <w:numFmt w:val="bullet"/>
       <w:lvlText w:val="–"/>
@@ -4194,47 +4396,47 @@
         <w:ind w:left="720" w:hanging="260"/>
       </w:pPr>
     </w:lvl>
-    <w:lvl w:ilvl="2" w:tplc="0F72D5F6">
-      <w:numFmt w:val="decimal"/>
-      <w:lvlText w:val=""/>
-      <w:lvlJc w:val="left"/>
-    </w:lvl>
-    <w:lvl w:ilvl="3" w:tplc="BD1C5F46">
-      <w:numFmt w:val="decimal"/>
-      <w:lvlText w:val=""/>
-      <w:lvlJc w:val="left"/>
-    </w:lvl>
-    <w:lvl w:ilvl="4" w:tplc="7DC6A502">
-      <w:numFmt w:val="decimal"/>
-      <w:lvlText w:val=""/>
-      <w:lvlJc w:val="left"/>
-    </w:lvl>
-    <w:lvl w:ilvl="5" w:tplc="DC58AFF0">
-      <w:numFmt w:val="decimal"/>
-      <w:lvlText w:val=""/>
-      <w:lvlJc w:val="left"/>
-    </w:lvl>
-    <w:lvl w:ilvl="6" w:tplc="0DD6503C">
-      <w:numFmt w:val="decimal"/>
-      <w:lvlText w:val=""/>
-      <w:lvlJc w:val="left"/>
-    </w:lvl>
-    <w:lvl w:ilvl="7" w:tplc="9814CF8A">
-      <w:numFmt w:val="decimal"/>
-      <w:lvlText w:val=""/>
-      <w:lvlJc w:val="left"/>
-    </w:lvl>
-    <w:lvl w:ilvl="8" w:tplc="68283ACC">
+    <w:lvl w:ilvl="2" w:tplc="E258CAA8">
+      <w:numFmt w:val="decimal"/>
+      <w:lvlText w:val=""/>
+      <w:lvlJc w:val="left"/>
+    </w:lvl>
+    <w:lvl w:ilvl="3" w:tplc="0BB2E76C">
+      <w:numFmt w:val="decimal"/>
+      <w:lvlText w:val=""/>
+      <w:lvlJc w:val="left"/>
+    </w:lvl>
+    <w:lvl w:ilvl="4" w:tplc="B3BE2012">
+      <w:numFmt w:val="decimal"/>
+      <w:lvlText w:val=""/>
+      <w:lvlJc w:val="left"/>
+    </w:lvl>
+    <w:lvl w:ilvl="5" w:tplc="A882002C">
+      <w:numFmt w:val="decimal"/>
+      <w:lvlText w:val=""/>
+      <w:lvlJc w:val="left"/>
+    </w:lvl>
+    <w:lvl w:ilvl="6" w:tplc="F8FC7716">
+      <w:numFmt w:val="decimal"/>
+      <w:lvlText w:val=""/>
+      <w:lvlJc w:val="left"/>
+    </w:lvl>
+    <w:lvl w:ilvl="7" w:tplc="E4A646BA">
+      <w:numFmt w:val="decimal"/>
+      <w:lvlText w:val=""/>
+      <w:lvlJc w:val="left"/>
+    </w:lvl>
+    <w:lvl w:ilvl="8" w:tplc="9C5AB2EA">
       <w:numFmt w:val="decimal"/>
       <w:lvlText w:val=""/>
       <w:lvlJc w:val="left"/>
     </w:lvl>
   </w:abstractNum>
-  <w:abstractNum w:abstractNumId="2" w15:restartNumberingAfterBreak="0">
-    <w:nsid w:val="0917608F"/>
+  <w:abstractNum w:abstractNumId="5" w15:restartNumberingAfterBreak="0">
+    <w:nsid w:val="3E57433C"/>
     <w:multiLevelType w:val="hybridMultilevel"/>
-    <w:tmpl w:val="35A0BB4E"/>
-    <w:lvl w:ilvl="0" w:tplc="264EDD2C">
+    <w:tmpl w:val="24C62D5E"/>
+    <w:lvl w:ilvl="0" w:tplc="E7CAC79C">
       <w:start w:val="1"/>
       <w:numFmt w:val="decimal"/>
       <w:lvlText w:val="%1."/>
@@ -4243,7 +4445,7 @@
         <w:ind w:left="360" w:hanging="300"/>
       </w:pPr>
     </w:lvl>
-    <w:lvl w:ilvl="1" w:tplc="971ECAEC" w:tentative="1">
+    <w:lvl w:ilvl="1" w:tplc="5E7EA620" w:tentative="1">
       <w:start w:val="1"/>
       <w:numFmt w:val="lowerLetter"/>
       <w:lvlText w:val="%2."/>
@@ -4252,134 +4454,48 @@
         <w:ind w:left="720" w:hanging="300"/>
       </w:pPr>
     </w:lvl>
-    <w:lvl w:ilvl="2" w:tplc="50149BC0">
-      <w:numFmt w:val="decimal"/>
-      <w:lvlText w:val=""/>
-      <w:lvlJc w:val="left"/>
-    </w:lvl>
-    <w:lvl w:ilvl="3" w:tplc="B052A96C">
-      <w:numFmt w:val="decimal"/>
-      <w:lvlText w:val=""/>
-      <w:lvlJc w:val="left"/>
-    </w:lvl>
-    <w:lvl w:ilvl="4" w:tplc="3AD674E4">
-      <w:numFmt w:val="decimal"/>
-      <w:lvlText w:val=""/>
-      <w:lvlJc w:val="left"/>
-    </w:lvl>
-    <w:lvl w:ilvl="5" w:tplc="C20E1CF6">
-      <w:numFmt w:val="decimal"/>
-      <w:lvlText w:val=""/>
-      <w:lvlJc w:val="left"/>
-    </w:lvl>
-    <w:lvl w:ilvl="6" w:tplc="5F606C52">
-      <w:numFmt w:val="decimal"/>
-      <w:lvlText w:val=""/>
-      <w:lvlJc w:val="left"/>
-    </w:lvl>
-    <w:lvl w:ilvl="7" w:tplc="DF9ABA42">
-      <w:numFmt w:val="decimal"/>
-      <w:lvlText w:val=""/>
-      <w:lvlJc w:val="left"/>
-    </w:lvl>
-    <w:lvl w:ilvl="8" w:tplc="F948F6BC">
+    <w:lvl w:ilvl="2" w:tplc="C1240548">
+      <w:numFmt w:val="decimal"/>
+      <w:lvlText w:val=""/>
+      <w:lvlJc w:val="left"/>
+    </w:lvl>
+    <w:lvl w:ilvl="3" w:tplc="EC70300E">
+      <w:numFmt w:val="decimal"/>
+      <w:lvlText w:val=""/>
+      <w:lvlJc w:val="left"/>
+    </w:lvl>
+    <w:lvl w:ilvl="4" w:tplc="F7BC8634">
+      <w:numFmt w:val="decimal"/>
+      <w:lvlText w:val=""/>
+      <w:lvlJc w:val="left"/>
+    </w:lvl>
+    <w:lvl w:ilvl="5" w:tplc="0EF8A458">
+      <w:numFmt w:val="decimal"/>
+      <w:lvlText w:val=""/>
+      <w:lvlJc w:val="left"/>
+    </w:lvl>
+    <w:lvl w:ilvl="6" w:tplc="57D4F034">
+      <w:numFmt w:val="decimal"/>
+      <w:lvlText w:val=""/>
+      <w:lvlJc w:val="left"/>
+    </w:lvl>
+    <w:lvl w:ilvl="7" w:tplc="8A7AEEE2">
+      <w:numFmt w:val="decimal"/>
+      <w:lvlText w:val=""/>
+      <w:lvlJc w:val="left"/>
+    </w:lvl>
+    <w:lvl w:ilvl="8" w:tplc="EDC09774">
       <w:numFmt w:val="decimal"/>
       <w:lvlText w:val=""/>
       <w:lvlJc w:val="left"/>
     </w:lvl>
   </w:abstractNum>
-  <w:abstractNum w:abstractNumId="3" w15:restartNumberingAfterBreak="0">
-    <w:nsid w:val="17095D69"/>
+  <w:abstractNum w:abstractNumId="6" w15:restartNumberingAfterBreak="0">
+    <w:nsid w:val="3FCB12C1"/>
     <w:multiLevelType w:val="hybridMultilevel"/>
-    <w:tmpl w:val="79622A8A"/>
-    <w:lvl w:ilvl="0" w:tplc="34200A7E" w:tentative="1">
+    <w:tmpl w:val="5DF85FAE"/>
+    <w:lvl w:ilvl="0" w:tplc="2D4639D0">
       <w:start w:val="1"/>
-      <w:numFmt w:val="bullet"/>
-      <w:lvlText w:val="●"/>
-      <w:lvlJc w:val="left"/>
-      <w:pPr>
-        <w:ind w:left="720" w:hanging="360"/>
-      </w:pPr>
-    </w:lvl>
-    <w:lvl w:ilvl="1" w:tplc="CA7226CE" w:tentative="1">
-      <w:start w:val="1"/>
-      <w:numFmt w:val="bullet"/>
-      <w:lvlText w:val="○"/>
-      <w:lvlJc w:val="left"/>
-      <w:pPr>
-        <w:ind w:left="1440" w:hanging="360"/>
-      </w:pPr>
-    </w:lvl>
-    <w:lvl w:ilvl="2" w:tplc="335CA17A" w:tentative="1">
-      <w:start w:val="1"/>
-      <w:numFmt w:val="bullet"/>
-      <w:lvlText w:val="■"/>
-      <w:lvlJc w:val="left"/>
-      <w:pPr>
-        <w:ind w:left="2160" w:hanging="360"/>
-      </w:pPr>
-    </w:lvl>
-    <w:lvl w:ilvl="3" w:tplc="63CE5544" w:tentative="1">
-      <w:start w:val="1"/>
-      <w:numFmt w:val="bullet"/>
-      <w:lvlText w:val="●"/>
-      <w:lvlJc w:val="left"/>
-      <w:pPr>
-        <w:ind w:left="2880" w:hanging="360"/>
-      </w:pPr>
-    </w:lvl>
-    <w:lvl w:ilvl="4" w:tplc="698C9250" w:tentative="1">
-      <w:start w:val="1"/>
-      <w:numFmt w:val="bullet"/>
-      <w:lvlText w:val="○"/>
-      <w:lvlJc w:val="left"/>
-      <w:pPr>
-        <w:ind w:left="3600" w:hanging="360"/>
-      </w:pPr>
-    </w:lvl>
-    <w:lvl w:ilvl="5" w:tplc="849E02F8" w:tentative="1">
-      <w:start w:val="1"/>
-      <w:numFmt w:val="bullet"/>
-      <w:lvlText w:val="■"/>
-      <w:lvlJc w:val="left"/>
-      <w:pPr>
-        <w:ind w:left="4320" w:hanging="360"/>
-      </w:pPr>
-    </w:lvl>
-    <w:lvl w:ilvl="6" w:tplc="4E80EA68" w:tentative="1">
-      <w:start w:val="1"/>
-      <w:numFmt w:val="bullet"/>
-      <w:lvlText w:val="●"/>
-      <w:lvlJc w:val="left"/>
-      <w:pPr>
-        <w:ind w:left="5040" w:hanging="360"/>
-      </w:pPr>
-    </w:lvl>
-    <w:lvl w:ilvl="7" w:tplc="540A6B90" w:tentative="1">
-      <w:start w:val="1"/>
-      <w:numFmt w:val="bullet"/>
-      <w:lvlText w:val="●"/>
-      <w:lvlJc w:val="left"/>
-      <w:pPr>
-        <w:ind w:left="5760" w:hanging="360"/>
-      </w:pPr>
-    </w:lvl>
-    <w:lvl w:ilvl="8" w:tplc="D0CA4B12" w:tentative="1">
-      <w:start w:val="1"/>
-      <w:numFmt w:val="bullet"/>
-      <w:lvlText w:val="●"/>
-      <w:lvlJc w:val="left"/>
-      <w:pPr>
-        <w:ind w:left="6480" w:hanging="360"/>
-      </w:pPr>
-    </w:lvl>
-  </w:abstractNum>
-  <w:abstractNum w:abstractNumId="4" w15:restartNumberingAfterBreak="0">
-    <w:nsid w:val="1C663911"/>
-    <w:multiLevelType w:val="hybridMultilevel"/>
-    <w:tmpl w:val="E1B46AEA"/>
-    <w:lvl w:ilvl="0" w:tplc="0D48E166">
-      <w:start w:val="1"/>
       <w:numFmt w:val="decimal"/>
       <w:lvlText w:val="%1."/>
       <w:lvlJc w:val="left"/>
@@ -4387,7 +4503,7 @@
         <w:ind w:left="360" w:hanging="300"/>
       </w:pPr>
     </w:lvl>
-    <w:lvl w:ilvl="1" w:tplc="BCA0D70C" w:tentative="1">
+    <w:lvl w:ilvl="1" w:tplc="6E38CBD8" w:tentative="1">
       <w:start w:val="1"/>
       <w:numFmt w:val="lowerLetter"/>
       <w:lvlText w:val="%2."/>
@@ -4396,47 +4512,47 @@
         <w:ind w:left="720" w:hanging="300"/>
       </w:pPr>
     </w:lvl>
-    <w:lvl w:ilvl="2" w:tplc="6E3EDE30">
-      <w:numFmt w:val="decimal"/>
-      <w:lvlText w:val=""/>
-      <w:lvlJc w:val="left"/>
-    </w:lvl>
-    <w:lvl w:ilvl="3" w:tplc="765E9A4E">
-      <w:numFmt w:val="decimal"/>
-      <w:lvlText w:val=""/>
-      <w:lvlJc w:val="left"/>
-    </w:lvl>
-    <w:lvl w:ilvl="4" w:tplc="3D206F8A">
-      <w:numFmt w:val="decimal"/>
-      <w:lvlText w:val=""/>
-      <w:lvlJc w:val="left"/>
-    </w:lvl>
-    <w:lvl w:ilvl="5" w:tplc="625CFF3C">
-      <w:numFmt w:val="decimal"/>
-      <w:lvlText w:val=""/>
-      <w:lvlJc w:val="left"/>
-    </w:lvl>
-    <w:lvl w:ilvl="6" w:tplc="59BE4BF6">
-      <w:numFmt w:val="decimal"/>
-      <w:lvlText w:val=""/>
-      <w:lvlJc w:val="left"/>
-    </w:lvl>
-    <w:lvl w:ilvl="7" w:tplc="848C94EA">
-      <w:numFmt w:val="decimal"/>
-      <w:lvlText w:val=""/>
-      <w:lvlJc w:val="left"/>
-    </w:lvl>
-    <w:lvl w:ilvl="8" w:tplc="38543E24">
+    <w:lvl w:ilvl="2" w:tplc="D3D673F2">
+      <w:numFmt w:val="decimal"/>
+      <w:lvlText w:val=""/>
+      <w:lvlJc w:val="left"/>
+    </w:lvl>
+    <w:lvl w:ilvl="3" w:tplc="6F3CE9EC">
+      <w:numFmt w:val="decimal"/>
+      <w:lvlText w:val=""/>
+      <w:lvlJc w:val="left"/>
+    </w:lvl>
+    <w:lvl w:ilvl="4" w:tplc="AD96E92A">
+      <w:numFmt w:val="decimal"/>
+      <w:lvlText w:val=""/>
+      <w:lvlJc w:val="left"/>
+    </w:lvl>
+    <w:lvl w:ilvl="5" w:tplc="77FA1BCA">
+      <w:numFmt w:val="decimal"/>
+      <w:lvlText w:val=""/>
+      <w:lvlJc w:val="left"/>
+    </w:lvl>
+    <w:lvl w:ilvl="6" w:tplc="786672FC">
+      <w:numFmt w:val="decimal"/>
+      <w:lvlText w:val=""/>
+      <w:lvlJc w:val="left"/>
+    </w:lvl>
+    <w:lvl w:ilvl="7" w:tplc="B02E4796">
+      <w:numFmt w:val="decimal"/>
+      <w:lvlText w:val=""/>
+      <w:lvlJc w:val="left"/>
+    </w:lvl>
+    <w:lvl w:ilvl="8" w:tplc="DD102A28">
       <w:numFmt w:val="decimal"/>
       <w:lvlText w:val=""/>
       <w:lvlJc w:val="left"/>
     </w:lvl>
   </w:abstractNum>
-  <w:abstractNum w:abstractNumId="5" w15:restartNumberingAfterBreak="0">
-    <w:nsid w:val="2871435B"/>
+  <w:abstractNum w:abstractNumId="7" w15:restartNumberingAfterBreak="0">
+    <w:nsid w:val="516D0E76"/>
     <w:multiLevelType w:val="hybridMultilevel"/>
-    <w:tmpl w:val="875686C4"/>
-    <w:lvl w:ilvl="0" w:tplc="A4026180">
+    <w:tmpl w:val="00BA3B4E"/>
+    <w:lvl w:ilvl="0" w:tplc="AD96070E">
       <w:start w:val="1"/>
       <w:numFmt w:val="decimal"/>
       <w:lvlText w:val="%1."/>
@@ -4445,7 +4561,7 @@
         <w:ind w:left="360" w:hanging="300"/>
       </w:pPr>
     </w:lvl>
-    <w:lvl w:ilvl="1" w:tplc="06542D26" w:tentative="1">
+    <w:lvl w:ilvl="1" w:tplc="0F3E1CB6" w:tentative="1">
       <w:start w:val="1"/>
       <w:numFmt w:val="lowerLetter"/>
       <w:lvlText w:val="%2."/>
@@ -4454,47 +4570,47 @@
         <w:ind w:left="720" w:hanging="300"/>
       </w:pPr>
     </w:lvl>
-    <w:lvl w:ilvl="2" w:tplc="7806EE98">
-      <w:numFmt w:val="decimal"/>
-      <w:lvlText w:val=""/>
-      <w:lvlJc w:val="left"/>
-    </w:lvl>
-    <w:lvl w:ilvl="3" w:tplc="F91AF24C">
-      <w:numFmt w:val="decimal"/>
-      <w:lvlText w:val=""/>
-      <w:lvlJc w:val="left"/>
-    </w:lvl>
-    <w:lvl w:ilvl="4" w:tplc="FE1E5786">
-      <w:numFmt w:val="decimal"/>
-      <w:lvlText w:val=""/>
-      <w:lvlJc w:val="left"/>
-    </w:lvl>
-    <w:lvl w:ilvl="5" w:tplc="3D042D5A">
-      <w:numFmt w:val="decimal"/>
-      <w:lvlText w:val=""/>
-      <w:lvlJc w:val="left"/>
-    </w:lvl>
-    <w:lvl w:ilvl="6" w:tplc="2F32FA4A">
-      <w:numFmt w:val="decimal"/>
-      <w:lvlText w:val=""/>
-      <w:lvlJc w:val="left"/>
-    </w:lvl>
-    <w:lvl w:ilvl="7" w:tplc="7D5CACC0">
-      <w:numFmt w:val="decimal"/>
-      <w:lvlText w:val=""/>
-      <w:lvlJc w:val="left"/>
-    </w:lvl>
-    <w:lvl w:ilvl="8" w:tplc="C8C6E430">
+    <w:lvl w:ilvl="2" w:tplc="CB121674">
+      <w:numFmt w:val="decimal"/>
+      <w:lvlText w:val=""/>
+      <w:lvlJc w:val="left"/>
+    </w:lvl>
+    <w:lvl w:ilvl="3" w:tplc="A5F65A22">
+      <w:numFmt w:val="decimal"/>
+      <w:lvlText w:val=""/>
+      <w:lvlJc w:val="left"/>
+    </w:lvl>
+    <w:lvl w:ilvl="4" w:tplc="2586D7CC">
+      <w:numFmt w:val="decimal"/>
+      <w:lvlText w:val=""/>
+      <w:lvlJc w:val="left"/>
+    </w:lvl>
+    <w:lvl w:ilvl="5" w:tplc="4D727896">
+      <w:numFmt w:val="decimal"/>
+      <w:lvlText w:val=""/>
+      <w:lvlJc w:val="left"/>
+    </w:lvl>
+    <w:lvl w:ilvl="6" w:tplc="B0BA5344">
+      <w:numFmt w:val="decimal"/>
+      <w:lvlText w:val=""/>
+      <w:lvlJc w:val="left"/>
+    </w:lvl>
+    <w:lvl w:ilvl="7" w:tplc="E9EA4892">
+      <w:numFmt w:val="decimal"/>
+      <w:lvlText w:val=""/>
+      <w:lvlJc w:val="left"/>
+    </w:lvl>
+    <w:lvl w:ilvl="8" w:tplc="85F45A24">
       <w:numFmt w:val="decimal"/>
       <w:lvlText w:val=""/>
       <w:lvlJc w:val="left"/>
     </w:lvl>
   </w:abstractNum>
-  <w:abstractNum w:abstractNumId="6" w15:restartNumberingAfterBreak="0">
-    <w:nsid w:val="351C396D"/>
+  <w:abstractNum w:abstractNumId="8" w15:restartNumberingAfterBreak="0">
+    <w:nsid w:val="750627A1"/>
     <w:multiLevelType w:val="hybridMultilevel"/>
-    <w:tmpl w:val="8D8E0C28"/>
-    <w:lvl w:ilvl="0" w:tplc="C268ADC8">
+    <w:tmpl w:val="FB3CEAB4"/>
+    <w:lvl w:ilvl="0" w:tplc="9B2A143A">
       <w:start w:val="1"/>
       <w:numFmt w:val="decimal"/>
       <w:lvlText w:val="%1."/>
@@ -4503,7 +4619,7 @@
         <w:ind w:left="360" w:hanging="300"/>
       </w:pPr>
     </w:lvl>
-    <w:lvl w:ilvl="1" w:tplc="47C4B962" w:tentative="1">
+    <w:lvl w:ilvl="1" w:tplc="6688D02C" w:tentative="1">
       <w:start w:val="1"/>
       <w:numFmt w:val="lowerLetter"/>
       <w:lvlText w:val="%2."/>
@@ -4512,47 +4628,47 @@
         <w:ind w:left="720" w:hanging="300"/>
       </w:pPr>
     </w:lvl>
-    <w:lvl w:ilvl="2" w:tplc="73420CF8">
-      <w:numFmt w:val="decimal"/>
-      <w:lvlText w:val=""/>
-      <w:lvlJc w:val="left"/>
-    </w:lvl>
-    <w:lvl w:ilvl="3" w:tplc="FCE8D446">
-      <w:numFmt w:val="decimal"/>
-      <w:lvlText w:val=""/>
-      <w:lvlJc w:val="left"/>
-    </w:lvl>
-    <w:lvl w:ilvl="4" w:tplc="2FB24174">
-      <w:numFmt w:val="decimal"/>
-      <w:lvlText w:val=""/>
-      <w:lvlJc w:val="left"/>
-    </w:lvl>
-    <w:lvl w:ilvl="5" w:tplc="8BA476D4">
-      <w:numFmt w:val="decimal"/>
-      <w:lvlText w:val=""/>
-      <w:lvlJc w:val="left"/>
-    </w:lvl>
-    <w:lvl w:ilvl="6" w:tplc="3C448396">
-      <w:numFmt w:val="decimal"/>
-      <w:lvlText w:val=""/>
-      <w:lvlJc w:val="left"/>
-    </w:lvl>
-    <w:lvl w:ilvl="7" w:tplc="B5FC17B4">
-      <w:numFmt w:val="decimal"/>
-      <w:lvlText w:val=""/>
-      <w:lvlJc w:val="left"/>
-    </w:lvl>
-    <w:lvl w:ilvl="8" w:tplc="9A44CFEC">
+    <w:lvl w:ilvl="2" w:tplc="B7806152">
+      <w:numFmt w:val="decimal"/>
+      <w:lvlText w:val=""/>
+      <w:lvlJc w:val="left"/>
+    </w:lvl>
+    <w:lvl w:ilvl="3" w:tplc="0DB2DE6A">
+      <w:numFmt w:val="decimal"/>
+      <w:lvlText w:val=""/>
+      <w:lvlJc w:val="left"/>
+    </w:lvl>
+    <w:lvl w:ilvl="4" w:tplc="1FF66656">
+      <w:numFmt w:val="decimal"/>
+      <w:lvlText w:val=""/>
+      <w:lvlJc w:val="left"/>
+    </w:lvl>
+    <w:lvl w:ilvl="5" w:tplc="4DF2D2C0">
+      <w:numFmt w:val="decimal"/>
+      <w:lvlText w:val=""/>
+      <w:lvlJc w:val="left"/>
+    </w:lvl>
+    <w:lvl w:ilvl="6" w:tplc="8E109CAE">
+      <w:numFmt w:val="decimal"/>
+      <w:lvlText w:val=""/>
+      <w:lvlJc w:val="left"/>
+    </w:lvl>
+    <w:lvl w:ilvl="7" w:tplc="523E7660">
+      <w:numFmt w:val="decimal"/>
+      <w:lvlText w:val=""/>
+      <w:lvlJc w:val="left"/>
+    </w:lvl>
+    <w:lvl w:ilvl="8" w:tplc="C6B49038">
       <w:numFmt w:val="decimal"/>
       <w:lvlText w:val=""/>
       <w:lvlJc w:val="left"/>
     </w:lvl>
   </w:abstractNum>
-  <w:abstractNum w:abstractNumId="7" w15:restartNumberingAfterBreak="0">
-    <w:nsid w:val="5DF37752"/>
+  <w:abstractNum w:abstractNumId="9" w15:restartNumberingAfterBreak="0">
+    <w:nsid w:val="757432AF"/>
     <w:multiLevelType w:val="hybridMultilevel"/>
-    <w:tmpl w:val="9528A9A4"/>
-    <w:lvl w:ilvl="0" w:tplc="8D546DA4">
+    <w:tmpl w:val="4EAEC440"/>
+    <w:lvl w:ilvl="0" w:tplc="5FEA1EDC">
       <w:start w:val="1"/>
       <w:numFmt w:val="decimal"/>
       <w:lvlText w:val="%1."/>
@@ -4561,7 +4677,7 @@
         <w:ind w:left="360" w:hanging="300"/>
       </w:pPr>
     </w:lvl>
-    <w:lvl w:ilvl="1" w:tplc="ACAAA45C" w:tentative="1">
+    <w:lvl w:ilvl="1" w:tplc="3B12A54A" w:tentative="1">
       <w:start w:val="1"/>
       <w:numFmt w:val="lowerLetter"/>
       <w:lvlText w:val="%2."/>
@@ -4570,208 +4686,92 @@
         <w:ind w:left="720" w:hanging="300"/>
       </w:pPr>
     </w:lvl>
-    <w:lvl w:ilvl="2" w:tplc="0E62032C">
-      <w:numFmt w:val="decimal"/>
-      <w:lvlText w:val=""/>
-      <w:lvlJc w:val="left"/>
-    </w:lvl>
-    <w:lvl w:ilvl="3" w:tplc="EA4277BE">
-      <w:numFmt w:val="decimal"/>
-      <w:lvlText w:val=""/>
-      <w:lvlJc w:val="left"/>
-    </w:lvl>
-    <w:lvl w:ilvl="4" w:tplc="4F26D6F0">
-      <w:numFmt w:val="decimal"/>
-      <w:lvlText w:val=""/>
-      <w:lvlJc w:val="left"/>
-    </w:lvl>
-    <w:lvl w:ilvl="5" w:tplc="44D03656">
-      <w:numFmt w:val="decimal"/>
-      <w:lvlText w:val=""/>
-      <w:lvlJc w:val="left"/>
-    </w:lvl>
-    <w:lvl w:ilvl="6" w:tplc="133C3C24">
-      <w:numFmt w:val="decimal"/>
-      <w:lvlText w:val=""/>
-      <w:lvlJc w:val="left"/>
-    </w:lvl>
-    <w:lvl w:ilvl="7" w:tplc="80BC1666">
-      <w:numFmt w:val="decimal"/>
-      <w:lvlText w:val=""/>
-      <w:lvlJc w:val="left"/>
-    </w:lvl>
-    <w:lvl w:ilvl="8" w:tplc="D092F4BC">
+    <w:lvl w:ilvl="2" w:tplc="A4E4553E">
+      <w:numFmt w:val="decimal"/>
+      <w:lvlText w:val=""/>
+      <w:lvlJc w:val="left"/>
+    </w:lvl>
+    <w:lvl w:ilvl="3" w:tplc="7F3A6A30">
+      <w:numFmt w:val="decimal"/>
+      <w:lvlText w:val=""/>
+      <w:lvlJc w:val="left"/>
+    </w:lvl>
+    <w:lvl w:ilvl="4" w:tplc="4246C16A">
+      <w:numFmt w:val="decimal"/>
+      <w:lvlText w:val=""/>
+      <w:lvlJc w:val="left"/>
+    </w:lvl>
+    <w:lvl w:ilvl="5" w:tplc="AD564986">
+      <w:numFmt w:val="decimal"/>
+      <w:lvlText w:val=""/>
+      <w:lvlJc w:val="left"/>
+    </w:lvl>
+    <w:lvl w:ilvl="6" w:tplc="0B1EDBFC">
+      <w:numFmt w:val="decimal"/>
+      <w:lvlText w:val=""/>
+      <w:lvlJc w:val="left"/>
+    </w:lvl>
+    <w:lvl w:ilvl="7" w:tplc="FDEE4C66">
+      <w:numFmt w:val="decimal"/>
+      <w:lvlText w:val=""/>
+      <w:lvlJc w:val="left"/>
+    </w:lvl>
+    <w:lvl w:ilvl="8" w:tplc="43AEC370">
       <w:numFmt w:val="decimal"/>
       <w:lvlText w:val=""/>
       <w:lvlJc w:val="left"/>
     </w:lvl>
   </w:abstractNum>
-  <w:abstractNum w:abstractNumId="8" w15:restartNumberingAfterBreak="0">
-    <w:nsid w:val="62662B7B"/>
-    <w:multiLevelType w:val="hybridMultilevel"/>
-    <w:tmpl w:val="9C2CEEBE"/>
-    <w:lvl w:ilvl="0" w:tplc="903E282A">
-      <w:start w:val="1"/>
-      <w:numFmt w:val="decimal"/>
-      <w:lvlText w:val="%1."/>
-      <w:lvlJc w:val="left"/>
-      <w:pPr>
-        <w:ind w:left="360" w:hanging="300"/>
-      </w:pPr>
-    </w:lvl>
-    <w:lvl w:ilvl="1" w:tplc="3B06C25E" w:tentative="1">
-      <w:start w:val="1"/>
-      <w:numFmt w:val="lowerLetter"/>
-      <w:lvlText w:val="%2."/>
-      <w:lvlJc w:val="left"/>
-      <w:pPr>
-        <w:ind w:left="720" w:hanging="300"/>
-      </w:pPr>
-    </w:lvl>
-    <w:lvl w:ilvl="2" w:tplc="072EEB8E">
-      <w:numFmt w:val="decimal"/>
-      <w:lvlText w:val=""/>
-      <w:lvlJc w:val="left"/>
-    </w:lvl>
-    <w:lvl w:ilvl="3" w:tplc="5CF0FA86">
-      <w:numFmt w:val="decimal"/>
-      <w:lvlText w:val=""/>
-      <w:lvlJc w:val="left"/>
-    </w:lvl>
-    <w:lvl w:ilvl="4" w:tplc="98708AAA">
-      <w:numFmt w:val="decimal"/>
-      <w:lvlText w:val=""/>
-      <w:lvlJc w:val="left"/>
-    </w:lvl>
-    <w:lvl w:ilvl="5" w:tplc="356A86AE">
-      <w:numFmt w:val="decimal"/>
-      <w:lvlText w:val=""/>
-      <w:lvlJc w:val="left"/>
-    </w:lvl>
-    <w:lvl w:ilvl="6" w:tplc="601227B6">
-      <w:numFmt w:val="decimal"/>
-      <w:lvlText w:val=""/>
-      <w:lvlJc w:val="left"/>
-    </w:lvl>
-    <w:lvl w:ilvl="7" w:tplc="CBE22B80">
-      <w:numFmt w:val="decimal"/>
-      <w:lvlText w:val=""/>
-      <w:lvlJc w:val="left"/>
-    </w:lvl>
-    <w:lvl w:ilvl="8" w:tplc="5C3E465C">
-      <w:numFmt w:val="decimal"/>
-      <w:lvlText w:val=""/>
-      <w:lvlJc w:val="left"/>
-    </w:lvl>
-  </w:abstractNum>
-  <w:abstractNum w:abstractNumId="9" w15:restartNumberingAfterBreak="0">
-    <w:nsid w:val="7B483B10"/>
-    <w:multiLevelType w:val="hybridMultilevel"/>
-    <w:tmpl w:val="1A6C1FA6"/>
-    <w:lvl w:ilvl="0" w:tplc="862602BE">
-      <w:start w:val="1"/>
-      <w:numFmt w:val="decimal"/>
-      <w:lvlText w:val="%1."/>
-      <w:lvlJc w:val="left"/>
-      <w:pPr>
-        <w:ind w:left="360" w:hanging="300"/>
-      </w:pPr>
-    </w:lvl>
-    <w:lvl w:ilvl="1" w:tplc="73D06E36" w:tentative="1">
-      <w:start w:val="1"/>
-      <w:numFmt w:val="lowerLetter"/>
-      <w:lvlText w:val="%2."/>
-      <w:lvlJc w:val="left"/>
-      <w:pPr>
-        <w:ind w:left="720" w:hanging="300"/>
-      </w:pPr>
-    </w:lvl>
-    <w:lvl w:ilvl="2" w:tplc="AE187DFA">
-      <w:numFmt w:val="decimal"/>
-      <w:lvlText w:val=""/>
-      <w:lvlJc w:val="left"/>
-    </w:lvl>
-    <w:lvl w:ilvl="3" w:tplc="57E8C6B6">
-      <w:numFmt w:val="decimal"/>
-      <w:lvlText w:val=""/>
-      <w:lvlJc w:val="left"/>
-    </w:lvl>
-    <w:lvl w:ilvl="4" w:tplc="E69E01B8">
-      <w:numFmt w:val="decimal"/>
-      <w:lvlText w:val=""/>
-      <w:lvlJc w:val="left"/>
-    </w:lvl>
-    <w:lvl w:ilvl="5" w:tplc="705E3ACE">
-      <w:numFmt w:val="decimal"/>
-      <w:lvlText w:val=""/>
-      <w:lvlJc w:val="left"/>
-    </w:lvl>
-    <w:lvl w:ilvl="6" w:tplc="56D458A2">
-      <w:numFmt w:val="decimal"/>
-      <w:lvlText w:val=""/>
-      <w:lvlJc w:val="left"/>
-    </w:lvl>
-    <w:lvl w:ilvl="7" w:tplc="95C079AA">
-      <w:numFmt w:val="decimal"/>
-      <w:lvlText w:val=""/>
-      <w:lvlJc w:val="left"/>
-    </w:lvl>
-    <w:lvl w:ilvl="8" w:tplc="11ECC75C">
-      <w:numFmt w:val="decimal"/>
-      <w:lvlText w:val=""/>
-      <w:lvlJc w:val="left"/>
-    </w:lvl>
-  </w:abstractNum>
-  <w:num w:numId="1" w16cid:durableId="2118132307">
+  <w:num w:numId="1" w16cid:durableId="1472018805">
     <w:abstractNumId w:val="3"/>
     <w:lvlOverride w:ilvl="0">
       <w:startOverride w:val="1"/>
     </w:lvlOverride>
   </w:num>
-  <w:num w:numId="2" w16cid:durableId="184559694">
+  <w:num w:numId="2" w16cid:durableId="312687410">
+    <w:abstractNumId w:val="1"/>
+    <w:lvlOverride w:ilvl="0">
+      <w:startOverride w:val="1"/>
+    </w:lvlOverride>
+  </w:num>
+  <w:num w:numId="3" w16cid:durableId="1593512371">
+    <w:abstractNumId w:val="2"/>
+    <w:lvlOverride w:ilvl="0">
+      <w:startOverride w:val="1"/>
+    </w:lvlOverride>
+  </w:num>
+  <w:num w:numId="4" w16cid:durableId="1750226770">
     <w:abstractNumId w:val="9"/>
     <w:lvlOverride w:ilvl="0">
       <w:startOverride w:val="1"/>
     </w:lvlOverride>
   </w:num>
-  <w:num w:numId="3" w16cid:durableId="1510486369">
+  <w:num w:numId="5" w16cid:durableId="1418478300">
+    <w:abstractNumId w:val="5"/>
+    <w:lvlOverride w:ilvl="0">
+      <w:startOverride w:val="1"/>
+    </w:lvlOverride>
+  </w:num>
+  <w:num w:numId="6" w16cid:durableId="1057430957">
+    <w:abstractNumId w:val="8"/>
+    <w:lvlOverride w:ilvl="0">
+      <w:startOverride w:val="1"/>
+    </w:lvlOverride>
+  </w:num>
+  <w:num w:numId="7" w16cid:durableId="1368213038">
+    <w:abstractNumId w:val="6"/>
+    <w:lvlOverride w:ilvl="0">
+      <w:startOverride w:val="1"/>
+    </w:lvlOverride>
+  </w:num>
+  <w:num w:numId="8" w16cid:durableId="739668631">
     <w:abstractNumId w:val="0"/>
     <w:lvlOverride w:ilvl="0">
       <w:startOverride w:val="1"/>
     </w:lvlOverride>
   </w:num>
-  <w:num w:numId="4" w16cid:durableId="973868900">
-    <w:abstractNumId w:val="4"/>
-    <w:lvlOverride w:ilvl="0">
-      <w:startOverride w:val="1"/>
-    </w:lvlOverride>
-  </w:num>
-  <w:num w:numId="5" w16cid:durableId="760226877">
-    <w:abstractNumId w:val="6"/>
-    <w:lvlOverride w:ilvl="0">
-      <w:startOverride w:val="1"/>
-    </w:lvlOverride>
-  </w:num>
-  <w:num w:numId="6" w16cid:durableId="1043091438">
-    <w:abstractNumId w:val="2"/>
-    <w:lvlOverride w:ilvl="0">
-      <w:startOverride w:val="1"/>
-    </w:lvlOverride>
-  </w:num>
-  <w:num w:numId="7" w16cid:durableId="1000162599">
-    <w:abstractNumId w:val="8"/>
-    <w:lvlOverride w:ilvl="0">
-      <w:startOverride w:val="1"/>
-    </w:lvlOverride>
-  </w:num>
-  <w:num w:numId="8" w16cid:durableId="2040546510">
+  <w:num w:numId="9" w16cid:durableId="1860049037">
     <w:abstractNumId w:val="7"/>
-    <w:lvlOverride w:ilvl="0">
-      <w:startOverride w:val="1"/>
-    </w:lvlOverride>
-  </w:num>
-  <w:num w:numId="9" w16cid:durableId="414282417">
-    <w:abstractNumId w:val="5"/>
     <w:lvlOverride w:ilvl="0">
       <w:startOverride w:val="1"/>
     </w:lvlOverride>
@@ -5452,7 +5452,7 @@
     <w:autoRedefine/>
     <w:uiPriority w:val="39"/>
     <w:unhideWhenUsed/>
-    <w:rsid w:val="005B7E3C"/>
+    <w:rsid w:val="00F46EA8"/>
     <w:pPr>
       <w:spacing w:after="100"/>
     </w:pPr>

--- a/discoverer-neo/docs/user-guide/manual/Discoverer-Neo-MANAGER-Guide-Quick-pt-PT.docx
+++ b/discoverer-neo/docs/user-guide/manual/Discoverer-Neo-MANAGER-Guide-Quick-pt-PT.docx
@@ -54,7 +54,7 @@
           <w:sz w:val="22"/>
           <w:szCs w:val="22"/>
         </w:rPr>
-        <w:t>Versão 2.1.1</w:t>
+        <w:t>Versão 2.2.0</w:t>
       </w:r>
     </w:p>
     <w:p>
@@ -74,7 +74,7 @@
     <w:sdt>
       <w:sdtPr>
         <w:alias w:val="Índice"/>
-        <w:id w:val="569544949"/>
+        <w:id w:val="-657376488"/>
       </w:sdtPr>
       <w:sdtEndPr/>
       <w:sdtContent>
@@ -102,7 +102,7 @@
           <w:r>
             <w:fldChar w:fldCharType="separate"/>
           </w:r>
-          <w:hyperlink w:anchor="_Toc241748427" w:history="1">
+          <w:hyperlink w:anchor="_Toc241848667" w:history="1">
             <w:r>
               <w:rPr>
                 <w:rStyle w:val="Hiperligao"/>
@@ -126,7 +126,7 @@
               <w:rPr>
                 <w:noProof/>
               </w:rPr>
-              <w:instrText xml:space="preserve"> PAGEREF _Toc241748427 \h </w:instrText>
+              <w:instrText xml:space="preserve"> PAGEREF _Toc241848667 \h </w:instrText>
             </w:r>
             <w:r>
               <w:rPr>
@@ -168,7 +168,7 @@
               <w14:ligatures w14:val="standardContextual"/>
             </w:rPr>
           </w:pPr>
-          <w:hyperlink w:anchor="_Toc241748428" w:history="1">
+          <w:hyperlink w:anchor="_Toc241848668" w:history="1">
             <w:r>
               <w:rPr>
                 <w:rStyle w:val="Hiperligao"/>
@@ -192,7 +192,7 @@
               <w:rPr>
                 <w:noProof/>
               </w:rPr>
-              <w:instrText xml:space="preserve"> PAGEREF _Toc241748428 \h </w:instrText>
+              <w:instrText xml:space="preserve"> PAGEREF _Toc241848668 \h </w:instrText>
             </w:r>
             <w:r>
               <w:rPr>
@@ -234,7 +234,7 @@
               <w14:ligatures w14:val="standardContextual"/>
             </w:rPr>
           </w:pPr>
-          <w:hyperlink w:anchor="_Toc241748429" w:history="1">
+          <w:hyperlink w:anchor="_Toc241848669" w:history="1">
             <w:r>
               <w:rPr>
                 <w:rStyle w:val="Hiperligao"/>
@@ -258,7 +258,7 @@
               <w:rPr>
                 <w:noProof/>
               </w:rPr>
-              <w:instrText xml:space="preserve"> PAGEREF _Toc241748429 \h </w:instrText>
+              <w:instrText xml:space="preserve"> PAGEREF _Toc241848669 \h </w:instrText>
             </w:r>
             <w:r>
               <w:rPr>
@@ -300,7 +300,7 @@
               <w14:ligatures w14:val="standardContextual"/>
             </w:rPr>
           </w:pPr>
-          <w:hyperlink w:anchor="_Toc241748430" w:history="1">
+          <w:hyperlink w:anchor="_Toc241848670" w:history="1">
             <w:r>
               <w:rPr>
                 <w:rStyle w:val="Hiperligao"/>
@@ -324,7 +324,7 @@
               <w:rPr>
                 <w:noProof/>
               </w:rPr>
-              <w:instrText xml:space="preserve"> PAGEREF _Toc241748430 \h </w:instrText>
+              <w:instrText xml:space="preserve"> PAGEREF _Toc241848670 \h </w:instrText>
             </w:r>
             <w:r>
               <w:rPr>
@@ -366,7 +366,7 @@
               <w14:ligatures w14:val="standardContextual"/>
             </w:rPr>
           </w:pPr>
-          <w:hyperlink w:anchor="_Toc241748431" w:history="1">
+          <w:hyperlink w:anchor="_Toc241848671" w:history="1">
             <w:r>
               <w:rPr>
                 <w:rStyle w:val="Hiperligao"/>
@@ -390,7 +390,7 @@
               <w:rPr>
                 <w:noProof/>
               </w:rPr>
-              <w:instrText xml:space="preserve"> PAGEREF _Toc241748431 \h </w:instrText>
+              <w:instrText xml:space="preserve"> PAGEREF _Toc241848671 \h </w:instrText>
             </w:r>
             <w:r>
               <w:rPr>
@@ -432,7 +432,7 @@
               <w14:ligatures w14:val="standardContextual"/>
             </w:rPr>
           </w:pPr>
-          <w:hyperlink w:anchor="_Toc241748432" w:history="1">
+          <w:hyperlink w:anchor="_Toc241848672" w:history="1">
             <w:r>
               <w:rPr>
                 <w:rStyle w:val="Hiperligao"/>
@@ -456,7 +456,7 @@
               <w:rPr>
                 <w:noProof/>
               </w:rPr>
-              <w:instrText xml:space="preserve"> PAGEREF _Toc241748432 \h </w:instrText>
+              <w:instrText xml:space="preserve"> PAGEREF _Toc241848672 \h </w:instrText>
             </w:r>
             <w:r>
               <w:rPr>
@@ -498,7 +498,7 @@
               <w14:ligatures w14:val="standardContextual"/>
             </w:rPr>
           </w:pPr>
-          <w:hyperlink w:anchor="_Toc241748433" w:history="1">
+          <w:hyperlink w:anchor="_Toc241848673" w:history="1">
             <w:r>
               <w:rPr>
                 <w:rStyle w:val="Hiperligao"/>
@@ -522,7 +522,7 @@
               <w:rPr>
                 <w:noProof/>
               </w:rPr>
-              <w:instrText xml:space="preserve"> PAGEREF _Toc241748433 \h </w:instrText>
+              <w:instrText xml:space="preserve"> PAGEREF _Toc241848673 \h </w:instrText>
             </w:r>
             <w:r>
               <w:rPr>
@@ -564,7 +564,7 @@
               <w14:ligatures w14:val="standardContextual"/>
             </w:rPr>
           </w:pPr>
-          <w:hyperlink w:anchor="_Toc241748434" w:history="1">
+          <w:hyperlink w:anchor="_Toc241848674" w:history="1">
             <w:r>
               <w:rPr>
                 <w:rStyle w:val="Hiperligao"/>
@@ -588,7 +588,7 @@
               <w:rPr>
                 <w:noProof/>
               </w:rPr>
-              <w:instrText xml:space="preserve"> PAGEREF _Toc241748434 \h </w:instrText>
+              <w:instrText xml:space="preserve"> PAGEREF _Toc241848674 \h </w:instrText>
             </w:r>
             <w:r>
               <w:rPr>
@@ -630,7 +630,7 @@
               <w14:ligatures w14:val="standardContextual"/>
             </w:rPr>
           </w:pPr>
-          <w:hyperlink w:anchor="_Toc241748435" w:history="1">
+          <w:hyperlink w:anchor="_Toc241848675" w:history="1">
             <w:r>
               <w:rPr>
                 <w:rStyle w:val="Hiperligao"/>
@@ -654,7 +654,7 @@
               <w:rPr>
                 <w:noProof/>
               </w:rPr>
-              <w:instrText xml:space="preserve"> PAGEREF _Toc241748435 \h </w:instrText>
+              <w:instrText xml:space="preserve"> PAGEREF _Toc241848675 \h </w:instrText>
             </w:r>
             <w:r>
               <w:rPr>
@@ -702,7 +702,7 @@
       <w:pPr>
         <w:pStyle w:val="Ttulo1"/>
       </w:pPr>
-      <w:bookmarkStart w:id="0" w:name="_Toc241748427"/>
+      <w:bookmarkStart w:id="0" w:name="_Toc241848667"/>
       <w:r>
         <w:lastRenderedPageBreak/>
         <w:t>A sua função numa página</w:t>
@@ -1392,7 +1392,7 @@
         <w:pStyle w:val="Ttulo1"/>
         <w:pageBreakBefore/>
       </w:pPr>
-      <w:bookmarkStart w:id="1" w:name="_Toc241748428"/>
+      <w:bookmarkStart w:id="1" w:name="_Toc241848668"/>
       <w:r>
         <w:lastRenderedPageBreak/>
         <w:t>Mapas</w:t>
@@ -1425,10 +1425,10 @@
           <w:noProof/>
         </w:rPr>
         <w:drawing>
-          <wp:inline distT="0" distB="0" distL="0" distR="0" wp14:anchorId="4C533DF1" wp14:editId="307C31A0">
+          <wp:inline distT="0" distB="0" distL="0" distR="0" wp14:anchorId="3F7F2DBD" wp14:editId="0D0A8833">
             <wp:extent cx="5715000" cy="3429000"/>
             <wp:effectExtent l="0" t="0" r="0" b="0"/>
-            <wp:docPr id="257" name="02-maps-all.png" descr="A lista de Mapas, separador Todos, com os ícones Copiar, Partilhar, Agendar e Exportar em cada linha." title="A lista de Mapas, separador Todos, com os ícones Copiar, Partilhar, Agendar e Exportar em cada linha."/>
+            <wp:docPr id="265" name="02-maps-all.png" descr="A lista de Mapas, separador Todos, com os ícones Copiar, Partilhar, Agendar e Exportar em cada linha." title="A lista de Mapas, separador Todos, com os ícones Copiar, Partilhar, Agendar e Exportar em cada linha."/>
             <wp:cNvGraphicFramePr>
               <a:graphicFrameLocks xmlns:a="http://schemas.openxmlformats.org/drawingml/2006/main" noChangeAspect="1"/>
             </wp:cNvGraphicFramePr>
@@ -1889,7 +1889,7 @@
         <w:pStyle w:val="Ttulo1"/>
         <w:pageBreakBefore/>
       </w:pPr>
-      <w:bookmarkStart w:id="2" w:name="_Toc241748429"/>
+      <w:bookmarkStart w:id="2" w:name="_Toc241848669"/>
       <w:r>
         <w:lastRenderedPageBreak/>
         <w:t>Partilhar um mapa</w:t>
@@ -1912,10 +1912,10 @@
           <w:noProof/>
         </w:rPr>
         <w:drawing>
-          <wp:inline distT="0" distB="0" distL="0" distR="0" wp14:anchorId="27889042" wp14:editId="3D12F23E">
+          <wp:inline distT="0" distB="0" distL="0" distR="0" wp14:anchorId="6817CC84" wp14:editId="740DC26F">
             <wp:extent cx="3743325" cy="3895725"/>
             <wp:effectExtent l="0" t="0" r="0" b="0"/>
-            <wp:docPr id="258" name="03-share-dialog.png" descr="A caixa de diálogo Partilhar mapa com uma caixa de pesquisa e os botões Pode ver, Pode exportar e Pode editar." title="A caixa de diálogo Partilhar mapa com uma caixa de pesquisa e os botões Pode ver, Pode exportar e Pode editar."/>
+            <wp:docPr id="266" name="03-share-dialog.png" descr="A caixa de diálogo Partilhar mapa com uma caixa de pesquisa e os botões Pode ver, Pode exportar e Pode editar." title="A caixa de diálogo Partilhar mapa com uma caixa de pesquisa e os botões Pode ver, Pode exportar e Pode editar."/>
             <wp:cNvGraphicFramePr>
               <a:graphicFrameLocks xmlns:a="http://schemas.openxmlformats.org/drawingml/2006/main" noChangeAspect="1"/>
             </wp:cNvGraphicFramePr>
@@ -2315,7 +2315,7 @@
         <w:pStyle w:val="Ttulo1"/>
         <w:pageBreakBefore/>
       </w:pPr>
-      <w:bookmarkStart w:id="3" w:name="_Toc241748430"/>
+      <w:bookmarkStart w:id="3" w:name="_Toc241848670"/>
       <w:r>
         <w:lastRenderedPageBreak/>
         <w:t>Ver, executar e exportar</w:t>
@@ -2338,10 +2338,10 @@
           <w:noProof/>
         </w:rPr>
         <w:drawing>
-          <wp:inline distT="0" distB="0" distL="0" distR="0" wp14:anchorId="1AE40C31" wp14:editId="39B47B35">
+          <wp:inline distT="0" distB="0" distL="0" distR="0" wp14:anchorId="4EE91E66" wp14:editId="6040157B">
             <wp:extent cx="5715000" cy="3571875"/>
             <wp:effectExtent l="0" t="0" r="0" b="0"/>
-            <wp:docPr id="259" name="06-viewer-results.png" descr="Uma execução concluída com os botões Excel, CSV e PDF por cima da grelha de resultados." title="Uma execução concluída com os botões Excel, CSV e PDF por cima da grelha de resultados."/>
+            <wp:docPr id="267" name="06-viewer-results.png" descr="Uma execução concluída com os botões Excel, CSV e PDF por cima da grelha de resultados." title="Uma execução concluída com os botões Excel, CSV e PDF por cima da grelha de resultados."/>
             <wp:cNvGraphicFramePr>
               <a:graphicFrameLocks xmlns:a="http://schemas.openxmlformats.org/drawingml/2006/main" noChangeAspect="1"/>
             </wp:cNvGraphicFramePr>
@@ -2536,7 +2536,7 @@
         <w:pStyle w:val="Ttulo1"/>
         <w:pageBreakBefore/>
       </w:pPr>
-      <w:bookmarkStart w:id="4" w:name="_Toc241748431"/>
+      <w:bookmarkStart w:id="4" w:name="_Toc241848671"/>
       <w:r>
         <w:lastRenderedPageBreak/>
         <w:t>Construtor de mapas</w:t>
@@ -2569,10 +2569,10 @@
           <w:noProof/>
         </w:rPr>
         <w:drawing>
-          <wp:inline distT="0" distB="0" distL="0" distR="0" wp14:anchorId="5BE77E10" wp14:editId="5ADC1589">
+          <wp:inline distT="0" distB="0" distL="0" distR="0" wp14:anchorId="1584F524" wp14:editId="28BD174F">
             <wp:extent cx="5715000" cy="3571875"/>
             <wp:effectExtent l="0" t="0" r="0" b="0"/>
-            <wp:docPr id="260" name="05-builder-overview.png" descr="O construtor de mapas com a árvore Áreas de Negócio, a área de Colunas e o painel Propriedades." title="O construtor de mapas com a árvore Áreas de Negócio, a área de Colunas e o painel Propriedades."/>
+            <wp:docPr id="268" name="05-builder-overview.png" descr="O construtor de mapas com a árvore Áreas de Negócio, a área de Colunas e o painel Propriedades." title="O construtor de mapas com a árvore Áreas de Negócio, a área de Colunas e o painel Propriedades."/>
             <wp:cNvGraphicFramePr>
               <a:graphicFrameLocks xmlns:a="http://schemas.openxmlformats.org/drawingml/2006/main" noChangeAspect="1"/>
             </wp:cNvGraphicFramePr>
@@ -2807,7 +2807,7 @@
         <w:pStyle w:val="Ttulo1"/>
         <w:pageBreakBefore/>
       </w:pPr>
-      <w:bookmarkStart w:id="5" w:name="_Toc241748432"/>
+      <w:bookmarkStart w:id="5" w:name="_Toc241848672"/>
       <w:r>
         <w:lastRenderedPageBreak/>
         <w:t>Agendamentos</w:t>
@@ -2830,10 +2830,10 @@
           <w:noProof/>
         </w:rPr>
         <w:drawing>
-          <wp:inline distT="0" distB="0" distL="0" distR="0" wp14:anchorId="48330DEC" wp14:editId="69A9F8D0">
+          <wp:inline distT="0" distB="0" distL="0" distR="0" wp14:anchorId="7933F222" wp14:editId="58DD0AA5">
             <wp:extent cx="5715000" cy="3571875"/>
             <wp:effectExtent l="0" t="0" r="0" b="0"/>
-            <wp:docPr id="261" name="38-schedules-list.png" descr="A página Agendamentos com um agendamento em pausa e os respetivos ícones de ação." title="A página Agendamentos com um agendamento em pausa e os respetivos ícones de ação."/>
+            <wp:docPr id="269" name="38-schedules-list.png" descr="A página Agendamentos com um agendamento em pausa e os respetivos ícones de ação." title="A página Agendamentos com um agendamento em pausa e os respetivos ícones de ação."/>
             <wp:cNvGraphicFramePr>
               <a:graphicFrameLocks xmlns:a="http://schemas.openxmlformats.org/drawingml/2006/main" noChangeAspect="1"/>
             </wp:cNvGraphicFramePr>
@@ -3158,7 +3158,7 @@
                 <w:b/>
                 <w:bCs/>
               </w:rPr>
-              <w:t>Diariamente (meia-noite)</w:t>
+              <w:t>Diário</w:t>
             </w:r>
             <w:r>
               <w:t xml:space="preserve">, </w:t>
@@ -3168,7 +3168,7 @@
                 <w:b/>
                 <w:bCs/>
               </w:rPr>
-              <w:t>Semanalmente (domingo, meia-noite)</w:t>
+              <w:t>Semanal</w:t>
             </w:r>
             <w:r>
               <w:t xml:space="preserve">, </w:t>
@@ -3178,7 +3178,27 @@
                 <w:b/>
                 <w:bCs/>
               </w:rPr>
-              <w:t>Mensalmente (dia 1, meia-noite)</w:t>
+              <w:t>Quinzenal</w:t>
+            </w:r>
+            <w:r>
+              <w:t xml:space="preserve">, </w:t>
+            </w:r>
+            <w:r>
+              <w:rPr>
+                <w:b/>
+                <w:bCs/>
+              </w:rPr>
+              <w:t>Mensal</w:t>
+            </w:r>
+            <w:r>
+              <w:t xml:space="preserve">, a cada 2, 3, 4 ou 6 meses, </w:t>
+            </w:r>
+            <w:r>
+              <w:rPr>
+                <w:b/>
+                <w:bCs/>
+              </w:rPr>
+              <w:t>Anual</w:t>
             </w:r>
           </w:p>
         </w:tc>
@@ -3203,7 +3223,17 @@
               <w:spacing w:after="0"/>
             </w:pPr>
             <w:r>
-              <w:t>Horários prontos a usar.</w:t>
+              <w:t xml:space="preserve">Horários prontos a usar, com uma </w:t>
+            </w:r>
+            <w:r>
+              <w:rPr>
+                <w:b/>
+                <w:bCs/>
+              </w:rPr>
+              <w:t>Hora</w:t>
+            </w:r>
+            <w:r>
+              <w:t xml:space="preserve"> e um dia.</w:t>
             </w:r>
           </w:p>
         </w:tc>
@@ -3244,7 +3274,7 @@
                 <w:b/>
                 <w:bCs/>
               </w:rPr>
-              <w:t>Personalizado</w:t>
+              <w:t>Personalizado (cron)</w:t>
             </w:r>
           </w:p>
         </w:tc>
@@ -3310,17 +3340,7 @@
                 <w:b/>
                 <w:bCs/>
               </w:rPr>
-              <w:t>Excel (.xlsx)</w:t>
-            </w:r>
-            <w:r>
-              <w:t xml:space="preserve">, </w:t>
-            </w:r>
-            <w:r>
-              <w:rPr>
-                <w:b/>
-                <w:bCs/>
-              </w:rPr>
-              <w:t>CSV</w:t>
+              <w:t>Relativo à data de execução</w:t>
             </w:r>
           </w:p>
         </w:tc>
@@ -3345,6 +3365,103 @@
               <w:spacing w:after="0"/>
             </w:pPr>
             <w:r>
+              <w:t xml:space="preserve">Um valor de parâmetro que acompanha a execução, por exemplo -1 </w:t>
+            </w:r>
+            <w:r>
+              <w:rPr>
+                <w:b/>
+                <w:bCs/>
+              </w:rPr>
+              <w:t>meses</w:t>
+            </w:r>
+            <w:r>
+              <w:t xml:space="preserve">, </w:t>
+            </w:r>
+            <w:r>
+              <w:rPr>
+                <w:b/>
+                <w:bCs/>
+              </w:rPr>
+              <w:t>último dia desse mês</w:t>
+            </w:r>
+            <w:r>
+              <w:t>.</w:t>
+            </w:r>
+          </w:p>
+        </w:tc>
+      </w:tr>
+      <w:tr>
+        <w:tblPrEx>
+          <w:tblCellMar>
+            <w:top w:w="0" w:type="dxa"/>
+            <w:bottom w:w="0" w:type="dxa"/>
+          </w:tblCellMar>
+        </w:tblPrEx>
+        <w:trPr>
+          <w:cantSplit/>
+        </w:trPr>
+        <w:tc>
+          <w:tcPr>
+            <w:tcW w:w="3800" w:type="dxa"/>
+            <w:tcBorders>
+              <w:top w:val="single" w:sz="4" w:space="0" w:color="BFC7D1"/>
+              <w:left w:val="single" w:sz="4" w:space="0" w:color="BFC7D1"/>
+              <w:bottom w:val="single" w:sz="4" w:space="0" w:color="BFC7D1"/>
+              <w:right w:val="single" w:sz="4" w:space="0" w:color="BFC7D1"/>
+            </w:tcBorders>
+            <w:shd w:val="clear" w:color="auto" w:fill="F3F6F9"/>
+            <w:tcMar>
+              <w:top w:w="60" w:type="dxa"/>
+              <w:left w:w="100" w:type="dxa"/>
+              <w:bottom w:w="60" w:type="dxa"/>
+              <w:right w:w="100" w:type="dxa"/>
+            </w:tcMar>
+          </w:tcPr>
+          <w:p>
+            <w:pPr>
+              <w:spacing w:after="0"/>
+            </w:pPr>
+            <w:r>
+              <w:rPr>
+                <w:b/>
+                <w:bCs/>
+              </w:rPr>
+              <w:t>Excel (.xlsx)</w:t>
+            </w:r>
+            <w:r>
+              <w:t xml:space="preserve">, </w:t>
+            </w:r>
+            <w:r>
+              <w:rPr>
+                <w:b/>
+                <w:bCs/>
+              </w:rPr>
+              <w:t>CSV</w:t>
+            </w:r>
+          </w:p>
+        </w:tc>
+        <w:tc>
+          <w:tcPr>
+            <w:tcW w:w="5226" w:type="dxa"/>
+            <w:tcBorders>
+              <w:top w:val="single" w:sz="4" w:space="0" w:color="BFC7D1"/>
+              <w:left w:val="single" w:sz="4" w:space="0" w:color="BFC7D1"/>
+              <w:bottom w:val="single" w:sz="4" w:space="0" w:color="BFC7D1"/>
+              <w:right w:val="single" w:sz="4" w:space="0" w:color="BFC7D1"/>
+            </w:tcBorders>
+            <w:shd w:val="clear" w:color="auto" w:fill="F3F6F9"/>
+            <w:tcMar>
+              <w:top w:w="60" w:type="dxa"/>
+              <w:left w:w="100" w:type="dxa"/>
+              <w:bottom w:w="60" w:type="dxa"/>
+              <w:right w:w="100" w:type="dxa"/>
+            </w:tcMar>
+          </w:tcPr>
+          <w:p>
+            <w:pPr>
+              <w:spacing w:after="0"/>
+            </w:pPr>
+            <w:r>
               <w:t>Formato do resultado guardado.</w:t>
             </w:r>
           </w:p>
@@ -3366,7 +3483,7 @@
         <w:pStyle w:val="Ttulo1"/>
         <w:pageBreakBefore/>
       </w:pPr>
-      <w:bookmarkStart w:id="6" w:name="_Toc241748433"/>
+      <w:bookmarkStart w:id="6" w:name="_Toc241848673"/>
       <w:r>
         <w:lastRenderedPageBreak/>
         <w:t>Execuções e Exportações</w:t>
@@ -3406,10 +3523,10 @@
           <w:noProof/>
         </w:rPr>
         <w:drawing>
-          <wp:inline distT="0" distB="0" distL="0" distR="0" wp14:anchorId="38BB3AD9" wp14:editId="01CD7745">
+          <wp:inline distT="0" distB="0" distL="0" distR="0" wp14:anchorId="32EE455E" wp14:editId="79E7F06D">
             <wp:extent cx="5715000" cy="3571875"/>
             <wp:effectExtent l="0" t="0" r="0" b="0"/>
-            <wp:docPr id="262" name="08-runs.png" descr="A página Execuções com os filtros Mapa, Estado e Tipo e a lista de execuções." title="A página Execuções com os filtros Mapa, Estado e Tipo e a lista de execuções."/>
+            <wp:docPr id="270" name="08-runs.png" descr="A página Execuções com os filtros Mapa, Estado e Tipo e a lista de execuções." title="A página Execuções com os filtros Mapa, Estado e Tipo e a lista de execuções."/>
             <wp:cNvGraphicFramePr>
               <a:graphicFrameLocks xmlns:a="http://schemas.openxmlformats.org/drawingml/2006/main" noChangeAspect="1"/>
             </wp:cNvGraphicFramePr>
@@ -3581,7 +3698,7 @@
         <w:pStyle w:val="Ttulo1"/>
         <w:pageBreakBefore/>
       </w:pPr>
-      <w:bookmarkStart w:id="7" w:name="_Toc241748434"/>
+      <w:bookmarkStart w:id="7" w:name="_Toc241848674"/>
       <w:r>
         <w:lastRenderedPageBreak/>
         <w:t>Utilizadores</w:t>
@@ -3649,10 +3766,10 @@
           <w:noProof/>
         </w:rPr>
         <w:drawing>
-          <wp:inline distT="0" distB="0" distL="0" distR="0" wp14:anchorId="42653CC7" wp14:editId="40D9664D">
+          <wp:inline distT="0" distB="0" distL="0" distR="0" wp14:anchorId="51FF782A" wp14:editId="50B1B2C2">
             <wp:extent cx="4362450" cy="2190750"/>
             <wp:effectExtent l="0" t="0" r="0" b="0"/>
-            <wp:docPr id="263" name="09-users-maps-dialog.png" descr="A caixa de diálogo Mapas de um utilizador, com listas de nível de partilha e ícones de proprietário e remover." title="A caixa de diálogo Mapas de um utilizador, com listas de nível de partilha e ícones de proprietário e remover."/>
+            <wp:docPr id="271" name="09-users-maps-dialog.png" descr="A caixa de diálogo Mapas de um utilizador, com listas de nível de partilha e ícones de proprietário e remover." title="A caixa de diálogo Mapas de um utilizador, com listas de nível de partilha e ícones de proprietário e remover."/>
             <wp:cNvGraphicFramePr>
               <a:graphicFrameLocks xmlns:a="http://schemas.openxmlformats.org/drawingml/2006/main" noChangeAspect="1"/>
             </wp:cNvGraphicFramePr>
@@ -3804,7 +3921,7 @@
         <w:pStyle w:val="Ttulo1"/>
         <w:pageBreakBefore/>
       </w:pPr>
-      <w:bookmarkStart w:id="8" w:name="_Toc241748435"/>
+      <w:bookmarkStart w:id="8" w:name="_Toc241848675"/>
       <w:r>
         <w:lastRenderedPageBreak/>
         <w:t>Definições</w:t>
@@ -3837,10 +3954,10 @@
           <w:noProof/>
         </w:rPr>
         <w:drawing>
-          <wp:inline distT="0" distB="0" distL="0" distR="0" wp14:anchorId="6F3677CE" wp14:editId="179EFFE4">
+          <wp:inline distT="0" distB="0" distL="0" distR="0" wp14:anchorId="4C238B9A" wp14:editId="0AAF6598">
             <wp:extent cx="5715000" cy="3571875"/>
             <wp:effectExtent l="0" t="0" r="0" b="0"/>
-            <wp:docPr id="264" name="04-settings.png" descr="A página Definições com os cartões Idioma de exibição, Aparência e Paleta." title="A página Definições com os cartões Idioma de exibição, Aparência e Paleta."/>
+            <wp:docPr id="272" name="04-settings.png" descr="A página Definições com os cartões Idioma de exibição, Aparência e Paleta." title="A página Definições com os cartões Idioma de exibição, Aparência e Paleta."/>
             <wp:cNvGraphicFramePr>
               <a:graphicFrameLocks xmlns:a="http://schemas.openxmlformats.org/drawingml/2006/main" noChangeAspect="1"/>
             </wp:cNvGraphicFramePr>
@@ -4106,7 +4223,7 @@
         <w:sz w:val="16"/>
         <w:szCs w:val="16"/>
       </w:rPr>
-      <w:t>Discoverer Neo 2.1.1 · Guia rápido · MANAGER</w:t>
+      <w:t>Discoverer Neo 2.2.0 · Guia rápido · MANAGER</w:t>
     </w:r>
   </w:p>
 </w:hdr>
@@ -4115,10 +4232,10 @@
 <file path=word/numbering.xml><?xml version="1.0" encoding="utf-8"?>
 <w:numbering xmlns:wpc="http://schemas.microsoft.com/office/word/2010/wordprocessingCanvas" xmlns:cx="http://schemas.microsoft.com/office/drawing/2014/chartex" xmlns:cx1="http://schemas.microsoft.com/office/drawing/2015/9/8/chartex" xmlns:cx2="http://schemas.microsoft.com/office/drawing/2015/10/21/chartex" xmlns:cx3="http://schemas.microsoft.com/office/drawing/2016/5/9/chartex" xmlns:cx4="http://schemas.microsoft.com/office/drawing/2016/5/10/chartex" xmlns:cx5="http://schemas.microsoft.com/office/drawing/2016/5/11/chartex" xmlns:cx6="http://schemas.microsoft.com/office/drawing/2016/5/12/chartex" xmlns:cx7="http://schemas.microsoft.com/office/drawing/2016/5/13/chartex" xmlns:cx8="http://schemas.microsoft.com/office/drawing/2016/5/14/chartex" xmlns:mc="http://schemas.openxmlformats.org/markup-compatibility/2006" xmlns:aink="http://schemas.microsoft.com/office/drawing/2016/ink" xmlns:am3d="http://schemas.microsoft.com/office/drawing/2017/model3d" xmlns:o="urn:schemas-microsoft-com:office:office" xmlns:oel="http://schemas.microsoft.com/office/2019/extlst" xmlns:r="http://schemas.openxmlformats.org/officeDocument/2006/relationships" xmlns:m="http://schemas.openxmlformats.org/officeDocument/2006/math" xmlns:v="urn:schemas-microsoft-com:vml" xmlns:wp14="http://schemas.microsoft.com/office/word/2010/wordprocessingDrawing" xmlns:wp="http://schemas.openxmlformats.org/drawingml/2006/wordprocessingDrawing" xmlns:w10="urn:schemas-microsoft-com:office:word" xmlns:w="http://schemas.openxmlformats.org/wordprocessingml/2006/main" xmlns:w14="http://schemas.microsoft.com/office/word/2010/wordml" xmlns:w15="http://schemas.microsoft.com/office/word/2012/wordml" xmlns:w16cex="http://schemas.microsoft.com/office/word/2018/wordml/cex" xmlns:w16cid="http://schemas.microsoft.com/office/word/2016/wordml/cid" xmlns:w16="http://schemas.microsoft.com/office/word/2018/wordml" xmlns:w16sdtdh="http://schemas.microsoft.com/office/word/2020/wordml/sdtdatahash" xmlns:w16se="http://schemas.microsoft.com/office/word/2015/wordml/symex" xmlns:wpg="http://schemas.microsoft.com/office/word/2010/wordprocessingGroup" xmlns:wpi="http://schemas.microsoft.com/office/word/2010/wordprocessingInk" xmlns:wne="http://schemas.microsoft.com/office/word/2006/wordml" xmlns:wps="http://schemas.microsoft.com/office/word/2010/wordprocessingShape" mc:Ignorable="w14 w15 w16se w16cid w16 w16cex w16sdtdh wp14">
   <w:abstractNum w:abstractNumId="0" w15:restartNumberingAfterBreak="0">
-    <w:nsid w:val="04A851A5"/>
+    <w:nsid w:val="0DD602CB"/>
     <w:multiLevelType w:val="hybridMultilevel"/>
-    <w:tmpl w:val="C5A26F24"/>
-    <w:lvl w:ilvl="0" w:tplc="1F1E1EC2">
+    <w:tmpl w:val="AC2EE2CC"/>
+    <w:lvl w:ilvl="0" w:tplc="68B2D2CE">
       <w:start w:val="1"/>
       <w:numFmt w:val="decimal"/>
       <w:lvlText w:val="%1."/>
@@ -4127,7 +4244,7 @@
         <w:ind w:left="360" w:hanging="300"/>
       </w:pPr>
     </w:lvl>
-    <w:lvl w:ilvl="1" w:tplc="5D169A04" w:tentative="1">
+    <w:lvl w:ilvl="1" w:tplc="AFD06CEA" w:tentative="1">
       <w:start w:val="1"/>
       <w:numFmt w:val="lowerLetter"/>
       <w:lvlText w:val="%2."/>
@@ -4136,47 +4253,47 @@
         <w:ind w:left="720" w:hanging="300"/>
       </w:pPr>
     </w:lvl>
-    <w:lvl w:ilvl="2" w:tplc="207A391A">
-      <w:numFmt w:val="decimal"/>
-      <w:lvlText w:val=""/>
-      <w:lvlJc w:val="left"/>
-    </w:lvl>
-    <w:lvl w:ilvl="3" w:tplc="2A44F156">
-      <w:numFmt w:val="decimal"/>
-      <w:lvlText w:val=""/>
-      <w:lvlJc w:val="left"/>
-    </w:lvl>
-    <w:lvl w:ilvl="4" w:tplc="11D2FC56">
-      <w:numFmt w:val="decimal"/>
-      <w:lvlText w:val=""/>
-      <w:lvlJc w:val="left"/>
-    </w:lvl>
-    <w:lvl w:ilvl="5" w:tplc="339A155A">
-      <w:numFmt w:val="decimal"/>
-      <w:lvlText w:val=""/>
-      <w:lvlJc w:val="left"/>
-    </w:lvl>
-    <w:lvl w:ilvl="6" w:tplc="A4968B0C">
-      <w:numFmt w:val="decimal"/>
-      <w:lvlText w:val=""/>
-      <w:lvlJc w:val="left"/>
-    </w:lvl>
-    <w:lvl w:ilvl="7" w:tplc="B234E3CC">
-      <w:numFmt w:val="decimal"/>
-      <w:lvlText w:val=""/>
-      <w:lvlJc w:val="left"/>
-    </w:lvl>
-    <w:lvl w:ilvl="8" w:tplc="C38E9B8C">
+    <w:lvl w:ilvl="2" w:tplc="ABB4BC2C">
+      <w:numFmt w:val="decimal"/>
+      <w:lvlText w:val=""/>
+      <w:lvlJc w:val="left"/>
+    </w:lvl>
+    <w:lvl w:ilvl="3" w:tplc="538810C6">
+      <w:numFmt w:val="decimal"/>
+      <w:lvlText w:val=""/>
+      <w:lvlJc w:val="left"/>
+    </w:lvl>
+    <w:lvl w:ilvl="4" w:tplc="BD0C15A8">
+      <w:numFmt w:val="decimal"/>
+      <w:lvlText w:val=""/>
+      <w:lvlJc w:val="left"/>
+    </w:lvl>
+    <w:lvl w:ilvl="5" w:tplc="4CAA9AA2">
+      <w:numFmt w:val="decimal"/>
+      <w:lvlText w:val=""/>
+      <w:lvlJc w:val="left"/>
+    </w:lvl>
+    <w:lvl w:ilvl="6" w:tplc="AE42AE46">
+      <w:numFmt w:val="decimal"/>
+      <w:lvlText w:val=""/>
+      <w:lvlJc w:val="left"/>
+    </w:lvl>
+    <w:lvl w:ilvl="7" w:tplc="667CFDB0">
+      <w:numFmt w:val="decimal"/>
+      <w:lvlText w:val=""/>
+      <w:lvlJc w:val="left"/>
+    </w:lvl>
+    <w:lvl w:ilvl="8" w:tplc="0CB60D98">
       <w:numFmt w:val="decimal"/>
       <w:lvlText w:val=""/>
       <w:lvlJc w:val="left"/>
     </w:lvl>
   </w:abstractNum>
   <w:abstractNum w:abstractNumId="1" w15:restartNumberingAfterBreak="0">
-    <w:nsid w:val="09C57226"/>
+    <w:nsid w:val="25A434B1"/>
     <w:multiLevelType w:val="hybridMultilevel"/>
-    <w:tmpl w:val="D09801F6"/>
-    <w:lvl w:ilvl="0" w:tplc="88C09A0C">
+    <w:tmpl w:val="3C2A6504"/>
+    <w:lvl w:ilvl="0" w:tplc="E49CC4C6">
       <w:start w:val="1"/>
       <w:numFmt w:val="decimal"/>
       <w:lvlText w:val="%1."/>
@@ -4185,7 +4302,7 @@
         <w:ind w:left="360" w:hanging="300"/>
       </w:pPr>
     </w:lvl>
-    <w:lvl w:ilvl="1" w:tplc="5DF60708" w:tentative="1">
+    <w:lvl w:ilvl="1" w:tplc="63FC51F0" w:tentative="1">
       <w:start w:val="1"/>
       <w:numFmt w:val="lowerLetter"/>
       <w:lvlText w:val="%2."/>
@@ -4194,47 +4311,47 @@
         <w:ind w:left="720" w:hanging="300"/>
       </w:pPr>
     </w:lvl>
-    <w:lvl w:ilvl="2" w:tplc="3280BD5C">
-      <w:numFmt w:val="decimal"/>
-      <w:lvlText w:val=""/>
-      <w:lvlJc w:val="left"/>
-    </w:lvl>
-    <w:lvl w:ilvl="3" w:tplc="FAF29CB2">
-      <w:numFmt w:val="decimal"/>
-      <w:lvlText w:val=""/>
-      <w:lvlJc w:val="left"/>
-    </w:lvl>
-    <w:lvl w:ilvl="4" w:tplc="DF1A9790">
-      <w:numFmt w:val="decimal"/>
-      <w:lvlText w:val=""/>
-      <w:lvlJc w:val="left"/>
-    </w:lvl>
-    <w:lvl w:ilvl="5" w:tplc="1700DF06">
-      <w:numFmt w:val="decimal"/>
-      <w:lvlText w:val=""/>
-      <w:lvlJc w:val="left"/>
-    </w:lvl>
-    <w:lvl w:ilvl="6" w:tplc="74BE0BBE">
-      <w:numFmt w:val="decimal"/>
-      <w:lvlText w:val=""/>
-      <w:lvlJc w:val="left"/>
-    </w:lvl>
-    <w:lvl w:ilvl="7" w:tplc="F536BFEA">
-      <w:numFmt w:val="decimal"/>
-      <w:lvlText w:val=""/>
-      <w:lvlJc w:val="left"/>
-    </w:lvl>
-    <w:lvl w:ilvl="8" w:tplc="25A0BF06">
+    <w:lvl w:ilvl="2" w:tplc="BC4431AC">
+      <w:numFmt w:val="decimal"/>
+      <w:lvlText w:val=""/>
+      <w:lvlJc w:val="left"/>
+    </w:lvl>
+    <w:lvl w:ilvl="3" w:tplc="2236D262">
+      <w:numFmt w:val="decimal"/>
+      <w:lvlText w:val=""/>
+      <w:lvlJc w:val="left"/>
+    </w:lvl>
+    <w:lvl w:ilvl="4" w:tplc="9FDEB4FA">
+      <w:numFmt w:val="decimal"/>
+      <w:lvlText w:val=""/>
+      <w:lvlJc w:val="left"/>
+    </w:lvl>
+    <w:lvl w:ilvl="5" w:tplc="62B2DB68">
+      <w:numFmt w:val="decimal"/>
+      <w:lvlText w:val=""/>
+      <w:lvlJc w:val="left"/>
+    </w:lvl>
+    <w:lvl w:ilvl="6" w:tplc="CD408FD4">
+      <w:numFmt w:val="decimal"/>
+      <w:lvlText w:val=""/>
+      <w:lvlJc w:val="left"/>
+    </w:lvl>
+    <w:lvl w:ilvl="7" w:tplc="30767276">
+      <w:numFmt w:val="decimal"/>
+      <w:lvlText w:val=""/>
+      <w:lvlJc w:val="left"/>
+    </w:lvl>
+    <w:lvl w:ilvl="8" w:tplc="82881076">
       <w:numFmt w:val="decimal"/>
       <w:lvlText w:val=""/>
       <w:lvlJc w:val="left"/>
     </w:lvl>
   </w:abstractNum>
   <w:abstractNum w:abstractNumId="2" w15:restartNumberingAfterBreak="0">
-    <w:nsid w:val="165739CB"/>
+    <w:nsid w:val="36104579"/>
     <w:multiLevelType w:val="hybridMultilevel"/>
-    <w:tmpl w:val="9D44AEB8"/>
-    <w:lvl w:ilvl="0" w:tplc="34808940">
+    <w:tmpl w:val="CDF25CA4"/>
+    <w:lvl w:ilvl="0" w:tplc="8DF22994">
       <w:start w:val="1"/>
       <w:numFmt w:val="decimal"/>
       <w:lvlText w:val="%1."/>
@@ -4243,7 +4360,7 @@
         <w:ind w:left="360" w:hanging="300"/>
       </w:pPr>
     </w:lvl>
-    <w:lvl w:ilvl="1" w:tplc="02688E00" w:tentative="1">
+    <w:lvl w:ilvl="1" w:tplc="A1221BCC" w:tentative="1">
       <w:start w:val="1"/>
       <w:numFmt w:val="lowerLetter"/>
       <w:lvlText w:val="%2."/>
@@ -4252,47 +4369,279 @@
         <w:ind w:left="720" w:hanging="300"/>
       </w:pPr>
     </w:lvl>
-    <w:lvl w:ilvl="2" w:tplc="2A6A8558">
-      <w:numFmt w:val="decimal"/>
-      <w:lvlText w:val=""/>
-      <w:lvlJc w:val="left"/>
-    </w:lvl>
-    <w:lvl w:ilvl="3" w:tplc="025024D8">
-      <w:numFmt w:val="decimal"/>
-      <w:lvlText w:val=""/>
-      <w:lvlJc w:val="left"/>
-    </w:lvl>
-    <w:lvl w:ilvl="4" w:tplc="EF7ACC18">
-      <w:numFmt w:val="decimal"/>
-      <w:lvlText w:val=""/>
-      <w:lvlJc w:val="left"/>
-    </w:lvl>
-    <w:lvl w:ilvl="5" w:tplc="42400AE6">
-      <w:numFmt w:val="decimal"/>
-      <w:lvlText w:val=""/>
-      <w:lvlJc w:val="left"/>
-    </w:lvl>
-    <w:lvl w:ilvl="6" w:tplc="9AD0A768">
-      <w:numFmt w:val="decimal"/>
-      <w:lvlText w:val=""/>
-      <w:lvlJc w:val="left"/>
-    </w:lvl>
-    <w:lvl w:ilvl="7" w:tplc="BC3CCB60">
-      <w:numFmt w:val="decimal"/>
-      <w:lvlText w:val=""/>
-      <w:lvlJc w:val="left"/>
-    </w:lvl>
-    <w:lvl w:ilvl="8" w:tplc="B836843E">
+    <w:lvl w:ilvl="2" w:tplc="D18A2102">
+      <w:numFmt w:val="decimal"/>
+      <w:lvlText w:val=""/>
+      <w:lvlJc w:val="left"/>
+    </w:lvl>
+    <w:lvl w:ilvl="3" w:tplc="A90A74B0">
+      <w:numFmt w:val="decimal"/>
+      <w:lvlText w:val=""/>
+      <w:lvlJc w:val="left"/>
+    </w:lvl>
+    <w:lvl w:ilvl="4" w:tplc="F0CEC330">
+      <w:numFmt w:val="decimal"/>
+      <w:lvlText w:val=""/>
+      <w:lvlJc w:val="left"/>
+    </w:lvl>
+    <w:lvl w:ilvl="5" w:tplc="8EC0D308">
+      <w:numFmt w:val="decimal"/>
+      <w:lvlText w:val=""/>
+      <w:lvlJc w:val="left"/>
+    </w:lvl>
+    <w:lvl w:ilvl="6" w:tplc="77C663F6">
+      <w:numFmt w:val="decimal"/>
+      <w:lvlText w:val=""/>
+      <w:lvlJc w:val="left"/>
+    </w:lvl>
+    <w:lvl w:ilvl="7" w:tplc="5EA8C528">
+      <w:numFmt w:val="decimal"/>
+      <w:lvlText w:val=""/>
+      <w:lvlJc w:val="left"/>
+    </w:lvl>
+    <w:lvl w:ilvl="8" w:tplc="33E06FEA">
       <w:numFmt w:val="decimal"/>
       <w:lvlText w:val=""/>
       <w:lvlJc w:val="left"/>
     </w:lvl>
   </w:abstractNum>
   <w:abstractNum w:abstractNumId="3" w15:restartNumberingAfterBreak="0">
-    <w:nsid w:val="2D985DBD"/>
+    <w:nsid w:val="362147B2"/>
     <w:multiLevelType w:val="hybridMultilevel"/>
-    <w:tmpl w:val="C3FC5596"/>
-    <w:lvl w:ilvl="0" w:tplc="B596D2C6" w:tentative="1">
+    <w:tmpl w:val="5978B9C0"/>
+    <w:lvl w:ilvl="0" w:tplc="72CA1572" w:tentative="1">
+      <w:start w:val="1"/>
+      <w:numFmt w:val="bullet"/>
+      <w:lvlText w:val="•"/>
+      <w:lvlJc w:val="left"/>
+      <w:pPr>
+        <w:ind w:left="360" w:hanging="260"/>
+      </w:pPr>
+    </w:lvl>
+    <w:lvl w:ilvl="1" w:tplc="F6C0AFF2" w:tentative="1">
+      <w:start w:val="1"/>
+      <w:numFmt w:val="bullet"/>
+      <w:lvlText w:val="–"/>
+      <w:lvlJc w:val="left"/>
+      <w:pPr>
+        <w:ind w:left="720" w:hanging="260"/>
+      </w:pPr>
+    </w:lvl>
+    <w:lvl w:ilvl="2" w:tplc="76483696">
+      <w:numFmt w:val="decimal"/>
+      <w:lvlText w:val=""/>
+      <w:lvlJc w:val="left"/>
+    </w:lvl>
+    <w:lvl w:ilvl="3" w:tplc="A04AAA20">
+      <w:numFmt w:val="decimal"/>
+      <w:lvlText w:val=""/>
+      <w:lvlJc w:val="left"/>
+    </w:lvl>
+    <w:lvl w:ilvl="4" w:tplc="FD985CFA">
+      <w:numFmt w:val="decimal"/>
+      <w:lvlText w:val=""/>
+      <w:lvlJc w:val="left"/>
+    </w:lvl>
+    <w:lvl w:ilvl="5" w:tplc="3EFE166A">
+      <w:numFmt w:val="decimal"/>
+      <w:lvlText w:val=""/>
+      <w:lvlJc w:val="left"/>
+    </w:lvl>
+    <w:lvl w:ilvl="6" w:tplc="4A2CC8A6">
+      <w:numFmt w:val="decimal"/>
+      <w:lvlText w:val=""/>
+      <w:lvlJc w:val="left"/>
+    </w:lvl>
+    <w:lvl w:ilvl="7" w:tplc="43FA4D18">
+      <w:numFmt w:val="decimal"/>
+      <w:lvlText w:val=""/>
+      <w:lvlJc w:val="left"/>
+    </w:lvl>
+    <w:lvl w:ilvl="8" w:tplc="F7C028F6">
+      <w:numFmt w:val="decimal"/>
+      <w:lvlText w:val=""/>
+      <w:lvlJc w:val="left"/>
+    </w:lvl>
+  </w:abstractNum>
+  <w:abstractNum w:abstractNumId="4" w15:restartNumberingAfterBreak="0">
+    <w:nsid w:val="3893160E"/>
+    <w:multiLevelType w:val="hybridMultilevel"/>
+    <w:tmpl w:val="7644A0DE"/>
+    <w:lvl w:ilvl="0" w:tplc="138C3602">
+      <w:start w:val="1"/>
+      <w:numFmt w:val="decimal"/>
+      <w:lvlText w:val="%1."/>
+      <w:lvlJc w:val="left"/>
+      <w:pPr>
+        <w:ind w:left="360" w:hanging="300"/>
+      </w:pPr>
+    </w:lvl>
+    <w:lvl w:ilvl="1" w:tplc="3B78FD8E" w:tentative="1">
+      <w:start w:val="1"/>
+      <w:numFmt w:val="lowerLetter"/>
+      <w:lvlText w:val="%2."/>
+      <w:lvlJc w:val="left"/>
+      <w:pPr>
+        <w:ind w:left="720" w:hanging="300"/>
+      </w:pPr>
+    </w:lvl>
+    <w:lvl w:ilvl="2" w:tplc="D08ACE78">
+      <w:numFmt w:val="decimal"/>
+      <w:lvlText w:val=""/>
+      <w:lvlJc w:val="left"/>
+    </w:lvl>
+    <w:lvl w:ilvl="3" w:tplc="6D2A5A5C">
+      <w:numFmt w:val="decimal"/>
+      <w:lvlText w:val=""/>
+      <w:lvlJc w:val="left"/>
+    </w:lvl>
+    <w:lvl w:ilvl="4" w:tplc="16DC50D0">
+      <w:numFmt w:val="decimal"/>
+      <w:lvlText w:val=""/>
+      <w:lvlJc w:val="left"/>
+    </w:lvl>
+    <w:lvl w:ilvl="5" w:tplc="C04A7704">
+      <w:numFmt w:val="decimal"/>
+      <w:lvlText w:val=""/>
+      <w:lvlJc w:val="left"/>
+    </w:lvl>
+    <w:lvl w:ilvl="6" w:tplc="3F28754E">
+      <w:numFmt w:val="decimal"/>
+      <w:lvlText w:val=""/>
+      <w:lvlJc w:val="left"/>
+    </w:lvl>
+    <w:lvl w:ilvl="7" w:tplc="B478DE46">
+      <w:numFmt w:val="decimal"/>
+      <w:lvlText w:val=""/>
+      <w:lvlJc w:val="left"/>
+    </w:lvl>
+    <w:lvl w:ilvl="8" w:tplc="A96ABC76">
+      <w:numFmt w:val="decimal"/>
+      <w:lvlText w:val=""/>
+      <w:lvlJc w:val="left"/>
+    </w:lvl>
+  </w:abstractNum>
+  <w:abstractNum w:abstractNumId="5" w15:restartNumberingAfterBreak="0">
+    <w:nsid w:val="3F1257C8"/>
+    <w:multiLevelType w:val="hybridMultilevel"/>
+    <w:tmpl w:val="D2860D06"/>
+    <w:lvl w:ilvl="0" w:tplc="F1224A1A">
+      <w:start w:val="1"/>
+      <w:numFmt w:val="decimal"/>
+      <w:lvlText w:val="%1."/>
+      <w:lvlJc w:val="left"/>
+      <w:pPr>
+        <w:ind w:left="360" w:hanging="300"/>
+      </w:pPr>
+    </w:lvl>
+    <w:lvl w:ilvl="1" w:tplc="3CDE8D18" w:tentative="1">
+      <w:start w:val="1"/>
+      <w:numFmt w:val="lowerLetter"/>
+      <w:lvlText w:val="%2."/>
+      <w:lvlJc w:val="left"/>
+      <w:pPr>
+        <w:ind w:left="720" w:hanging="300"/>
+      </w:pPr>
+    </w:lvl>
+    <w:lvl w:ilvl="2" w:tplc="6E7E3952">
+      <w:numFmt w:val="decimal"/>
+      <w:lvlText w:val=""/>
+      <w:lvlJc w:val="left"/>
+    </w:lvl>
+    <w:lvl w:ilvl="3" w:tplc="767CE2DA">
+      <w:numFmt w:val="decimal"/>
+      <w:lvlText w:val=""/>
+      <w:lvlJc w:val="left"/>
+    </w:lvl>
+    <w:lvl w:ilvl="4" w:tplc="89D64C82">
+      <w:numFmt w:val="decimal"/>
+      <w:lvlText w:val=""/>
+      <w:lvlJc w:val="left"/>
+    </w:lvl>
+    <w:lvl w:ilvl="5" w:tplc="A546DDF4">
+      <w:numFmt w:val="decimal"/>
+      <w:lvlText w:val=""/>
+      <w:lvlJc w:val="left"/>
+    </w:lvl>
+    <w:lvl w:ilvl="6" w:tplc="8F9CBD3A">
+      <w:numFmt w:val="decimal"/>
+      <w:lvlText w:val=""/>
+      <w:lvlJc w:val="left"/>
+    </w:lvl>
+    <w:lvl w:ilvl="7" w:tplc="13C84F12">
+      <w:numFmt w:val="decimal"/>
+      <w:lvlText w:val=""/>
+      <w:lvlJc w:val="left"/>
+    </w:lvl>
+    <w:lvl w:ilvl="8" w:tplc="B510C77C">
+      <w:numFmt w:val="decimal"/>
+      <w:lvlText w:val=""/>
+      <w:lvlJc w:val="left"/>
+    </w:lvl>
+  </w:abstractNum>
+  <w:abstractNum w:abstractNumId="6" w15:restartNumberingAfterBreak="0">
+    <w:nsid w:val="3F2C45BD"/>
+    <w:multiLevelType w:val="hybridMultilevel"/>
+    <w:tmpl w:val="6E005094"/>
+    <w:lvl w:ilvl="0" w:tplc="C650747A">
+      <w:start w:val="1"/>
+      <w:numFmt w:val="decimal"/>
+      <w:lvlText w:val="%1."/>
+      <w:lvlJc w:val="left"/>
+      <w:pPr>
+        <w:ind w:left="360" w:hanging="300"/>
+      </w:pPr>
+    </w:lvl>
+    <w:lvl w:ilvl="1" w:tplc="EA266F06" w:tentative="1">
+      <w:start w:val="1"/>
+      <w:numFmt w:val="lowerLetter"/>
+      <w:lvlText w:val="%2."/>
+      <w:lvlJc w:val="left"/>
+      <w:pPr>
+        <w:ind w:left="720" w:hanging="300"/>
+      </w:pPr>
+    </w:lvl>
+    <w:lvl w:ilvl="2" w:tplc="9FA27CA6">
+      <w:numFmt w:val="decimal"/>
+      <w:lvlText w:val=""/>
+      <w:lvlJc w:val="left"/>
+    </w:lvl>
+    <w:lvl w:ilvl="3" w:tplc="73E8195C">
+      <w:numFmt w:val="decimal"/>
+      <w:lvlText w:val=""/>
+      <w:lvlJc w:val="left"/>
+    </w:lvl>
+    <w:lvl w:ilvl="4" w:tplc="51F0F446">
+      <w:numFmt w:val="decimal"/>
+      <w:lvlText w:val=""/>
+      <w:lvlJc w:val="left"/>
+    </w:lvl>
+    <w:lvl w:ilvl="5" w:tplc="A7445928">
+      <w:numFmt w:val="decimal"/>
+      <w:lvlText w:val=""/>
+      <w:lvlJc w:val="left"/>
+    </w:lvl>
+    <w:lvl w:ilvl="6" w:tplc="C326361A">
+      <w:numFmt w:val="decimal"/>
+      <w:lvlText w:val=""/>
+      <w:lvlJc w:val="left"/>
+    </w:lvl>
+    <w:lvl w:ilvl="7" w:tplc="E21E509E">
+      <w:numFmt w:val="decimal"/>
+      <w:lvlText w:val=""/>
+      <w:lvlJc w:val="left"/>
+    </w:lvl>
+    <w:lvl w:ilvl="8" w:tplc="2B606760">
+      <w:numFmt w:val="decimal"/>
+      <w:lvlText w:val=""/>
+      <w:lvlJc w:val="left"/>
+    </w:lvl>
+  </w:abstractNum>
+  <w:abstractNum w:abstractNumId="7" w15:restartNumberingAfterBreak="0">
+    <w:nsid w:val="55067EDE"/>
+    <w:multiLevelType w:val="hybridMultilevel"/>
+    <w:tmpl w:val="AA1A3A6E"/>
+    <w:lvl w:ilvl="0" w:tplc="F4AC2002" w:tentative="1">
       <w:start w:val="1"/>
       <w:numFmt w:val="bullet"/>
       <w:lvlText w:val="●"/>
@@ -4301,7 +4650,7 @@
         <w:ind w:left="720" w:hanging="360"/>
       </w:pPr>
     </w:lvl>
-    <w:lvl w:ilvl="1" w:tplc="96C22AC8" w:tentative="1">
+    <w:lvl w:ilvl="1" w:tplc="5AB8AAAC" w:tentative="1">
       <w:start w:val="1"/>
       <w:numFmt w:val="bullet"/>
       <w:lvlText w:val="○"/>
@@ -4310,7 +4659,7 @@
         <w:ind w:left="1440" w:hanging="360"/>
       </w:pPr>
     </w:lvl>
-    <w:lvl w:ilvl="2" w:tplc="B6B2479E" w:tentative="1">
+    <w:lvl w:ilvl="2" w:tplc="331869E2" w:tentative="1">
       <w:start w:val="1"/>
       <w:numFmt w:val="bullet"/>
       <w:lvlText w:val="■"/>
@@ -4319,7 +4668,7 @@
         <w:ind w:left="2160" w:hanging="360"/>
       </w:pPr>
     </w:lvl>
-    <w:lvl w:ilvl="3" w:tplc="FDD09974" w:tentative="1">
+    <w:lvl w:ilvl="3" w:tplc="7DBC0BDA" w:tentative="1">
       <w:start w:val="1"/>
       <w:numFmt w:val="bullet"/>
       <w:lvlText w:val="●"/>
@@ -4328,7 +4677,7 @@
         <w:ind w:left="2880" w:hanging="360"/>
       </w:pPr>
     </w:lvl>
-    <w:lvl w:ilvl="4" w:tplc="997A87B0" w:tentative="1">
+    <w:lvl w:ilvl="4" w:tplc="2BA23568" w:tentative="1">
       <w:start w:val="1"/>
       <w:numFmt w:val="bullet"/>
       <w:lvlText w:val="○"/>
@@ -4337,7 +4686,7 @@
         <w:ind w:left="3600" w:hanging="360"/>
       </w:pPr>
     </w:lvl>
-    <w:lvl w:ilvl="5" w:tplc="CBDC6108" w:tentative="1">
+    <w:lvl w:ilvl="5" w:tplc="2166A140" w:tentative="1">
       <w:start w:val="1"/>
       <w:numFmt w:val="bullet"/>
       <w:lvlText w:val="■"/>
@@ -4346,7 +4695,7 @@
         <w:ind w:left="4320" w:hanging="360"/>
       </w:pPr>
     </w:lvl>
-    <w:lvl w:ilvl="6" w:tplc="F84E64A0" w:tentative="1">
+    <w:lvl w:ilvl="6" w:tplc="9C061E92" w:tentative="1">
       <w:start w:val="1"/>
       <w:numFmt w:val="bullet"/>
       <w:lvlText w:val="●"/>
@@ -4355,7 +4704,7 @@
         <w:ind w:left="5040" w:hanging="360"/>
       </w:pPr>
     </w:lvl>
-    <w:lvl w:ilvl="7" w:tplc="B8588E68" w:tentative="1">
+    <w:lvl w:ilvl="7" w:tplc="2C72987A" w:tentative="1">
       <w:start w:val="1"/>
       <w:numFmt w:val="bullet"/>
       <w:lvlText w:val="●"/>
@@ -4364,7 +4713,7 @@
         <w:ind w:left="5760" w:hanging="360"/>
       </w:pPr>
     </w:lvl>
-    <w:lvl w:ilvl="8" w:tplc="BD3C3E8E" w:tentative="1">
+    <w:lvl w:ilvl="8" w:tplc="0DDE82DC" w:tentative="1">
       <w:start w:val="1"/>
       <w:numFmt w:val="bullet"/>
       <w:lvlText w:val="●"/>
@@ -4374,70 +4723,12 @@
       </w:pPr>
     </w:lvl>
   </w:abstractNum>
-  <w:abstractNum w:abstractNumId="4" w15:restartNumberingAfterBreak="0">
-    <w:nsid w:val="31320E93"/>
+  <w:abstractNum w:abstractNumId="8" w15:restartNumberingAfterBreak="0">
+    <w:nsid w:val="6C705DE0"/>
     <w:multiLevelType w:val="hybridMultilevel"/>
-    <w:tmpl w:val="8D64D404"/>
-    <w:lvl w:ilvl="0" w:tplc="5C325AEE" w:tentative="1">
+    <w:tmpl w:val="6884ECB8"/>
+    <w:lvl w:ilvl="0" w:tplc="D9F89EA0">
       <w:start w:val="1"/>
-      <w:numFmt w:val="bullet"/>
-      <w:lvlText w:val="•"/>
-      <w:lvlJc w:val="left"/>
-      <w:pPr>
-        <w:ind w:left="360" w:hanging="260"/>
-      </w:pPr>
-    </w:lvl>
-    <w:lvl w:ilvl="1" w:tplc="D674C660" w:tentative="1">
-      <w:start w:val="1"/>
-      <w:numFmt w:val="bullet"/>
-      <w:lvlText w:val="–"/>
-      <w:lvlJc w:val="left"/>
-      <w:pPr>
-        <w:ind w:left="720" w:hanging="260"/>
-      </w:pPr>
-    </w:lvl>
-    <w:lvl w:ilvl="2" w:tplc="E258CAA8">
-      <w:numFmt w:val="decimal"/>
-      <w:lvlText w:val=""/>
-      <w:lvlJc w:val="left"/>
-    </w:lvl>
-    <w:lvl w:ilvl="3" w:tplc="0BB2E76C">
-      <w:numFmt w:val="decimal"/>
-      <w:lvlText w:val=""/>
-      <w:lvlJc w:val="left"/>
-    </w:lvl>
-    <w:lvl w:ilvl="4" w:tplc="B3BE2012">
-      <w:numFmt w:val="decimal"/>
-      <w:lvlText w:val=""/>
-      <w:lvlJc w:val="left"/>
-    </w:lvl>
-    <w:lvl w:ilvl="5" w:tplc="A882002C">
-      <w:numFmt w:val="decimal"/>
-      <w:lvlText w:val=""/>
-      <w:lvlJc w:val="left"/>
-    </w:lvl>
-    <w:lvl w:ilvl="6" w:tplc="F8FC7716">
-      <w:numFmt w:val="decimal"/>
-      <w:lvlText w:val=""/>
-      <w:lvlJc w:val="left"/>
-    </w:lvl>
-    <w:lvl w:ilvl="7" w:tplc="E4A646BA">
-      <w:numFmt w:val="decimal"/>
-      <w:lvlText w:val=""/>
-      <w:lvlJc w:val="left"/>
-    </w:lvl>
-    <w:lvl w:ilvl="8" w:tplc="9C5AB2EA">
-      <w:numFmt w:val="decimal"/>
-      <w:lvlText w:val=""/>
-      <w:lvlJc w:val="left"/>
-    </w:lvl>
-  </w:abstractNum>
-  <w:abstractNum w:abstractNumId="5" w15:restartNumberingAfterBreak="0">
-    <w:nsid w:val="3E57433C"/>
-    <w:multiLevelType w:val="hybridMultilevel"/>
-    <w:tmpl w:val="24C62D5E"/>
-    <w:lvl w:ilvl="0" w:tplc="E7CAC79C">
-      <w:start w:val="1"/>
       <w:numFmt w:val="decimal"/>
       <w:lvlText w:val="%1."/>
       <w:lvlJc w:val="left"/>
@@ -4445,7 +4736,7 @@
         <w:ind w:left="360" w:hanging="300"/>
       </w:pPr>
     </w:lvl>
-    <w:lvl w:ilvl="1" w:tplc="5E7EA620" w:tentative="1">
+    <w:lvl w:ilvl="1" w:tplc="E1BCADE8" w:tentative="1">
       <w:start w:val="1"/>
       <w:numFmt w:val="lowerLetter"/>
       <w:lvlText w:val="%2."/>
@@ -4454,47 +4745,47 @@
         <w:ind w:left="720" w:hanging="300"/>
       </w:pPr>
     </w:lvl>
-    <w:lvl w:ilvl="2" w:tplc="C1240548">
-      <w:numFmt w:val="decimal"/>
-      <w:lvlText w:val=""/>
-      <w:lvlJc w:val="left"/>
-    </w:lvl>
-    <w:lvl w:ilvl="3" w:tplc="EC70300E">
-      <w:numFmt w:val="decimal"/>
-      <w:lvlText w:val=""/>
-      <w:lvlJc w:val="left"/>
-    </w:lvl>
-    <w:lvl w:ilvl="4" w:tplc="F7BC8634">
-      <w:numFmt w:val="decimal"/>
-      <w:lvlText w:val=""/>
-      <w:lvlJc w:val="left"/>
-    </w:lvl>
-    <w:lvl w:ilvl="5" w:tplc="0EF8A458">
-      <w:numFmt w:val="decimal"/>
-      <w:lvlText w:val=""/>
-      <w:lvlJc w:val="left"/>
-    </w:lvl>
-    <w:lvl w:ilvl="6" w:tplc="57D4F034">
-      <w:numFmt w:val="decimal"/>
-      <w:lvlText w:val=""/>
-      <w:lvlJc w:val="left"/>
-    </w:lvl>
-    <w:lvl w:ilvl="7" w:tplc="8A7AEEE2">
-      <w:numFmt w:val="decimal"/>
-      <w:lvlText w:val=""/>
-      <w:lvlJc w:val="left"/>
-    </w:lvl>
-    <w:lvl w:ilvl="8" w:tplc="EDC09774">
+    <w:lvl w:ilvl="2" w:tplc="3FBA2C12">
+      <w:numFmt w:val="decimal"/>
+      <w:lvlText w:val=""/>
+      <w:lvlJc w:val="left"/>
+    </w:lvl>
+    <w:lvl w:ilvl="3" w:tplc="261ECB3C">
+      <w:numFmt w:val="decimal"/>
+      <w:lvlText w:val=""/>
+      <w:lvlJc w:val="left"/>
+    </w:lvl>
+    <w:lvl w:ilvl="4" w:tplc="7318E678">
+      <w:numFmt w:val="decimal"/>
+      <w:lvlText w:val=""/>
+      <w:lvlJc w:val="left"/>
+    </w:lvl>
+    <w:lvl w:ilvl="5" w:tplc="07EC2B60">
+      <w:numFmt w:val="decimal"/>
+      <w:lvlText w:val=""/>
+      <w:lvlJc w:val="left"/>
+    </w:lvl>
+    <w:lvl w:ilvl="6" w:tplc="4B7C6652">
+      <w:numFmt w:val="decimal"/>
+      <w:lvlText w:val=""/>
+      <w:lvlJc w:val="left"/>
+    </w:lvl>
+    <w:lvl w:ilvl="7" w:tplc="BC3A9530">
+      <w:numFmt w:val="decimal"/>
+      <w:lvlText w:val=""/>
+      <w:lvlJc w:val="left"/>
+    </w:lvl>
+    <w:lvl w:ilvl="8" w:tplc="E11EC13E">
       <w:numFmt w:val="decimal"/>
       <w:lvlText w:val=""/>
       <w:lvlJc w:val="left"/>
     </w:lvl>
   </w:abstractNum>
-  <w:abstractNum w:abstractNumId="6" w15:restartNumberingAfterBreak="0">
-    <w:nsid w:val="3FCB12C1"/>
+  <w:abstractNum w:abstractNumId="9" w15:restartNumberingAfterBreak="0">
+    <w:nsid w:val="7AAA223F"/>
     <w:multiLevelType w:val="hybridMultilevel"/>
-    <w:tmpl w:val="5DF85FAE"/>
-    <w:lvl w:ilvl="0" w:tplc="2D4639D0">
+    <w:tmpl w:val="2B1A0F00"/>
+    <w:lvl w:ilvl="0" w:tplc="FA1CCC7E">
       <w:start w:val="1"/>
       <w:numFmt w:val="decimal"/>
       <w:lvlText w:val="%1."/>
@@ -4503,7 +4794,7 @@
         <w:ind w:left="360" w:hanging="300"/>
       </w:pPr>
     </w:lvl>
-    <w:lvl w:ilvl="1" w:tplc="6E38CBD8" w:tentative="1">
+    <w:lvl w:ilvl="1" w:tplc="B8725F24" w:tentative="1">
       <w:start w:val="1"/>
       <w:numFmt w:val="lowerLetter"/>
       <w:lvlText w:val="%2."/>
@@ -4512,266 +4803,92 @@
         <w:ind w:left="720" w:hanging="300"/>
       </w:pPr>
     </w:lvl>
-    <w:lvl w:ilvl="2" w:tplc="D3D673F2">
-      <w:numFmt w:val="decimal"/>
-      <w:lvlText w:val=""/>
-      <w:lvlJc w:val="left"/>
-    </w:lvl>
-    <w:lvl w:ilvl="3" w:tplc="6F3CE9EC">
-      <w:numFmt w:val="decimal"/>
-      <w:lvlText w:val=""/>
-      <w:lvlJc w:val="left"/>
-    </w:lvl>
-    <w:lvl w:ilvl="4" w:tplc="AD96E92A">
-      <w:numFmt w:val="decimal"/>
-      <w:lvlText w:val=""/>
-      <w:lvlJc w:val="left"/>
-    </w:lvl>
-    <w:lvl w:ilvl="5" w:tplc="77FA1BCA">
-      <w:numFmt w:val="decimal"/>
-      <w:lvlText w:val=""/>
-      <w:lvlJc w:val="left"/>
-    </w:lvl>
-    <w:lvl w:ilvl="6" w:tplc="786672FC">
-      <w:numFmt w:val="decimal"/>
-      <w:lvlText w:val=""/>
-      <w:lvlJc w:val="left"/>
-    </w:lvl>
-    <w:lvl w:ilvl="7" w:tplc="B02E4796">
-      <w:numFmt w:val="decimal"/>
-      <w:lvlText w:val=""/>
-      <w:lvlJc w:val="left"/>
-    </w:lvl>
-    <w:lvl w:ilvl="8" w:tplc="DD102A28">
+    <w:lvl w:ilvl="2" w:tplc="5FEC60B0">
+      <w:numFmt w:val="decimal"/>
+      <w:lvlText w:val=""/>
+      <w:lvlJc w:val="left"/>
+    </w:lvl>
+    <w:lvl w:ilvl="3" w:tplc="98A0D1C8">
+      <w:numFmt w:val="decimal"/>
+      <w:lvlText w:val=""/>
+      <w:lvlJc w:val="left"/>
+    </w:lvl>
+    <w:lvl w:ilvl="4" w:tplc="A28C4706">
+      <w:numFmt w:val="decimal"/>
+      <w:lvlText w:val=""/>
+      <w:lvlJc w:val="left"/>
+    </w:lvl>
+    <w:lvl w:ilvl="5" w:tplc="2D707AE4">
+      <w:numFmt w:val="decimal"/>
+      <w:lvlText w:val=""/>
+      <w:lvlJc w:val="left"/>
+    </w:lvl>
+    <w:lvl w:ilvl="6" w:tplc="1D32862C">
+      <w:numFmt w:val="decimal"/>
+      <w:lvlText w:val=""/>
+      <w:lvlJc w:val="left"/>
+    </w:lvl>
+    <w:lvl w:ilvl="7" w:tplc="B46E4E38">
+      <w:numFmt w:val="decimal"/>
+      <w:lvlText w:val=""/>
+      <w:lvlJc w:val="left"/>
+    </w:lvl>
+    <w:lvl w:ilvl="8" w:tplc="3AF6540C">
       <w:numFmt w:val="decimal"/>
       <w:lvlText w:val=""/>
       <w:lvlJc w:val="left"/>
     </w:lvl>
   </w:abstractNum>
-  <w:abstractNum w:abstractNumId="7" w15:restartNumberingAfterBreak="0">
-    <w:nsid w:val="516D0E76"/>
-    <w:multiLevelType w:val="hybridMultilevel"/>
-    <w:tmpl w:val="00BA3B4E"/>
-    <w:lvl w:ilvl="0" w:tplc="AD96070E">
-      <w:start w:val="1"/>
-      <w:numFmt w:val="decimal"/>
-      <w:lvlText w:val="%1."/>
-      <w:lvlJc w:val="left"/>
-      <w:pPr>
-        <w:ind w:left="360" w:hanging="300"/>
-      </w:pPr>
-    </w:lvl>
-    <w:lvl w:ilvl="1" w:tplc="0F3E1CB6" w:tentative="1">
-      <w:start w:val="1"/>
-      <w:numFmt w:val="lowerLetter"/>
-      <w:lvlText w:val="%2."/>
-      <w:lvlJc w:val="left"/>
-      <w:pPr>
-        <w:ind w:left="720" w:hanging="300"/>
-      </w:pPr>
-    </w:lvl>
-    <w:lvl w:ilvl="2" w:tplc="CB121674">
-      <w:numFmt w:val="decimal"/>
-      <w:lvlText w:val=""/>
-      <w:lvlJc w:val="left"/>
-    </w:lvl>
-    <w:lvl w:ilvl="3" w:tplc="A5F65A22">
-      <w:numFmt w:val="decimal"/>
-      <w:lvlText w:val=""/>
-      <w:lvlJc w:val="left"/>
-    </w:lvl>
-    <w:lvl w:ilvl="4" w:tplc="2586D7CC">
-      <w:numFmt w:val="decimal"/>
-      <w:lvlText w:val=""/>
-      <w:lvlJc w:val="left"/>
-    </w:lvl>
-    <w:lvl w:ilvl="5" w:tplc="4D727896">
-      <w:numFmt w:val="decimal"/>
-      <w:lvlText w:val=""/>
-      <w:lvlJc w:val="left"/>
-    </w:lvl>
-    <w:lvl w:ilvl="6" w:tplc="B0BA5344">
-      <w:numFmt w:val="decimal"/>
-      <w:lvlText w:val=""/>
-      <w:lvlJc w:val="left"/>
-    </w:lvl>
-    <w:lvl w:ilvl="7" w:tplc="E9EA4892">
-      <w:numFmt w:val="decimal"/>
-      <w:lvlText w:val=""/>
-      <w:lvlJc w:val="left"/>
-    </w:lvl>
-    <w:lvl w:ilvl="8" w:tplc="85F45A24">
-      <w:numFmt w:val="decimal"/>
-      <w:lvlText w:val=""/>
-      <w:lvlJc w:val="left"/>
-    </w:lvl>
-  </w:abstractNum>
-  <w:abstractNum w:abstractNumId="8" w15:restartNumberingAfterBreak="0">
-    <w:nsid w:val="750627A1"/>
-    <w:multiLevelType w:val="hybridMultilevel"/>
-    <w:tmpl w:val="FB3CEAB4"/>
-    <w:lvl w:ilvl="0" w:tplc="9B2A143A">
-      <w:start w:val="1"/>
-      <w:numFmt w:val="decimal"/>
-      <w:lvlText w:val="%1."/>
-      <w:lvlJc w:val="left"/>
-      <w:pPr>
-        <w:ind w:left="360" w:hanging="300"/>
-      </w:pPr>
-    </w:lvl>
-    <w:lvl w:ilvl="1" w:tplc="6688D02C" w:tentative="1">
-      <w:start w:val="1"/>
-      <w:numFmt w:val="lowerLetter"/>
-      <w:lvlText w:val="%2."/>
-      <w:lvlJc w:val="left"/>
-      <w:pPr>
-        <w:ind w:left="720" w:hanging="300"/>
-      </w:pPr>
-    </w:lvl>
-    <w:lvl w:ilvl="2" w:tplc="B7806152">
-      <w:numFmt w:val="decimal"/>
-      <w:lvlText w:val=""/>
-      <w:lvlJc w:val="left"/>
-    </w:lvl>
-    <w:lvl w:ilvl="3" w:tplc="0DB2DE6A">
-      <w:numFmt w:val="decimal"/>
-      <w:lvlText w:val=""/>
-      <w:lvlJc w:val="left"/>
-    </w:lvl>
-    <w:lvl w:ilvl="4" w:tplc="1FF66656">
-      <w:numFmt w:val="decimal"/>
-      <w:lvlText w:val=""/>
-      <w:lvlJc w:val="left"/>
-    </w:lvl>
-    <w:lvl w:ilvl="5" w:tplc="4DF2D2C0">
-      <w:numFmt w:val="decimal"/>
-      <w:lvlText w:val=""/>
-      <w:lvlJc w:val="left"/>
-    </w:lvl>
-    <w:lvl w:ilvl="6" w:tplc="8E109CAE">
-      <w:numFmt w:val="decimal"/>
-      <w:lvlText w:val=""/>
-      <w:lvlJc w:val="left"/>
-    </w:lvl>
-    <w:lvl w:ilvl="7" w:tplc="523E7660">
-      <w:numFmt w:val="decimal"/>
-      <w:lvlText w:val=""/>
-      <w:lvlJc w:val="left"/>
-    </w:lvl>
-    <w:lvl w:ilvl="8" w:tplc="C6B49038">
-      <w:numFmt w:val="decimal"/>
-      <w:lvlText w:val=""/>
-      <w:lvlJc w:val="left"/>
-    </w:lvl>
-  </w:abstractNum>
-  <w:abstractNum w:abstractNumId="9" w15:restartNumberingAfterBreak="0">
-    <w:nsid w:val="757432AF"/>
-    <w:multiLevelType w:val="hybridMultilevel"/>
-    <w:tmpl w:val="4EAEC440"/>
-    <w:lvl w:ilvl="0" w:tplc="5FEA1EDC">
-      <w:start w:val="1"/>
-      <w:numFmt w:val="decimal"/>
-      <w:lvlText w:val="%1."/>
-      <w:lvlJc w:val="left"/>
-      <w:pPr>
-        <w:ind w:left="360" w:hanging="300"/>
-      </w:pPr>
-    </w:lvl>
-    <w:lvl w:ilvl="1" w:tplc="3B12A54A" w:tentative="1">
-      <w:start w:val="1"/>
-      <w:numFmt w:val="lowerLetter"/>
-      <w:lvlText w:val="%2."/>
-      <w:lvlJc w:val="left"/>
-      <w:pPr>
-        <w:ind w:left="720" w:hanging="300"/>
-      </w:pPr>
-    </w:lvl>
-    <w:lvl w:ilvl="2" w:tplc="A4E4553E">
-      <w:numFmt w:val="decimal"/>
-      <w:lvlText w:val=""/>
-      <w:lvlJc w:val="left"/>
-    </w:lvl>
-    <w:lvl w:ilvl="3" w:tplc="7F3A6A30">
-      <w:numFmt w:val="decimal"/>
-      <w:lvlText w:val=""/>
-      <w:lvlJc w:val="left"/>
-    </w:lvl>
-    <w:lvl w:ilvl="4" w:tplc="4246C16A">
-      <w:numFmt w:val="decimal"/>
-      <w:lvlText w:val=""/>
-      <w:lvlJc w:val="left"/>
-    </w:lvl>
-    <w:lvl w:ilvl="5" w:tplc="AD564986">
-      <w:numFmt w:val="decimal"/>
-      <w:lvlText w:val=""/>
-      <w:lvlJc w:val="left"/>
-    </w:lvl>
-    <w:lvl w:ilvl="6" w:tplc="0B1EDBFC">
-      <w:numFmt w:val="decimal"/>
-      <w:lvlText w:val=""/>
-      <w:lvlJc w:val="left"/>
-    </w:lvl>
-    <w:lvl w:ilvl="7" w:tplc="FDEE4C66">
-      <w:numFmt w:val="decimal"/>
-      <w:lvlText w:val=""/>
-      <w:lvlJc w:val="left"/>
-    </w:lvl>
-    <w:lvl w:ilvl="8" w:tplc="43AEC370">
-      <w:numFmt w:val="decimal"/>
-      <w:lvlText w:val=""/>
-      <w:lvlJc w:val="left"/>
-    </w:lvl>
-  </w:abstractNum>
-  <w:num w:numId="1" w16cid:durableId="1472018805">
-    <w:abstractNumId w:val="3"/>
+  <w:num w:numId="1" w16cid:durableId="2014259435">
+    <w:abstractNumId w:val="7"/>
     <w:lvlOverride w:ilvl="0">
       <w:startOverride w:val="1"/>
     </w:lvlOverride>
   </w:num>
-  <w:num w:numId="2" w16cid:durableId="312687410">
+  <w:num w:numId="2" w16cid:durableId="905529314">
+    <w:abstractNumId w:val="2"/>
+    <w:lvlOverride w:ilvl="0">
+      <w:startOverride w:val="1"/>
+    </w:lvlOverride>
+  </w:num>
+  <w:num w:numId="3" w16cid:durableId="228537981">
+    <w:abstractNumId w:val="9"/>
+    <w:lvlOverride w:ilvl="0">
+      <w:startOverride w:val="1"/>
+    </w:lvlOverride>
+  </w:num>
+  <w:num w:numId="4" w16cid:durableId="1715958608">
+    <w:abstractNumId w:val="8"/>
+    <w:lvlOverride w:ilvl="0">
+      <w:startOverride w:val="1"/>
+    </w:lvlOverride>
+  </w:num>
+  <w:num w:numId="5" w16cid:durableId="24402639">
+    <w:abstractNumId w:val="0"/>
+    <w:lvlOverride w:ilvl="0">
+      <w:startOverride w:val="1"/>
+    </w:lvlOverride>
+  </w:num>
+  <w:num w:numId="6" w16cid:durableId="2051488052">
     <w:abstractNumId w:val="1"/>
     <w:lvlOverride w:ilvl="0">
       <w:startOverride w:val="1"/>
     </w:lvlOverride>
   </w:num>
-  <w:num w:numId="3" w16cid:durableId="1593512371">
-    <w:abstractNumId w:val="2"/>
-    <w:lvlOverride w:ilvl="0">
-      <w:startOverride w:val="1"/>
-    </w:lvlOverride>
-  </w:num>
-  <w:num w:numId="4" w16cid:durableId="1750226770">
-    <w:abstractNumId w:val="9"/>
-    <w:lvlOverride w:ilvl="0">
-      <w:startOverride w:val="1"/>
-    </w:lvlOverride>
-  </w:num>
-  <w:num w:numId="5" w16cid:durableId="1418478300">
-    <w:abstractNumId w:val="5"/>
-    <w:lvlOverride w:ilvl="0">
-      <w:startOverride w:val="1"/>
-    </w:lvlOverride>
-  </w:num>
-  <w:num w:numId="6" w16cid:durableId="1057430957">
-    <w:abstractNumId w:val="8"/>
-    <w:lvlOverride w:ilvl="0">
-      <w:startOverride w:val="1"/>
-    </w:lvlOverride>
-  </w:num>
-  <w:num w:numId="7" w16cid:durableId="1368213038">
+  <w:num w:numId="7" w16cid:durableId="790785133">
     <w:abstractNumId w:val="6"/>
     <w:lvlOverride w:ilvl="0">
       <w:startOverride w:val="1"/>
     </w:lvlOverride>
   </w:num>
-  <w:num w:numId="8" w16cid:durableId="739668631">
-    <w:abstractNumId w:val="0"/>
+  <w:num w:numId="8" w16cid:durableId="806818096">
+    <w:abstractNumId w:val="4"/>
     <w:lvlOverride w:ilvl="0">
       <w:startOverride w:val="1"/>
     </w:lvlOverride>
   </w:num>
-  <w:num w:numId="9" w16cid:durableId="1860049037">
-    <w:abstractNumId w:val="7"/>
+  <w:num w:numId="9" w16cid:durableId="941181311">
+    <w:abstractNumId w:val="5"/>
     <w:lvlOverride w:ilvl="0">
       <w:startOverride w:val="1"/>
     </w:lvlOverride>
@@ -5452,7 +5569,7 @@
     <w:autoRedefine/>
     <w:uiPriority w:val="39"/>
     <w:unhideWhenUsed/>
-    <w:rsid w:val="00F46EA8"/>
+    <w:rsid w:val="004E3C8E"/>
     <w:pPr>
       <w:spacing w:after="100"/>
     </w:pPr>
